--- a/patent-package/final/utility/editable/claims.docx
+++ b/patent-package/final/utility/editable/claims.docx
@@ -235,7 +235,52 @@
           <w:sz w:val="24"/>
           <w:szCs w:val="24"/>
         </w:rPr>
-        <w:t xml:space="preserve"> The method of claim 1, wherein the navigation record and the second navigation record each further comprise an observation describing content of the redacted frame from which that navigation record was generated and a flag that is non-empty when that redacted frame shows an error or an incorrect value, and wherein the corrective instruction is derived from the flag of the second navigation record.</w:t>
+        <w:t xml:space="preserve"> The method of claim 1, wherein generating the redacted first frame comprises:</w:t>
+      </w:r>
+    </w:p>
+    <w:p>
+      <w:pPr>
+        <w:keepLines w:val="false"/>
+        <w:spacing w:after="160" w:line="276"/>
+        <w:jc w:val="left"/>
+      </w:pPr>
+      <w:r>
+        <w:rPr>
+          <w:rFonts w:ascii="Times New Roman" w:cs="Times New Roman" w:eastAsia="Times New Roman" w:hAnsi="Times New Roman"/>
+          <w:sz w:val="24"/>
+          <w:szCs w:val="24"/>
+        </w:rPr>
+        <w:t xml:space="preserve">performing optical character recognition of the first frame on the user device to obtain a plurality of text lines each having a bounding box;</w:t>
+      </w:r>
+    </w:p>
+    <w:p>
+      <w:pPr>
+        <w:keepLines w:val="false"/>
+        <w:spacing w:after="160" w:line="276"/>
+        <w:jc w:val="left"/>
+      </w:pPr>
+      <w:r>
+        <w:rPr>
+          <w:rFonts w:ascii="Times New Roman" w:cs="Times New Roman" w:eastAsia="Times New Roman" w:hAnsi="Times New Roman"/>
+          <w:sz w:val="24"/>
+          <w:szCs w:val="24"/>
+        </w:rPr>
+        <w:t xml:space="preserve">applying, to each text line, the policy engine and a set of detection rules, the policy engine and the set of detection rules being the same policy engine and the same set of detection rules that are applied on the user device to outbound text entered by the user, including each block word and each custom pattern defined in an egress policy applicable to the user; and</w:t>
+      </w:r>
+    </w:p>
+    <w:p>
+      <w:pPr>
+        <w:keepLines w:val="false"/>
+        <w:spacing w:after="160" w:line="276"/>
+        <w:jc w:val="left"/>
+      </w:pPr>
+      <w:r>
+        <w:rPr>
+          <w:rFonts w:ascii="Times New Roman" w:cs="Times New Roman" w:eastAsia="Times New Roman" w:hAnsi="Times New Roman"/>
+          <w:sz w:val="24"/>
+          <w:szCs w:val="24"/>
+        </w:rPr>
+        <w:t xml:space="preserve">painting an opaque region over the entire bounding box of each text line in which the policy engine detects sensitive information or a block word, and re-encoding the resulting image as the redacted first frame.</w:t>
       </w:r>
     </w:p>
     <w:p>
@@ -260,7 +305,32 @@
           <w:sz w:val="24"/>
           <w:szCs w:val="24"/>
         </w:rPr>
-        <w:t xml:space="preserve"> The method of claim 1, wherein generating the redacted first frame comprises:</w:t>
+        <w:t xml:space="preserve"> The method of claim 2, further comprising, in response to the optical character recognition being unavailable on the user device, generating the redacted first frame as a downscaled copy of the first frame having a resolution at which text of the first frame is illegible, instead of transmitting the first frame at its captured resolution, wherein the resolution is selected according to a legibility criterion comprising at least one of: an estimated height of a smallest text run of the first frame falling below a threshold height after downscaling; and a recognition pass over the downscaled copy returning no text run above a confidence threshold.</w:t>
+      </w:r>
+    </w:p>
+    <w:p>
+      <w:pPr>
+        <w:keepLines/>
+        <w:spacing w:after="200" w:line="276"/>
+        <w:jc w:val="left"/>
+      </w:pPr>
+      <w:r>
+        <w:rPr>
+          <w:rFonts w:ascii="Times New Roman" w:cs="Times New Roman" w:eastAsia="Times New Roman" w:hAnsi="Times New Roman"/>
+          <w:b/>
+          <w:bCs/>
+          <w:sz w:val="24"/>
+          <w:szCs w:val="24"/>
+        </w:rPr>
+        <w:t xml:space="preserve">4.</w:t>
+      </w:r>
+      <w:r>
+        <w:rPr>
+          <w:rFonts w:ascii="Times New Roman" w:cs="Times New Roman" w:eastAsia="Times New Roman" w:hAnsi="Times New Roman"/>
+          <w:sz w:val="24"/>
+          <w:szCs w:val="24"/>
+        </w:rPr>
+        <w:t xml:space="preserve"> The method of claim 1, further comprising:</w:t>
       </w:r>
     </w:p>
     <w:p>
@@ -275,7 +345,7 @@
           <w:sz w:val="24"/>
           <w:szCs w:val="24"/>
         </w:rPr>
-        <w:t xml:space="preserve">performing optical character recognition of the first frame on the user device to obtain a plurality of text lines each having a bounding box;</w:t>
+        <w:t xml:space="preserve">replacing, on the user device and before transmission, each sensitive value detected in outbound text with a placeholder token comprising a type indicator and an index, an identical sensitive value being replaced by an identical placeholder token throughout a session;</w:t>
       </w:r>
     </w:p>
     <w:p>
@@ -290,7 +360,7 @@
           <w:sz w:val="24"/>
           <w:szCs w:val="24"/>
         </w:rPr>
-        <w:t xml:space="preserve">applying, to each text line, the policy engine and a set of detection rules, the policy engine and the set of detection rules being the same policy engine and the same set of detection rules that are applied on the user device to outbound text entered by the user, including each block word and each custom pattern defined in an egress policy applicable to the user; and</w:t>
+        <w:t xml:space="preserve">storing a mapping between each placeholder token and the sensitive value it replaced only in volatile memory of the user device, wherein the mapping is excluded from every transmission from the user device;</w:t>
       </w:r>
     </w:p>
     <w:p>
@@ -305,7 +375,22 @@
           <w:sz w:val="24"/>
           <w:szCs w:val="24"/>
         </w:rPr>
-        <w:t xml:space="preserve">painting an opaque region over the entire bounding box of each text line in which the policy engine detects sensitive information or a block word, and re-encoding the resulting image as the redacted first frame.</w:t>
+        <w:t xml:space="preserve">receiving, at the guidance client, a response generated by the planning machine-learning model or by the machine-learning model having image-understanding capability, the response containing at least one of the placeholder tokens; and</w:t>
+      </w:r>
+    </w:p>
+    <w:p>
+      <w:pPr>
+        <w:keepLines w:val="false"/>
+        <w:spacing w:after="160" w:line="276"/>
+        <w:jc w:val="left"/>
+      </w:pPr>
+      <w:r>
+        <w:rPr>
+          <w:rFonts w:ascii="Times New Roman" w:cs="Times New Roman" w:eastAsia="Times New Roman" w:hAnsi="Times New Roman"/>
+          <w:sz w:val="24"/>
+          <w:szCs w:val="24"/>
+        </w:rPr>
+        <w:t xml:space="preserve">substituting, on the user device, each placeholder token in the response with the sensitive value to which it is mapped, prior to presenting the response on the display.</w:t>
       </w:r>
     </w:p>
     <w:p>
@@ -322,15 +407,15 @@
           <w:sz w:val="24"/>
           <w:szCs w:val="24"/>
         </w:rPr>
-        <w:t xml:space="preserve">4.</w:t>
-      </w:r>
-      <w:r>
-        <w:rPr>
-          <w:rFonts w:ascii="Times New Roman" w:cs="Times New Roman" w:eastAsia="Times New Roman" w:hAnsi="Times New Roman"/>
-          <w:sz w:val="24"/>
-          <w:szCs w:val="24"/>
-        </w:rPr>
-        <w:t xml:space="preserve"> The method of claim 3, further comprising, in response to the optical character recognition being unavailable on the user device, generating the redacted first frame as a downscaled copy of the first frame having a resolution at which text of the first frame is illegible, instead of transmitting the first frame at its captured resolution, wherein the resolution is selected according to a legibility criterion comprising at least one of: an estimated height of a smallest text run of the first frame falling below a threshold height after downscaling; and a recognition pass over the downscaled copy returning no text run above a confidence threshold.</w:t>
+        <w:t xml:space="preserve">5.</w:t>
+      </w:r>
+      <w:r>
+        <w:rPr>
+          <w:rFonts w:ascii="Times New Roman" w:cs="Times New Roman" w:eastAsia="Times New Roman" w:hAnsi="Times New Roman"/>
+          <w:sz w:val="24"/>
+          <w:szCs w:val="24"/>
+        </w:rPr>
+        <w:t xml:space="preserve"> The method of claim 1, wherein, when a prerequisite of a step of the plan that would otherwise be the current step is absent from the redacted first frame, the navigation record identifies as the single current step a step that establishes the prerequisite, provides as the single instruction an action that establishes the prerequisite, and identifies the prerequisite that was absent.</w:t>
       </w:r>
     </w:p>
     <w:p>
@@ -347,7 +432,57 @@
           <w:sz w:val="24"/>
           <w:szCs w:val="24"/>
         </w:rPr>
-        <w:t xml:space="preserve">5.</w:t>
+        <w:t xml:space="preserve">6.</w:t>
+      </w:r>
+      <w:r>
+        <w:rPr>
+          <w:rFonts w:ascii="Times New Roman" w:cs="Times New Roman" w:eastAsia="Times New Roman" w:hAnsi="Times New Roman"/>
+          <w:sz w:val="24"/>
+          <w:szCs w:val="24"/>
+        </w:rPr>
+        <w:t xml:space="preserve"> The method of claim 1, wherein, when a control named in the current step is absent from the redacted first frame and a different control that performs an equivalent function is visible in the redacted first frame, the navigation record provides as the single instruction an action directed to the different control together with an indication that the target application differs from the plan, the method further comprising at least one of: recording the indication in a session record of the task; and supplying the indication to the planning machine-learning model as an input to a regeneration of at least one remaining step of the plan.</w:t>
+      </w:r>
+    </w:p>
+    <w:p>
+      <w:pPr>
+        <w:keepLines/>
+        <w:spacing w:after="200" w:line="276"/>
+        <w:jc w:val="left"/>
+      </w:pPr>
+      <w:r>
+        <w:rPr>
+          <w:rFonts w:ascii="Times New Roman" w:cs="Times New Roman" w:eastAsia="Times New Roman" w:hAnsi="Times New Roman"/>
+          <w:b/>
+          <w:bCs/>
+          <w:sz w:val="24"/>
+          <w:szCs w:val="24"/>
+        </w:rPr>
+        <w:t xml:space="preserve">7.</w:t>
+      </w:r>
+      <w:r>
+        <w:rPr>
+          <w:rFonts w:ascii="Times New Roman" w:cs="Times New Roman" w:eastAsia="Times New Roman" w:hAnsi="Times New Roman"/>
+          <w:sz w:val="24"/>
+          <w:szCs w:val="24"/>
+        </w:rPr>
+        <w:t xml:space="preserve"> The method of claim 1, wherein the retaining is performed only in response to the first navigation record that identifies the visible-when-done condition of the current step as satisfied, the redacted second frame being stored in association with a timestamp of that identification and only when a screenshot-evidence setting of an egress policy applicable to the user permits retention, the method further comprising generating a session report comprising, for each step whose visible-when-done condition was identified as satisfied, the timestamp, any command or code included in the step and the stored redacted second frame as an exhibit, and comprising, for each step not identified as satisfied, only a name and a status of the step.</w:t>
+      </w:r>
+    </w:p>
+    <w:p>
+      <w:pPr>
+        <w:keepLines/>
+        <w:spacing w:after="200" w:line="276"/>
+        <w:jc w:val="left"/>
+      </w:pPr>
+      <w:r>
+        <w:rPr>
+          <w:rFonts w:ascii="Times New Roman" w:cs="Times New Roman" w:eastAsia="Times New Roman" w:hAnsi="Times New Roman"/>
+          <w:b/>
+          <w:bCs/>
+          <w:sz w:val="24"/>
+          <w:szCs w:val="24"/>
+        </w:rPr>
+        <w:t xml:space="preserve">8.</w:t>
       </w:r>
       <w:r>
         <w:rPr>
@@ -370,7 +505,7 @@
           <w:sz w:val="24"/>
           <w:szCs w:val="24"/>
         </w:rPr>
-        <w:t xml:space="preserve">replacing, on the user device and before transmission, each sensitive value detected in outbound text with a placeholder token comprising a type indicator and an index, an identical sensitive value being replaced by an identical placeholder token throughout a session;</w:t>
+        <w:t xml:space="preserve">receiving, at the guidance client, a clarification question generated by the planning machine-learning model together with the plan, the clarification question comprising a plurality of answer options inferred from display content of a frame of the display captured by the guidance client and redacted on the user device, wherein the clarification question is withheld when an answer to the clarification question is determinable from the display content;</w:t>
       </w:r>
     </w:p>
     <w:p>
@@ -385,7 +520,7 @@
           <w:sz w:val="24"/>
           <w:szCs w:val="24"/>
         </w:rPr>
-        <w:t xml:space="preserve">storing a mapping between each placeholder token and the sensitive value it replaced only in volatile memory of the user device, wherein the mapping is excluded from every transmission from the user device;</w:t>
+        <w:t xml:space="preserve">presenting the clarification question on the display together with the answer options, a free-text entry and a skip control;</w:t>
       </w:r>
     </w:p>
     <w:p>
@@ -400,7 +535,7 @@
           <w:sz w:val="24"/>
           <w:szCs w:val="24"/>
         </w:rPr>
-        <w:t xml:space="preserve">receiving, at the guidance client, a response generated by the planning machine-learning model or by the machine-learning model having image-understanding capability, the response containing at least one of the placeholder tokens; and</w:t>
+        <w:t xml:space="preserve">storing, in a session scope, an answer received through the answer options or the free-text entry, or a record that the skip control was operated together with a stated assumption on which planning is to proceed; and</w:t>
       </w:r>
     </w:p>
     <w:p>
@@ -415,7 +550,7 @@
           <w:sz w:val="24"/>
           <w:szCs w:val="24"/>
         </w:rPr>
-        <w:t xml:space="preserve">substituting, on the user device, each placeholder token in the response with the sensitive value to which it is mapped, prior to presenting the response on the display.</w:t>
+        <w:t xml:space="preserve">transmitting, from the guidance client to the guidance server, a plan regeneration request carrying a clarification-origin indicator, wherein the guidance server regenerates the plan from the session scope in response to the plan regeneration request without decrementing a per-task regeneration limit that is decremented by a user-initiated plan regeneration request that lacks the clarification-origin indicator.</w:t>
       </w:r>
     </w:p>
     <w:p>
@@ -432,15 +567,150 @@
           <w:sz w:val="24"/>
           <w:szCs w:val="24"/>
         </w:rPr>
-        <w:t xml:space="preserve">6.</w:t>
-      </w:r>
-      <w:r>
-        <w:rPr>
-          <w:rFonts w:ascii="Times New Roman" w:cs="Times New Roman" w:eastAsia="Times New Roman" w:hAnsi="Times New Roman"/>
-          <w:sz w:val="24"/>
-          <w:szCs w:val="24"/>
-        </w:rPr>
-        <w:t xml:space="preserve"> The method of claim 1, wherein, when a prerequisite of a step of the plan that would otherwise be the current step is absent from the redacted first frame, the navigation record identifies as the single current step a step that establishes the prerequisite, provides as the single instruction an action that establishes the prerequisite, and identifies the prerequisite that was absent.</w:t>
+        <w:t xml:space="preserve">9.</w:t>
+      </w:r>
+      <w:r>
+        <w:rPr>
+          <w:rFonts w:ascii="Times New Roman" w:cs="Times New Roman" w:eastAsia="Times New Roman" w:hAnsi="Times New Roman"/>
+          <w:sz w:val="24"/>
+          <w:szCs w:val="24"/>
+        </w:rPr>
+        <w:t xml:space="preserve"> A system comprising:</w:t>
+      </w:r>
+    </w:p>
+    <w:p>
+      <w:pPr>
+        <w:keepLines w:val="false"/>
+        <w:spacing w:after="160" w:line="276"/>
+        <w:jc w:val="left"/>
+      </w:pPr>
+      <w:r>
+        <w:rPr>
+          <w:rFonts w:ascii="Times New Roman" w:cs="Times New Roman" w:eastAsia="Times New Roman" w:hAnsi="Times New Roman"/>
+          <w:sz w:val="24"/>
+          <w:szCs w:val="24"/>
+        </w:rPr>
+        <w:t xml:space="preserve">a guidance server; and</w:t>
+      </w:r>
+    </w:p>
+    <w:p>
+      <w:pPr>
+        <w:keepLines w:val="false"/>
+        <w:spacing w:after="160" w:line="276"/>
+        <w:jc w:val="left"/>
+      </w:pPr>
+      <w:r>
+        <w:rPr>
+          <w:rFonts w:ascii="Times New Roman" w:cs="Times New Roman" w:eastAsia="Times New Roman" w:hAnsi="Times New Roman"/>
+          <w:sz w:val="24"/>
+          <w:szCs w:val="24"/>
+        </w:rPr>
+        <w:t xml:space="preserve">a guidance client configured to execute on a user device having a display, an input device, and a target application rendered on the display, the guidance client comprising:</w:t>
+      </w:r>
+    </w:p>
+    <w:p>
+      <w:pPr>
+        <w:keepLines w:val="false"/>
+        <w:spacing w:after="160" w:line="276"/>
+        <w:jc w:val="left"/>
+      </w:pPr>
+      <w:r>
+        <w:rPr>
+          <w:rFonts w:ascii="Times New Roman" w:cs="Times New Roman" w:eastAsia="Times New Roman" w:hAnsi="Times New Roman"/>
+          <w:sz w:val="24"/>
+          <w:szCs w:val="24"/>
+        </w:rPr>
+        <w:t xml:space="preserve">a capture module configured to capture frames of the display;</w:t>
+      </w:r>
+    </w:p>
+    <w:p>
+      <w:pPr>
+        <w:keepLines w:val="false"/>
+        <w:spacing w:after="160" w:line="276"/>
+        <w:jc w:val="left"/>
+      </w:pPr>
+      <w:r>
+        <w:rPr>
+          <w:rFonts w:ascii="Times New Roman" w:cs="Times New Roman" w:eastAsia="Times New Roman" w:hAnsi="Times New Roman"/>
+          <w:sz w:val="24"/>
+          <w:szCs w:val="24"/>
+        </w:rPr>
+        <w:t xml:space="preserve">a policy-enforcement module configured to hold an egress policy specifying, for each of a plurality of categories of sensitive information, an action selected from at least redacting and tokenizing;</w:t>
+      </w:r>
+    </w:p>
+    <w:p>
+      <w:pPr>
+        <w:keepLines w:val="false"/>
+        <w:spacing w:after="160" w:line="276"/>
+        <w:jc w:val="left"/>
+      </w:pPr>
+      <w:r>
+        <w:rPr>
+          <w:rFonts w:ascii="Times New Roman" w:cs="Times New Roman" w:eastAsia="Times New Roman" w:hAnsi="Times New Roman"/>
+          <w:sz w:val="24"/>
+          <w:szCs w:val="24"/>
+        </w:rPr>
+        <w:t xml:space="preserve">an on-device redaction engine configured to recognize text within each captured frame, identify, according to the egress policy, text lines containing sensitive information, and mask the identified text lines to produce a redacted frame before the frame leaves the user device;</w:t>
+      </w:r>
+    </w:p>
+    <w:p>
+      <w:pPr>
+        <w:keepLines w:val="false"/>
+        <w:spacing w:after="160" w:line="276"/>
+        <w:jc w:val="left"/>
+      </w:pPr>
+      <w:r>
+        <w:rPr>
+          <w:rFonts w:ascii="Times New Roman" w:cs="Times New Roman" w:eastAsia="Times New Roman" w:hAnsi="Times New Roman"/>
+          <w:sz w:val="24"/>
+          <w:szCs w:val="24"/>
+        </w:rPr>
+        <w:t xml:space="preserve">a tokenizer configured to replace, in outbound text, each sensitive value whose category action is tokenizing with a placeholder token comprising a type indicator, and to store a mapping between each placeholder token and the replaced sensitive value in a token map held only in volatile memory of the user device and excluded from every transmission from the user device;</w:t>
+      </w:r>
+    </w:p>
+    <w:p>
+      <w:pPr>
+        <w:keepLines w:val="false"/>
+        <w:spacing w:after="160" w:line="276"/>
+        <w:jc w:val="left"/>
+      </w:pPr>
+      <w:r>
+        <w:rPr>
+          <w:rFonts w:ascii="Times New Roman" w:cs="Times New Roman" w:eastAsia="Times New Roman" w:hAnsi="Times New Roman"/>
+          <w:sz w:val="24"/>
+          <w:szCs w:val="24"/>
+        </w:rPr>
+        <w:t xml:space="preserve">a presentation layer configured to present, on the display, a single instruction for a current step of an ordered plan without injecting any input event into the target application; and</w:t>
+      </w:r>
+    </w:p>
+    <w:p>
+      <w:pPr>
+        <w:keepLines w:val="false"/>
+        <w:spacing w:after="160" w:line="276"/>
+        <w:jc w:val="left"/>
+      </w:pPr>
+      <w:r>
+        <w:rPr>
+          <w:rFonts w:ascii="Times New Roman" w:cs="Times New Roman" w:eastAsia="Times New Roman" w:hAnsi="Times New Roman"/>
+          <w:sz w:val="24"/>
+          <w:szCs w:val="24"/>
+        </w:rPr>
+        <w:t xml:space="preserve">a local rehydration module configured to substitute, on the user device, each placeholder token appearing in a response received from the guidance server with the sensitive value to which it is mapped in the token map;</w:t>
+      </w:r>
+    </w:p>
+    <w:p>
+      <w:pPr>
+        <w:keepLines w:val="false"/>
+        <w:spacing w:after="160" w:line="276"/>
+        <w:jc w:val="left"/>
+      </w:pPr>
+      <w:r>
+        <w:rPr>
+          <w:rFonts w:ascii="Times New Roman" w:cs="Times New Roman" w:eastAsia="Times New Roman" w:hAnsi="Times New Roman"/>
+          <w:sz w:val="24"/>
+          <w:szCs w:val="24"/>
+        </w:rPr>
+        <w:t xml:space="preserve">wherein the guidance server is configured to obtain the ordered plan from a planning machine-learning model, each step of the ordered plan comprising a visible-when-done condition generated by the planning machine-learning model together with the ordered plan and describing display content that will be present when the step has been performed, to receive the redacted frame and the ordered plan from the guidance client, to obtain from a machine-learning model having image-understanding capability a navigation record identifying each step of the ordered plan whose visible-when-done condition is shown satisfied in the redacted frame, a single current step, and the single instruction for the current step referencing content visible in the redacted frame, and to advance the current step only when a subsequently received redacted frame yields a navigation record identifying the visible-when-done condition of the current step as satisfied.</w:t>
       </w:r>
     </w:p>
     <w:p>
@@ -457,15 +727,15 @@
           <w:sz w:val="24"/>
           <w:szCs w:val="24"/>
         </w:rPr>
-        <w:t xml:space="preserve">7.</w:t>
-      </w:r>
-      <w:r>
-        <w:rPr>
-          <w:rFonts w:ascii="Times New Roman" w:cs="Times New Roman" w:eastAsia="Times New Roman" w:hAnsi="Times New Roman"/>
-          <w:sz w:val="24"/>
-          <w:szCs w:val="24"/>
-        </w:rPr>
-        <w:t xml:space="preserve"> The method of claim 1, wherein, when a control named in the current step is absent from the redacted first frame and a different control that performs an equivalent function is visible in the redacted first frame, the navigation record provides as the single instruction an action directed to the different control together with an indication that the target application differs from the plan, the method further comprising at least one of: recording the indication in a session record of the task; and supplying the indication to the planning machine-learning model as an input to a regeneration of at least one remaining step of the plan.</w:t>
+        <w:t xml:space="preserve">10.</w:t>
+      </w:r>
+      <w:r>
+        <w:rPr>
+          <w:rFonts w:ascii="Times New Roman" w:cs="Times New Roman" w:eastAsia="Times New Roman" w:hAnsi="Times New Roman"/>
+          <w:sz w:val="24"/>
+          <w:szCs w:val="24"/>
+        </w:rPr>
+        <w:t xml:space="preserve"> The system of claim 9, wherein the local rehydration module is configured, when a placeholder token present in the token map is absent from or altered in the response, to leave the response unmodified at that location, to present an indication that the response is incomplete at that location, and to substitute no value that is not present in the token map, the token map being consulted only by exact match.</w:t>
       </w:r>
     </w:p>
     <w:p>
@@ -482,15 +752,15 @@
           <w:sz w:val="24"/>
           <w:szCs w:val="24"/>
         </w:rPr>
-        <w:t xml:space="preserve">8.</w:t>
-      </w:r>
-      <w:r>
-        <w:rPr>
-          <w:rFonts w:ascii="Times New Roman" w:cs="Times New Roman" w:eastAsia="Times New Roman" w:hAnsi="Times New Roman"/>
-          <w:sz w:val="24"/>
-          <w:szCs w:val="24"/>
-        </w:rPr>
-        <w:t xml:space="preserve"> The method of claim 1, wherein the retaining is performed only in response to the first navigation record that identifies the visible-when-done condition of the current step as satisfied, the redacted second frame being stored in association with a timestamp of that identification and only when a screenshot-evidence setting of an egress policy applicable to the user permits retention, the method further comprising generating a session report comprising, for each step whose visible-when-done condition was identified as satisfied, the timestamp, any command or code included in the step and the stored redacted second frame as an exhibit, and comprising, for each step not identified as satisfied, only a name and a status of the step.</w:t>
+        <w:t xml:space="preserve">11.</w:t>
+      </w:r>
+      <w:r>
+        <w:rPr>
+          <w:rFonts w:ascii="Times New Roman" w:cs="Times New Roman" w:eastAsia="Times New Roman" w:hAnsi="Times New Roman"/>
+          <w:sz w:val="24"/>
+          <w:szCs w:val="24"/>
+        </w:rPr>
+        <w:t xml:space="preserve"> The system of claim 9, wherein the egress policy further specifies a plurality of block words, and wherein the on-device redaction engine and the tokenizer are each configured to remove every occurrence of each block word, from recognized text lines of captured frames and from outbound text respectively, irreversibly and without creating any placeholder token.</w:t>
       </w:r>
     </w:p>
     <w:p>
@@ -507,15 +777,65 @@
           <w:sz w:val="24"/>
           <w:szCs w:val="24"/>
         </w:rPr>
-        <w:t xml:space="preserve">9.</w:t>
-      </w:r>
-      <w:r>
-        <w:rPr>
-          <w:rFonts w:ascii="Times New Roman" w:cs="Times New Roman" w:eastAsia="Times New Roman" w:hAnsi="Times New Roman"/>
-          <w:sz w:val="24"/>
-          <w:szCs w:val="24"/>
-        </w:rPr>
-        <w:t xml:space="preserve"> The method of claim 1, further comprising:</w:t>
+        <w:t xml:space="preserve">12.</w:t>
+      </w:r>
+      <w:r>
+        <w:rPr>
+          <w:rFonts w:ascii="Times New Roman" w:cs="Times New Roman" w:eastAsia="Times New Roman" w:hAnsi="Times New Roman"/>
+          <w:sz w:val="24"/>
+          <w:szCs w:val="24"/>
+        </w:rPr>
+        <w:t xml:space="preserve"> The system of claim 9, wherein the guidance server further comprises a security gate configured to match each command and each code block included in any step of the ordered plan against a catalog of destructive-operation patterns and to annotate a matching step with a destructive indicator and a reason, and wherein the presentation layer is configured to render, in place of the command or code block of an annotated step, a placeholder labeled with the reason, to withhold display of the command or code block until the user operates an explicit acknowledgment control, and to cause an acknowledgment event identifying the annotated step to be recorded.</w:t>
+      </w:r>
+    </w:p>
+    <w:p>
+      <w:pPr>
+        <w:keepLines/>
+        <w:spacing w:after="200" w:line="276"/>
+        <w:jc w:val="left"/>
+      </w:pPr>
+      <w:r>
+        <w:rPr>
+          <w:rFonts w:ascii="Times New Roman" w:cs="Times New Roman" w:eastAsia="Times New Roman" w:hAnsi="Times New Roman"/>
+          <w:b/>
+          <w:bCs/>
+          <w:sz w:val="24"/>
+          <w:szCs w:val="24"/>
+        </w:rPr>
+        <w:t xml:space="preserve">13.</w:t>
+      </w:r>
+      <w:r>
+        <w:rPr>
+          <w:rFonts w:ascii="Times New Roman" w:cs="Times New Roman" w:eastAsia="Times New Roman" w:hAnsi="Times New Roman"/>
+          <w:sz w:val="24"/>
+          <w:szCs w:val="24"/>
+        </w:rPr>
+        <w:t xml:space="preserve"> The system of claim 9, wherein the guidance client is a web application executing in a browser on the user device without installation, the frames are captured through a display-media capture interface of the browser, and the presentation layer is configured to present the single instruction in a browser-native document picture-in-picture window opened in response to a user gesture before a capture prompt of the display-media capture interface is presented, to present the single instruction in a pop-out window when the document picture-in-picture window is unavailable, and to present the single instruction within a page of the web application when the pop-out window is unavailable.</w:t>
+      </w:r>
+    </w:p>
+    <w:p>
+      <w:pPr>
+        <w:keepLines/>
+        <w:spacing w:after="200" w:line="276"/>
+        <w:jc w:val="left"/>
+      </w:pPr>
+      <w:r>
+        <w:rPr>
+          <w:rFonts w:ascii="Times New Roman" w:cs="Times New Roman" w:eastAsia="Times New Roman" w:hAnsi="Times New Roman"/>
+          <w:b/>
+          <w:bCs/>
+          <w:sz w:val="24"/>
+          <w:szCs w:val="24"/>
+        </w:rPr>
+        <w:t xml:space="preserve">14.</w:t>
+      </w:r>
+      <w:r>
+        <w:rPr>
+          <w:rFonts w:ascii="Times New Roman" w:cs="Times New Roman" w:eastAsia="Times New Roman" w:hAnsi="Times New Roman"/>
+          <w:sz w:val="24"/>
+          <w:szCs w:val="24"/>
+        </w:rPr>
+        <w:t xml:space="preserve"> A non-transitory computer-readable medium storing instructions that, when executed by one or more processors of a guidance server and of a user device, cause performance of operations comprising:</w:t>
       </w:r>
     </w:p>
     <w:p>
@@ -530,7 +850,7 @@
           <w:sz w:val="24"/>
           <w:szCs w:val="24"/>
         </w:rPr>
-        <w:t xml:space="preserve">receiving, at the guidance client, a clarification question generated by the planning machine-learning model together with the plan, the clarification question comprising a plurality of answer options inferred from display content of a frame of the display captured by the guidance client and redacted on the user device, wherein the clarification question is withheld when an answer to the clarification question is determinable from the display content;</w:t>
+        <w:t xml:space="preserve">storing, for a tenant comprising a plurality of member users, an egress policy object comprising (i) for each of a plurality of categories of sensitive information, an action selected from sending, redacting, withholding and tokenizing, (ii) a set of block words, (iii) a mode selecting between redaction and tokenization, (iv) a screenshot-evidence setting indicating whether redacted frames of member displays may be retained, and (v) an armed state;</w:t>
       </w:r>
     </w:p>
     <w:p>
@@ -545,7 +865,7 @@
           <w:sz w:val="24"/>
           <w:szCs w:val="24"/>
         </w:rPr>
-        <w:t xml:space="preserve">presenting the clarification question on the display together with the answer options, a free-text entry and a skip control;</w:t>
+        <w:t xml:space="preserve">distributing the egress policy object, when armed, to a guidance client executing on the user device of each member user;</w:t>
       </w:r>
     </w:p>
     <w:p>
@@ -560,7 +880,7 @@
           <w:sz w:val="24"/>
           <w:szCs w:val="24"/>
         </w:rPr>
-        <w:t xml:space="preserve">storing, in a session scope, an answer received through the answer options or the free-text entry, or a record that the skip control was operated together with a stated assumption on which planning is to proceed; and</w:t>
+        <w:t xml:space="preserve">capturing, by the guidance client on the user device of a member user, frames of a display on which a target application is rendered, and, for each frame, recognizing text within the frame and masking, before the frame leaves the user device, each text line that the egress policy object identifies as containing sensitive information or a block word, to produce a redacted frame;</w:t>
       </w:r>
     </w:p>
     <w:p>
@@ -575,7 +895,82 @@
           <w:sz w:val="24"/>
           <w:szCs w:val="24"/>
         </w:rPr>
-        <w:t xml:space="preserve">transmitting, from the guidance client to the guidance server, a plan regeneration request carrying a clarification-origin indicator, wherein the guidance server regenerates the plan from the session scope in response to the plan regeneration request without decrementing a per-task regeneration limit that is decremented by a user-initiated plan regeneration request that lacks the clarification-origin indicator.</w:t>
+        <w:t xml:space="preserve">transmitting the redacted frame and an ordered plan of steps, each step having a visible-when-done condition, to the guidance server;</w:t>
+      </w:r>
+    </w:p>
+    <w:p>
+      <w:pPr>
+        <w:keepLines w:val="false"/>
+        <w:spacing w:after="160" w:line="276"/>
+        <w:jc w:val="left"/>
+      </w:pPr>
+      <w:r>
+        <w:rPr>
+          <w:rFonts w:ascii="Times New Roman" w:cs="Times New Roman" w:eastAsia="Times New Roman" w:hAnsi="Times New Roman"/>
+          <w:sz w:val="24"/>
+          <w:szCs w:val="24"/>
+        </w:rPr>
+        <w:t xml:space="preserve">obtaining, by the guidance server from a machine-learning model having image-understanding capability, a navigation record identifying each step whose visible-when-done condition is shown satisfied in the redacted frame, a single current step, and a single instruction for the current step;</w:t>
+      </w:r>
+    </w:p>
+    <w:p>
+      <w:pPr>
+        <w:keepLines w:val="false"/>
+        <w:spacing w:after="160" w:line="276"/>
+        <w:jc w:val="left"/>
+      </w:pPr>
+      <w:r>
+        <w:rPr>
+          <w:rFonts w:ascii="Times New Roman" w:cs="Times New Roman" w:eastAsia="Times New Roman" w:hAnsi="Times New Roman"/>
+          <w:sz w:val="24"/>
+          <w:szCs w:val="24"/>
+        </w:rPr>
+        <w:t xml:space="preserve">applying, by the guidance server, an instruction-shaping rule set compiled from the egress policy object to the single instruction, the instruction-shaping rule set comprising at least one forbid rule, such that a single instruction that would direct the member user to expose a value of a category whose action is withholding, or that matches a forbid rule, is annotated with a policy reason and a compliant alternative or is replaced by a policy-reason instruction, the instruction-shaping rule set being versioned together with the egress policy object;</w:t>
+      </w:r>
+    </w:p>
+    <w:p>
+      <w:pPr>
+        <w:keepLines w:val="false"/>
+        <w:spacing w:after="160" w:line="276"/>
+        <w:jc w:val="left"/>
+      </w:pPr>
+      <w:r>
+        <w:rPr>
+          <w:rFonts w:ascii="Times New Roman" w:cs="Times New Roman" w:eastAsia="Times New Roman" w:hAnsi="Times New Roman"/>
+          <w:sz w:val="24"/>
+          <w:szCs w:val="24"/>
+        </w:rPr>
+        <w:t xml:space="preserve">presenting the single instruction on the display without injecting any input event into the target application, and advancing the current step only when a subsequently received redacted frame yields a navigation record identifying the visible-when-done condition of the current step as satisfied;</w:t>
+      </w:r>
+    </w:p>
+    <w:p>
+      <w:pPr>
+        <w:keepLines w:val="false"/>
+        <w:spacing w:after="160" w:line="276"/>
+        <w:jc w:val="left"/>
+      </w:pPr>
+      <w:r>
+        <w:rPr>
+          <w:rFonts w:ascii="Times New Roman" w:cs="Times New Roman" w:eastAsia="Times New Roman" w:hAnsi="Times New Roman"/>
+          <w:sz w:val="24"/>
+          <w:szCs w:val="24"/>
+        </w:rPr>
+        <w:t xml:space="preserve">storing the redacted frame as evidence of a step only when the navigation record identifies the step as newly satisfied and only when the screenshot-evidence setting permits retention, and otherwise retaining no frame; and</w:t>
+      </w:r>
+    </w:p>
+    <w:p>
+      <w:pPr>
+        <w:keepLines w:val="false"/>
+        <w:spacing w:after="160" w:line="276"/>
+        <w:jc w:val="left"/>
+      </w:pPr>
+      <w:r>
+        <w:rPr>
+          <w:rFonts w:ascii="Times New Roman" w:cs="Times New Roman" w:eastAsia="Times New Roman" w:hAnsi="Times New Roman"/>
+          <w:sz w:val="24"/>
+          <w:szCs w:val="24"/>
+        </w:rPr>
+        <w:t xml:space="preserve">appending to an audit log, for each transmission from the user device, a record comprising a version of the egress policy object in force, the mode, a count of items removed in each category, and whether a frame was transmitted, the record excluding every sensitive value removed.</w:t>
       </w:r>
     </w:p>
     <w:p>
@@ -592,15 +987,115 @@
           <w:sz w:val="24"/>
           <w:szCs w:val="24"/>
         </w:rPr>
-        <w:t xml:space="preserve">10.</w:t>
-      </w:r>
-      <w:r>
-        <w:rPr>
-          <w:rFonts w:ascii="Times New Roman" w:cs="Times New Roman" w:eastAsia="Times New Roman" w:hAnsi="Times New Roman"/>
-          <w:sz w:val="24"/>
-          <w:szCs w:val="24"/>
-        </w:rPr>
-        <w:t xml:space="preserve"> The method of claim 1, wherein frames of the display are captured repeatedly by the guidance client while the user performs the single instruction, each captured frame being redacted on the user device and transmitted to the guidance server and a navigation record being generated from each redacted frame by the machine-learning model having image-understanding capability, the method further comprising:</w:t>
+        <w:t xml:space="preserve">15.</w:t>
+      </w:r>
+      <w:r>
+        <w:rPr>
+          <w:rFonts w:ascii="Times New Roman" w:cs="Times New Roman" w:eastAsia="Times New Roman" w:hAnsi="Times New Roman"/>
+          <w:sz w:val="24"/>
+          <w:szCs w:val="24"/>
+        </w:rPr>
+        <w:t xml:space="preserve"> The non-transitory computer-readable medium of claim 14, wherein the egress policy object further comprises a locked state, and the operations further comprise refusing every modification of the egress policy object while in the locked state, including a modification requested by a tenant administrator of the tenant, unless the modification is made through a lock-release operation that requires re-authentication of an administrator having a role hierarchically above that of the tenant administrator and that appends to the audit log an entry identifying the re-authenticated administrator, the version of the egress policy object before the modification and the version after the modification, the entry excluding every sensitive value.</w:t>
+      </w:r>
+    </w:p>
+    <w:p>
+      <w:pPr>
+        <w:keepLines/>
+        <w:spacing w:after="200" w:line="276"/>
+        <w:jc w:val="left"/>
+      </w:pPr>
+      <w:r>
+        <w:rPr>
+          <w:rFonts w:ascii="Times New Roman" w:cs="Times New Roman" w:eastAsia="Times New Roman" w:hAnsi="Times New Roman"/>
+          <w:b/>
+          <w:bCs/>
+          <w:sz w:val="24"/>
+          <w:szCs w:val="24"/>
+        </w:rPr>
+        <w:t xml:space="preserve">16.</w:t>
+      </w:r>
+      <w:r>
+        <w:rPr>
+          <w:rFonts w:ascii="Times New Roman" w:cs="Times New Roman" w:eastAsia="Times New Roman" w:hAnsi="Times New Roman"/>
+          <w:sz w:val="24"/>
+          <w:szCs w:val="24"/>
+        </w:rPr>
+        <w:t xml:space="preserve"> The non-transitory computer-readable medium of claim 14, wherein the operations further comprise denying, to each member user of the tenant, any request to modify, disable or weaken the egress policy object on the member user's user device, re-applying the egress policy object at the guidance server to content received from the user device, and recording in the record appended to the audit log a count, per category, of any item removed by the re-applying.</w:t>
+      </w:r>
+    </w:p>
+    <w:p>
+      <w:pPr>
+        <w:keepLines/>
+        <w:spacing w:after="200" w:line="276"/>
+        <w:jc w:val="left"/>
+      </w:pPr>
+      <w:r>
+        <w:rPr>
+          <w:rFonts w:ascii="Times New Roman" w:cs="Times New Roman" w:eastAsia="Times New Roman" w:hAnsi="Times New Roman"/>
+          <w:b/>
+          <w:bCs/>
+          <w:sz w:val="24"/>
+          <w:szCs w:val="24"/>
+        </w:rPr>
+        <w:t xml:space="preserve">17.</w:t>
+      </w:r>
+      <w:r>
+        <w:rPr>
+          <w:rFonts w:ascii="Times New Roman" w:cs="Times New Roman" w:eastAsia="Times New Roman" w:hAnsi="Times New Roman"/>
+          <w:sz w:val="24"/>
+          <w:szCs w:val="24"/>
+        </w:rPr>
+        <w:t xml:space="preserve"> The non-transitory computer-readable medium of claim 14, wherein the egress policy object further comprises a retention window, the record appended to the audit log is drawn from a closed schema having no field capable of storing a sensitive value, and the operations further comprise periodically deleting, in a single operation, each session of the tenant older than the retention window together with every redacted frame stored as evidence for the session and every record of the audit log belonging to the session.</w:t>
+      </w:r>
+    </w:p>
+    <w:p>
+      <w:pPr>
+        <w:keepLines/>
+        <w:spacing w:after="200" w:line="276"/>
+        <w:jc w:val="left"/>
+      </w:pPr>
+      <w:r>
+        <w:rPr>
+          <w:rFonts w:ascii="Times New Roman" w:cs="Times New Roman" w:eastAsia="Times New Roman" w:hAnsi="Times New Roman"/>
+          <w:b/>
+          <w:bCs/>
+          <w:sz w:val="24"/>
+          <w:szCs w:val="24"/>
+        </w:rPr>
+        <w:t xml:space="preserve">18.</w:t>
+      </w:r>
+      <w:r>
+        <w:rPr>
+          <w:rFonts w:ascii="Times New Roman" w:cs="Times New Roman" w:eastAsia="Times New Roman" w:hAnsi="Times New Roman"/>
+          <w:sz w:val="24"/>
+          <w:szCs w:val="24"/>
+        </w:rPr>
+        <w:t xml:space="preserve"> The non-transitory computer-readable medium of claim 14, wherein the guidance client executes in a desktop shell on the user device, the single instruction is presented in an overlay window configured as always-on-top with a click-through mode in which pointer events pass to the target application beneath the overlay window and in which interactivity of the overlay window is restored while a pointer hovers over a control of the overlay window, and the overlay window is configured with a content-protection attribute of a window manager of the user device such that pixels of the overlay window are omitted from the frames captured by the guidance client and from screen capture by other applications executing on the user device.</w:t>
+      </w:r>
+    </w:p>
+    <w:p>
+      <w:pPr>
+        <w:keepLines/>
+        <w:spacing w:after="200" w:line="276"/>
+        <w:jc w:val="left"/>
+      </w:pPr>
+      <w:r>
+        <w:rPr>
+          <w:rFonts w:ascii="Times New Roman" w:cs="Times New Roman" w:eastAsia="Times New Roman" w:hAnsi="Times New Roman"/>
+          <w:b/>
+          <w:bCs/>
+          <w:sz w:val="24"/>
+          <w:szCs w:val="24"/>
+        </w:rPr>
+        <w:t xml:space="preserve">19.</w:t>
+      </w:r>
+      <w:r>
+        <w:rPr>
+          <w:rFonts w:ascii="Times New Roman" w:cs="Times New Roman" w:eastAsia="Times New Roman" w:hAnsi="Times New Roman"/>
+          <w:sz w:val="24"/>
+          <w:szCs w:val="24"/>
+        </w:rPr>
+        <w:t xml:space="preserve"> A computer-implemented method of guiding a human performer through a multi-task project in one or more target applications rendered on a display of a user device, the method comprising:</w:t>
       </w:r>
     </w:p>
     <w:p>
@@ -615,7 +1110,7 @@
           <w:sz w:val="24"/>
           <w:szCs w:val="24"/>
         </w:rPr>
-        <w:t xml:space="preserve">maintaining, for a session of the task, a count of consecutive navigation records that identify neither an instruction nor an observation;</w:t>
+        <w:t xml:space="preserve">receiving a project goal stated by the human performer;</w:t>
       </w:r>
     </w:p>
     <w:p>
@@ -630,7 +1125,7 @@
           <w:sz w:val="24"/>
           <w:szCs w:val="24"/>
         </w:rPr>
-        <w:t xml:space="preserve">in response to a navigation record that identifies neither an instruction nor an observation while the count is below a tolerance threshold, incrementing the count, leaving the current step and the presented single instruction unchanged, and withholding re-submission of the redacted frame from which that navigation record was generated to a second machine-learning model having image-understanding capability and greater capability than the machine-learning model having image-understanding capability, such that no escalation event is recorded for that redacted frame;</w:t>
+        <w:t xml:space="preserve">obtaining, from a planning machine-learning model, a project map comprising an ordered plurality of task descriptors and a project end-state, each task descriptor comprising a task goal, a done-state describing display content that will be visible on the display when the task is complete, and a set of dependencies, each dependency referencing another task descriptor of the project map, the project map containing no step-level instruction;</w:t>
       </w:r>
     </w:p>
     <w:p>
@@ -645,7 +1140,7 @@
           <w:sz w:val="24"/>
           <w:szCs w:val="24"/>
         </w:rPr>
-        <w:t xml:space="preserve">in response to the count having reached the tolerance threshold, re-submitting to the second machine-learning model, together with the plan, a subsequently captured redacted frame whose navigation record identifies neither an instruction nor an observation, and recording the re-submission as an escalation event of the session;</w:t>
+        <w:t xml:space="preserve">storing the project map together with a learnings ledger of generalized facts scoped to the project;</w:t>
       </w:r>
     </w:p>
     <w:p>
@@ -660,7 +1155,7 @@
           <w:sz w:val="24"/>
           <w:szCs w:val="24"/>
         </w:rPr>
-        <w:t xml:space="preserve">resetting the count in response to a navigation record that identifies an instruction or an observation; and</w:t>
+        <w:t xml:space="preserve">selecting, as a selected task descriptor, the lowest-ordered task descriptor of the project map that is not in a done state and whose dependencies are each in the done state;</w:t>
       </w:r>
     </w:p>
     <w:p>
@@ -675,7 +1170,82 @@
           <w:sz w:val="24"/>
           <w:szCs w:val="24"/>
         </w:rPr>
-        <w:t xml:space="preserve">in response to a request by the user for a deep read of a captured frame, re-submitting the redacted frame of that captured frame to the second machine-learning model when its navigation record identifies neither an instruction nor an observation, irrespective of the count.</w:t>
+        <w:t xml:space="preserve">in response to the selecting, and not before, obtaining from the planning machine-learning model an ordered plan of steps for the selected task descriptor only, each step comprising an instruction and a visible-when-done condition describing display content that will be present when the step has been performed, the planning machine-learning model being supplied with the task goal of the selected task descriptor and with the contents of the learnings ledger as current verified facts;</w:t>
+      </w:r>
+    </w:p>
+    <w:p>
+      <w:pPr>
+        <w:keepLines w:val="false"/>
+        <w:spacing w:after="160" w:line="276"/>
+        <w:jc w:val="left"/>
+      </w:pPr>
+      <w:r>
+        <w:rPr>
+          <w:rFonts w:ascii="Times New Roman" w:cs="Times New Roman" w:eastAsia="Times New Roman" w:hAnsi="Times New Roman"/>
+          <w:sz w:val="24"/>
+          <w:szCs w:val="24"/>
+        </w:rPr>
+        <w:t xml:space="preserve">guiding the human performer through the ordered plan of steps by, for each step, presenting a single instruction on the display without injecting any input event into the one or more target applications, capturing a frame of the display after the presenting, redacting the frame on the user device before the frame leaves the user device, obtaining from a machine-learning model having image-understanding capability a navigation record generated from the redacted frame and the ordered plan of steps, and advancing to a subsequent step only when the navigation record identifies the visible-when-done condition of the step as satisfied by display content present in the redacted frame;</w:t>
+      </w:r>
+    </w:p>
+    <w:p>
+      <w:pPr>
+        <w:keepLines w:val="false"/>
+        <w:spacing w:after="160" w:line="276"/>
+        <w:jc w:val="left"/>
+      </w:pPr>
+      <w:r>
+        <w:rPr>
+          <w:rFonts w:ascii="Times New Roman" w:cs="Times New Roman" w:eastAsia="Times New Roman" w:hAnsi="Times New Roman"/>
+          <w:sz w:val="24"/>
+          <w:szCs w:val="24"/>
+        </w:rPr>
+        <w:t xml:space="preserve">appending to the learnings ledger, in association with the selected task descriptor, at least one generalized fact derived from the obtaining of the ordered plan of steps or from the guiding, the appending being deduplicated against existing entries of the learnings ledger by normalized comparison of fact text;</w:t>
+      </w:r>
+    </w:p>
+    <w:p>
+      <w:pPr>
+        <w:keepLines w:val="false"/>
+        <w:spacing w:after="160" w:line="276"/>
+        <w:jc w:val="left"/>
+      </w:pPr>
+      <w:r>
+        <w:rPr>
+          <w:rFonts w:ascii="Times New Roman" w:cs="Times New Roman" w:eastAsia="Times New Roman" w:hAnsi="Times New Roman"/>
+          <w:sz w:val="24"/>
+          <w:szCs w:val="24"/>
+        </w:rPr>
+        <w:t xml:space="preserve">upon completion of the guiding for the selected task descriptor, marking the selected task descriptor as being in the done state and recording for the selected task descriptor an outcome comprising a count of the steps whose visible-when-done conditions were identified as satisfied;</w:t>
+      </w:r>
+    </w:p>
+    <w:p>
+      <w:pPr>
+        <w:keepLines w:val="false"/>
+        <w:spacing w:after="160" w:line="276"/>
+        <w:jc w:val="left"/>
+      </w:pPr>
+      <w:r>
+        <w:rPr>
+          <w:rFonts w:ascii="Times New Roman" w:cs="Times New Roman" w:eastAsia="Times New Roman" w:hAnsi="Times New Roman"/>
+          <w:sz w:val="24"/>
+          <w:szCs w:val="24"/>
+        </w:rPr>
+        <w:t xml:space="preserve">repeating the selecting, the obtaining of an ordered plan of steps, the guiding, the appending and the marking for each remaining task descriptor of the project map, such that the ordered plan of steps for a later task descriptor is generated from generalized facts appended during earlier task descriptors of the same project; and</w:t>
+      </w:r>
+    </w:p>
+    <w:p>
+      <w:pPr>
+        <w:keepLines w:val="false"/>
+        <w:spacing w:after="160" w:line="276"/>
+        <w:jc w:val="left"/>
+      </w:pPr>
+      <w:r>
+        <w:rPr>
+          <w:rFonts w:ascii="Times New Roman" w:cs="Times New Roman" w:eastAsia="Times New Roman" w:hAnsi="Times New Roman"/>
+          <w:sz w:val="24"/>
+          <w:szCs w:val="24"/>
+        </w:rPr>
+        <w:t xml:space="preserve">declaring the project complete only when every task descriptor of the project map is in the done state and the project end-state is shown satisfied.</w:t>
       </w:r>
     </w:p>
     <w:p>
@@ -692,15 +1262,15 @@
           <w:sz w:val="24"/>
           <w:szCs w:val="24"/>
         </w:rPr>
-        <w:t xml:space="preserve">11.</w:t>
-      </w:r>
-      <w:r>
-        <w:rPr>
-          <w:rFonts w:ascii="Times New Roman" w:cs="Times New Roman" w:eastAsia="Times New Roman" w:hAnsi="Times New Roman"/>
-          <w:sz w:val="24"/>
-          <w:szCs w:val="24"/>
-        </w:rPr>
-        <w:t xml:space="preserve"> A system comprising:</w:t>
+        <w:t xml:space="preserve">20.</w:t>
+      </w:r>
+      <w:r>
+        <w:rPr>
+          <w:rFonts w:ascii="Times New Roman" w:cs="Times New Roman" w:eastAsia="Times New Roman" w:hAnsi="Times New Roman"/>
+          <w:sz w:val="24"/>
+          <w:szCs w:val="24"/>
+        </w:rPr>
+        <w:t xml:space="preserve"> The method of claim 19, further comprising, before the storing, applying to the project map a deterministic gate that invokes no machine-learning model, the deterministic gate:</w:t>
       </w:r>
     </w:p>
     <w:p>
@@ -715,7 +1285,7 @@
           <w:sz w:val="24"/>
           <w:szCs w:val="24"/>
         </w:rPr>
-        <w:t xml:space="preserve">a guidance server; and</w:t>
+        <w:t xml:space="preserve">counting as real only those task descriptors that have both a task goal and a non-empty done-state;</w:t>
       </w:r>
     </w:p>
     <w:p>
@@ -730,7 +1300,7 @@
           <w:sz w:val="24"/>
           <w:szCs w:val="24"/>
         </w:rPr>
-        <w:t xml:space="preserve">a guidance client configured to execute on a user device having a display, an input device, and a target application rendered on the display, the guidance client comprising:</w:t>
+        <w:t xml:space="preserve">normalizing a label of each task descriptor, the label being the task goal or, when the task goal is empty, a title of the task descriptor, and collapsing task descriptors whose normalized labels are equal to a single task descriptor before counting;</w:t>
       </w:r>
     </w:p>
     <w:p>
@@ -745,7 +1315,7 @@
           <w:sz w:val="24"/>
           <w:szCs w:val="24"/>
         </w:rPr>
-        <w:t xml:space="preserve">a capture module configured to capture frames of the display;</w:t>
+        <w:t xml:space="preserve">rejecting the project map and returning the project goal to the human performer as a single task when fewer than two distinct real task descriptors remain after the collapsing;</w:t>
       </w:r>
     </w:p>
     <w:p>
@@ -760,7 +1330,7 @@
           <w:sz w:val="24"/>
           <w:szCs w:val="24"/>
         </w:rPr>
-        <w:t xml:space="preserve">a policy-enforcement module configured to hold an egress policy specifying, for each of a plurality of categories of sensitive information, an action selected from at least redacting and tokenizing;</w:t>
+        <w:t xml:space="preserve">rejecting the project map when any task descriptor is not real, when any dependency references a task descriptor absent from the project map, when the dependencies of the task descriptors form a cycle, or when the project end-state is empty, each failing condition being reported together with every other failing condition; and</w:t>
       </w:r>
     </w:p>
     <w:p>
@@ -775,1222 +1345,7 @@
           <w:sz w:val="24"/>
           <w:szCs w:val="24"/>
         </w:rPr>
-        <w:t xml:space="preserve">an on-device redaction engine configured to recognize text within each captured frame, identify, according to the egress policy, text lines containing sensitive information, and mask the identified text lines to produce a redacted frame before the frame leaves the user device;</w:t>
-      </w:r>
-    </w:p>
-    <w:p>
-      <w:pPr>
-        <w:keepLines w:val="false"/>
-        <w:spacing w:after="160" w:line="276"/>
-        <w:jc w:val="left"/>
-      </w:pPr>
-      <w:r>
-        <w:rPr>
-          <w:rFonts w:ascii="Times New Roman" w:cs="Times New Roman" w:eastAsia="Times New Roman" w:hAnsi="Times New Roman"/>
-          <w:sz w:val="24"/>
-          <w:szCs w:val="24"/>
-        </w:rPr>
-        <w:t xml:space="preserve">a tokenizer configured to replace, in outbound text, each sensitive value whose category action is tokenizing with a placeholder token comprising a type indicator, and to store a mapping between each placeholder token and the replaced sensitive value in a token map held only in volatile memory of the user device and excluded from every transmission from the user device;</w:t>
-      </w:r>
-    </w:p>
-    <w:p>
-      <w:pPr>
-        <w:keepLines w:val="false"/>
-        <w:spacing w:after="160" w:line="276"/>
-        <w:jc w:val="left"/>
-      </w:pPr>
-      <w:r>
-        <w:rPr>
-          <w:rFonts w:ascii="Times New Roman" w:cs="Times New Roman" w:eastAsia="Times New Roman" w:hAnsi="Times New Roman"/>
-          <w:sz w:val="24"/>
-          <w:szCs w:val="24"/>
-        </w:rPr>
-        <w:t xml:space="preserve">a presentation layer configured to present, on the display, a single instruction for a current step of an ordered plan without injecting any input event into the target application; and</w:t>
-      </w:r>
-    </w:p>
-    <w:p>
-      <w:pPr>
-        <w:keepLines w:val="false"/>
-        <w:spacing w:after="160" w:line="276"/>
-        <w:jc w:val="left"/>
-      </w:pPr>
-      <w:r>
-        <w:rPr>
-          <w:rFonts w:ascii="Times New Roman" w:cs="Times New Roman" w:eastAsia="Times New Roman" w:hAnsi="Times New Roman"/>
-          <w:sz w:val="24"/>
-          <w:szCs w:val="24"/>
-        </w:rPr>
-        <w:t xml:space="preserve">a local rehydration module configured to substitute, on the user device, each placeholder token appearing in a response received from the guidance server with the sensitive value to which it is mapped in the token map;</w:t>
-      </w:r>
-    </w:p>
-    <w:p>
-      <w:pPr>
-        <w:keepLines w:val="false"/>
-        <w:spacing w:after="160" w:line="276"/>
-        <w:jc w:val="left"/>
-      </w:pPr>
-      <w:r>
-        <w:rPr>
-          <w:rFonts w:ascii="Times New Roman" w:cs="Times New Roman" w:eastAsia="Times New Roman" w:hAnsi="Times New Roman"/>
-          <w:sz w:val="24"/>
-          <w:szCs w:val="24"/>
-        </w:rPr>
-        <w:t xml:space="preserve">wherein the guidance server is configured to obtain the ordered plan from a planning machine-learning model, each step of the ordered plan comprising a visible-when-done condition generated by the planning machine-learning model together with the ordered plan and describing display content that will be present when the step has been performed, to receive the redacted frame and the ordered plan from the guidance client, to obtain from a machine-learning model having image-understanding capability a navigation record identifying each step of the ordered plan whose visible-when-done condition is shown satisfied in the redacted frame, a single current step, and the single instruction for the current step referencing content visible in the redacted frame, and to advance the current step only when a subsequently received redacted frame yields a navigation record identifying the visible-when-done condition of the current step as satisfied.</w:t>
-      </w:r>
-    </w:p>
-    <w:p>
-      <w:pPr>
-        <w:keepLines/>
-        <w:spacing w:after="200" w:line="276"/>
-        <w:jc w:val="left"/>
-      </w:pPr>
-      <w:r>
-        <w:rPr>
-          <w:rFonts w:ascii="Times New Roman" w:cs="Times New Roman" w:eastAsia="Times New Roman" w:hAnsi="Times New Roman"/>
-          <w:b/>
-          <w:bCs/>
-          <w:sz w:val="24"/>
-          <w:szCs w:val="24"/>
-        </w:rPr>
-        <w:t xml:space="preserve">12.</w:t>
-      </w:r>
-      <w:r>
-        <w:rPr>
-          <w:rFonts w:ascii="Times New Roman" w:cs="Times New Roman" w:eastAsia="Times New Roman" w:hAnsi="Times New Roman"/>
-          <w:sz w:val="24"/>
-          <w:szCs w:val="24"/>
-        </w:rPr>
-        <w:t xml:space="preserve"> The system of claim 11, wherein the local rehydration module is configured to receive the response as a sequence of partial chunks of a streamed response, to retain a tail of received text no longer than a maximum placeholder token length across a chunk boundary, to apply the substitution to the received text other than the tail as each partial chunk is received, and to release the substituted text for presentation progressively, such that a placeholder token split across two partial chunks is substituted.</w:t>
-      </w:r>
-    </w:p>
-    <w:p>
-      <w:pPr>
-        <w:keepLines/>
-        <w:spacing w:after="200" w:line="276"/>
-        <w:jc w:val="left"/>
-      </w:pPr>
-      <w:r>
-        <w:rPr>
-          <w:rFonts w:ascii="Times New Roman" w:cs="Times New Roman" w:eastAsia="Times New Roman" w:hAnsi="Times New Roman"/>
-          <w:b/>
-          <w:bCs/>
-          <w:sz w:val="24"/>
-          <w:szCs w:val="24"/>
-        </w:rPr>
-        <w:t xml:space="preserve">13.</w:t>
-      </w:r>
-      <w:r>
-        <w:rPr>
-          <w:rFonts w:ascii="Times New Roman" w:cs="Times New Roman" w:eastAsia="Times New Roman" w:hAnsi="Times New Roman"/>
-          <w:sz w:val="24"/>
-          <w:szCs w:val="24"/>
-        </w:rPr>
-        <w:t xml:space="preserve"> The system of claim 11, wherein the local rehydration module is configured, when a placeholder token present in the token map is absent from or altered in the response, to leave the response unmodified at that location, to present an indication that the response is incomplete at that location, and to substitute no value that is not present in the token map, the token map being consulted only by exact match.</w:t>
-      </w:r>
-    </w:p>
-    <w:p>
-      <w:pPr>
-        <w:keepLines/>
-        <w:spacing w:after="200" w:line="276"/>
-        <w:jc w:val="left"/>
-      </w:pPr>
-      <w:r>
-        <w:rPr>
-          <w:rFonts w:ascii="Times New Roman" w:cs="Times New Roman" w:eastAsia="Times New Roman" w:hAnsi="Times New Roman"/>
-          <w:b/>
-          <w:bCs/>
-          <w:sz w:val="24"/>
-          <w:szCs w:val="24"/>
-        </w:rPr>
-        <w:t xml:space="preserve">14.</w:t>
-      </w:r>
-      <w:r>
-        <w:rPr>
-          <w:rFonts w:ascii="Times New Roman" w:cs="Times New Roman" w:eastAsia="Times New Roman" w:hAnsi="Times New Roman"/>
-          <w:sz w:val="24"/>
-          <w:szCs w:val="24"/>
-        </w:rPr>
-        <w:t xml:space="preserve"> The system of claim 11, wherein the egress policy further specifies a plurality of block words, and wherein the on-device redaction engine and the tokenizer are each configured to remove every occurrence of each block word, from recognized text lines of captured frames and from outbound text respectively, irreversibly and without creating any placeholder token.</w:t>
-      </w:r>
-    </w:p>
-    <w:p>
-      <w:pPr>
-        <w:keepLines/>
-        <w:spacing w:after="200" w:line="276"/>
-        <w:jc w:val="left"/>
-      </w:pPr>
-      <w:r>
-        <w:rPr>
-          <w:rFonts w:ascii="Times New Roman" w:cs="Times New Roman" w:eastAsia="Times New Roman" w:hAnsi="Times New Roman"/>
-          <w:b/>
-          <w:bCs/>
-          <w:sz w:val="24"/>
-          <w:szCs w:val="24"/>
-        </w:rPr>
-        <w:t xml:space="preserve">15.</w:t>
-      </w:r>
-      <w:r>
-        <w:rPr>
-          <w:rFonts w:ascii="Times New Roman" w:cs="Times New Roman" w:eastAsia="Times New Roman" w:hAnsi="Times New Roman"/>
-          <w:sz w:val="24"/>
-          <w:szCs w:val="24"/>
-        </w:rPr>
-        <w:t xml:space="preserve"> The system of claim 11, wherein the guidance server further comprises a security gate configured to match each command and each code block included in any step of the ordered plan against a catalog of destructive-operation patterns and to annotate a matching step with a destructive indicator and a reason, and wherein the presentation layer is configured to render, in place of the command or code block of an annotated step, a placeholder labeled with the reason, to withhold display of the command or code block until the user operates an explicit acknowledgment control, and to cause an acknowledgment event identifying the annotated step to be recorded.</w:t>
-      </w:r>
-    </w:p>
-    <w:p>
-      <w:pPr>
-        <w:keepLines/>
-        <w:spacing w:after="200" w:line="276"/>
-        <w:jc w:val="left"/>
-      </w:pPr>
-      <w:r>
-        <w:rPr>
-          <w:rFonts w:ascii="Times New Roman" w:cs="Times New Roman" w:eastAsia="Times New Roman" w:hAnsi="Times New Roman"/>
-          <w:b/>
-          <w:bCs/>
-          <w:sz w:val="24"/>
-          <w:szCs w:val="24"/>
-        </w:rPr>
-        <w:t xml:space="preserve">16.</w:t>
-      </w:r>
-      <w:r>
-        <w:rPr>
-          <w:rFonts w:ascii="Times New Roman" w:cs="Times New Roman" w:eastAsia="Times New Roman" w:hAnsi="Times New Roman"/>
-          <w:sz w:val="24"/>
-          <w:szCs w:val="24"/>
-        </w:rPr>
-        <w:t xml:space="preserve"> The system of claim 11, wherein the guidance client is a web application executing in a browser on the user device without installation, the frames are captured through a display-media capture interface of the browser, and the presentation layer is configured to present the single instruction in a browser-native document picture-in-picture window opened in response to a user gesture before a capture prompt of the display-media capture interface is presented, to present the single instruction in a pop-out window when the document picture-in-picture window is unavailable, and to present the single instruction within a page of the web application when the pop-out window is unavailable.</w:t>
-      </w:r>
-    </w:p>
-    <w:p>
-      <w:pPr>
-        <w:keepLines/>
-        <w:spacing w:after="200" w:line="276"/>
-        <w:jc w:val="left"/>
-      </w:pPr>
-      <w:r>
-        <w:rPr>
-          <w:rFonts w:ascii="Times New Roman" w:cs="Times New Roman" w:eastAsia="Times New Roman" w:hAnsi="Times New Roman"/>
-          <w:b/>
-          <w:bCs/>
-          <w:sz w:val="24"/>
-          <w:szCs w:val="24"/>
-        </w:rPr>
-        <w:t xml:space="preserve">17.</w:t>
-      </w:r>
-      <w:r>
-        <w:rPr>
-          <w:rFonts w:ascii="Times New Roman" w:cs="Times New Roman" w:eastAsia="Times New Roman" w:hAnsi="Times New Roman"/>
-          <w:sz w:val="24"/>
-          <w:szCs w:val="24"/>
-        </w:rPr>
-        <w:t xml:space="preserve"> A non-transitory computer-readable medium storing instructions that, when executed by one or more processors of a guidance server and of a user device, cause performance of operations comprising:</w:t>
-      </w:r>
-    </w:p>
-    <w:p>
-      <w:pPr>
-        <w:keepLines w:val="false"/>
-        <w:spacing w:after="160" w:line="276"/>
-        <w:jc w:val="left"/>
-      </w:pPr>
-      <w:r>
-        <w:rPr>
-          <w:rFonts w:ascii="Times New Roman" w:cs="Times New Roman" w:eastAsia="Times New Roman" w:hAnsi="Times New Roman"/>
-          <w:sz w:val="24"/>
-          <w:szCs w:val="24"/>
-        </w:rPr>
-        <w:t xml:space="preserve">storing, for a tenant comprising a plurality of member users, an egress policy object comprising (i) for each of a plurality of categories of sensitive information, an action selected from sending, redacting, withholding and tokenizing, (ii) a set of block words, (iii) a mode selecting between redaction and tokenization, (iv) a screenshot-evidence setting indicating whether redacted frames of member displays may be retained, and (v) an armed state;</w:t>
-      </w:r>
-    </w:p>
-    <w:p>
-      <w:pPr>
-        <w:keepLines w:val="false"/>
-        <w:spacing w:after="160" w:line="276"/>
-        <w:jc w:val="left"/>
-      </w:pPr>
-      <w:r>
-        <w:rPr>
-          <w:rFonts w:ascii="Times New Roman" w:cs="Times New Roman" w:eastAsia="Times New Roman" w:hAnsi="Times New Roman"/>
-          <w:sz w:val="24"/>
-          <w:szCs w:val="24"/>
-        </w:rPr>
-        <w:t xml:space="preserve">distributing the egress policy object, when armed, to a guidance client executing on the user device of each member user;</w:t>
-      </w:r>
-    </w:p>
-    <w:p>
-      <w:pPr>
-        <w:keepLines w:val="false"/>
-        <w:spacing w:after="160" w:line="276"/>
-        <w:jc w:val="left"/>
-      </w:pPr>
-      <w:r>
-        <w:rPr>
-          <w:rFonts w:ascii="Times New Roman" w:cs="Times New Roman" w:eastAsia="Times New Roman" w:hAnsi="Times New Roman"/>
-          <w:sz w:val="24"/>
-          <w:szCs w:val="24"/>
-        </w:rPr>
-        <w:t xml:space="preserve">capturing, by the guidance client on the user device of a member user, frames of a display on which a target application is rendered, and, for each frame, recognizing text within the frame and masking, before the frame leaves the user device, each text line that the egress policy object identifies as containing sensitive information or a block word, to produce a redacted frame;</w:t>
-      </w:r>
-    </w:p>
-    <w:p>
-      <w:pPr>
-        <w:keepLines w:val="false"/>
-        <w:spacing w:after="160" w:line="276"/>
-        <w:jc w:val="left"/>
-      </w:pPr>
-      <w:r>
-        <w:rPr>
-          <w:rFonts w:ascii="Times New Roman" w:cs="Times New Roman" w:eastAsia="Times New Roman" w:hAnsi="Times New Roman"/>
-          <w:sz w:val="24"/>
-          <w:szCs w:val="24"/>
-        </w:rPr>
-        <w:t xml:space="preserve">transmitting the redacted frame and an ordered plan of steps, each step having a visible-when-done condition, to the guidance server;</w:t>
-      </w:r>
-    </w:p>
-    <w:p>
-      <w:pPr>
-        <w:keepLines w:val="false"/>
-        <w:spacing w:after="160" w:line="276"/>
-        <w:jc w:val="left"/>
-      </w:pPr>
-      <w:r>
-        <w:rPr>
-          <w:rFonts w:ascii="Times New Roman" w:cs="Times New Roman" w:eastAsia="Times New Roman" w:hAnsi="Times New Roman"/>
-          <w:sz w:val="24"/>
-          <w:szCs w:val="24"/>
-        </w:rPr>
-        <w:t xml:space="preserve">obtaining, by the guidance server from a machine-learning model having image-understanding capability, a navigation record identifying each step whose visible-when-done condition is shown satisfied in the redacted frame, a single current step, and a single instruction for the current step;</w:t>
-      </w:r>
-    </w:p>
-    <w:p>
-      <w:pPr>
-        <w:keepLines w:val="false"/>
-        <w:spacing w:after="160" w:line="276"/>
-        <w:jc w:val="left"/>
-      </w:pPr>
-      <w:r>
-        <w:rPr>
-          <w:rFonts w:ascii="Times New Roman" w:cs="Times New Roman" w:eastAsia="Times New Roman" w:hAnsi="Times New Roman"/>
-          <w:sz w:val="24"/>
-          <w:szCs w:val="24"/>
-        </w:rPr>
-        <w:t xml:space="preserve">applying, by the guidance server, an instruction-shaping rule set compiled from the egress policy object to the single instruction, the instruction-shaping rule set comprising at least one forbid rule, such that a single instruction that would direct the member user to expose a value of a category whose action is withholding, or that matches a forbid rule, is annotated with a policy reason and a compliant alternative or is replaced by a policy-reason instruction, the instruction-shaping rule set being versioned together with the egress policy object;</w:t>
-      </w:r>
-    </w:p>
-    <w:p>
-      <w:pPr>
-        <w:keepLines w:val="false"/>
-        <w:spacing w:after="160" w:line="276"/>
-        <w:jc w:val="left"/>
-      </w:pPr>
-      <w:r>
-        <w:rPr>
-          <w:rFonts w:ascii="Times New Roman" w:cs="Times New Roman" w:eastAsia="Times New Roman" w:hAnsi="Times New Roman"/>
-          <w:sz w:val="24"/>
-          <w:szCs w:val="24"/>
-        </w:rPr>
-        <w:t xml:space="preserve">presenting the single instruction on the display without injecting any input event into the target application, and advancing the current step only when a subsequently received redacted frame yields a navigation record identifying the visible-when-done condition of the current step as satisfied;</w:t>
-      </w:r>
-    </w:p>
-    <w:p>
-      <w:pPr>
-        <w:keepLines w:val="false"/>
-        <w:spacing w:after="160" w:line="276"/>
-        <w:jc w:val="left"/>
-      </w:pPr>
-      <w:r>
-        <w:rPr>
-          <w:rFonts w:ascii="Times New Roman" w:cs="Times New Roman" w:eastAsia="Times New Roman" w:hAnsi="Times New Roman"/>
-          <w:sz w:val="24"/>
-          <w:szCs w:val="24"/>
-        </w:rPr>
-        <w:t xml:space="preserve">storing the redacted frame as evidence of a step only when the navigation record identifies the step as newly satisfied and only when the screenshot-evidence setting permits retention, and otherwise retaining no frame; and</w:t>
-      </w:r>
-    </w:p>
-    <w:p>
-      <w:pPr>
-        <w:keepLines w:val="false"/>
-        <w:spacing w:after="160" w:line="276"/>
-        <w:jc w:val="left"/>
-      </w:pPr>
-      <w:r>
-        <w:rPr>
-          <w:rFonts w:ascii="Times New Roman" w:cs="Times New Roman" w:eastAsia="Times New Roman" w:hAnsi="Times New Roman"/>
-          <w:sz w:val="24"/>
-          <w:szCs w:val="24"/>
-        </w:rPr>
-        <w:t xml:space="preserve">appending to an audit log, for each transmission from the user device, a record comprising a version of the egress policy object in force, the mode, a count of items removed in each category, and whether a frame was transmitted, the record excluding every sensitive value removed.</w:t>
-      </w:r>
-    </w:p>
-    <w:p>
-      <w:pPr>
-        <w:keepLines/>
-        <w:spacing w:after="200" w:line="276"/>
-        <w:jc w:val="left"/>
-      </w:pPr>
-      <w:r>
-        <w:rPr>
-          <w:rFonts w:ascii="Times New Roman" w:cs="Times New Roman" w:eastAsia="Times New Roman" w:hAnsi="Times New Roman"/>
-          <w:b/>
-          <w:bCs/>
-          <w:sz w:val="24"/>
-          <w:szCs w:val="24"/>
-        </w:rPr>
-        <w:t xml:space="preserve">18.</w:t>
-      </w:r>
-      <w:r>
-        <w:rPr>
-          <w:rFonts w:ascii="Times New Roman" w:cs="Times New Roman" w:eastAsia="Times New Roman" w:hAnsi="Times New Roman"/>
-          <w:sz w:val="24"/>
-          <w:szCs w:val="24"/>
-        </w:rPr>
-        <w:t xml:space="preserve"> The non-transitory computer-readable medium of claim 17, wherein the egress policy object further comprises a locked state, and the operations further comprise refusing every modification of the egress policy object while in the locked state, including a modification requested by a tenant administrator of the tenant, unless the modification is made through a lock-release operation that requires re-authentication of an administrator having a role hierarchically above that of the tenant administrator and that appends to the audit log an entry identifying the re-authenticated administrator, the version of the egress policy object before the modification and the version after the modification, the entry excluding every sensitive value.</w:t>
-      </w:r>
-    </w:p>
-    <w:p>
-      <w:pPr>
-        <w:keepLines/>
-        <w:spacing w:after="200" w:line="276"/>
-        <w:jc w:val="left"/>
-      </w:pPr>
-      <w:r>
-        <w:rPr>
-          <w:rFonts w:ascii="Times New Roman" w:cs="Times New Roman" w:eastAsia="Times New Roman" w:hAnsi="Times New Roman"/>
-          <w:b/>
-          <w:bCs/>
-          <w:sz w:val="24"/>
-          <w:szCs w:val="24"/>
-        </w:rPr>
-        <w:t xml:space="preserve">19.</w:t>
-      </w:r>
-      <w:r>
-        <w:rPr>
-          <w:rFonts w:ascii="Times New Roman" w:cs="Times New Roman" w:eastAsia="Times New Roman" w:hAnsi="Times New Roman"/>
-          <w:sz w:val="24"/>
-          <w:szCs w:val="24"/>
-        </w:rPr>
-        <w:t xml:space="preserve"> The non-transitory computer-readable medium of claim 17, wherein the operations further comprise denying, to each member user of the tenant, any request to modify, disable or weaken the egress policy object on the member user's user device, re-applying the egress policy object at the guidance server to content received from the user device, and recording in the record appended to the audit log a count, per category, of any item removed by the re-applying.</w:t>
-      </w:r>
-    </w:p>
-    <w:p>
-      <w:pPr>
-        <w:keepLines/>
-        <w:spacing w:after="200" w:line="276"/>
-        <w:jc w:val="left"/>
-      </w:pPr>
-      <w:r>
-        <w:rPr>
-          <w:rFonts w:ascii="Times New Roman" w:cs="Times New Roman" w:eastAsia="Times New Roman" w:hAnsi="Times New Roman"/>
-          <w:b/>
-          <w:bCs/>
-          <w:sz w:val="24"/>
-          <w:szCs w:val="24"/>
-        </w:rPr>
-        <w:t xml:space="preserve">20.</w:t>
-      </w:r>
-      <w:r>
-        <w:rPr>
-          <w:rFonts w:ascii="Times New Roman" w:cs="Times New Roman" w:eastAsia="Times New Roman" w:hAnsi="Times New Roman"/>
-          <w:sz w:val="24"/>
-          <w:szCs w:val="24"/>
-        </w:rPr>
-        <w:t xml:space="preserve"> The non-transitory computer-readable medium of claim 17, wherein the egress policy object further comprises a retention window, the record appended to the audit log is drawn from a closed schema having no field capable of storing a sensitive value, and the operations further comprise periodically deleting, in a single operation, each session of the tenant older than the retention window together with every redacted frame stored as evidence for the session and every record of the audit log belonging to the session.</w:t>
-      </w:r>
-    </w:p>
-    <w:p>
-      <w:pPr>
-        <w:keepLines/>
-        <w:spacing w:after="200" w:line="276"/>
-        <w:jc w:val="left"/>
-      </w:pPr>
-      <w:r>
-        <w:rPr>
-          <w:rFonts w:ascii="Times New Roman" w:cs="Times New Roman" w:eastAsia="Times New Roman" w:hAnsi="Times New Roman"/>
-          <w:b/>
-          <w:bCs/>
-          <w:sz w:val="24"/>
-          <w:szCs w:val="24"/>
-        </w:rPr>
-        <w:t xml:space="preserve">21.</w:t>
-      </w:r>
-      <w:r>
-        <w:rPr>
-          <w:rFonts w:ascii="Times New Roman" w:cs="Times New Roman" w:eastAsia="Times New Roman" w:hAnsi="Times New Roman"/>
-          <w:sz w:val="24"/>
-          <w:szCs w:val="24"/>
-        </w:rPr>
-        <w:t xml:space="preserve"> The non-transitory computer-readable medium of claim 17, wherein the guidance client executes in a desktop shell on the user device, the single instruction is presented in an overlay window configured as always-on-top with a click-through mode in which pointer events pass to the target application beneath the overlay window and in which interactivity of the overlay window is restored while a pointer hovers over a control of the overlay window, and the overlay window is configured with a content-protection attribute of a window manager of the user device such that pixels of the overlay window are omitted from the frames captured by the guidance client and from screen capture by other applications executing on the user device.</w:t>
-      </w:r>
-    </w:p>
-    <w:p>
-      <w:pPr>
-        <w:keepLines/>
-        <w:spacing w:after="200" w:line="276"/>
-        <w:jc w:val="left"/>
-      </w:pPr>
-      <w:r>
-        <w:rPr>
-          <w:rFonts w:ascii="Times New Roman" w:cs="Times New Roman" w:eastAsia="Times New Roman" w:hAnsi="Times New Roman"/>
-          <w:b/>
-          <w:bCs/>
-          <w:sz w:val="24"/>
-          <w:szCs w:val="24"/>
-        </w:rPr>
-        <w:t xml:space="preserve">22.</w:t>
-      </w:r>
-      <w:r>
-        <w:rPr>
-          <w:rFonts w:ascii="Times New Roman" w:cs="Times New Roman" w:eastAsia="Times New Roman" w:hAnsi="Times New Roman"/>
-          <w:sz w:val="24"/>
-          <w:szCs w:val="24"/>
-        </w:rPr>
-        <w:t xml:space="preserve"> A computer-implemented method of guiding a human performer through a multi-task project in one or more target applications rendered on a display of a user device, the method comprising:</w:t>
-      </w:r>
-    </w:p>
-    <w:p>
-      <w:pPr>
-        <w:keepLines w:val="false"/>
-        <w:spacing w:after="160" w:line="276"/>
-        <w:jc w:val="left"/>
-      </w:pPr>
-      <w:r>
-        <w:rPr>
-          <w:rFonts w:ascii="Times New Roman" w:cs="Times New Roman" w:eastAsia="Times New Roman" w:hAnsi="Times New Roman"/>
-          <w:sz w:val="24"/>
-          <w:szCs w:val="24"/>
-        </w:rPr>
-        <w:t xml:space="preserve">receiving a project goal stated by the human performer;</w:t>
-      </w:r>
-    </w:p>
-    <w:p>
-      <w:pPr>
-        <w:keepLines w:val="false"/>
-        <w:spacing w:after="160" w:line="276"/>
-        <w:jc w:val="left"/>
-      </w:pPr>
-      <w:r>
-        <w:rPr>
-          <w:rFonts w:ascii="Times New Roman" w:cs="Times New Roman" w:eastAsia="Times New Roman" w:hAnsi="Times New Roman"/>
-          <w:sz w:val="24"/>
-          <w:szCs w:val="24"/>
-        </w:rPr>
-        <w:t xml:space="preserve">obtaining, from a planning machine-learning model, a project map comprising an ordered plurality of task descriptors and a project end-state, each task descriptor comprising a task goal, a done-state describing display content that will be visible on the display when the task is complete, and a set of dependencies, each dependency referencing another task descriptor of the project map, the project map containing no step-level instruction;</w:t>
-      </w:r>
-    </w:p>
-    <w:p>
-      <w:pPr>
-        <w:keepLines w:val="false"/>
-        <w:spacing w:after="160" w:line="276"/>
-        <w:jc w:val="left"/>
-      </w:pPr>
-      <w:r>
-        <w:rPr>
-          <w:rFonts w:ascii="Times New Roman" w:cs="Times New Roman" w:eastAsia="Times New Roman" w:hAnsi="Times New Roman"/>
-          <w:sz w:val="24"/>
-          <w:szCs w:val="24"/>
-        </w:rPr>
-        <w:t xml:space="preserve">storing the project map together with a learnings ledger of generalized facts scoped to the project;</w:t>
-      </w:r>
-    </w:p>
-    <w:p>
-      <w:pPr>
-        <w:keepLines w:val="false"/>
-        <w:spacing w:after="160" w:line="276"/>
-        <w:jc w:val="left"/>
-      </w:pPr>
-      <w:r>
-        <w:rPr>
-          <w:rFonts w:ascii="Times New Roman" w:cs="Times New Roman" w:eastAsia="Times New Roman" w:hAnsi="Times New Roman"/>
-          <w:sz w:val="24"/>
-          <w:szCs w:val="24"/>
-        </w:rPr>
-        <w:t xml:space="preserve">selecting, as a selected task descriptor, the lowest-ordered task descriptor of the project map that is not in a done state and whose dependencies are each in the done state;</w:t>
-      </w:r>
-    </w:p>
-    <w:p>
-      <w:pPr>
-        <w:keepLines w:val="false"/>
-        <w:spacing w:after="160" w:line="276"/>
-        <w:jc w:val="left"/>
-      </w:pPr>
-      <w:r>
-        <w:rPr>
-          <w:rFonts w:ascii="Times New Roman" w:cs="Times New Roman" w:eastAsia="Times New Roman" w:hAnsi="Times New Roman"/>
-          <w:sz w:val="24"/>
-          <w:szCs w:val="24"/>
-        </w:rPr>
-        <w:t xml:space="preserve">in response to the selecting, and not before, obtaining from the planning machine-learning model an ordered plan of steps for the selected task descriptor only, each step comprising an instruction and a visible-when-done condition describing display content that will be present when the step has been performed, the planning machine-learning model being supplied with the task goal of the selected task descriptor and with the contents of the learnings ledger as current verified facts;</w:t>
-      </w:r>
-    </w:p>
-    <w:p>
-      <w:pPr>
-        <w:keepLines w:val="false"/>
-        <w:spacing w:after="160" w:line="276"/>
-        <w:jc w:val="left"/>
-      </w:pPr>
-      <w:r>
-        <w:rPr>
-          <w:rFonts w:ascii="Times New Roman" w:cs="Times New Roman" w:eastAsia="Times New Roman" w:hAnsi="Times New Roman"/>
-          <w:sz w:val="24"/>
-          <w:szCs w:val="24"/>
-        </w:rPr>
-        <w:t xml:space="preserve">guiding the human performer through the ordered plan of steps by, for each step, presenting a single instruction on the display without injecting any input event into the one or more target applications, capturing a frame of the display after the presenting, redacting the frame on the user device before the frame leaves the user device, obtaining from a machine-learning model having image-understanding capability a navigation record generated from the redacted frame and the ordered plan of steps, and advancing to a subsequent step only when the navigation record identifies the visible-when-done condition of the step as satisfied by display content present in the redacted frame;</w:t>
-      </w:r>
-    </w:p>
-    <w:p>
-      <w:pPr>
-        <w:keepLines w:val="false"/>
-        <w:spacing w:after="160" w:line="276"/>
-        <w:jc w:val="left"/>
-      </w:pPr>
-      <w:r>
-        <w:rPr>
-          <w:rFonts w:ascii="Times New Roman" w:cs="Times New Roman" w:eastAsia="Times New Roman" w:hAnsi="Times New Roman"/>
-          <w:sz w:val="24"/>
-          <w:szCs w:val="24"/>
-        </w:rPr>
-        <w:t xml:space="preserve">appending to the learnings ledger, in association with the selected task descriptor, at least one generalized fact derived from the obtaining of the ordered plan of steps or from the guiding, the appending being deduplicated against existing entries of the learnings ledger by normalized comparison of fact text;</w:t>
-      </w:r>
-    </w:p>
-    <w:p>
-      <w:pPr>
-        <w:keepLines w:val="false"/>
-        <w:spacing w:after="160" w:line="276"/>
-        <w:jc w:val="left"/>
-      </w:pPr>
-      <w:r>
-        <w:rPr>
-          <w:rFonts w:ascii="Times New Roman" w:cs="Times New Roman" w:eastAsia="Times New Roman" w:hAnsi="Times New Roman"/>
-          <w:sz w:val="24"/>
-          <w:szCs w:val="24"/>
-        </w:rPr>
-        <w:t xml:space="preserve">upon completion of the guiding for the selected task descriptor, marking the selected task descriptor as being in the done state and recording for the selected task descriptor an outcome comprising a count of the steps whose visible-when-done conditions were identified as satisfied;</w:t>
-      </w:r>
-    </w:p>
-    <w:p>
-      <w:pPr>
-        <w:keepLines w:val="false"/>
-        <w:spacing w:after="160" w:line="276"/>
-        <w:jc w:val="left"/>
-      </w:pPr>
-      <w:r>
-        <w:rPr>
-          <w:rFonts w:ascii="Times New Roman" w:cs="Times New Roman" w:eastAsia="Times New Roman" w:hAnsi="Times New Roman"/>
-          <w:sz w:val="24"/>
-          <w:szCs w:val="24"/>
-        </w:rPr>
-        <w:t xml:space="preserve">repeating the selecting, the obtaining of an ordered plan of steps, the guiding, the appending and the marking for each remaining task descriptor of the project map, such that the ordered plan of steps for a later task descriptor is generated from generalized facts appended during earlier task descriptors of the same project; and</w:t>
-      </w:r>
-    </w:p>
-    <w:p>
-      <w:pPr>
-        <w:keepLines w:val="false"/>
-        <w:spacing w:after="160" w:line="276"/>
-        <w:jc w:val="left"/>
-      </w:pPr>
-      <w:r>
-        <w:rPr>
-          <w:rFonts w:ascii="Times New Roman" w:cs="Times New Roman" w:eastAsia="Times New Roman" w:hAnsi="Times New Roman"/>
-          <w:sz w:val="24"/>
-          <w:szCs w:val="24"/>
-        </w:rPr>
-        <w:t xml:space="preserve">declaring the project complete only when every task descriptor of the project map is in the done state and the project end-state is shown satisfied.</w:t>
-      </w:r>
-    </w:p>
-    <w:p>
-      <w:pPr>
-        <w:keepLines/>
-        <w:spacing w:after="200" w:line="276"/>
-        <w:jc w:val="left"/>
-      </w:pPr>
-      <w:r>
-        <w:rPr>
-          <w:rFonts w:ascii="Times New Roman" w:cs="Times New Roman" w:eastAsia="Times New Roman" w:hAnsi="Times New Roman"/>
-          <w:b/>
-          <w:bCs/>
-          <w:sz w:val="24"/>
-          <w:szCs w:val="24"/>
-        </w:rPr>
-        <w:t xml:space="preserve">23.</w:t>
-      </w:r>
-      <w:r>
-        <w:rPr>
-          <w:rFonts w:ascii="Times New Roman" w:cs="Times New Roman" w:eastAsia="Times New Roman" w:hAnsi="Times New Roman"/>
-          <w:sz w:val="24"/>
-          <w:szCs w:val="24"/>
-        </w:rPr>
-        <w:t xml:space="preserve"> The method of claim 22, further comprising, before the storing, applying to the project map a deterministic gate that invokes no machine-learning model, the deterministic gate:</w:t>
-      </w:r>
-    </w:p>
-    <w:p>
-      <w:pPr>
-        <w:keepLines w:val="false"/>
-        <w:spacing w:after="160" w:line="276"/>
-        <w:jc w:val="left"/>
-      </w:pPr>
-      <w:r>
-        <w:rPr>
-          <w:rFonts w:ascii="Times New Roman" w:cs="Times New Roman" w:eastAsia="Times New Roman" w:hAnsi="Times New Roman"/>
-          <w:sz w:val="24"/>
-          <w:szCs w:val="24"/>
-        </w:rPr>
-        <w:t xml:space="preserve">counting as real only those task descriptors that have both a task goal and a non-empty done-state;</w:t>
-      </w:r>
-    </w:p>
-    <w:p>
-      <w:pPr>
-        <w:keepLines w:val="false"/>
-        <w:spacing w:after="160" w:line="276"/>
-        <w:jc w:val="left"/>
-      </w:pPr>
-      <w:r>
-        <w:rPr>
-          <w:rFonts w:ascii="Times New Roman" w:cs="Times New Roman" w:eastAsia="Times New Roman" w:hAnsi="Times New Roman"/>
-          <w:sz w:val="24"/>
-          <w:szCs w:val="24"/>
-        </w:rPr>
-        <w:t xml:space="preserve">normalizing a label of each task descriptor, the label being the task goal or, when the task goal is empty, a title of the task descriptor, and collapsing task descriptors whose normalized labels are equal to a single task descriptor before counting;</w:t>
-      </w:r>
-    </w:p>
-    <w:p>
-      <w:pPr>
-        <w:keepLines w:val="false"/>
-        <w:spacing w:after="160" w:line="276"/>
-        <w:jc w:val="left"/>
-      </w:pPr>
-      <w:r>
-        <w:rPr>
-          <w:rFonts w:ascii="Times New Roman" w:cs="Times New Roman" w:eastAsia="Times New Roman" w:hAnsi="Times New Roman"/>
-          <w:sz w:val="24"/>
-          <w:szCs w:val="24"/>
-        </w:rPr>
-        <w:t xml:space="preserve">rejecting the project map and returning the project goal to the human performer as a single task when fewer than two distinct real task descriptors remain after the collapsing;</w:t>
-      </w:r>
-    </w:p>
-    <w:p>
-      <w:pPr>
-        <w:keepLines w:val="false"/>
-        <w:spacing w:after="160" w:line="276"/>
-        <w:jc w:val="left"/>
-      </w:pPr>
-      <w:r>
-        <w:rPr>
-          <w:rFonts w:ascii="Times New Roman" w:cs="Times New Roman" w:eastAsia="Times New Roman" w:hAnsi="Times New Roman"/>
-          <w:sz w:val="24"/>
-          <w:szCs w:val="24"/>
-        </w:rPr>
-        <w:t xml:space="preserve">rejecting the project map when any task descriptor is not real, when any dependency references a task descriptor absent from the project map, when the dependencies of the task descriptors form a cycle, or when the project end-state is empty, each failing condition being reported together with every other failing condition; and</w:t>
-      </w:r>
-    </w:p>
-    <w:p>
-      <w:pPr>
-        <w:keepLines w:val="false"/>
-        <w:spacing w:after="160" w:line="276"/>
-        <w:jc w:val="left"/>
-      </w:pPr>
-      <w:r>
-        <w:rPr>
-          <w:rFonts w:ascii="Times New Roman" w:cs="Times New Roman" w:eastAsia="Times New Roman" w:hAnsi="Times New Roman"/>
-          <w:sz w:val="24"/>
-          <w:szCs w:val="24"/>
-        </w:rPr>
         <w:t xml:space="preserve">producing, when an ordered plan of steps obtained for a single task descriptor comprises more steps than a threshold, an advisory indication only and never a division of that task descriptor into a plurality of task descriptors.</w:t>
-      </w:r>
-    </w:p>
-    <w:p>
-      <w:pPr>
-        <w:keepLines/>
-        <w:spacing w:after="200" w:line="276"/>
-        <w:jc w:val="left"/>
-      </w:pPr>
-      <w:r>
-        <w:rPr>
-          <w:rFonts w:ascii="Times New Roman" w:cs="Times New Roman" w:eastAsia="Times New Roman" w:hAnsi="Times New Roman"/>
-          <w:b/>
-          <w:bCs/>
-          <w:sz w:val="24"/>
-          <w:szCs w:val="24"/>
-        </w:rPr>
-        <w:t xml:space="preserve">24.</w:t>
-      </w:r>
-      <w:r>
-        <w:rPr>
-          <w:rFonts w:ascii="Times New Roman" w:cs="Times New Roman" w:eastAsia="Times New Roman" w:hAnsi="Times New Roman"/>
-          <w:sz w:val="24"/>
-          <w:szCs w:val="24"/>
-        </w:rPr>
-        <w:t xml:space="preserve"> The method of claim 22, further comprising:</w:t>
-      </w:r>
-    </w:p>
-    <w:p>
-      <w:pPr>
-        <w:keepLines w:val="false"/>
-        <w:spacing w:after="160" w:line="276"/>
-        <w:jc w:val="left"/>
-      </w:pPr>
-      <w:r>
-        <w:rPr>
-          <w:rFonts w:ascii="Times New Roman" w:cs="Times New Roman" w:eastAsia="Times New Roman" w:hAnsi="Times New Roman"/>
-          <w:sz w:val="24"/>
-          <w:szCs w:val="24"/>
-        </w:rPr>
-        <w:t xml:space="preserve">receiving, while a task descriptor of the project map is not in the done state, a further request from the human performer;</w:t>
-      </w:r>
-    </w:p>
-    <w:p>
-      <w:pPr>
-        <w:keepLines w:val="false"/>
-        <w:spacing w:after="160" w:line="276"/>
-        <w:jc w:val="left"/>
-      </w:pPr>
-      <w:r>
-        <w:rPr>
-          <w:rFonts w:ascii="Times New Roman" w:cs="Times New Roman" w:eastAsia="Times New Roman" w:hAnsi="Times New Roman"/>
-          <w:sz w:val="24"/>
-          <w:szCs w:val="24"/>
-        </w:rPr>
-        <w:t xml:space="preserve">computing a token-set similarity between a set of normalized word tokens of the further request and a set of normalized word tokens of the task goal of each task descriptor of the project map;</w:t>
-      </w:r>
-    </w:p>
-    <w:p>
-      <w:pPr>
-        <w:keepLines w:val="false"/>
-        <w:spacing w:after="160" w:line="276"/>
-        <w:jc w:val="left"/>
-      </w:pPr>
-      <w:r>
-        <w:rPr>
-          <w:rFonts w:ascii="Times New Roman" w:cs="Times New Roman" w:eastAsia="Times New Roman" w:hAnsi="Times New Roman"/>
-          <w:sz w:val="24"/>
-          <w:szCs w:val="24"/>
-        </w:rPr>
-        <w:t xml:space="preserve">when the token-set similarity of a best-matching task descriptor meets a similarity threshold, associating the further request with the best-matching task descriptor and creating no task descriptor; and</w:t>
-      </w:r>
-    </w:p>
-    <w:p>
-      <w:pPr>
-        <w:keepLines w:val="false"/>
-        <w:spacing w:after="160" w:line="276"/>
-        <w:jc w:val="left"/>
-      </w:pPr>
-      <w:r>
-        <w:rPr>
-          <w:rFonts w:ascii="Times New Roman" w:cs="Times New Roman" w:eastAsia="Times New Roman" w:hAnsi="Times New Roman"/>
-          <w:sz w:val="24"/>
-          <w:szCs w:val="24"/>
-        </w:rPr>
-        <w:t xml:space="preserve">otherwise creating a new task descriptor from the further request and inserting the new task descriptor into the ordered plurality of task descriptors (i) immediately before a task descriptor named in the further request as blocked by the new task descriptor, adding the new task descriptor to the dependencies of the named task descriptor and adding the dependencies of the named task descriptor to the dependencies of the new task descriptor, or (ii) immediately after the latest in the ordered plurality of one or more task descriptors named in the further request as dependencies of the new task descriptor, or (iii) after the last task descriptor of the ordered plurality that is not in the done state, wherein, when a dependency to be added by the inserting would form a cycle among the dependencies of the task descriptors, the inserting is performed under (iii) without that dependency and an indication identifying the omitted dependency is recorded and presented to the human performer.</w:t>
-      </w:r>
-    </w:p>
-    <w:p>
-      <w:pPr>
-        <w:keepLines/>
-        <w:spacing w:after="200" w:line="276"/>
-        <w:jc w:val="left"/>
-      </w:pPr>
-      <w:r>
-        <w:rPr>
-          <w:rFonts w:ascii="Times New Roman" w:cs="Times New Roman" w:eastAsia="Times New Roman" w:hAnsi="Times New Roman"/>
-          <w:b/>
-          <w:bCs/>
-          <w:sz w:val="24"/>
-          <w:szCs w:val="24"/>
-        </w:rPr>
-        <w:t xml:space="preserve">25.</w:t>
-      </w:r>
-      <w:r>
-        <w:rPr>
-          <w:rFonts w:ascii="Times New Roman" w:cs="Times New Roman" w:eastAsia="Times New Roman" w:hAnsi="Times New Roman"/>
-          <w:sz w:val="24"/>
-          <w:szCs w:val="24"/>
-        </w:rPr>
-        <w:t xml:space="preserve"> The method of claim 22, wherein the done-state of the selected task descriptor is supplied to the machine-learning model having image-understanding capability together with the ordered plan of steps, and the marking of the selected task descriptor as being in the done state is performed in response to a navigation record identifying the done-state of the selected task descriptor as satisfied by display content present in a redacted frame captured during the guiding, the at least one generalized fact appended upon the marking comprising an indication, recorded during the guiding, that a control named in a step was absent from the display and that a different control performing an equivalent function was used.</w:t>
-      </w:r>
-    </w:p>
-    <w:p>
-      <w:pPr>
-        <w:keepLines/>
-        <w:spacing w:after="200" w:line="276"/>
-        <w:jc w:val="left"/>
-      </w:pPr>
-      <w:r>
-        <w:rPr>
-          <w:rFonts w:ascii="Times New Roman" w:cs="Times New Roman" w:eastAsia="Times New Roman" w:hAnsi="Times New Roman"/>
-          <w:b/>
-          <w:bCs/>
-          <w:sz w:val="24"/>
-          <w:szCs w:val="24"/>
-        </w:rPr>
-        <w:t xml:space="preserve">26.</w:t>
-      </w:r>
-      <w:r>
-        <w:rPr>
-          <w:rFonts w:ascii="Times New Roman" w:cs="Times New Roman" w:eastAsia="Times New Roman" w:hAnsi="Times New Roman"/>
-          <w:sz w:val="24"/>
-          <w:szCs w:val="24"/>
-        </w:rPr>
-        <w:t xml:space="preserve"> The method of claim 22, further comprising generating, on request, a project report that aggregates the guiding of every task descriptor of the project map, the project report comprising at least one of: (i) for each task descriptor in the done state, the done-state of that task descriptor, the recorded outcome, and each step of its ordered plan of steps whose visible-when-done condition was identified as satisfied together with that visible-when-done condition, listed under the project end-state and its checks, and, for each task descriptor not in the done state, only a title and a state; (ii) for each task descriptor, each step of its ordered plan of steps that a deterministic security gate annotated as destructive together with a reason, and each flag raised during the guiding of that task descriptor; and (iii) each task descriptor not in the done state together with its state and each flag raised during its guiding.</w:t>
-      </w:r>
-    </w:p>
-    <w:p>
-      <w:pPr>
-        <w:keepLines/>
-        <w:spacing w:after="200" w:line="276"/>
-        <w:jc w:val="left"/>
-      </w:pPr>
-      <w:r>
-        <w:rPr>
-          <w:rFonts w:ascii="Times New Roman" w:cs="Times New Roman" w:eastAsia="Times New Roman" w:hAnsi="Times New Roman"/>
-          <w:b/>
-          <w:bCs/>
-          <w:sz w:val="24"/>
-          <w:szCs w:val="24"/>
-        </w:rPr>
-        <w:t xml:space="preserve">27.</w:t>
-      </w:r>
-      <w:r>
-        <w:rPr>
-          <w:rFonts w:ascii="Times New Roman" w:cs="Times New Roman" w:eastAsia="Times New Roman" w:hAnsi="Times New Roman"/>
-          <w:sz w:val="24"/>
-          <w:szCs w:val="24"/>
-        </w:rPr>
-        <w:t xml:space="preserve"> The method of claim 22, wherein the human performer is a member of a tenant, and the project map is obtained only when a guidance depth resolved for the human performer is a deep depth, the guidance depth being a pool depth assigned by an administrator of the tenant to a seat pool to which the human performer belongs, clamped to a tenant ceiling set by a platform operator above the administrator of the tenant, such that the administrator of the tenant cannot grant a depth exceeding the tenant ceiling, and wherein a human performer whose resolved guidance depth is not the deep depth and who states a goal comprising a plurality of workflows is offered a single-task goal and no project map.</w:t>
-      </w:r>
-    </w:p>
-    <w:p>
-      <w:pPr>
-        <w:keepLines/>
-        <w:spacing w:after="200" w:line="276"/>
-        <w:jc w:val="left"/>
-      </w:pPr>
-      <w:r>
-        <w:rPr>
-          <w:rFonts w:ascii="Times New Roman" w:cs="Times New Roman" w:eastAsia="Times New Roman" w:hAnsi="Times New Roman"/>
-          <w:b/>
-          <w:bCs/>
-          <w:sz w:val="24"/>
-          <w:szCs w:val="24"/>
-        </w:rPr>
-        <w:t xml:space="preserve">28.</w:t>
-      </w:r>
-      <w:r>
-        <w:rPr>
-          <w:rFonts w:ascii="Times New Roman" w:cs="Times New Roman" w:eastAsia="Times New Roman" w:hAnsi="Times New Roman"/>
-          <w:sz w:val="24"/>
-          <w:szCs w:val="24"/>
-        </w:rPr>
-        <w:t xml:space="preserve"> A system comprising:</w:t>
-      </w:r>
-    </w:p>
-    <w:p>
-      <w:pPr>
-        <w:keepLines w:val="false"/>
-        <w:spacing w:after="160" w:line="276"/>
-        <w:jc w:val="left"/>
-      </w:pPr>
-      <w:r>
-        <w:rPr>
-          <w:rFonts w:ascii="Times New Roman" w:cs="Times New Roman" w:eastAsia="Times New Roman" w:hAnsi="Times New Roman"/>
-          <w:sz w:val="24"/>
-          <w:szCs w:val="24"/>
-        </w:rPr>
-        <w:t xml:space="preserve">a guidance client configured to execute on a user device having a display on which one or more target applications are rendered, the guidance client comprising a capture module configured to capture frames of the display, an on-device redaction engine configured to redact each captured frame on the user device before the frame leaves the user device, and a presentation layer configured to present a single instruction on the display without injecting any input event into the one or more target applications; and</w:t>
-      </w:r>
-    </w:p>
-    <w:p>
-      <w:pPr>
-        <w:keepLines w:val="false"/>
-        <w:spacing w:after="160" w:line="276"/>
-        <w:jc w:val="left"/>
-      </w:pPr>
-      <w:r>
-        <w:rPr>
-          <w:rFonts w:ascii="Times New Roman" w:cs="Times New Roman" w:eastAsia="Times New Roman" w:hAnsi="Times New Roman"/>
-          <w:sz w:val="24"/>
-          <w:szCs w:val="24"/>
-        </w:rPr>
-        <w:t xml:space="preserve">a guidance server comprising:</w:t>
-      </w:r>
-    </w:p>
-    <w:p>
-      <w:pPr>
-        <w:keepLines w:val="false"/>
-        <w:spacing w:after="160" w:line="276"/>
-        <w:jc w:val="left"/>
-      </w:pPr>
-      <w:r>
-        <w:rPr>
-          <w:rFonts w:ascii="Times New Roman" w:cs="Times New Roman" w:eastAsia="Times New Roman" w:hAnsi="Times New Roman"/>
-          <w:sz w:val="24"/>
-          <w:szCs w:val="24"/>
-        </w:rPr>
-        <w:t xml:space="preserve">a map planner configured to obtain, from a planning machine-learning model and from a project goal stated by a human performer, a project map comprising an ordered plurality of task descriptors and a project end-state, each task descriptor comprising a task goal, a done-state describing display content that will be visible on the display when the task is complete, and a set of dependencies each referencing another task descriptor of the project map, the project map containing no step-level instruction;</w:t>
-      </w:r>
-    </w:p>
-    <w:p>
-      <w:pPr>
-        <w:keepLines w:val="false"/>
-        <w:spacing w:after="160" w:line="276"/>
-        <w:jc w:val="left"/>
-      </w:pPr>
-      <w:r>
-        <w:rPr>
-          <w:rFonts w:ascii="Times New Roman" w:cs="Times New Roman" w:eastAsia="Times New Roman" w:hAnsi="Times New Roman"/>
-          <w:sz w:val="24"/>
-          <w:szCs w:val="24"/>
-        </w:rPr>
-        <w:t xml:space="preserve">a project store configured to store the project map together with a learnings ledger of generalized facts scoped to the project;</w:t>
-      </w:r>
-    </w:p>
-    <w:p>
-      <w:pPr>
-        <w:keepLines w:val="false"/>
-        <w:spacing w:after="160" w:line="276"/>
-        <w:jc w:val="left"/>
-      </w:pPr>
-      <w:r>
-        <w:rPr>
-          <w:rFonts w:ascii="Times New Roman" w:cs="Times New Roman" w:eastAsia="Times New Roman" w:hAnsi="Times New Roman"/>
-          <w:sz w:val="24"/>
-          <w:szCs w:val="24"/>
-        </w:rPr>
-        <w:t xml:space="preserve">a next-task selector configured to select, as a selected task descriptor, the lowest-ordered task descriptor of the project map that is not in a done state and whose dependencies are each in the done state;</w:t>
-      </w:r>
-    </w:p>
-    <w:p>
-      <w:pPr>
-        <w:keepLines w:val="false"/>
-        <w:spacing w:after="160" w:line="276"/>
-        <w:jc w:val="left"/>
-      </w:pPr>
-      <w:r>
-        <w:rPr>
-          <w:rFonts w:ascii="Times New Roman" w:cs="Times New Roman" w:eastAsia="Times New Roman" w:hAnsi="Times New Roman"/>
-          <w:sz w:val="24"/>
-          <w:szCs w:val="24"/>
-        </w:rPr>
-        <w:t xml:space="preserve">a just-in-time expander configured to obtain from the planning machine-learning model, in response to the selection and not before, an ordered plan of steps for the selected task descriptor only, each step comprising an instruction and a visible-when-done condition, the just-in-time expander supplying the planning machine-learning model with the task goal of the selected task descriptor and with the contents of the learnings ledger as current verified facts; and</w:t>
-      </w:r>
-    </w:p>
-    <w:p>
-      <w:pPr>
-        <w:keepLines w:val="false"/>
-        <w:spacing w:after="160" w:line="276"/>
-        <w:jc w:val="left"/>
-      </w:pPr>
-      <w:r>
-        <w:rPr>
-          <w:rFonts w:ascii="Times New Roman" w:cs="Times New Roman" w:eastAsia="Times New Roman" w:hAnsi="Times New Roman"/>
-          <w:sz w:val="24"/>
-          <w:szCs w:val="24"/>
-        </w:rPr>
-        <w:t xml:space="preserve">a navigation module configured to obtain, from a machine-learning model having image-understanding capability and from each redacted frame received from the guidance client together with the ordered plan of steps, a navigation record identifying each step whose visible-when-done condition is shown satisfied in that redacted frame, a single current step and the single instruction for the current step, and to advance the current step only when a subsequently received redacted frame yields a navigation record identifying the visible-when-done condition of the current step as satisfied;</w:t>
-      </w:r>
-    </w:p>
-    <w:p>
-      <w:pPr>
-        <w:keepLines w:val="false"/>
-        <w:spacing w:after="160" w:line="276"/>
-        <w:jc w:val="left"/>
-      </w:pPr>
-      <w:r>
-        <w:rPr>
-          <w:rFonts w:ascii="Times New Roman" w:cs="Times New Roman" w:eastAsia="Times New Roman" w:hAnsi="Times New Roman"/>
-          <w:sz w:val="24"/>
-          <w:szCs w:val="24"/>
-        </w:rPr>
-        <w:t xml:space="preserve">wherein the guidance server is further configured to append to the learnings ledger, in association with the selected task descriptor and deduplicated by normalized comparison of fact text, at least one generalized fact derived from the obtaining of the ordered plan of steps or from the guiding of the selected task descriptor, to mark the selected task descriptor as being in the done state upon completion of the guiding and to record for it an outcome comprising a count of the steps whose visible-when-done conditions were identified as satisfied, to cause the next-task selector and the just-in-time expander to operate for each remaining task descriptor such that the ordered plan of steps for a later task descriptor is generated from generalized facts appended during earlier task descriptors of the same project, and to declare the project complete only when every task descriptor of the project map is in the done state and the project end-state is shown satisfied.</w:t>
-      </w:r>
-    </w:p>
-    <w:p>
-      <w:pPr>
-        <w:keepLines/>
-        <w:spacing w:after="200" w:line="276"/>
-        <w:jc w:val="left"/>
-      </w:pPr>
-      <w:r>
-        <w:rPr>
-          <w:rFonts w:ascii="Times New Roman" w:cs="Times New Roman" w:eastAsia="Times New Roman" w:hAnsi="Times New Roman"/>
-          <w:b/>
-          <w:bCs/>
-          <w:sz w:val="24"/>
-          <w:szCs w:val="24"/>
-        </w:rPr>
-        <w:t xml:space="preserve">29.</w:t>
-      </w:r>
-      <w:r>
-        <w:rPr>
-          <w:rFonts w:ascii="Times New Roman" w:cs="Times New Roman" w:eastAsia="Times New Roman" w:hAnsi="Times New Roman"/>
-          <w:sz w:val="24"/>
-          <w:szCs w:val="24"/>
-        </w:rPr>
-        <w:t xml:space="preserve"> A non-transitory computer-readable medium storing instructions that, when executed by one or more processors of a guidance server and of a user device having a display on which one or more target applications are rendered, cause performance of operations comprising:</w:t>
-      </w:r>
-    </w:p>
-    <w:p>
-      <w:pPr>
-        <w:keepLines w:val="false"/>
-        <w:spacing w:after="160" w:line="276"/>
-        <w:jc w:val="left"/>
-      </w:pPr>
-      <w:r>
-        <w:rPr>
-          <w:rFonts w:ascii="Times New Roman" w:cs="Times New Roman" w:eastAsia="Times New Roman" w:hAnsi="Times New Roman"/>
-          <w:sz w:val="24"/>
-          <w:szCs w:val="24"/>
-        </w:rPr>
-        <w:t xml:space="preserve">receiving a project goal stated by a human performer;</w:t>
-      </w:r>
-    </w:p>
-    <w:p>
-      <w:pPr>
-        <w:keepLines w:val="false"/>
-        <w:spacing w:after="160" w:line="276"/>
-        <w:jc w:val="left"/>
-      </w:pPr>
-      <w:r>
-        <w:rPr>
-          <w:rFonts w:ascii="Times New Roman" w:cs="Times New Roman" w:eastAsia="Times New Roman" w:hAnsi="Times New Roman"/>
-          <w:sz w:val="24"/>
-          <w:szCs w:val="24"/>
-        </w:rPr>
-        <w:t xml:space="preserve">obtaining, from a planning machine-learning model, a project map comprising an ordered plurality of task descriptors and a project end-state, each task descriptor comprising a task goal, a done-state describing display content that will be visible on the display when the task is complete, and a set of dependencies each referencing another task descriptor of the project map, the project map containing no step-level instruction;</w:t>
-      </w:r>
-    </w:p>
-    <w:p>
-      <w:pPr>
-        <w:keepLines w:val="false"/>
-        <w:spacing w:after="160" w:line="276"/>
-        <w:jc w:val="left"/>
-      </w:pPr>
-      <w:r>
-        <w:rPr>
-          <w:rFonts w:ascii="Times New Roman" w:cs="Times New Roman" w:eastAsia="Times New Roman" w:hAnsi="Times New Roman"/>
-          <w:sz w:val="24"/>
-          <w:szCs w:val="24"/>
-        </w:rPr>
-        <w:t xml:space="preserve">applying to the project map, before the project map is stored, a deterministic gate that invokes no machine-learning model and that rejects the project map, returning the project goal as a single task, when fewer than two task descriptors having both a task goal and a non-empty done-state and having distinct normalized labels remain, and that rejects the project map when any dependency references a task descriptor absent from the project map, when the dependencies form a cycle, or when the project end-state is empty;</w:t>
-      </w:r>
-    </w:p>
-    <w:p>
-      <w:pPr>
-        <w:keepLines w:val="false"/>
-        <w:spacing w:after="160" w:line="276"/>
-        <w:jc w:val="left"/>
-      </w:pPr>
-      <w:r>
-        <w:rPr>
-          <w:rFonts w:ascii="Times New Roman" w:cs="Times New Roman" w:eastAsia="Times New Roman" w:hAnsi="Times New Roman"/>
-          <w:sz w:val="24"/>
-          <w:szCs w:val="24"/>
-        </w:rPr>
-        <w:t xml:space="preserve">storing the project map that passes the deterministic gate together with a learnings ledger of generalized facts scoped to the project;</w:t>
-      </w:r>
-    </w:p>
-    <w:p>
-      <w:pPr>
-        <w:keepLines w:val="false"/>
-        <w:spacing w:after="160" w:line="276"/>
-        <w:jc w:val="left"/>
-      </w:pPr>
-      <w:r>
-        <w:rPr>
-          <w:rFonts w:ascii="Times New Roman" w:cs="Times New Roman" w:eastAsia="Times New Roman" w:hAnsi="Times New Roman"/>
-          <w:sz w:val="24"/>
-          <w:szCs w:val="24"/>
-        </w:rPr>
-        <w:t xml:space="preserve">selecting, as a selected task descriptor, the lowest-ordered task descriptor of the project map that is not in a done state and whose dependencies are each in the done state;</w:t>
-      </w:r>
-    </w:p>
-    <w:p>
-      <w:pPr>
-        <w:keepLines w:val="false"/>
-        <w:spacing w:after="160" w:line="276"/>
-        <w:jc w:val="left"/>
-      </w:pPr>
-      <w:r>
-        <w:rPr>
-          <w:rFonts w:ascii="Times New Roman" w:cs="Times New Roman" w:eastAsia="Times New Roman" w:hAnsi="Times New Roman"/>
-          <w:sz w:val="24"/>
-          <w:szCs w:val="24"/>
-        </w:rPr>
-        <w:t xml:space="preserve">in response to the selecting, and not before, obtaining from the planning machine-learning model an ordered plan of steps for the selected task descriptor only, each step comprising an instruction and a visible-when-done condition describing display content that will be present when the step has been performed, the planning machine-learning model being supplied with the task goal of the selected task descriptor and with the contents of the learnings ledger as current verified facts;</w:t>
-      </w:r>
-    </w:p>
-    <w:p>
-      <w:pPr>
-        <w:keepLines w:val="false"/>
-        <w:spacing w:after="160" w:line="276"/>
-        <w:jc w:val="left"/>
-      </w:pPr>
-      <w:r>
-        <w:rPr>
-          <w:rFonts w:ascii="Times New Roman" w:cs="Times New Roman" w:eastAsia="Times New Roman" w:hAnsi="Times New Roman"/>
-          <w:sz w:val="24"/>
-          <w:szCs w:val="24"/>
-        </w:rPr>
-        <w:t xml:space="preserve">guiding the human performer through the ordered plan of steps by, for each step, presenting a single instruction on the display without injecting any input event into the one or more target applications, capturing a frame of the display after the presenting, redacting the frame on the user device before the frame leaves the user device, obtaining from a machine-learning model having image-understanding capability a navigation record generated from the redacted frame and the ordered plan of steps, and advancing to a subsequent step only when the navigation record identifies the visible-when-done condition of the step as satisfied by display content present in the redacted frame;</w:t>
-      </w:r>
-    </w:p>
-    <w:p>
-      <w:pPr>
-        <w:keepLines w:val="false"/>
-        <w:spacing w:after="160" w:line="276"/>
-        <w:jc w:val="left"/>
-      </w:pPr>
-      <w:r>
-        <w:rPr>
-          <w:rFonts w:ascii="Times New Roman" w:cs="Times New Roman" w:eastAsia="Times New Roman" w:hAnsi="Times New Roman"/>
-          <w:sz w:val="24"/>
-          <w:szCs w:val="24"/>
-        </w:rPr>
-        <w:t xml:space="preserve">appending to the learnings ledger, in association with the selected task descriptor, at least one generalized fact derived from the obtaining of the ordered plan of steps or from the guiding, the appending being deduplicated against existing entries of the learnings ledger by normalized comparison of fact text;</w:t>
-      </w:r>
-    </w:p>
-    <w:p>
-      <w:pPr>
-        <w:keepLines w:val="false"/>
-        <w:spacing w:after="160" w:line="276"/>
-        <w:jc w:val="left"/>
-      </w:pPr>
-      <w:r>
-        <w:rPr>
-          <w:rFonts w:ascii="Times New Roman" w:cs="Times New Roman" w:eastAsia="Times New Roman" w:hAnsi="Times New Roman"/>
-          <w:sz w:val="24"/>
-          <w:szCs w:val="24"/>
-        </w:rPr>
-        <w:t xml:space="preserve">upon completion of the guiding for the selected task descriptor, marking the selected task descriptor as being in the done state and recording for the selected task descriptor an outcome comprising a count of the steps whose visible-when-done conditions were identified as satisfied;</w:t>
-      </w:r>
-    </w:p>
-    <w:p>
-      <w:pPr>
-        <w:keepLines w:val="false"/>
-        <w:spacing w:after="160" w:line="276"/>
-        <w:jc w:val="left"/>
-      </w:pPr>
-      <w:r>
-        <w:rPr>
-          <w:rFonts w:ascii="Times New Roman" w:cs="Times New Roman" w:eastAsia="Times New Roman" w:hAnsi="Times New Roman"/>
-          <w:sz w:val="24"/>
-          <w:szCs w:val="24"/>
-        </w:rPr>
-        <w:t xml:space="preserve">repeating the selecting, the obtaining of an ordered plan of steps, the guiding, the appending and the marking for each remaining task descriptor of the project map; and</w:t>
-      </w:r>
-    </w:p>
-    <w:p>
-      <w:pPr>
-        <w:keepLines w:val="false"/>
-        <w:spacing w:after="160" w:line="276"/>
-        <w:jc w:val="left"/>
-      </w:pPr>
-      <w:r>
-        <w:rPr>
-          <w:rFonts w:ascii="Times New Roman" w:cs="Times New Roman" w:eastAsia="Times New Roman" w:hAnsi="Times New Roman"/>
-          <w:sz w:val="24"/>
-          <w:szCs w:val="24"/>
-        </w:rPr>
-        <w:t xml:space="preserve">declaring the project complete only when every task descriptor of the project map is in the done state and the project end-state is shown satisfied.</w:t>
       </w:r>
     </w:p>
     <w:p>
@@ -2028,7 +1383,7 @@
           <w:sz w:val="24"/>
           <w:szCs w:val="24"/>
         </w:rPr>
-        <w:t xml:space="preserve">These four claims are candidates for a restriction response, a divisional application or a continuation. They are not part of the claim set as filed. Adding them to this application would raise the count to 33 claims and 10 independent claims, adding further excess-claim fees (see fee-worksheet.md) and making a restriction requirement probable. Claims A1 and A2 describe the workflow-template arrangement of specification paragraphs [0072] to [0081], which is reduced to practice (plan and finalize routes wired on 2026-10-27). Terms are self-contained within each appendix claim. Delete Appendix A and Appendix B before uploading claims.docx on its own; editable/application-body.docx already omits both appendices.</w:t>
+        <w:t xml:space="preserve">These four claims are candidates for a restriction response, a divisional application or a continuation. They are not part of the claim set as filed. Adding them to this application would raise the count to 24 claims and 8 independent claims, adding further excess-claim fees (see fee-worksheet.md) and making a restriction requirement probable. Claims A1 and A2 describe the workflow-template arrangement of specification paragraphs [0072] to [0081], which is reduced to practice (plan and finalize routes wired on 2026-10-27). Terms are self-contained within each appendix claim. Delete Appendix A and Appendix B before uploading claims.docx on its own; editable/application-body.docx already omits both appendices.</w:t>
       </w:r>
     </w:p>
     <w:p>
@@ -2808,7 +2163,7 @@
                 <w:sz w:val="20"/>
                 <w:szCs w:val="20"/>
               </w:rPr>
-              <w:t xml:space="preserve">[0037] to [0038]</w:t>
+              <w:t xml:space="preserve">[0046] to [0049]</w:t>
             </w:r>
           </w:p>
         </w:tc>
@@ -2838,7 +2193,7 @@
                 <w:sz w:val="20"/>
                 <w:szCs w:val="20"/>
               </w:rPr>
-              <w:t xml:space="preserve">FIG. 2 (212, 218, 220)</w:t>
+              <w:t xml:space="preserve">FIG. 3 (306, 308, 316, 318, 320)</w:t>
             </w:r>
           </w:p>
         </w:tc>
@@ -2903,7 +2258,7 @@
                 <w:sz w:val="20"/>
                 <w:szCs w:val="20"/>
               </w:rPr>
-              <w:t xml:space="preserve">[0046] to [0049]</w:t>
+              <w:t xml:space="preserve">[0050]</w:t>
             </w:r>
           </w:p>
         </w:tc>
@@ -2933,7 +2288,7 @@
                 <w:sz w:val="20"/>
                 <w:szCs w:val="20"/>
               </w:rPr>
-              <w:t xml:space="preserve">FIG. 3 (306, 308, 316, 318, 320)</w:t>
+              <w:t xml:space="preserve">FIG. 3 (338)</w:t>
             </w:r>
           </w:p>
         </w:tc>
@@ -2998,7 +2353,7 @@
                 <w:sz w:val="20"/>
                 <w:szCs w:val="20"/>
               </w:rPr>
-              <w:t xml:space="preserve">[0050]</w:t>
+              <w:t xml:space="preserve">[0048], [0052] to [0053]</w:t>
             </w:r>
           </w:p>
         </w:tc>
@@ -3028,7 +2383,7 @@
                 <w:sz w:val="20"/>
                 <w:szCs w:val="20"/>
               </w:rPr>
-              <w:t xml:space="preserve">FIG. 3 (338)</w:t>
+              <w:t xml:space="preserve">FIG. 3 (312, 314, 326 to 334)</w:t>
             </w:r>
           </w:p>
         </w:tc>
@@ -3093,7 +2448,7 @@
                 <w:sz w:val="20"/>
                 <w:szCs w:val="20"/>
               </w:rPr>
-              <w:t xml:space="preserve">[0048], [0052] to [0053]</w:t>
+              <w:t xml:space="preserve">[0039]</w:t>
             </w:r>
           </w:p>
         </w:tc>
@@ -3123,7 +2478,7 @@
                 <w:sz w:val="20"/>
                 <w:szCs w:val="20"/>
               </w:rPr>
-              <w:t xml:space="preserve">FIG. 3 (312, 314, 326 to 334)</w:t>
+              <w:t xml:space="preserve">FIG. 2 (230)</w:t>
             </w:r>
           </w:p>
         </w:tc>
@@ -3188,7 +2543,7 @@
                 <w:sz w:val="20"/>
                 <w:szCs w:val="20"/>
               </w:rPr>
-              <w:t xml:space="preserve">[0039]</w:t>
+              <w:t xml:space="preserve">[0039] to [0040], [0080], [0085]</w:t>
             </w:r>
           </w:p>
         </w:tc>
@@ -3218,7 +2573,7 @@
                 <w:sz w:val="20"/>
                 <w:szCs w:val="20"/>
               </w:rPr>
-              <w:t xml:space="preserve">FIG. 2 (230)</w:t>
+              <w:t xml:space="preserve">FIG. 2 (232, 234), FIG. 6 (650)</w:t>
             </w:r>
           </w:p>
         </w:tc>
@@ -3283,7 +2638,7 @@
                 <w:sz w:val="20"/>
                 <w:szCs w:val="20"/>
               </w:rPr>
-              <w:t xml:space="preserve">[0039] to [0040], [0080], [0085]</w:t>
+              <w:t xml:space="preserve">[0038], [0061], [0085]</w:t>
             </w:r>
           </w:p>
         </w:tc>
@@ -3313,7 +2668,7 @@
                 <w:sz w:val="20"/>
                 <w:szCs w:val="20"/>
               </w:rPr>
-              <w:t xml:space="preserve">FIG. 2 (232, 234), FIG. 6 (650)</w:t>
+              <w:t xml:space="preserve">FIG. 2 (216), FIG. 4 (430), FIG. 5 (514, 526)</w:t>
             </w:r>
           </w:p>
         </w:tc>
@@ -3378,7 +2733,7 @@
                 <w:sz w:val="20"/>
                 <w:szCs w:val="20"/>
               </w:rPr>
-              <w:t xml:space="preserve">[0038], [0061], [0085]</w:t>
+              <w:t xml:space="preserve">[0065] to [0071]</w:t>
             </w:r>
           </w:p>
         </w:tc>
@@ -3408,7 +2763,7 @@
                 <w:sz w:val="20"/>
                 <w:szCs w:val="20"/>
               </w:rPr>
-              <w:t xml:space="preserve">FIG. 2 (216), FIG. 4 (430), FIG. 5 (514, 526)</w:t>
+              <w:t xml:space="preserve">FIG. 7 (702 to 726), FIG. 1 (136, 157)</w:t>
             </w:r>
           </w:p>
         </w:tc>
@@ -3473,7 +2828,7 @@
                 <w:sz w:val="20"/>
                 <w:szCs w:val="20"/>
               </w:rPr>
-              <w:t xml:space="preserve">[0065] to [0071]</w:t>
+              <w:t xml:space="preserve">[0026] to [0031], [0033], [0045] to [0053]</w:t>
             </w:r>
           </w:p>
         </w:tc>
@@ -3503,7 +2858,7 @@
                 <w:sz w:val="20"/>
                 <w:szCs w:val="20"/>
               </w:rPr>
-              <w:t xml:space="preserve">FIG. 7 (702 to 726), FIG. 1 (136, 157)</w:t>
+              <w:t xml:space="preserve">FIG. 1, 3</w:t>
             </w:r>
           </w:p>
         </w:tc>
@@ -3568,7 +2923,7 @@
                 <w:sz w:val="20"/>
                 <w:szCs w:val="20"/>
               </w:rPr>
-              <w:t xml:space="preserve">[0028], [0030], [0042] (last two sentences), [0108] to [0111]</w:t>
+              <w:t xml:space="preserve">[0053]</w:t>
             </w:r>
           </w:p>
         </w:tc>
@@ -3598,7 +2953,7 @@
                 <w:sz w:val="20"/>
                 <w:szCs w:val="20"/>
               </w:rPr>
-              <w:t xml:space="preserve">FIG. 13 (1302 to 1318), FIG. 1 (172, 174)</w:t>
+              <w:t xml:space="preserve">FIG. 3 (332)</w:t>
             </w:r>
           </w:p>
         </w:tc>
@@ -3663,7 +3018,7 @@
                 <w:sz w:val="20"/>
                 <w:szCs w:val="20"/>
               </w:rPr>
-              <w:t xml:space="preserve">[0026] to [0031], [0033], [0045] to [0053]</w:t>
+              <w:t xml:space="preserve">[0047] to [0049]</w:t>
             </w:r>
           </w:p>
         </w:tc>
@@ -3693,7 +3048,7 @@
                 <w:sz w:val="20"/>
                 <w:szCs w:val="20"/>
               </w:rPr>
-              <w:t xml:space="preserve">FIG. 1, 3</w:t>
+              <w:t xml:space="preserve">FIG. 3 (310), FIG. 5 (510)</w:t>
             </w:r>
           </w:p>
         </w:tc>
@@ -3758,7 +3113,7 @@
                 <w:sz w:val="20"/>
                 <w:szCs w:val="20"/>
               </w:rPr>
-              <w:t xml:space="preserve">[0052]</w:t>
+              <w:t xml:space="preserve">[0034], [0064]</w:t>
             </w:r>
           </w:p>
         </w:tc>
@@ -3788,7 +3143,7 @@
                 <w:sz w:val="20"/>
                 <w:szCs w:val="20"/>
               </w:rPr>
-              <w:t xml:space="preserve">FIG. 3 (340)</w:t>
+              <w:t xml:space="preserve">FIG. 1 (162), FIG. 9 (902 to 916)</w:t>
             </w:r>
           </w:p>
         </w:tc>
@@ -3853,7 +3208,7 @@
                 <w:sz w:val="20"/>
                 <w:szCs w:val="20"/>
               </w:rPr>
-              <w:t xml:space="preserve">[0053]</w:t>
+              <w:t xml:space="preserve">[0082]</w:t>
             </w:r>
           </w:p>
         </w:tc>
@@ -3883,7 +3238,7 @@
                 <w:sz w:val="20"/>
                 <w:szCs w:val="20"/>
               </w:rPr>
-              <w:t xml:space="preserve">FIG. 3 (332)</w:t>
+              <w:t xml:space="preserve">FIG. 8A (802 to 814)</w:t>
             </w:r>
           </w:p>
         </w:tc>
@@ -3948,7 +3303,7 @@
                 <w:sz w:val="20"/>
                 <w:szCs w:val="20"/>
               </w:rPr>
-              <w:t xml:space="preserve">[0047] to [0049]</w:t>
+              <w:t xml:space="preserve">[0057] to [0062], [0038], [0054] to [0055]</w:t>
             </w:r>
           </w:p>
         </w:tc>
@@ -3978,7 +3333,7 @@
                 <w:sz w:val="20"/>
                 <w:szCs w:val="20"/>
               </w:rPr>
-              <w:t xml:space="preserve">FIG. 3 (310), FIG. 5 (510)</w:t>
+              <w:t xml:space="preserve">FIG. 5 (506 to 534, 538), FIG. 2 (216), FIG. 3 (336)</w:t>
             </w:r>
           </w:p>
         </w:tc>
@@ -4043,7 +3398,7 @@
                 <w:sz w:val="20"/>
                 <w:szCs w:val="20"/>
               </w:rPr>
-              <w:t xml:space="preserve">[0034], [0064]</w:t>
+              <w:t xml:space="preserve">[0059]</w:t>
             </w:r>
           </w:p>
         </w:tc>
@@ -4073,7 +3428,7 @@
                 <w:sz w:val="20"/>
                 <w:szCs w:val="20"/>
               </w:rPr>
-              <w:t xml:space="preserve">FIG. 1 (162), FIG. 9 (902 to 916)</w:t>
+              <w:t xml:space="preserve">FIG. 5 (518, 536)</w:t>
             </w:r>
           </w:p>
         </w:tc>
@@ -4138,7 +3493,7 @@
                 <w:sz w:val="20"/>
                 <w:szCs w:val="20"/>
               </w:rPr>
-              <w:t xml:space="preserve">[0082]</w:t>
+              <w:t xml:space="preserve">[0055], [0058]</w:t>
             </w:r>
           </w:p>
         </w:tc>
@@ -4168,7 +3523,7 @@
                 <w:sz w:val="20"/>
                 <w:szCs w:val="20"/>
               </w:rPr>
-              <w:t xml:space="preserve">FIG. 8A (802 to 814)</w:t>
+              <w:t xml:space="preserve">FIG. 5 (520, 524)</w:t>
             </w:r>
           </w:p>
         </w:tc>
@@ -4233,7 +3588,7 @@
                 <w:sz w:val="20"/>
                 <w:szCs w:val="20"/>
               </w:rPr>
-              <w:t xml:space="preserve">[0057] to [0062], [0038], [0054] to [0055]</w:t>
+              <w:t xml:space="preserve">[0062] to [0063]</w:t>
             </w:r>
           </w:p>
         </w:tc>
@@ -4263,7 +3618,7 @@
                 <w:sz w:val="20"/>
                 <w:szCs w:val="20"/>
               </w:rPr>
-              <w:t xml:space="preserve">FIG. 5 (506 to 534, 538), FIG. 2 (216), FIG. 3 (336)</w:t>
+              <w:t xml:space="preserve">FIG. 5 (516, 528, 538, 540)</w:t>
             </w:r>
           </w:p>
         </w:tc>
@@ -4328,7 +3683,7 @@
                 <w:sz w:val="20"/>
                 <w:szCs w:val="20"/>
               </w:rPr>
-              <w:t xml:space="preserve">[0059]</w:t>
+              <w:t xml:space="preserve">[0083]</w:t>
             </w:r>
           </w:p>
         </w:tc>
@@ -4358,7 +3713,7 @@
                 <w:sz w:val="20"/>
                 <w:szCs w:val="20"/>
               </w:rPr>
-              <w:t xml:space="preserve">FIG. 5 (518, 536)</w:t>
+              <w:t xml:space="preserve">FIG. 8B (820 to 834)</w:t>
             </w:r>
           </w:p>
         </w:tc>
@@ -4423,7 +3778,7 @@
                 <w:sz w:val="20"/>
                 <w:szCs w:val="20"/>
               </w:rPr>
-              <w:t xml:space="preserve">[0055], [0058]</w:t>
+              <w:t xml:space="preserve">[0015] (sixth aspect), [0090] to [0097], [0112]; the loop limb re-uses [0036] to [0041]</w:t>
             </w:r>
           </w:p>
         </w:tc>
@@ -4453,7 +3808,7 @@
                 <w:sz w:val="20"/>
                 <w:szCs w:val="20"/>
               </w:rPr>
-              <w:t xml:space="preserve">FIG. 5 (520, 524)</w:t>
+              <w:t xml:space="preserve">FIG. 10 (1002 to 1034), FIG. 2</w:t>
             </w:r>
           </w:p>
         </w:tc>
@@ -4518,7 +3873,7 @@
                 <w:sz w:val="20"/>
                 <w:szCs w:val="20"/>
               </w:rPr>
-              <w:t xml:space="preserve">[0062] to [0063]</w:t>
+              <w:t xml:space="preserve">[0092], [0102] to [0104]</w:t>
             </w:r>
           </w:p>
         </w:tc>
@@ -4548,862 +3903,7 @@
                 <w:sz w:val="20"/>
                 <w:szCs w:val="20"/>
               </w:rPr>
-              <w:t xml:space="preserve">FIG. 5 (516, 528, 538, 540)</w:t>
-            </w:r>
-          </w:p>
-        </w:tc>
-      </w:tr>
-      <w:tr>
-        <w:trPr>
-          <w:tblHeader w:val="false"/>
-        </w:trPr>
-        <w:tc>
-          <w:tcPr>
-            <w:tcW w:type="dxa" w:w="700"/>
-            <w:tcBorders>
-              <w:top w:val="single" w:color="888888" w:sz="4"/>
-              <w:left w:val="single" w:color="888888" w:sz="4"/>
-              <w:bottom w:val="single" w:color="888888" w:sz="4"/>
-              <w:right w:val="single" w:color="888888" w:sz="4"/>
-            </w:tcBorders>
-            <w:tcMar>
-              <w:top w:type="dxa" w:w="60"/>
-              <w:left w:type="dxa" w:w="90"/>
-              <w:bottom w:type="dxa" w:w="60"/>
-              <w:right w:type="dxa" w:w="90"/>
-            </w:tcMar>
-          </w:tcPr>
-          <w:p>
-            <w:pPr>
-              <w:spacing w:after="0" w:line="240"/>
-            </w:pPr>
-            <w:r>
-              <w:rPr>
-                <w:rFonts w:ascii="Times New Roman" w:cs="Times New Roman" w:eastAsia="Times New Roman" w:hAnsi="Times New Roman"/>
-                <w:sz w:val="20"/>
-                <w:szCs w:val="20"/>
-              </w:rPr>
-              <w:t xml:space="preserve">21</w:t>
-            </w:r>
-          </w:p>
-        </w:tc>
-        <w:tc>
-          <w:tcPr>
-            <w:tcW w:type="dxa" w:w="4800"/>
-            <w:tcBorders>
-              <w:top w:val="single" w:color="888888" w:sz="4"/>
-              <w:left w:val="single" w:color="888888" w:sz="4"/>
-              <w:bottom w:val="single" w:color="888888" w:sz="4"/>
-              <w:right w:val="single" w:color="888888" w:sz="4"/>
-            </w:tcBorders>
-            <w:tcMar>
-              <w:top w:type="dxa" w:w="60"/>
-              <w:left w:type="dxa" w:w="90"/>
-              <w:bottom w:type="dxa" w:w="60"/>
-              <w:right w:type="dxa" w:w="90"/>
-            </w:tcMar>
-          </w:tcPr>
-          <w:p>
-            <w:pPr>
-              <w:spacing w:after="0" w:line="240"/>
-            </w:pPr>
-            <w:r>
-              <w:rPr>
-                <w:rFonts w:ascii="Times New Roman" w:cs="Times New Roman" w:eastAsia="Times New Roman" w:hAnsi="Times New Roman"/>
-                <w:sz w:val="20"/>
-                <w:szCs w:val="20"/>
-              </w:rPr>
-              <w:t xml:space="preserve">[0083]</w:t>
-            </w:r>
-          </w:p>
-        </w:tc>
-        <w:tc>
-          <w:tcPr>
-            <w:tcW w:type="dxa" w:w="3860"/>
-            <w:tcBorders>
-              <w:top w:val="single" w:color="888888" w:sz="4"/>
-              <w:left w:val="single" w:color="888888" w:sz="4"/>
-              <w:bottom w:val="single" w:color="888888" w:sz="4"/>
-              <w:right w:val="single" w:color="888888" w:sz="4"/>
-            </w:tcBorders>
-            <w:tcMar>
-              <w:top w:type="dxa" w:w="60"/>
-              <w:left w:type="dxa" w:w="90"/>
-              <w:bottom w:type="dxa" w:w="60"/>
-              <w:right w:type="dxa" w:w="90"/>
-            </w:tcMar>
-          </w:tcPr>
-          <w:p>
-            <w:pPr>
-              <w:spacing w:after="0" w:line="240"/>
-            </w:pPr>
-            <w:r>
-              <w:rPr>
-                <w:rFonts w:ascii="Times New Roman" w:cs="Times New Roman" w:eastAsia="Times New Roman" w:hAnsi="Times New Roman"/>
-                <w:sz w:val="20"/>
-                <w:szCs w:val="20"/>
-              </w:rPr>
-              <w:t xml:space="preserve">FIG. 8B (820 to 834)</w:t>
-            </w:r>
-          </w:p>
-        </w:tc>
-      </w:tr>
-      <w:tr>
-        <w:trPr>
-          <w:tblHeader w:val="false"/>
-        </w:trPr>
-        <w:tc>
-          <w:tcPr>
-            <w:tcW w:type="dxa" w:w="700"/>
-            <w:tcBorders>
-              <w:top w:val="single" w:color="888888" w:sz="4"/>
-              <w:left w:val="single" w:color="888888" w:sz="4"/>
-              <w:bottom w:val="single" w:color="888888" w:sz="4"/>
-              <w:right w:val="single" w:color="888888" w:sz="4"/>
-            </w:tcBorders>
-            <w:tcMar>
-              <w:top w:type="dxa" w:w="60"/>
-              <w:left w:type="dxa" w:w="90"/>
-              <w:bottom w:type="dxa" w:w="60"/>
-              <w:right w:type="dxa" w:w="90"/>
-            </w:tcMar>
-          </w:tcPr>
-          <w:p>
-            <w:pPr>
-              <w:spacing w:after="0" w:line="240"/>
-            </w:pPr>
-            <w:r>
-              <w:rPr>
-                <w:rFonts w:ascii="Times New Roman" w:cs="Times New Roman" w:eastAsia="Times New Roman" w:hAnsi="Times New Roman"/>
-                <w:sz w:val="20"/>
-                <w:szCs w:val="20"/>
-              </w:rPr>
-              <w:t xml:space="preserve">22</w:t>
-            </w:r>
-          </w:p>
-        </w:tc>
-        <w:tc>
-          <w:tcPr>
-            <w:tcW w:type="dxa" w:w="4800"/>
-            <w:tcBorders>
-              <w:top w:val="single" w:color="888888" w:sz="4"/>
-              <w:left w:val="single" w:color="888888" w:sz="4"/>
-              <w:bottom w:val="single" w:color="888888" w:sz="4"/>
-              <w:right w:val="single" w:color="888888" w:sz="4"/>
-            </w:tcBorders>
-            <w:tcMar>
-              <w:top w:type="dxa" w:w="60"/>
-              <w:left w:type="dxa" w:w="90"/>
-              <w:bottom w:type="dxa" w:w="60"/>
-              <w:right w:type="dxa" w:w="90"/>
-            </w:tcMar>
-          </w:tcPr>
-          <w:p>
-            <w:pPr>
-              <w:spacing w:after="0" w:line="240"/>
-            </w:pPr>
-            <w:r>
-              <w:rPr>
-                <w:rFonts w:ascii="Times New Roman" w:cs="Times New Roman" w:eastAsia="Times New Roman" w:hAnsi="Times New Roman"/>
-                <w:sz w:val="20"/>
-                <w:szCs w:val="20"/>
-              </w:rPr>
-              <w:t xml:space="preserve">[0015] (sixth aspect), [0090] to [0097], [0112]; the loop limb re-uses [0036] to [0041]</w:t>
-            </w:r>
-          </w:p>
-        </w:tc>
-        <w:tc>
-          <w:tcPr>
-            <w:tcW w:type="dxa" w:w="3860"/>
-            <w:tcBorders>
-              <w:top w:val="single" w:color="888888" w:sz="4"/>
-              <w:left w:val="single" w:color="888888" w:sz="4"/>
-              <w:bottom w:val="single" w:color="888888" w:sz="4"/>
-              <w:right w:val="single" w:color="888888" w:sz="4"/>
-            </w:tcBorders>
-            <w:tcMar>
-              <w:top w:type="dxa" w:w="60"/>
-              <w:left w:type="dxa" w:w="90"/>
-              <w:bottom w:type="dxa" w:w="60"/>
-              <w:right w:type="dxa" w:w="90"/>
-            </w:tcMar>
-          </w:tcPr>
-          <w:p>
-            <w:pPr>
-              <w:spacing w:after="0" w:line="240"/>
-            </w:pPr>
-            <w:r>
-              <w:rPr>
-                <w:rFonts w:ascii="Times New Roman" w:cs="Times New Roman" w:eastAsia="Times New Roman" w:hAnsi="Times New Roman"/>
-                <w:sz w:val="20"/>
-                <w:szCs w:val="20"/>
-              </w:rPr>
-              <w:t xml:space="preserve">FIG. 10 (1002 to 1034), FIG. 2</w:t>
-            </w:r>
-          </w:p>
-        </w:tc>
-      </w:tr>
-      <w:tr>
-        <w:trPr>
-          <w:tblHeader w:val="false"/>
-        </w:trPr>
-        <w:tc>
-          <w:tcPr>
-            <w:tcW w:type="dxa" w:w="700"/>
-            <w:tcBorders>
-              <w:top w:val="single" w:color="888888" w:sz="4"/>
-              <w:left w:val="single" w:color="888888" w:sz="4"/>
-              <w:bottom w:val="single" w:color="888888" w:sz="4"/>
-              <w:right w:val="single" w:color="888888" w:sz="4"/>
-            </w:tcBorders>
-            <w:tcMar>
-              <w:top w:type="dxa" w:w="60"/>
-              <w:left w:type="dxa" w:w="90"/>
-              <w:bottom w:type="dxa" w:w="60"/>
-              <w:right w:type="dxa" w:w="90"/>
-            </w:tcMar>
-          </w:tcPr>
-          <w:p>
-            <w:pPr>
-              <w:spacing w:after="0" w:line="240"/>
-            </w:pPr>
-            <w:r>
-              <w:rPr>
-                <w:rFonts w:ascii="Times New Roman" w:cs="Times New Roman" w:eastAsia="Times New Roman" w:hAnsi="Times New Roman"/>
-                <w:sz w:val="20"/>
-                <w:szCs w:val="20"/>
-              </w:rPr>
-              <w:t xml:space="preserve">23</w:t>
-            </w:r>
-          </w:p>
-        </w:tc>
-        <w:tc>
-          <w:tcPr>
-            <w:tcW w:type="dxa" w:w="4800"/>
-            <w:tcBorders>
-              <w:top w:val="single" w:color="888888" w:sz="4"/>
-              <w:left w:val="single" w:color="888888" w:sz="4"/>
-              <w:bottom w:val="single" w:color="888888" w:sz="4"/>
-              <w:right w:val="single" w:color="888888" w:sz="4"/>
-            </w:tcBorders>
-            <w:tcMar>
-              <w:top w:type="dxa" w:w="60"/>
-              <w:left w:type="dxa" w:w="90"/>
-              <w:bottom w:type="dxa" w:w="60"/>
-              <w:right w:type="dxa" w:w="90"/>
-            </w:tcMar>
-          </w:tcPr>
-          <w:p>
-            <w:pPr>
-              <w:spacing w:after="0" w:line="240"/>
-            </w:pPr>
-            <w:r>
-              <w:rPr>
-                <w:rFonts w:ascii="Times New Roman" w:cs="Times New Roman" w:eastAsia="Times New Roman" w:hAnsi="Times New Roman"/>
-                <w:sz w:val="20"/>
-                <w:szCs w:val="20"/>
-              </w:rPr>
-              <w:t xml:space="preserve">[0092], [0102] to [0104]</w:t>
-            </w:r>
-          </w:p>
-        </w:tc>
-        <w:tc>
-          <w:tcPr>
-            <w:tcW w:type="dxa" w:w="3860"/>
-            <w:tcBorders>
-              <w:top w:val="single" w:color="888888" w:sz="4"/>
-              <w:left w:val="single" w:color="888888" w:sz="4"/>
-              <w:bottom w:val="single" w:color="888888" w:sz="4"/>
-              <w:right w:val="single" w:color="888888" w:sz="4"/>
-            </w:tcBorders>
-            <w:tcMar>
-              <w:top w:type="dxa" w:w="60"/>
-              <w:left w:type="dxa" w:w="90"/>
-              <w:bottom w:type="dxa" w:w="60"/>
-              <w:right w:type="dxa" w:w="90"/>
-            </w:tcMar>
-          </w:tcPr>
-          <w:p>
-            <w:pPr>
-              <w:spacing w:after="0" w:line="240"/>
-            </w:pPr>
-            <w:r>
-              <w:rPr>
-                <w:rFonts w:ascii="Times New Roman" w:cs="Times New Roman" w:eastAsia="Times New Roman" w:hAnsi="Times New Roman"/>
-                <w:sz w:val="20"/>
-                <w:szCs w:val="20"/>
-              </w:rPr>
               <w:t xml:space="preserve">FIG. 11 (1102 to 1122), FIG. 10 (1018)</w:t>
-            </w:r>
-          </w:p>
-        </w:tc>
-      </w:tr>
-      <w:tr>
-        <w:trPr>
-          <w:tblHeader w:val="false"/>
-        </w:trPr>
-        <w:tc>
-          <w:tcPr>
-            <w:tcW w:type="dxa" w:w="700"/>
-            <w:tcBorders>
-              <w:top w:val="single" w:color="888888" w:sz="4"/>
-              <w:left w:val="single" w:color="888888" w:sz="4"/>
-              <w:bottom w:val="single" w:color="888888" w:sz="4"/>
-              <w:right w:val="single" w:color="888888" w:sz="4"/>
-            </w:tcBorders>
-            <w:tcMar>
-              <w:top w:type="dxa" w:w="60"/>
-              <w:left w:type="dxa" w:w="90"/>
-              <w:bottom w:type="dxa" w:w="60"/>
-              <w:right w:type="dxa" w:w="90"/>
-            </w:tcMar>
-          </w:tcPr>
-          <w:p>
-            <w:pPr>
-              <w:spacing w:after="0" w:line="240"/>
-            </w:pPr>
-            <w:r>
-              <w:rPr>
-                <w:rFonts w:ascii="Times New Roman" w:cs="Times New Roman" w:eastAsia="Times New Roman" w:hAnsi="Times New Roman"/>
-                <w:sz w:val="20"/>
-                <w:szCs w:val="20"/>
-              </w:rPr>
-              <w:t xml:space="preserve">24</w:t>
-            </w:r>
-          </w:p>
-        </w:tc>
-        <w:tc>
-          <w:tcPr>
-            <w:tcW w:type="dxa" w:w="4800"/>
-            <w:tcBorders>
-              <w:top w:val="single" w:color="888888" w:sz="4"/>
-              <w:left w:val="single" w:color="888888" w:sz="4"/>
-              <w:bottom w:val="single" w:color="888888" w:sz="4"/>
-              <w:right w:val="single" w:color="888888" w:sz="4"/>
-            </w:tcBorders>
-            <w:tcMar>
-              <w:top w:type="dxa" w:w="60"/>
-              <w:left w:type="dxa" w:w="90"/>
-              <w:bottom w:type="dxa" w:w="60"/>
-              <w:right w:type="dxa" w:w="90"/>
-            </w:tcMar>
-          </w:tcPr>
-          <w:p>
-            <w:pPr>
-              <w:spacing w:after="0" w:line="240"/>
-            </w:pPr>
-            <w:r>
-              <w:rPr>
-                <w:rFonts w:ascii="Times New Roman" w:cs="Times New Roman" w:eastAsia="Times New Roman" w:hAnsi="Times New Roman"/>
-                <w:sz w:val="20"/>
-                <w:szCs w:val="20"/>
-              </w:rPr>
-              <w:t xml:space="preserve">[0099], [0105] to [0107]</w:t>
-            </w:r>
-          </w:p>
-        </w:tc>
-        <w:tc>
-          <w:tcPr>
-            <w:tcW w:type="dxa" w:w="3860"/>
-            <w:tcBorders>
-              <w:top w:val="single" w:color="888888" w:sz="4"/>
-              <w:left w:val="single" w:color="888888" w:sz="4"/>
-              <w:bottom w:val="single" w:color="888888" w:sz="4"/>
-              <w:right w:val="single" w:color="888888" w:sz="4"/>
-            </w:tcBorders>
-            <w:tcMar>
-              <w:top w:type="dxa" w:w="60"/>
-              <w:left w:type="dxa" w:w="90"/>
-              <w:bottom w:type="dxa" w:w="60"/>
-              <w:right w:type="dxa" w:w="90"/>
-            </w:tcMar>
-          </w:tcPr>
-          <w:p>
-            <w:pPr>
-              <w:spacing w:after="0" w:line="240"/>
-            </w:pPr>
-            <w:r>
-              <w:rPr>
-                <w:rFonts w:ascii="Times New Roman" w:cs="Times New Roman" w:eastAsia="Times New Roman" w:hAnsi="Times New Roman"/>
-                <w:sz w:val="20"/>
-                <w:szCs w:val="20"/>
-              </w:rPr>
-              <w:t xml:space="preserve">FIG. 12 (1202 to 1224), FIG. 10 (1038)</w:t>
-            </w:r>
-          </w:p>
-        </w:tc>
-      </w:tr>
-      <w:tr>
-        <w:trPr>
-          <w:tblHeader w:val="false"/>
-        </w:trPr>
-        <w:tc>
-          <w:tcPr>
-            <w:tcW w:type="dxa" w:w="700"/>
-            <w:tcBorders>
-              <w:top w:val="single" w:color="888888" w:sz="4"/>
-              <w:left w:val="single" w:color="888888" w:sz="4"/>
-              <w:bottom w:val="single" w:color="888888" w:sz="4"/>
-              <w:right w:val="single" w:color="888888" w:sz="4"/>
-            </w:tcBorders>
-            <w:tcMar>
-              <w:top w:type="dxa" w:w="60"/>
-              <w:left w:type="dxa" w:w="90"/>
-              <w:bottom w:type="dxa" w:w="60"/>
-              <w:right w:type="dxa" w:w="90"/>
-            </w:tcMar>
-          </w:tcPr>
-          <w:p>
-            <w:pPr>
-              <w:spacing w:after="0" w:line="240"/>
-            </w:pPr>
-            <w:r>
-              <w:rPr>
-                <w:rFonts w:ascii="Times New Roman" w:cs="Times New Roman" w:eastAsia="Times New Roman" w:hAnsi="Times New Roman"/>
-                <w:sz w:val="20"/>
-                <w:szCs w:val="20"/>
-              </w:rPr>
-              <w:t xml:space="preserve">25</w:t>
-            </w:r>
-          </w:p>
-        </w:tc>
-        <w:tc>
-          <w:tcPr>
-            <w:tcW w:type="dxa" w:w="4800"/>
-            <w:tcBorders>
-              <w:top w:val="single" w:color="888888" w:sz="4"/>
-              <w:left w:val="single" w:color="888888" w:sz="4"/>
-              <w:bottom w:val="single" w:color="888888" w:sz="4"/>
-              <w:right w:val="single" w:color="888888" w:sz="4"/>
-            </w:tcBorders>
-            <w:tcMar>
-              <w:top w:type="dxa" w:w="60"/>
-              <w:left w:type="dxa" w:w="90"/>
-              <w:bottom w:type="dxa" w:w="60"/>
-              <w:right w:type="dxa" w:w="90"/>
-            </w:tcMar>
-          </w:tcPr>
-          <w:p>
-            <w:pPr>
-              <w:spacing w:after="0" w:line="240"/>
-            </w:pPr>
-            <w:r>
-              <w:rPr>
-                <w:rFonts w:ascii="Times New Roman" w:cs="Times New Roman" w:eastAsia="Times New Roman" w:hAnsi="Times New Roman"/>
-                <w:sz w:val="20"/>
-                <w:szCs w:val="20"/>
-              </w:rPr>
-              <w:t xml:space="preserve">[0094] (done-state as verification target), [0095] (second write path), [0097], [0039] to [0040] (indication 234)</w:t>
-            </w:r>
-          </w:p>
-        </w:tc>
-        <w:tc>
-          <w:tcPr>
-            <w:tcW w:type="dxa" w:w="3860"/>
-            <w:tcBorders>
-              <w:top w:val="single" w:color="888888" w:sz="4"/>
-              <w:left w:val="single" w:color="888888" w:sz="4"/>
-              <w:bottom w:val="single" w:color="888888" w:sz="4"/>
-              <w:right w:val="single" w:color="888888" w:sz="4"/>
-            </w:tcBorders>
-            <w:tcMar>
-              <w:top w:type="dxa" w:w="60"/>
-              <w:left w:type="dxa" w:w="90"/>
-              <w:bottom w:type="dxa" w:w="60"/>
-              <w:right w:type="dxa" w:w="90"/>
-            </w:tcMar>
-          </w:tcPr>
-          <w:p>
-            <w:pPr>
-              <w:spacing w:after="0" w:line="240"/>
-            </w:pPr>
-            <w:r>
-              <w:rPr>
-                <w:rFonts w:ascii="Times New Roman" w:cs="Times New Roman" w:eastAsia="Times New Roman" w:hAnsi="Times New Roman"/>
-                <w:sz w:val="20"/>
-                <w:szCs w:val="20"/>
-              </w:rPr>
-              <w:t xml:space="preserve">FIG. 10 (1012, 1028, 1030, 1032), FIG. 2 (234)</w:t>
-            </w:r>
-          </w:p>
-        </w:tc>
-      </w:tr>
-      <w:tr>
-        <w:trPr>
-          <w:tblHeader w:val="false"/>
-        </w:trPr>
-        <w:tc>
-          <w:tcPr>
-            <w:tcW w:type="dxa" w:w="700"/>
-            <w:tcBorders>
-              <w:top w:val="single" w:color="888888" w:sz="4"/>
-              <w:left w:val="single" w:color="888888" w:sz="4"/>
-              <w:bottom w:val="single" w:color="888888" w:sz="4"/>
-              <w:right w:val="single" w:color="888888" w:sz="4"/>
-            </w:tcBorders>
-            <w:tcMar>
-              <w:top w:type="dxa" w:w="60"/>
-              <w:left w:type="dxa" w:w="90"/>
-              <w:bottom w:type="dxa" w:w="60"/>
-              <w:right w:type="dxa" w:w="90"/>
-            </w:tcMar>
-          </w:tcPr>
-          <w:p>
-            <w:pPr>
-              <w:spacing w:after="0" w:line="240"/>
-            </w:pPr>
-            <w:r>
-              <w:rPr>
-                <w:rFonts w:ascii="Times New Roman" w:cs="Times New Roman" w:eastAsia="Times New Roman" w:hAnsi="Times New Roman"/>
-                <w:sz w:val="20"/>
-                <w:szCs w:val="20"/>
-              </w:rPr>
-              <w:t xml:space="preserve">26</w:t>
-            </w:r>
-          </w:p>
-        </w:tc>
-        <w:tc>
-          <w:tcPr>
-            <w:tcW w:type="dxa" w:w="4800"/>
-            <w:tcBorders>
-              <w:top w:val="single" w:color="888888" w:sz="4"/>
-              <w:left w:val="single" w:color="888888" w:sz="4"/>
-              <w:bottom w:val="single" w:color="888888" w:sz="4"/>
-              <w:right w:val="single" w:color="888888" w:sz="4"/>
-            </w:tcBorders>
-            <w:tcMar>
-              <w:top w:type="dxa" w:w="60"/>
-              <w:left w:type="dxa" w:w="90"/>
-              <w:bottom w:type="dxa" w:w="60"/>
-              <w:right w:type="dxa" w:w="90"/>
-            </w:tcMar>
-          </w:tcPr>
-          <w:p>
-            <w:pPr>
-              <w:spacing w:after="0" w:line="240"/>
-            </w:pPr>
-            <w:r>
-              <w:rPr>
-                <w:rFonts w:ascii="Times New Roman" w:cs="Times New Roman" w:eastAsia="Times New Roman" w:hAnsi="Times New Roman"/>
-                <w:sz w:val="20"/>
-                <w:szCs w:val="20"/>
-              </w:rPr>
-              <w:t xml:space="preserve">[0098], [0085]</w:t>
-            </w:r>
-          </w:p>
-        </w:tc>
-        <w:tc>
-          <w:tcPr>
-            <w:tcW w:type="dxa" w:w="3860"/>
-            <w:tcBorders>
-              <w:top w:val="single" w:color="888888" w:sz="4"/>
-              <w:left w:val="single" w:color="888888" w:sz="4"/>
-              <w:bottom w:val="single" w:color="888888" w:sz="4"/>
-              <w:right w:val="single" w:color="888888" w:sz="4"/>
-            </w:tcBorders>
-            <w:tcMar>
-              <w:top w:type="dxa" w:w="60"/>
-              <w:left w:type="dxa" w:w="90"/>
-              <w:bottom w:type="dxa" w:w="60"/>
-              <w:right w:type="dxa" w:w="90"/>
-            </w:tcMar>
-          </w:tcPr>
-          <w:p>
-            <w:pPr>
-              <w:spacing w:after="0" w:line="240"/>
-            </w:pPr>
-            <w:r>
-              <w:rPr>
-                <w:rFonts w:ascii="Times New Roman" w:cs="Times New Roman" w:eastAsia="Times New Roman" w:hAnsi="Times New Roman"/>
-                <w:sz w:val="20"/>
-                <w:szCs w:val="20"/>
-              </w:rPr>
-              <w:t xml:space="preserve">FIG. 10 (1036), FIG. 1 (162)</w:t>
-            </w:r>
-          </w:p>
-        </w:tc>
-      </w:tr>
-      <w:tr>
-        <w:trPr>
-          <w:tblHeader w:val="false"/>
-        </w:trPr>
-        <w:tc>
-          <w:tcPr>
-            <w:tcW w:type="dxa" w:w="700"/>
-            <w:tcBorders>
-              <w:top w:val="single" w:color="888888" w:sz="4"/>
-              <w:left w:val="single" w:color="888888" w:sz="4"/>
-              <w:bottom w:val="single" w:color="888888" w:sz="4"/>
-              <w:right w:val="single" w:color="888888" w:sz="4"/>
-            </w:tcBorders>
-            <w:tcMar>
-              <w:top w:type="dxa" w:w="60"/>
-              <w:left w:type="dxa" w:w="90"/>
-              <w:bottom w:type="dxa" w:w="60"/>
-              <w:right w:type="dxa" w:w="90"/>
-            </w:tcMar>
-          </w:tcPr>
-          <w:p>
-            <w:pPr>
-              <w:spacing w:after="0" w:line="240"/>
-            </w:pPr>
-            <w:r>
-              <w:rPr>
-                <w:rFonts w:ascii="Times New Roman" w:cs="Times New Roman" w:eastAsia="Times New Roman" w:hAnsi="Times New Roman"/>
-                <w:sz w:val="20"/>
-                <w:szCs w:val="20"/>
-              </w:rPr>
-              <w:t xml:space="preserve">27</w:t>
-            </w:r>
-          </w:p>
-        </w:tc>
-        <w:tc>
-          <w:tcPr>
-            <w:tcW w:type="dxa" w:w="4800"/>
-            <w:tcBorders>
-              <w:top w:val="single" w:color="888888" w:sz="4"/>
-              <w:left w:val="single" w:color="888888" w:sz="4"/>
-              <w:bottom w:val="single" w:color="888888" w:sz="4"/>
-              <w:right w:val="single" w:color="888888" w:sz="4"/>
-            </w:tcBorders>
-            <w:tcMar>
-              <w:top w:type="dxa" w:w="60"/>
-              <w:left w:type="dxa" w:w="90"/>
-              <w:bottom w:type="dxa" w:w="60"/>
-              <w:right w:type="dxa" w:w="90"/>
-            </w:tcMar>
-          </w:tcPr>
-          <w:p>
-            <w:pPr>
-              <w:spacing w:after="0" w:line="240"/>
-            </w:pPr>
-            <w:r>
-              <w:rPr>
-                <w:rFonts w:ascii="Times New Roman" w:cs="Times New Roman" w:eastAsia="Times New Roman" w:hAnsi="Times New Roman"/>
-                <w:sz w:val="20"/>
-                <w:szCs w:val="20"/>
-              </w:rPr>
-              <w:t xml:space="preserve">[0100]</w:t>
-            </w:r>
-          </w:p>
-        </w:tc>
-        <w:tc>
-          <w:tcPr>
-            <w:tcW w:type="dxa" w:w="3860"/>
-            <w:tcBorders>
-              <w:top w:val="single" w:color="888888" w:sz="4"/>
-              <w:left w:val="single" w:color="888888" w:sz="4"/>
-              <w:bottom w:val="single" w:color="888888" w:sz="4"/>
-              <w:right w:val="single" w:color="888888" w:sz="4"/>
-            </w:tcBorders>
-            <w:tcMar>
-              <w:top w:type="dxa" w:w="60"/>
-              <w:left w:type="dxa" w:w="90"/>
-              <w:bottom w:type="dxa" w:w="60"/>
-              <w:right w:type="dxa" w:w="90"/>
-            </w:tcMar>
-          </w:tcPr>
-          <w:p>
-            <w:pPr>
-              <w:spacing w:after="0" w:line="240"/>
-            </w:pPr>
-            <w:r>
-              <w:rPr>
-                <w:rFonts w:ascii="Times New Roman" w:cs="Times New Roman" w:eastAsia="Times New Roman" w:hAnsi="Times New Roman"/>
-                <w:sz w:val="20"/>
-                <w:szCs w:val="20"/>
-              </w:rPr>
-              <w:t xml:space="preserve">FIG. 10 (1040)</w:t>
-            </w:r>
-          </w:p>
-        </w:tc>
-      </w:tr>
-      <w:tr>
-        <w:trPr>
-          <w:tblHeader w:val="false"/>
-        </w:trPr>
-        <w:tc>
-          <w:tcPr>
-            <w:tcW w:type="dxa" w:w="700"/>
-            <w:tcBorders>
-              <w:top w:val="single" w:color="888888" w:sz="4"/>
-              <w:left w:val="single" w:color="888888" w:sz="4"/>
-              <w:bottom w:val="single" w:color="888888" w:sz="4"/>
-              <w:right w:val="single" w:color="888888" w:sz="4"/>
-            </w:tcBorders>
-            <w:tcMar>
-              <w:top w:type="dxa" w:w="60"/>
-              <w:left w:type="dxa" w:w="90"/>
-              <w:bottom w:type="dxa" w:w="60"/>
-              <w:right w:type="dxa" w:w="90"/>
-            </w:tcMar>
-          </w:tcPr>
-          <w:p>
-            <w:pPr>
-              <w:spacing w:after="0" w:line="240"/>
-            </w:pPr>
-            <w:r>
-              <w:rPr>
-                <w:rFonts w:ascii="Times New Roman" w:cs="Times New Roman" w:eastAsia="Times New Roman" w:hAnsi="Times New Roman"/>
-                <w:sz w:val="20"/>
-                <w:szCs w:val="20"/>
-              </w:rPr>
-              <w:t xml:space="preserve">28</w:t>
-            </w:r>
-          </w:p>
-        </w:tc>
-        <w:tc>
-          <w:tcPr>
-            <w:tcW w:type="dxa" w:w="4800"/>
-            <w:tcBorders>
-              <w:top w:val="single" w:color="888888" w:sz="4"/>
-              <w:left w:val="single" w:color="888888" w:sz="4"/>
-              <w:bottom w:val="single" w:color="888888" w:sz="4"/>
-              <w:right w:val="single" w:color="888888" w:sz="4"/>
-            </w:tcBorders>
-            <w:tcMar>
-              <w:top w:type="dxa" w:w="60"/>
-              <w:left w:type="dxa" w:w="90"/>
-              <w:bottom w:type="dxa" w:w="60"/>
-              <w:right w:type="dxa" w:w="90"/>
-            </w:tcMar>
-          </w:tcPr>
-          <w:p>
-            <w:pPr>
-              <w:spacing w:after="0" w:line="240"/>
-            </w:pPr>
-            <w:r>
-              <w:rPr>
-                <w:rFonts w:ascii="Times New Roman" w:cs="Times New Roman" w:eastAsia="Times New Roman" w:hAnsi="Times New Roman"/>
-                <w:sz w:val="20"/>
-                <w:szCs w:val="20"/>
-              </w:rPr>
-              <w:t xml:space="preserve">as claim 22; module names at [0091] to [0096] and [0029]</w:t>
-            </w:r>
-          </w:p>
-        </w:tc>
-        <w:tc>
-          <w:tcPr>
-            <w:tcW w:type="dxa" w:w="3860"/>
-            <w:tcBorders>
-              <w:top w:val="single" w:color="888888" w:sz="4"/>
-              <w:left w:val="single" w:color="888888" w:sz="4"/>
-              <w:bottom w:val="single" w:color="888888" w:sz="4"/>
-              <w:right w:val="single" w:color="888888" w:sz="4"/>
-            </w:tcBorders>
-            <w:tcMar>
-              <w:top w:type="dxa" w:w="60"/>
-              <w:left w:type="dxa" w:w="90"/>
-              <w:bottom w:type="dxa" w:w="60"/>
-              <w:right w:type="dxa" w:w="90"/>
-            </w:tcMar>
-          </w:tcPr>
-          <w:p>
-            <w:pPr>
-              <w:spacing w:after="0" w:line="240"/>
-            </w:pPr>
-            <w:r>
-              <w:rPr>
-                <w:rFonts w:ascii="Times New Roman" w:cs="Times New Roman" w:eastAsia="Times New Roman" w:hAnsi="Times New Roman"/>
-                <w:sz w:val="20"/>
-                <w:szCs w:val="20"/>
-              </w:rPr>
-              <w:t xml:space="preserve">FIG. 10, FIG. 1 (122, 124, 132, 152, 154)</w:t>
-            </w:r>
-          </w:p>
-        </w:tc>
-      </w:tr>
-      <w:tr>
-        <w:trPr>
-          <w:tblHeader w:val="false"/>
-        </w:trPr>
-        <w:tc>
-          <w:tcPr>
-            <w:tcW w:type="dxa" w:w="700"/>
-            <w:tcBorders>
-              <w:top w:val="single" w:color="888888" w:sz="4"/>
-              <w:left w:val="single" w:color="888888" w:sz="4"/>
-              <w:bottom w:val="single" w:color="888888" w:sz="4"/>
-              <w:right w:val="single" w:color="888888" w:sz="4"/>
-            </w:tcBorders>
-            <w:tcMar>
-              <w:top w:type="dxa" w:w="60"/>
-              <w:left w:type="dxa" w:w="90"/>
-              <w:bottom w:type="dxa" w:w="60"/>
-              <w:right w:type="dxa" w:w="90"/>
-            </w:tcMar>
-          </w:tcPr>
-          <w:p>
-            <w:pPr>
-              <w:spacing w:after="0" w:line="240"/>
-            </w:pPr>
-            <w:r>
-              <w:rPr>
-                <w:rFonts w:ascii="Times New Roman" w:cs="Times New Roman" w:eastAsia="Times New Roman" w:hAnsi="Times New Roman"/>
-                <w:sz w:val="20"/>
-                <w:szCs w:val="20"/>
-              </w:rPr>
-              <w:t xml:space="preserve">29</w:t>
-            </w:r>
-          </w:p>
-        </w:tc>
-        <w:tc>
-          <w:tcPr>
-            <w:tcW w:type="dxa" w:w="4800"/>
-            <w:tcBorders>
-              <w:top w:val="single" w:color="888888" w:sz="4"/>
-              <w:left w:val="single" w:color="888888" w:sz="4"/>
-              <w:bottom w:val="single" w:color="888888" w:sz="4"/>
-              <w:right w:val="single" w:color="888888" w:sz="4"/>
-            </w:tcBorders>
-            <w:tcMar>
-              <w:top w:type="dxa" w:w="60"/>
-              <w:left w:type="dxa" w:w="90"/>
-              <w:bottom w:type="dxa" w:w="60"/>
-              <w:right w:type="dxa" w:w="90"/>
-            </w:tcMar>
-          </w:tcPr>
-          <w:p>
-            <w:pPr>
-              <w:spacing w:after="0" w:line="240"/>
-            </w:pPr>
-            <w:r>
-              <w:rPr>
-                <w:rFonts w:ascii="Times New Roman" w:cs="Times New Roman" w:eastAsia="Times New Roman" w:hAnsi="Times New Roman"/>
-                <w:sz w:val="20"/>
-                <w:szCs w:val="20"/>
-              </w:rPr>
-              <w:t xml:space="preserve">as claims 22 and 23</w:t>
-            </w:r>
-          </w:p>
-        </w:tc>
-        <w:tc>
-          <w:tcPr>
-            <w:tcW w:type="dxa" w:w="3860"/>
-            <w:tcBorders>
-              <w:top w:val="single" w:color="888888" w:sz="4"/>
-              <w:left w:val="single" w:color="888888" w:sz="4"/>
-              <w:bottom w:val="single" w:color="888888" w:sz="4"/>
-              <w:right w:val="single" w:color="888888" w:sz="4"/>
-            </w:tcBorders>
-            <w:tcMar>
-              <w:top w:type="dxa" w:w="60"/>
-              <w:left w:type="dxa" w:w="90"/>
-              <w:bottom w:type="dxa" w:w="60"/>
-              <w:right w:type="dxa" w:w="90"/>
-            </w:tcMar>
-          </w:tcPr>
-          <w:p>
-            <w:pPr>
-              <w:spacing w:after="0" w:line="240"/>
-            </w:pPr>
-            <w:r>
-              <w:rPr>
-                <w:rFonts w:ascii="Times New Roman" w:cs="Times New Roman" w:eastAsia="Times New Roman" w:hAnsi="Times New Roman"/>
-                <w:sz w:val="20"/>
-                <w:szCs w:val="20"/>
-              </w:rPr>
-              <w:t xml:space="preserve">FIG. 10, FIG. 11</w:t>
             </w:r>
           </w:p>
         </w:tc>
@@ -5444,7 +3944,7 @@
           <w:sz w:val="24"/>
           <w:szCs w:val="24"/>
         </w:rPr>
-        <w:t xml:space="preserve">Method: every "the" term in claims 1 to 10 was traced to an introducing "a/an" in the same claim or in the claim chain.</w:t>
+        <w:t xml:space="preserve">Method: every "the" term in claims 1 to 8 was traced to an introducing "a/an" in the same claim or in the claim chain.</w:t>
       </w:r>
     </w:p>
     <w:tbl>
@@ -5460,10 +3960,10 @@
         </w:tblBorders>
       </w:tblPr>
       <w:tblGrid>
-        <w:gridCol w:w="2894"/>
-        <w:gridCol w:w="2605"/>
-        <w:gridCol w:w="964"/>
-        <w:gridCol w:w="2897"/>
+        <w:gridCol w:w="2955"/>
+        <w:gridCol w:w="2660"/>
+        <w:gridCol w:w="788"/>
+        <w:gridCol w:w="2957"/>
       </w:tblGrid>
       <w:tr>
         <w:trPr>
@@ -5471,7 +3971,7 @@
         </w:trPr>
         <w:tc>
           <w:tcPr>
-            <w:tcW w:type="dxa" w:w="2894"/>
+            <w:tcW w:type="dxa" w:w="2955"/>
             <w:tcBorders>
               <w:top w:val="single" w:color="888888" w:sz="4"/>
               <w:left w:val="single" w:color="888888" w:sz="4"/>
@@ -5504,7 +4004,7 @@
         </w:tc>
         <w:tc>
           <w:tcPr>
-            <w:tcW w:type="dxa" w:w="2605"/>
+            <w:tcW w:type="dxa" w:w="2660"/>
             <w:tcBorders>
               <w:top w:val="single" w:color="888888" w:sz="4"/>
               <w:left w:val="single" w:color="888888" w:sz="4"/>
@@ -5537,7 +4037,7 @@
         </w:tc>
         <w:tc>
           <w:tcPr>
-            <w:tcW w:type="dxa" w:w="964"/>
+            <w:tcW w:type="dxa" w:w="788"/>
             <w:tcBorders>
               <w:top w:val="single" w:color="888888" w:sz="4"/>
               <w:left w:val="single" w:color="888888" w:sz="4"/>
@@ -5570,7 +4070,7 @@
         </w:tc>
         <w:tc>
           <w:tcPr>
-            <w:tcW w:type="dxa" w:w="2897"/>
+            <w:tcW w:type="dxa" w:w="2957"/>
             <w:tcBorders>
               <w:top w:val="single" w:color="888888" w:sz="4"/>
               <w:left w:val="single" w:color="888888" w:sz="4"/>
@@ -5608,7 +4108,7 @@
         </w:trPr>
         <w:tc>
           <w:tcPr>
-            <w:tcW w:type="dxa" w:w="2894"/>
+            <w:tcW w:type="dxa" w:w="2955"/>
             <w:tcBorders>
               <w:top w:val="single" w:color="888888" w:sz="4"/>
               <w:left w:val="single" w:color="888888" w:sz="4"/>
@@ -5638,7 +4138,7 @@
         </w:tc>
         <w:tc>
           <w:tcPr>
-            <w:tcW w:type="dxa" w:w="2605"/>
+            <w:tcW w:type="dxa" w:w="2660"/>
             <w:tcBorders>
               <w:top w:val="single" w:color="888888" w:sz="4"/>
               <w:left w:val="single" w:color="888888" w:sz="4"/>
@@ -5668,37 +4168,37 @@
         </w:tc>
         <w:tc>
           <w:tcPr>
-            <w:tcW w:type="dxa" w:w="964"/>
-            <w:tcBorders>
-              <w:top w:val="single" w:color="888888" w:sz="4"/>
-              <w:left w:val="single" w:color="888888" w:sz="4"/>
-              <w:bottom w:val="single" w:color="888888" w:sz="4"/>
-              <w:right w:val="single" w:color="888888" w:sz="4"/>
-            </w:tcBorders>
-            <w:tcMar>
-              <w:top w:type="dxa" w:w="60"/>
-              <w:left w:type="dxa" w:w="90"/>
-              <w:bottom w:type="dxa" w:w="60"/>
-              <w:right w:type="dxa" w:w="90"/>
-            </w:tcMar>
-          </w:tcPr>
-          <w:p>
-            <w:pPr>
-              <w:spacing w:after="0" w:line="240"/>
-            </w:pPr>
-            <w:r>
-              <w:rPr>
-                <w:rFonts w:ascii="Times New Roman" w:cs="Times New Roman" w:eastAsia="Times New Roman" w:hAnsi="Times New Roman"/>
-                <w:sz w:val="20"/>
-                <w:szCs w:val="20"/>
-              </w:rPr>
-              <w:t xml:space="preserve">1 to 10</w:t>
-            </w:r>
-          </w:p>
-        </w:tc>
-        <w:tc>
-          <w:tcPr>
-            <w:tcW w:type="dxa" w:w="2897"/>
+            <w:tcW w:type="dxa" w:w="788"/>
+            <w:tcBorders>
+              <w:top w:val="single" w:color="888888" w:sz="4"/>
+              <w:left w:val="single" w:color="888888" w:sz="4"/>
+              <w:bottom w:val="single" w:color="888888" w:sz="4"/>
+              <w:right w:val="single" w:color="888888" w:sz="4"/>
+            </w:tcBorders>
+            <w:tcMar>
+              <w:top w:type="dxa" w:w="60"/>
+              <w:left w:type="dxa" w:w="90"/>
+              <w:bottom w:type="dxa" w:w="60"/>
+              <w:right w:type="dxa" w:w="90"/>
+            </w:tcMar>
+          </w:tcPr>
+          <w:p>
+            <w:pPr>
+              <w:spacing w:after="0" w:line="240"/>
+            </w:pPr>
+            <w:r>
+              <w:rPr>
+                <w:rFonts w:ascii="Times New Roman" w:cs="Times New Roman" w:eastAsia="Times New Roman" w:hAnsi="Times New Roman"/>
+                <w:sz w:val="20"/>
+                <w:szCs w:val="20"/>
+              </w:rPr>
+              <w:t xml:space="preserve">1 to 8</w:t>
+            </w:r>
+          </w:p>
+        </w:tc>
+        <w:tc>
+          <w:tcPr>
+            <w:tcW w:type="dxa" w:w="2957"/>
             <w:tcBorders>
               <w:top w:val="single" w:color="888888" w:sz="4"/>
               <w:left w:val="single" w:color="888888" w:sz="4"/>
@@ -5733,7 +4233,7 @@
         </w:trPr>
         <w:tc>
           <w:tcPr>
-            <w:tcW w:type="dxa" w:w="2894"/>
+            <w:tcW w:type="dxa" w:w="2955"/>
             <w:tcBorders>
               <w:top w:val="single" w:color="888888" w:sz="4"/>
               <w:left w:val="single" w:color="888888" w:sz="4"/>
@@ -5763,7 +4263,7 @@
         </w:tc>
         <w:tc>
           <w:tcPr>
-            <w:tcW w:type="dxa" w:w="2605"/>
+            <w:tcW w:type="dxa" w:w="2660"/>
             <w:tcBorders>
               <w:top w:val="single" w:color="888888" w:sz="4"/>
               <w:left w:val="single" w:color="888888" w:sz="4"/>
@@ -5793,37 +4293,37 @@
         </w:tc>
         <w:tc>
           <w:tcPr>
-            <w:tcW w:type="dxa" w:w="964"/>
-            <w:tcBorders>
-              <w:top w:val="single" w:color="888888" w:sz="4"/>
-              <w:left w:val="single" w:color="888888" w:sz="4"/>
-              <w:bottom w:val="single" w:color="888888" w:sz="4"/>
-              <w:right w:val="single" w:color="888888" w:sz="4"/>
-            </w:tcBorders>
-            <w:tcMar>
-              <w:top w:type="dxa" w:w="60"/>
-              <w:left w:type="dxa" w:w="90"/>
-              <w:bottom w:type="dxa" w:w="60"/>
-              <w:right w:type="dxa" w:w="90"/>
-            </w:tcMar>
-          </w:tcPr>
-          <w:p>
-            <w:pPr>
-              <w:spacing w:after="0" w:line="240"/>
-            </w:pPr>
-            <w:r>
-              <w:rPr>
-                <w:rFonts w:ascii="Times New Roman" w:cs="Times New Roman" w:eastAsia="Times New Roman" w:hAnsi="Times New Roman"/>
-                <w:sz w:val="20"/>
-                <w:szCs w:val="20"/>
-              </w:rPr>
-              <w:t xml:space="preserve">1, 5, 6, 7, 8, 9, 10</w:t>
-            </w:r>
-          </w:p>
-        </w:tc>
-        <w:tc>
-          <w:tcPr>
-            <w:tcW w:type="dxa" w:w="2897"/>
+            <w:tcW w:type="dxa" w:w="788"/>
+            <w:tcBorders>
+              <w:top w:val="single" w:color="888888" w:sz="4"/>
+              <w:left w:val="single" w:color="888888" w:sz="4"/>
+              <w:bottom w:val="single" w:color="888888" w:sz="4"/>
+              <w:right w:val="single" w:color="888888" w:sz="4"/>
+            </w:tcBorders>
+            <w:tcMar>
+              <w:top w:type="dxa" w:w="60"/>
+              <w:left w:type="dxa" w:w="90"/>
+              <w:bottom w:type="dxa" w:w="60"/>
+              <w:right w:type="dxa" w:w="90"/>
+            </w:tcMar>
+          </w:tcPr>
+          <w:p>
+            <w:pPr>
+              <w:spacing w:after="0" w:line="240"/>
+            </w:pPr>
+            <w:r>
+              <w:rPr>
+                <w:rFonts w:ascii="Times New Roman" w:cs="Times New Roman" w:eastAsia="Times New Roman" w:hAnsi="Times New Roman"/>
+                <w:sz w:val="20"/>
+                <w:szCs w:val="20"/>
+              </w:rPr>
+              <w:t xml:space="preserve">1, 4, 5, 6, 7, 8</w:t>
+            </w:r>
+          </w:p>
+        </w:tc>
+        <w:tc>
+          <w:tcPr>
+            <w:tcW w:type="dxa" w:w="2957"/>
             <w:tcBorders>
               <w:top w:val="single" w:color="888888" w:sz="4"/>
               <w:left w:val="single" w:color="888888" w:sz="4"/>
@@ -5858,7 +4358,7 @@
         </w:trPr>
         <w:tc>
           <w:tcPr>
-            <w:tcW w:type="dxa" w:w="2894"/>
+            <w:tcW w:type="dxa" w:w="2955"/>
             <w:tcBorders>
               <w:top w:val="single" w:color="888888" w:sz="4"/>
               <w:left w:val="single" w:color="888888" w:sz="4"/>
@@ -5888,7 +4388,7 @@
         </w:tc>
         <w:tc>
           <w:tcPr>
-            <w:tcW w:type="dxa" w:w="2605"/>
+            <w:tcW w:type="dxa" w:w="2660"/>
             <w:tcBorders>
               <w:top w:val="single" w:color="888888" w:sz="4"/>
               <w:left w:val="single" w:color="888888" w:sz="4"/>
@@ -5918,37 +4418,37 @@
         </w:tc>
         <w:tc>
           <w:tcPr>
-            <w:tcW w:type="dxa" w:w="964"/>
-            <w:tcBorders>
-              <w:top w:val="single" w:color="888888" w:sz="4"/>
-              <w:left w:val="single" w:color="888888" w:sz="4"/>
-              <w:bottom w:val="single" w:color="888888" w:sz="4"/>
-              <w:right w:val="single" w:color="888888" w:sz="4"/>
-            </w:tcBorders>
-            <w:tcMar>
-              <w:top w:type="dxa" w:w="60"/>
-              <w:left w:type="dxa" w:w="90"/>
-              <w:bottom w:type="dxa" w:w="60"/>
-              <w:right w:type="dxa" w:w="90"/>
-            </w:tcMar>
-          </w:tcPr>
-          <w:p>
-            <w:pPr>
-              <w:spacing w:after="0" w:line="240"/>
-            </w:pPr>
-            <w:r>
-              <w:rPr>
-                <w:rFonts w:ascii="Times New Roman" w:cs="Times New Roman" w:eastAsia="Times New Roman" w:hAnsi="Times New Roman"/>
-                <w:sz w:val="20"/>
-                <w:szCs w:val="20"/>
-              </w:rPr>
-              <w:t xml:space="preserve">1, 3, 4, 6, 7</w:t>
-            </w:r>
-          </w:p>
-        </w:tc>
-        <w:tc>
-          <w:tcPr>
-            <w:tcW w:type="dxa" w:w="2897"/>
+            <w:tcW w:type="dxa" w:w="788"/>
+            <w:tcBorders>
+              <w:top w:val="single" w:color="888888" w:sz="4"/>
+              <w:left w:val="single" w:color="888888" w:sz="4"/>
+              <w:bottom w:val="single" w:color="888888" w:sz="4"/>
+              <w:right w:val="single" w:color="888888" w:sz="4"/>
+            </w:tcBorders>
+            <w:tcMar>
+              <w:top w:type="dxa" w:w="60"/>
+              <w:left w:type="dxa" w:w="90"/>
+              <w:bottom w:type="dxa" w:w="60"/>
+              <w:right w:type="dxa" w:w="90"/>
+            </w:tcMar>
+          </w:tcPr>
+          <w:p>
+            <w:pPr>
+              <w:spacing w:after="0" w:line="240"/>
+            </w:pPr>
+            <w:r>
+              <w:rPr>
+                <w:rFonts w:ascii="Times New Roman" w:cs="Times New Roman" w:eastAsia="Times New Roman" w:hAnsi="Times New Roman"/>
+                <w:sz w:val="20"/>
+                <w:szCs w:val="20"/>
+              </w:rPr>
+              <w:t xml:space="preserve">1, 2, 3, 5, 6</w:t>
+            </w:r>
+          </w:p>
+        </w:tc>
+        <w:tc>
+          <w:tcPr>
+            <w:tcW w:type="dxa" w:w="2957"/>
             <w:tcBorders>
               <w:top w:val="single" w:color="888888" w:sz="4"/>
               <w:left w:val="single" w:color="888888" w:sz="4"/>
@@ -5983,7 +4483,7 @@
         </w:trPr>
         <w:tc>
           <w:tcPr>
-            <w:tcW w:type="dxa" w:w="2894"/>
+            <w:tcW w:type="dxa" w:w="2955"/>
             <w:tcBorders>
               <w:top w:val="single" w:color="888888" w:sz="4"/>
               <w:left w:val="single" w:color="888888" w:sz="4"/>
@@ -6013,7 +4513,7 @@
         </w:tc>
         <w:tc>
           <w:tcPr>
-            <w:tcW w:type="dxa" w:w="2605"/>
+            <w:tcW w:type="dxa" w:w="2660"/>
             <w:tcBorders>
               <w:top w:val="single" w:color="888888" w:sz="4"/>
               <w:left w:val="single" w:color="888888" w:sz="4"/>
@@ -6043,37 +4543,37 @@
         </w:tc>
         <w:tc>
           <w:tcPr>
-            <w:tcW w:type="dxa" w:w="964"/>
-            <w:tcBorders>
-              <w:top w:val="single" w:color="888888" w:sz="4"/>
-              <w:left w:val="single" w:color="888888" w:sz="4"/>
-              <w:bottom w:val="single" w:color="888888" w:sz="4"/>
-              <w:right w:val="single" w:color="888888" w:sz="4"/>
-            </w:tcBorders>
-            <w:tcMar>
-              <w:top w:type="dxa" w:w="60"/>
-              <w:left w:type="dxa" w:w="90"/>
-              <w:bottom w:type="dxa" w:w="60"/>
-              <w:right w:type="dxa" w:w="90"/>
-            </w:tcMar>
-          </w:tcPr>
-          <w:p>
-            <w:pPr>
-              <w:spacing w:after="0" w:line="240"/>
-            </w:pPr>
-            <w:r>
-              <w:rPr>
-                <w:rFonts w:ascii="Times New Roman" w:cs="Times New Roman" w:eastAsia="Times New Roman" w:hAnsi="Times New Roman"/>
-                <w:sz w:val="20"/>
-                <w:szCs w:val="20"/>
-              </w:rPr>
-              <w:t xml:space="preserve">1, 9, 10</w:t>
-            </w:r>
-          </w:p>
-        </w:tc>
-        <w:tc>
-          <w:tcPr>
-            <w:tcW w:type="dxa" w:w="2897"/>
+            <w:tcW w:type="dxa" w:w="788"/>
+            <w:tcBorders>
+              <w:top w:val="single" w:color="888888" w:sz="4"/>
+              <w:left w:val="single" w:color="888888" w:sz="4"/>
+              <w:bottom w:val="single" w:color="888888" w:sz="4"/>
+              <w:right w:val="single" w:color="888888" w:sz="4"/>
+            </w:tcBorders>
+            <w:tcMar>
+              <w:top w:type="dxa" w:w="60"/>
+              <w:left w:type="dxa" w:w="90"/>
+              <w:bottom w:type="dxa" w:w="60"/>
+              <w:right w:type="dxa" w:w="90"/>
+            </w:tcMar>
+          </w:tcPr>
+          <w:p>
+            <w:pPr>
+              <w:spacing w:after="0" w:line="240"/>
+            </w:pPr>
+            <w:r>
+              <w:rPr>
+                <w:rFonts w:ascii="Times New Roman" w:cs="Times New Roman" w:eastAsia="Times New Roman" w:hAnsi="Times New Roman"/>
+                <w:sz w:val="20"/>
+                <w:szCs w:val="20"/>
+              </w:rPr>
+              <w:t xml:space="preserve">1, 8</w:t>
+            </w:r>
+          </w:p>
+        </w:tc>
+        <w:tc>
+          <w:tcPr>
+            <w:tcW w:type="dxa" w:w="2957"/>
             <w:tcBorders>
               <w:top w:val="single" w:color="888888" w:sz="4"/>
               <w:left w:val="single" w:color="888888" w:sz="4"/>
@@ -6108,7 +4608,7 @@
         </w:trPr>
         <w:tc>
           <w:tcPr>
-            <w:tcW w:type="dxa" w:w="2894"/>
+            <w:tcW w:type="dxa" w:w="2955"/>
             <w:tcBorders>
               <w:top w:val="single" w:color="888888" w:sz="4"/>
               <w:left w:val="single" w:color="888888" w:sz="4"/>
@@ -6138,7 +4638,7 @@
         </w:tc>
         <w:tc>
           <w:tcPr>
-            <w:tcW w:type="dxa" w:w="2605"/>
+            <w:tcW w:type="dxa" w:w="2660"/>
             <w:tcBorders>
               <w:top w:val="single" w:color="888888" w:sz="4"/>
               <w:left w:val="single" w:color="888888" w:sz="4"/>
@@ -6168,37 +4668,37 @@
         </w:tc>
         <w:tc>
           <w:tcPr>
-            <w:tcW w:type="dxa" w:w="964"/>
-            <w:tcBorders>
-              <w:top w:val="single" w:color="888888" w:sz="4"/>
-              <w:left w:val="single" w:color="888888" w:sz="4"/>
-              <w:bottom w:val="single" w:color="888888" w:sz="4"/>
-              <w:right w:val="single" w:color="888888" w:sz="4"/>
-            </w:tcBorders>
-            <w:tcMar>
-              <w:top w:type="dxa" w:w="60"/>
-              <w:left w:type="dxa" w:w="90"/>
-              <w:bottom w:type="dxa" w:w="60"/>
-              <w:right w:type="dxa" w:w="90"/>
-            </w:tcMar>
-          </w:tcPr>
-          <w:p>
-            <w:pPr>
-              <w:spacing w:after="0" w:line="240"/>
-            </w:pPr>
-            <w:r>
-              <w:rPr>
-                <w:rFonts w:ascii="Times New Roman" w:cs="Times New Roman" w:eastAsia="Times New Roman" w:hAnsi="Times New Roman"/>
-                <w:sz w:val="20"/>
-                <w:szCs w:val="20"/>
-              </w:rPr>
-              <w:t xml:space="preserve">1, 2, 5, 6, 7, 10</w:t>
-            </w:r>
-          </w:p>
-        </w:tc>
-        <w:tc>
-          <w:tcPr>
-            <w:tcW w:type="dxa" w:w="2897"/>
+            <w:tcW w:type="dxa" w:w="788"/>
+            <w:tcBorders>
+              <w:top w:val="single" w:color="888888" w:sz="4"/>
+              <w:left w:val="single" w:color="888888" w:sz="4"/>
+              <w:bottom w:val="single" w:color="888888" w:sz="4"/>
+              <w:right w:val="single" w:color="888888" w:sz="4"/>
+            </w:tcBorders>
+            <w:tcMar>
+              <w:top w:type="dxa" w:w="60"/>
+              <w:left w:type="dxa" w:w="90"/>
+              <w:bottom w:type="dxa" w:w="60"/>
+              <w:right w:type="dxa" w:w="90"/>
+            </w:tcMar>
+          </w:tcPr>
+          <w:p>
+            <w:pPr>
+              <w:spacing w:after="0" w:line="240"/>
+            </w:pPr>
+            <w:r>
+              <w:rPr>
+                <w:rFonts w:ascii="Times New Roman" w:cs="Times New Roman" w:eastAsia="Times New Roman" w:hAnsi="Times New Roman"/>
+                <w:sz w:val="20"/>
+                <w:szCs w:val="20"/>
+              </w:rPr>
+              <w:t xml:space="preserve">1, 4, 5, 6</w:t>
+            </w:r>
+          </w:p>
+        </w:tc>
+        <w:tc>
+          <w:tcPr>
+            <w:tcW w:type="dxa" w:w="2957"/>
             <w:tcBorders>
               <w:top w:val="single" w:color="888888" w:sz="4"/>
               <w:left w:val="single" w:color="888888" w:sz="4"/>
@@ -6233,7 +4733,7 @@
         </w:trPr>
         <w:tc>
           <w:tcPr>
-            <w:tcW w:type="dxa" w:w="2894"/>
+            <w:tcW w:type="dxa" w:w="2955"/>
             <w:tcBorders>
               <w:top w:val="single" w:color="888888" w:sz="4"/>
               <w:left w:val="single" w:color="888888" w:sz="4"/>
@@ -6263,7 +4763,7 @@
         </w:tc>
         <w:tc>
           <w:tcPr>
-            <w:tcW w:type="dxa" w:w="2605"/>
+            <w:tcW w:type="dxa" w:w="2660"/>
             <w:tcBorders>
               <w:top w:val="single" w:color="888888" w:sz="4"/>
               <w:left w:val="single" w:color="888888" w:sz="4"/>
@@ -6293,37 +4793,37 @@
         </w:tc>
         <w:tc>
           <w:tcPr>
-            <w:tcW w:type="dxa" w:w="964"/>
-            <w:tcBorders>
-              <w:top w:val="single" w:color="888888" w:sz="4"/>
-              <w:left w:val="single" w:color="888888" w:sz="4"/>
-              <w:bottom w:val="single" w:color="888888" w:sz="4"/>
-              <w:right w:val="single" w:color="888888" w:sz="4"/>
-            </w:tcBorders>
-            <w:tcMar>
-              <w:top w:type="dxa" w:w="60"/>
-              <w:left w:type="dxa" w:w="90"/>
-              <w:bottom w:type="dxa" w:w="60"/>
-              <w:right w:type="dxa" w:w="90"/>
-            </w:tcMar>
-          </w:tcPr>
-          <w:p>
-            <w:pPr>
-              <w:spacing w:after="0" w:line="240"/>
-            </w:pPr>
-            <w:r>
-              <w:rPr>
-                <w:rFonts w:ascii="Times New Roman" w:cs="Times New Roman" w:eastAsia="Times New Roman" w:hAnsi="Times New Roman"/>
-                <w:sz w:val="20"/>
-                <w:szCs w:val="20"/>
-              </w:rPr>
-              <w:t xml:space="preserve">1, 2, 8</w:t>
-            </w:r>
-          </w:p>
-        </w:tc>
-        <w:tc>
-          <w:tcPr>
-            <w:tcW w:type="dxa" w:w="2897"/>
+            <w:tcW w:type="dxa" w:w="788"/>
+            <w:tcBorders>
+              <w:top w:val="single" w:color="888888" w:sz="4"/>
+              <w:left w:val="single" w:color="888888" w:sz="4"/>
+              <w:bottom w:val="single" w:color="888888" w:sz="4"/>
+              <w:right w:val="single" w:color="888888" w:sz="4"/>
+            </w:tcBorders>
+            <w:tcMar>
+              <w:top w:type="dxa" w:w="60"/>
+              <w:left w:type="dxa" w:w="90"/>
+              <w:bottom w:type="dxa" w:w="60"/>
+              <w:right w:type="dxa" w:w="90"/>
+            </w:tcMar>
+          </w:tcPr>
+          <w:p>
+            <w:pPr>
+              <w:spacing w:after="0" w:line="240"/>
+            </w:pPr>
+            <w:r>
+              <w:rPr>
+                <w:rFonts w:ascii="Times New Roman" w:cs="Times New Roman" w:eastAsia="Times New Roman" w:hAnsi="Times New Roman"/>
+                <w:sz w:val="20"/>
+                <w:szCs w:val="20"/>
+              </w:rPr>
+              <w:t xml:space="preserve">1, 7</w:t>
+            </w:r>
+          </w:p>
+        </w:tc>
+        <w:tc>
+          <w:tcPr>
+            <w:tcW w:type="dxa" w:w="2957"/>
             <w:tcBorders>
               <w:top w:val="single" w:color="888888" w:sz="4"/>
               <w:left w:val="single" w:color="888888" w:sz="4"/>
@@ -6358,7 +4858,7 @@
         </w:trPr>
         <w:tc>
           <w:tcPr>
-            <w:tcW w:type="dxa" w:w="2894"/>
+            <w:tcW w:type="dxa" w:w="2955"/>
             <w:tcBorders>
               <w:top w:val="single" w:color="888888" w:sz="4"/>
               <w:left w:val="single" w:color="888888" w:sz="4"/>
@@ -6388,7 +4888,7 @@
         </w:tc>
         <w:tc>
           <w:tcPr>
-            <w:tcW w:type="dxa" w:w="2605"/>
+            <w:tcW w:type="dxa" w:w="2660"/>
             <w:tcBorders>
               <w:top w:val="single" w:color="888888" w:sz="4"/>
               <w:left w:val="single" w:color="888888" w:sz="4"/>
@@ -6418,7 +4918,7 @@
         </w:tc>
         <w:tc>
           <w:tcPr>
-            <w:tcW w:type="dxa" w:w="964"/>
+            <w:tcW w:type="dxa" w:w="788"/>
             <w:tcBorders>
               <w:top w:val="single" w:color="888888" w:sz="4"/>
               <w:left w:val="single" w:color="888888" w:sz="4"/>
@@ -6448,7 +4948,7 @@
         </w:tc>
         <w:tc>
           <w:tcPr>
-            <w:tcW w:type="dxa" w:w="2897"/>
+            <w:tcW w:type="dxa" w:w="2957"/>
             <w:tcBorders>
               <w:top w:val="single" w:color="888888" w:sz="4"/>
               <w:left w:val="single" w:color="888888" w:sz="4"/>
@@ -6483,37 +4983,37 @@
         </w:trPr>
         <w:tc>
           <w:tcPr>
-            <w:tcW w:type="dxa" w:w="2894"/>
-            <w:tcBorders>
-              <w:top w:val="single" w:color="888888" w:sz="4"/>
-              <w:left w:val="single" w:color="888888" w:sz="4"/>
-              <w:bottom w:val="single" w:color="888888" w:sz="4"/>
-              <w:right w:val="single" w:color="888888" w:sz="4"/>
-            </w:tcBorders>
-            <w:tcMar>
-              <w:top w:type="dxa" w:w="60"/>
-              <w:left w:type="dxa" w:w="90"/>
-              <w:bottom w:type="dxa" w:w="60"/>
-              <w:right w:type="dxa" w:w="90"/>
-            </w:tcMar>
-          </w:tcPr>
-          <w:p>
-            <w:pPr>
-              <w:spacing w:after="0" w:line="240"/>
-            </w:pPr>
-            <w:r>
-              <w:rPr>
-                <w:rFonts w:ascii="Times New Roman" w:cs="Times New Roman" w:eastAsia="Times New Roman" w:hAnsi="Times New Roman"/>
-                <w:sz w:val="20"/>
-                <w:szCs w:val="20"/>
-              </w:rPr>
-              <w:t xml:space="preserve">an observation, a flag</w:t>
-            </w:r>
-          </w:p>
-        </w:tc>
-        <w:tc>
-          <w:tcPr>
-            <w:tcW w:type="dxa" w:w="2605"/>
+            <w:tcW w:type="dxa" w:w="2955"/>
+            <w:tcBorders>
+              <w:top w:val="single" w:color="888888" w:sz="4"/>
+              <w:left w:val="single" w:color="888888" w:sz="4"/>
+              <w:bottom w:val="single" w:color="888888" w:sz="4"/>
+              <w:right w:val="single" w:color="888888" w:sz="4"/>
+            </w:tcBorders>
+            <w:tcMar>
+              <w:top w:type="dxa" w:w="60"/>
+              <w:left w:type="dxa" w:w="90"/>
+              <w:bottom w:type="dxa" w:w="60"/>
+              <w:right w:type="dxa" w:w="90"/>
+            </w:tcMar>
+          </w:tcPr>
+          <w:p>
+            <w:pPr>
+              <w:spacing w:after="0" w:line="240"/>
+            </w:pPr>
+            <w:r>
+              <w:rPr>
+                <w:rFonts w:ascii="Times New Roman" w:cs="Times New Roman" w:eastAsia="Times New Roman" w:hAnsi="Times New Roman"/>
+                <w:sz w:val="20"/>
+                <w:szCs w:val="20"/>
+              </w:rPr>
+              <w:t xml:space="preserve">optical character recognition, a plurality of text lines, a bounding box, a set of detection rules, an egress policy applicable to the user, each block word, each custom pattern</w:t>
+            </w:r>
+          </w:p>
+        </w:tc>
+        <w:tc>
+          <w:tcPr>
+            <w:tcW w:type="dxa" w:w="2660"/>
             <w:tcBorders>
               <w:top w:val="single" w:color="888888" w:sz="4"/>
               <w:left w:val="single" w:color="888888" w:sz="4"/>
@@ -6543,61 +5043,61 @@
         </w:tc>
         <w:tc>
           <w:tcPr>
-            <w:tcW w:type="dxa" w:w="964"/>
-            <w:tcBorders>
-              <w:top w:val="single" w:color="888888" w:sz="4"/>
-              <w:left w:val="single" w:color="888888" w:sz="4"/>
-              <w:bottom w:val="single" w:color="888888" w:sz="4"/>
-              <w:right w:val="single" w:color="888888" w:sz="4"/>
-            </w:tcBorders>
-            <w:tcMar>
-              <w:top w:type="dxa" w:w="60"/>
-              <w:left w:type="dxa" w:w="90"/>
-              <w:bottom w:type="dxa" w:w="60"/>
-              <w:right w:type="dxa" w:w="90"/>
-            </w:tcMar>
-          </w:tcPr>
-          <w:p>
-            <w:pPr>
-              <w:spacing w:after="0" w:line="240"/>
-            </w:pPr>
-            <w:r>
-              <w:rPr>
-                <w:rFonts w:ascii="Times New Roman" w:cs="Times New Roman" w:eastAsia="Times New Roman" w:hAnsi="Times New Roman"/>
-                <w:sz w:val="20"/>
-                <w:szCs w:val="20"/>
-              </w:rPr>
-              <w:t xml:space="preserve">2</w:t>
-            </w:r>
-          </w:p>
-        </w:tc>
-        <w:tc>
-          <w:tcPr>
-            <w:tcW w:type="dxa" w:w="2897"/>
-            <w:tcBorders>
-              <w:top w:val="single" w:color="888888" w:sz="4"/>
-              <w:left w:val="single" w:color="888888" w:sz="4"/>
-              <w:bottom w:val="single" w:color="888888" w:sz="4"/>
-              <w:right w:val="single" w:color="888888" w:sz="4"/>
-            </w:tcBorders>
-            <w:tcMar>
-              <w:top w:type="dxa" w:w="60"/>
-              <w:left w:type="dxa" w:w="90"/>
-              <w:bottom w:type="dxa" w:w="60"/>
-              <w:right w:type="dxa" w:w="90"/>
-            </w:tcMar>
-          </w:tcPr>
-          <w:p>
-            <w:pPr>
-              <w:spacing w:after="0" w:line="240"/>
-            </w:pPr>
-            <w:r>
-              <w:rPr>
-                <w:rFonts w:ascii="Times New Roman" w:cs="Times New Roman" w:eastAsia="Times New Roman" w:hAnsi="Times New Roman"/>
-                <w:sz w:val="20"/>
-                <w:szCs w:val="20"/>
-              </w:rPr>
-              <w:t xml:space="preserve">OK</w:t>
+            <w:tcW w:type="dxa" w:w="788"/>
+            <w:tcBorders>
+              <w:top w:val="single" w:color="888888" w:sz="4"/>
+              <w:left w:val="single" w:color="888888" w:sz="4"/>
+              <w:bottom w:val="single" w:color="888888" w:sz="4"/>
+              <w:right w:val="single" w:color="888888" w:sz="4"/>
+            </w:tcBorders>
+            <w:tcMar>
+              <w:top w:type="dxa" w:w="60"/>
+              <w:left w:type="dxa" w:w="90"/>
+              <w:bottom w:type="dxa" w:w="60"/>
+              <w:right w:type="dxa" w:w="90"/>
+            </w:tcMar>
+          </w:tcPr>
+          <w:p>
+            <w:pPr>
+              <w:spacing w:after="0" w:line="240"/>
+            </w:pPr>
+            <w:r>
+              <w:rPr>
+                <w:rFonts w:ascii="Times New Roman" w:cs="Times New Roman" w:eastAsia="Times New Roman" w:hAnsi="Times New Roman"/>
+                <w:sz w:val="20"/>
+                <w:szCs w:val="20"/>
+              </w:rPr>
+              <w:t xml:space="preserve">2, 3</w:t>
+            </w:r>
+          </w:p>
+        </w:tc>
+        <w:tc>
+          <w:tcPr>
+            <w:tcW w:type="dxa" w:w="2957"/>
+            <w:tcBorders>
+              <w:top w:val="single" w:color="888888" w:sz="4"/>
+              <w:left w:val="single" w:color="888888" w:sz="4"/>
+              <w:bottom w:val="single" w:color="888888" w:sz="4"/>
+              <w:right w:val="single" w:color="888888" w:sz="4"/>
+            </w:tcBorders>
+            <w:tcMar>
+              <w:top w:type="dxa" w:w="60"/>
+              <w:left w:type="dxa" w:w="90"/>
+              <w:bottom w:type="dxa" w:w="60"/>
+              <w:right w:type="dxa" w:w="90"/>
+            </w:tcMar>
+          </w:tcPr>
+          <w:p>
+            <w:pPr>
+              <w:spacing w:after="0" w:line="240"/>
+            </w:pPr>
+            <w:r>
+              <w:rPr>
+                <w:rFonts w:ascii="Times New Roman" w:cs="Times New Roman" w:eastAsia="Times New Roman" w:hAnsi="Times New Roman"/>
+                <w:sz w:val="20"/>
+                <w:szCs w:val="20"/>
+              </w:rPr>
+              <w:t xml:space="preserve">OK; claim 3 depends on 2</w:t>
             </w:r>
           </w:p>
         </w:tc>
@@ -6608,37 +5108,37 @@
         </w:trPr>
         <w:tc>
           <w:tcPr>
-            <w:tcW w:type="dxa" w:w="2894"/>
-            <w:tcBorders>
-              <w:top w:val="single" w:color="888888" w:sz="4"/>
-              <w:left w:val="single" w:color="888888" w:sz="4"/>
-              <w:bottom w:val="single" w:color="888888" w:sz="4"/>
-              <w:right w:val="single" w:color="888888" w:sz="4"/>
-            </w:tcBorders>
-            <w:tcMar>
-              <w:top w:type="dxa" w:w="60"/>
-              <w:left w:type="dxa" w:w="90"/>
-              <w:bottom w:type="dxa" w:w="60"/>
-              <w:right w:type="dxa" w:w="90"/>
-            </w:tcMar>
-          </w:tcPr>
-          <w:p>
-            <w:pPr>
-              <w:spacing w:after="0" w:line="240"/>
-            </w:pPr>
-            <w:r>
-              <w:rPr>
-                <w:rFonts w:ascii="Times New Roman" w:cs="Times New Roman" w:eastAsia="Times New Roman" w:hAnsi="Times New Roman"/>
-                <w:sz w:val="20"/>
-                <w:szCs w:val="20"/>
-              </w:rPr>
-              <w:t xml:space="preserve">optical character recognition, a plurality of text lines, a bounding box, a set of detection rules, an egress policy applicable to the user, each block word, each custom pattern</w:t>
-            </w:r>
-          </w:p>
-        </w:tc>
-        <w:tc>
-          <w:tcPr>
-            <w:tcW w:type="dxa" w:w="2605"/>
+            <w:tcW w:type="dxa" w:w="2955"/>
+            <w:tcBorders>
+              <w:top w:val="single" w:color="888888" w:sz="4"/>
+              <w:left w:val="single" w:color="888888" w:sz="4"/>
+              <w:bottom w:val="single" w:color="888888" w:sz="4"/>
+              <w:right w:val="single" w:color="888888" w:sz="4"/>
+            </w:tcBorders>
+            <w:tcMar>
+              <w:top w:type="dxa" w:w="60"/>
+              <w:left w:type="dxa" w:w="90"/>
+              <w:bottom w:type="dxa" w:w="60"/>
+              <w:right w:type="dxa" w:w="90"/>
+            </w:tcMar>
+          </w:tcPr>
+          <w:p>
+            <w:pPr>
+              <w:spacing w:after="0" w:line="240"/>
+            </w:pPr>
+            <w:r>
+              <w:rPr>
+                <w:rFonts w:ascii="Times New Roman" w:cs="Times New Roman" w:eastAsia="Times New Roman" w:hAnsi="Times New Roman"/>
+                <w:sz w:val="20"/>
+                <w:szCs w:val="20"/>
+              </w:rPr>
+              <w:t xml:space="preserve">a downscaled copy, a legibility criterion, a threshold height, a confidence threshold</w:t>
+            </w:r>
+          </w:p>
+        </w:tc>
+        <w:tc>
+          <w:tcPr>
+            <w:tcW w:type="dxa" w:w="2660"/>
             <w:tcBorders>
               <w:top w:val="single" w:color="888888" w:sz="4"/>
               <w:left w:val="single" w:color="888888" w:sz="4"/>
@@ -6668,61 +5168,61 @@
         </w:tc>
         <w:tc>
           <w:tcPr>
-            <w:tcW w:type="dxa" w:w="964"/>
-            <w:tcBorders>
-              <w:top w:val="single" w:color="888888" w:sz="4"/>
-              <w:left w:val="single" w:color="888888" w:sz="4"/>
-              <w:bottom w:val="single" w:color="888888" w:sz="4"/>
-              <w:right w:val="single" w:color="888888" w:sz="4"/>
-            </w:tcBorders>
-            <w:tcMar>
-              <w:top w:type="dxa" w:w="60"/>
-              <w:left w:type="dxa" w:w="90"/>
-              <w:bottom w:type="dxa" w:w="60"/>
-              <w:right w:type="dxa" w:w="90"/>
-            </w:tcMar>
-          </w:tcPr>
-          <w:p>
-            <w:pPr>
-              <w:spacing w:after="0" w:line="240"/>
-            </w:pPr>
-            <w:r>
-              <w:rPr>
-                <w:rFonts w:ascii="Times New Roman" w:cs="Times New Roman" w:eastAsia="Times New Roman" w:hAnsi="Times New Roman"/>
-                <w:sz w:val="20"/>
-                <w:szCs w:val="20"/>
-              </w:rPr>
-              <w:t xml:space="preserve">3, 4</w:t>
-            </w:r>
-          </w:p>
-        </w:tc>
-        <w:tc>
-          <w:tcPr>
-            <w:tcW w:type="dxa" w:w="2897"/>
-            <w:tcBorders>
-              <w:top w:val="single" w:color="888888" w:sz="4"/>
-              <w:left w:val="single" w:color="888888" w:sz="4"/>
-              <w:bottom w:val="single" w:color="888888" w:sz="4"/>
-              <w:right w:val="single" w:color="888888" w:sz="4"/>
-            </w:tcBorders>
-            <w:tcMar>
-              <w:top w:type="dxa" w:w="60"/>
-              <w:left w:type="dxa" w:w="90"/>
-              <w:bottom w:type="dxa" w:w="60"/>
-              <w:right w:type="dxa" w:w="90"/>
-            </w:tcMar>
-          </w:tcPr>
-          <w:p>
-            <w:pPr>
-              <w:spacing w:after="0" w:line="240"/>
-            </w:pPr>
-            <w:r>
-              <w:rPr>
-                <w:rFonts w:ascii="Times New Roman" w:cs="Times New Roman" w:eastAsia="Times New Roman" w:hAnsi="Times New Roman"/>
-                <w:sz w:val="20"/>
-                <w:szCs w:val="20"/>
-              </w:rPr>
-              <w:t xml:space="preserve">OK; claim 4 depends on 3</w:t>
+            <w:tcW w:type="dxa" w:w="788"/>
+            <w:tcBorders>
+              <w:top w:val="single" w:color="888888" w:sz="4"/>
+              <w:left w:val="single" w:color="888888" w:sz="4"/>
+              <w:bottom w:val="single" w:color="888888" w:sz="4"/>
+              <w:right w:val="single" w:color="888888" w:sz="4"/>
+            </w:tcBorders>
+            <w:tcMar>
+              <w:top w:type="dxa" w:w="60"/>
+              <w:left w:type="dxa" w:w="90"/>
+              <w:bottom w:type="dxa" w:w="60"/>
+              <w:right w:type="dxa" w:w="90"/>
+            </w:tcMar>
+          </w:tcPr>
+          <w:p>
+            <w:pPr>
+              <w:spacing w:after="0" w:line="240"/>
+            </w:pPr>
+            <w:r>
+              <w:rPr>
+                <w:rFonts w:ascii="Times New Roman" w:cs="Times New Roman" w:eastAsia="Times New Roman" w:hAnsi="Times New Roman"/>
+                <w:sz w:val="20"/>
+                <w:szCs w:val="20"/>
+              </w:rPr>
+              <w:t xml:space="preserve">3</w:t>
+            </w:r>
+          </w:p>
+        </w:tc>
+        <w:tc>
+          <w:tcPr>
+            <w:tcW w:type="dxa" w:w="2957"/>
+            <w:tcBorders>
+              <w:top w:val="single" w:color="888888" w:sz="4"/>
+              <w:left w:val="single" w:color="888888" w:sz="4"/>
+              <w:bottom w:val="single" w:color="888888" w:sz="4"/>
+              <w:right w:val="single" w:color="888888" w:sz="4"/>
+            </w:tcBorders>
+            <w:tcMar>
+              <w:top w:type="dxa" w:w="60"/>
+              <w:left w:type="dxa" w:w="90"/>
+              <w:bottom w:type="dxa" w:w="60"/>
+              <w:right w:type="dxa" w:w="90"/>
+            </w:tcMar>
+          </w:tcPr>
+          <w:p>
+            <w:pPr>
+              <w:spacing w:after="0" w:line="240"/>
+            </w:pPr>
+            <w:r>
+              <w:rPr>
+                <w:rFonts w:ascii="Times New Roman" w:cs="Times New Roman" w:eastAsia="Times New Roman" w:hAnsi="Times New Roman"/>
+                <w:sz w:val="20"/>
+                <w:szCs w:val="20"/>
+              </w:rPr>
+              <w:t xml:space="preserve">OK</w:t>
             </w:r>
           </w:p>
         </w:tc>
@@ -6733,37 +5233,37 @@
         </w:trPr>
         <w:tc>
           <w:tcPr>
-            <w:tcW w:type="dxa" w:w="2894"/>
-            <w:tcBorders>
-              <w:top w:val="single" w:color="888888" w:sz="4"/>
-              <w:left w:val="single" w:color="888888" w:sz="4"/>
-              <w:bottom w:val="single" w:color="888888" w:sz="4"/>
-              <w:right w:val="single" w:color="888888" w:sz="4"/>
-            </w:tcBorders>
-            <w:tcMar>
-              <w:top w:type="dxa" w:w="60"/>
-              <w:left w:type="dxa" w:w="90"/>
-              <w:bottom w:type="dxa" w:w="60"/>
-              <w:right w:type="dxa" w:w="90"/>
-            </w:tcMar>
-          </w:tcPr>
-          <w:p>
-            <w:pPr>
-              <w:spacing w:after="0" w:line="240"/>
-            </w:pPr>
-            <w:r>
-              <w:rPr>
-                <w:rFonts w:ascii="Times New Roman" w:cs="Times New Roman" w:eastAsia="Times New Roman" w:hAnsi="Times New Roman"/>
-                <w:sz w:val="20"/>
-                <w:szCs w:val="20"/>
-              </w:rPr>
-              <w:t xml:space="preserve">a downscaled copy, a legibility criterion, a threshold height, a confidence threshold</w:t>
-            </w:r>
-          </w:p>
-        </w:tc>
-        <w:tc>
-          <w:tcPr>
-            <w:tcW w:type="dxa" w:w="2605"/>
+            <w:tcW w:type="dxa" w:w="2955"/>
+            <w:tcBorders>
+              <w:top w:val="single" w:color="888888" w:sz="4"/>
+              <w:left w:val="single" w:color="888888" w:sz="4"/>
+              <w:bottom w:val="single" w:color="888888" w:sz="4"/>
+              <w:right w:val="single" w:color="888888" w:sz="4"/>
+            </w:tcBorders>
+            <w:tcMar>
+              <w:top w:type="dxa" w:w="60"/>
+              <w:left w:type="dxa" w:w="90"/>
+              <w:bottom w:type="dxa" w:w="60"/>
+              <w:right w:type="dxa" w:w="90"/>
+            </w:tcMar>
+          </w:tcPr>
+          <w:p>
+            <w:pPr>
+              <w:spacing w:after="0" w:line="240"/>
+            </w:pPr>
+            <w:r>
+              <w:rPr>
+                <w:rFonts w:ascii="Times New Roman" w:cs="Times New Roman" w:eastAsia="Times New Roman" w:hAnsi="Times New Roman"/>
+                <w:sz w:val="20"/>
+                <w:szCs w:val="20"/>
+              </w:rPr>
+              <w:t xml:space="preserve">a placeholder token, a type indicator, an index, a session, a mapping, a response</w:t>
+            </w:r>
+          </w:p>
+        </w:tc>
+        <w:tc>
+          <w:tcPr>
+            <w:tcW w:type="dxa" w:w="2660"/>
             <w:tcBorders>
               <w:top w:val="single" w:color="888888" w:sz="4"/>
               <w:left w:val="single" w:color="888888" w:sz="4"/>
@@ -6793,7 +5293,7 @@
         </w:tc>
         <w:tc>
           <w:tcPr>
-            <w:tcW w:type="dxa" w:w="964"/>
+            <w:tcW w:type="dxa" w:w="788"/>
             <w:tcBorders>
               <w:top w:val="single" w:color="888888" w:sz="4"/>
               <w:left w:val="single" w:color="888888" w:sz="4"/>
@@ -6823,7 +5323,7 @@
         </w:tc>
         <w:tc>
           <w:tcPr>
-            <w:tcW w:type="dxa" w:w="2897"/>
+            <w:tcW w:type="dxa" w:w="2957"/>
             <w:tcBorders>
               <w:top w:val="single" w:color="888888" w:sz="4"/>
               <w:left w:val="single" w:color="888888" w:sz="4"/>
@@ -6858,37 +5358,37 @@
         </w:trPr>
         <w:tc>
           <w:tcPr>
-            <w:tcW w:type="dxa" w:w="2894"/>
-            <w:tcBorders>
-              <w:top w:val="single" w:color="888888" w:sz="4"/>
-              <w:left w:val="single" w:color="888888" w:sz="4"/>
-              <w:bottom w:val="single" w:color="888888" w:sz="4"/>
-              <w:right w:val="single" w:color="888888" w:sz="4"/>
-            </w:tcBorders>
-            <w:tcMar>
-              <w:top w:type="dxa" w:w="60"/>
-              <w:left w:type="dxa" w:w="90"/>
-              <w:bottom w:type="dxa" w:w="60"/>
-              <w:right w:type="dxa" w:w="90"/>
-            </w:tcMar>
-          </w:tcPr>
-          <w:p>
-            <w:pPr>
-              <w:spacing w:after="0" w:line="240"/>
-            </w:pPr>
-            <w:r>
-              <w:rPr>
-                <w:rFonts w:ascii="Times New Roman" w:cs="Times New Roman" w:eastAsia="Times New Roman" w:hAnsi="Times New Roman"/>
-                <w:sz w:val="20"/>
-                <w:szCs w:val="20"/>
-              </w:rPr>
-              <w:t xml:space="preserve">a placeholder token, a type indicator, an index, a session, a mapping, a response</w:t>
-            </w:r>
-          </w:p>
-        </w:tc>
-        <w:tc>
-          <w:tcPr>
-            <w:tcW w:type="dxa" w:w="2605"/>
+            <w:tcW w:type="dxa" w:w="2955"/>
+            <w:tcBorders>
+              <w:top w:val="single" w:color="888888" w:sz="4"/>
+              <w:left w:val="single" w:color="888888" w:sz="4"/>
+              <w:bottom w:val="single" w:color="888888" w:sz="4"/>
+              <w:right w:val="single" w:color="888888" w:sz="4"/>
+            </w:tcBorders>
+            <w:tcMar>
+              <w:top w:type="dxa" w:w="60"/>
+              <w:left w:type="dxa" w:w="90"/>
+              <w:bottom w:type="dxa" w:w="60"/>
+              <w:right w:type="dxa" w:w="90"/>
+            </w:tcMar>
+          </w:tcPr>
+          <w:p>
+            <w:pPr>
+              <w:spacing w:after="0" w:line="240"/>
+            </w:pPr>
+            <w:r>
+              <w:rPr>
+                <w:rFonts w:ascii="Times New Roman" w:cs="Times New Roman" w:eastAsia="Times New Roman" w:hAnsi="Times New Roman"/>
+                <w:sz w:val="20"/>
+                <w:szCs w:val="20"/>
+              </w:rPr>
+              <w:t xml:space="preserve">a prerequisite</w:t>
+            </w:r>
+          </w:p>
+        </w:tc>
+        <w:tc>
+          <w:tcPr>
+            <w:tcW w:type="dxa" w:w="2660"/>
             <w:tcBorders>
               <w:top w:val="single" w:color="888888" w:sz="4"/>
               <w:left w:val="single" w:color="888888" w:sz="4"/>
@@ -6918,7 +5418,7 @@
         </w:tc>
         <w:tc>
           <w:tcPr>
-            <w:tcW w:type="dxa" w:w="964"/>
+            <w:tcW w:type="dxa" w:w="788"/>
             <w:tcBorders>
               <w:top w:val="single" w:color="888888" w:sz="4"/>
               <w:left w:val="single" w:color="888888" w:sz="4"/>
@@ -6948,7 +5448,7 @@
         </w:tc>
         <w:tc>
           <w:tcPr>
-            <w:tcW w:type="dxa" w:w="2897"/>
+            <w:tcW w:type="dxa" w:w="2957"/>
             <w:tcBorders>
               <w:top w:val="single" w:color="888888" w:sz="4"/>
               <w:left w:val="single" w:color="888888" w:sz="4"/>
@@ -6983,37 +5483,37 @@
         </w:trPr>
         <w:tc>
           <w:tcPr>
-            <w:tcW w:type="dxa" w:w="2894"/>
-            <w:tcBorders>
-              <w:top w:val="single" w:color="888888" w:sz="4"/>
-              <w:left w:val="single" w:color="888888" w:sz="4"/>
-              <w:bottom w:val="single" w:color="888888" w:sz="4"/>
-              <w:right w:val="single" w:color="888888" w:sz="4"/>
-            </w:tcBorders>
-            <w:tcMar>
-              <w:top w:type="dxa" w:w="60"/>
-              <w:left w:type="dxa" w:w="90"/>
-              <w:bottom w:type="dxa" w:w="60"/>
-              <w:right w:type="dxa" w:w="90"/>
-            </w:tcMar>
-          </w:tcPr>
-          <w:p>
-            <w:pPr>
-              <w:spacing w:after="0" w:line="240"/>
-            </w:pPr>
-            <w:r>
-              <w:rPr>
-                <w:rFonts w:ascii="Times New Roman" w:cs="Times New Roman" w:eastAsia="Times New Roman" w:hAnsi="Times New Roman"/>
-                <w:sz w:val="20"/>
-                <w:szCs w:val="20"/>
-              </w:rPr>
-              <w:t xml:space="preserve">a prerequisite</w:t>
-            </w:r>
-          </w:p>
-        </w:tc>
-        <w:tc>
-          <w:tcPr>
-            <w:tcW w:type="dxa" w:w="2605"/>
+            <w:tcW w:type="dxa" w:w="2955"/>
+            <w:tcBorders>
+              <w:top w:val="single" w:color="888888" w:sz="4"/>
+              <w:left w:val="single" w:color="888888" w:sz="4"/>
+              <w:bottom w:val="single" w:color="888888" w:sz="4"/>
+              <w:right w:val="single" w:color="888888" w:sz="4"/>
+            </w:tcBorders>
+            <w:tcMar>
+              <w:top w:type="dxa" w:w="60"/>
+              <w:left w:type="dxa" w:w="90"/>
+              <w:bottom w:type="dxa" w:w="60"/>
+              <w:right w:type="dxa" w:w="90"/>
+            </w:tcMar>
+          </w:tcPr>
+          <w:p>
+            <w:pPr>
+              <w:spacing w:after="0" w:line="240"/>
+            </w:pPr>
+            <w:r>
+              <w:rPr>
+                <w:rFonts w:ascii="Times New Roman" w:cs="Times New Roman" w:eastAsia="Times New Roman" w:hAnsi="Times New Roman"/>
+                <w:sz w:val="20"/>
+                <w:szCs w:val="20"/>
+              </w:rPr>
+              <w:t xml:space="preserve">a control, a different control, an indication, a session record, a regeneration</w:t>
+            </w:r>
+          </w:p>
+        </w:tc>
+        <w:tc>
+          <w:tcPr>
+            <w:tcW w:type="dxa" w:w="2660"/>
             <w:tcBorders>
               <w:top w:val="single" w:color="888888" w:sz="4"/>
               <w:left w:val="single" w:color="888888" w:sz="4"/>
@@ -7043,7 +5543,7 @@
         </w:tc>
         <w:tc>
           <w:tcPr>
-            <w:tcW w:type="dxa" w:w="964"/>
+            <w:tcW w:type="dxa" w:w="788"/>
             <w:tcBorders>
               <w:top w:val="single" w:color="888888" w:sz="4"/>
               <w:left w:val="single" w:color="888888" w:sz="4"/>
@@ -7073,7 +5573,7 @@
         </w:tc>
         <w:tc>
           <w:tcPr>
-            <w:tcW w:type="dxa" w:w="2897"/>
+            <w:tcW w:type="dxa" w:w="2957"/>
             <w:tcBorders>
               <w:top w:val="single" w:color="888888" w:sz="4"/>
               <w:left w:val="single" w:color="888888" w:sz="4"/>
@@ -7108,37 +5608,37 @@
         </w:trPr>
         <w:tc>
           <w:tcPr>
-            <w:tcW w:type="dxa" w:w="2894"/>
-            <w:tcBorders>
-              <w:top w:val="single" w:color="888888" w:sz="4"/>
-              <w:left w:val="single" w:color="888888" w:sz="4"/>
-              <w:bottom w:val="single" w:color="888888" w:sz="4"/>
-              <w:right w:val="single" w:color="888888" w:sz="4"/>
-            </w:tcBorders>
-            <w:tcMar>
-              <w:top w:type="dxa" w:w="60"/>
-              <w:left w:type="dxa" w:w="90"/>
-              <w:bottom w:type="dxa" w:w="60"/>
-              <w:right w:type="dxa" w:w="90"/>
-            </w:tcMar>
-          </w:tcPr>
-          <w:p>
-            <w:pPr>
-              <w:spacing w:after="0" w:line="240"/>
-            </w:pPr>
-            <w:r>
-              <w:rPr>
-                <w:rFonts w:ascii="Times New Roman" w:cs="Times New Roman" w:eastAsia="Times New Roman" w:hAnsi="Times New Roman"/>
-                <w:sz w:val="20"/>
-                <w:szCs w:val="20"/>
-              </w:rPr>
-              <w:t xml:space="preserve">a control, a different control, an indication, a session record, a regeneration</w:t>
-            </w:r>
-          </w:p>
-        </w:tc>
-        <w:tc>
-          <w:tcPr>
-            <w:tcW w:type="dxa" w:w="2605"/>
+            <w:tcW w:type="dxa" w:w="2955"/>
+            <w:tcBorders>
+              <w:top w:val="single" w:color="888888" w:sz="4"/>
+              <w:left w:val="single" w:color="888888" w:sz="4"/>
+              <w:bottom w:val="single" w:color="888888" w:sz="4"/>
+              <w:right w:val="single" w:color="888888" w:sz="4"/>
+            </w:tcBorders>
+            <w:tcMar>
+              <w:top w:type="dxa" w:w="60"/>
+              <w:left w:type="dxa" w:w="90"/>
+              <w:bottom w:type="dxa" w:w="60"/>
+              <w:right w:type="dxa" w:w="90"/>
+            </w:tcMar>
+          </w:tcPr>
+          <w:p>
+            <w:pPr>
+              <w:spacing w:after="0" w:line="240"/>
+            </w:pPr>
+            <w:r>
+              <w:rPr>
+                <w:rFonts w:ascii="Times New Roman" w:cs="Times New Roman" w:eastAsia="Times New Roman" w:hAnsi="Times New Roman"/>
+                <w:sz w:val="20"/>
+                <w:szCs w:val="20"/>
+              </w:rPr>
+              <w:t xml:space="preserve">a timestamp, a screenshot-evidence setting, an egress policy applicable to the user, a session report, an exhibit</w:t>
+            </w:r>
+          </w:p>
+        </w:tc>
+        <w:tc>
+          <w:tcPr>
+            <w:tcW w:type="dxa" w:w="2660"/>
             <w:tcBorders>
               <w:top w:val="single" w:color="888888" w:sz="4"/>
               <w:left w:val="single" w:color="888888" w:sz="4"/>
@@ -7168,7 +5668,7 @@
         </w:tc>
         <w:tc>
           <w:tcPr>
-            <w:tcW w:type="dxa" w:w="964"/>
+            <w:tcW w:type="dxa" w:w="788"/>
             <w:tcBorders>
               <w:top w:val="single" w:color="888888" w:sz="4"/>
               <w:left w:val="single" w:color="888888" w:sz="4"/>
@@ -7198,31 +5698,31 @@
         </w:tc>
         <w:tc>
           <w:tcPr>
-            <w:tcW w:type="dxa" w:w="2897"/>
-            <w:tcBorders>
-              <w:top w:val="single" w:color="888888" w:sz="4"/>
-              <w:left w:val="single" w:color="888888" w:sz="4"/>
-              <w:bottom w:val="single" w:color="888888" w:sz="4"/>
-              <w:right w:val="single" w:color="888888" w:sz="4"/>
-            </w:tcBorders>
-            <w:tcMar>
-              <w:top w:type="dxa" w:w="60"/>
-              <w:left w:type="dxa" w:w="90"/>
-              <w:bottom w:type="dxa" w:w="60"/>
-              <w:right w:type="dxa" w:w="90"/>
-            </w:tcMar>
-          </w:tcPr>
-          <w:p>
-            <w:pPr>
-              <w:spacing w:after="0" w:line="240"/>
-            </w:pPr>
-            <w:r>
-              <w:rPr>
-                <w:rFonts w:ascii="Times New Roman" w:cs="Times New Roman" w:eastAsia="Times New Roman" w:hAnsi="Times New Roman"/>
-                <w:sz w:val="20"/>
-                <w:szCs w:val="20"/>
-              </w:rPr>
-              <w:t xml:space="preserve">OK</w:t>
+            <w:tcW w:type="dxa" w:w="2957"/>
+            <w:tcBorders>
+              <w:top w:val="single" w:color="888888" w:sz="4"/>
+              <w:left w:val="single" w:color="888888" w:sz="4"/>
+              <w:bottom w:val="single" w:color="888888" w:sz="4"/>
+              <w:right w:val="single" w:color="888888" w:sz="4"/>
+            </w:tcBorders>
+            <w:tcMar>
+              <w:top w:type="dxa" w:w="60"/>
+              <w:left w:type="dxa" w:w="90"/>
+              <w:bottom w:type="dxa" w:w="60"/>
+              <w:right w:type="dxa" w:w="90"/>
+            </w:tcMar>
+          </w:tcPr>
+          <w:p>
+            <w:pPr>
+              <w:spacing w:after="0" w:line="240"/>
+            </w:pPr>
+            <w:r>
+              <w:rPr>
+                <w:rFonts w:ascii="Times New Roman" w:cs="Times New Roman" w:eastAsia="Times New Roman" w:hAnsi="Times New Roman"/>
+                <w:sz w:val="20"/>
+                <w:szCs w:val="20"/>
+              </w:rPr>
+              <w:t xml:space="preserve">OK; claim 7 depends on claim 1, not claim 2, so "an egress policy applicable to the user" is introduced afresh here</w:t>
             </w:r>
           </w:p>
         </w:tc>
@@ -7233,37 +5733,37 @@
         </w:trPr>
         <w:tc>
           <w:tcPr>
-            <w:tcW w:type="dxa" w:w="2894"/>
-            <w:tcBorders>
-              <w:top w:val="single" w:color="888888" w:sz="4"/>
-              <w:left w:val="single" w:color="888888" w:sz="4"/>
-              <w:bottom w:val="single" w:color="888888" w:sz="4"/>
-              <w:right w:val="single" w:color="888888" w:sz="4"/>
-            </w:tcBorders>
-            <w:tcMar>
-              <w:top w:type="dxa" w:w="60"/>
-              <w:left w:type="dxa" w:w="90"/>
-              <w:bottom w:type="dxa" w:w="60"/>
-              <w:right w:type="dxa" w:w="90"/>
-            </w:tcMar>
-          </w:tcPr>
-          <w:p>
-            <w:pPr>
-              <w:spacing w:after="0" w:line="240"/>
-            </w:pPr>
-            <w:r>
-              <w:rPr>
-                <w:rFonts w:ascii="Times New Roman" w:cs="Times New Roman" w:eastAsia="Times New Roman" w:hAnsi="Times New Roman"/>
-                <w:sz w:val="20"/>
-                <w:szCs w:val="20"/>
-              </w:rPr>
-              <w:t xml:space="preserve">a timestamp, a screenshot-evidence setting, an egress policy applicable to the user, a session report, an exhibit</w:t>
-            </w:r>
-          </w:p>
-        </w:tc>
-        <w:tc>
-          <w:tcPr>
-            <w:tcW w:type="dxa" w:w="2605"/>
+            <w:tcW w:type="dxa" w:w="2955"/>
+            <w:tcBorders>
+              <w:top w:val="single" w:color="888888" w:sz="4"/>
+              <w:left w:val="single" w:color="888888" w:sz="4"/>
+              <w:bottom w:val="single" w:color="888888" w:sz="4"/>
+              <w:right w:val="single" w:color="888888" w:sz="4"/>
+            </w:tcBorders>
+            <w:tcMar>
+              <w:top w:type="dxa" w:w="60"/>
+              <w:left w:type="dxa" w:w="90"/>
+              <w:bottom w:type="dxa" w:w="60"/>
+              <w:right w:type="dxa" w:w="90"/>
+            </w:tcMar>
+          </w:tcPr>
+          <w:p>
+            <w:pPr>
+              <w:spacing w:after="0" w:line="240"/>
+            </w:pPr>
+            <w:r>
+              <w:rPr>
+                <w:rFonts w:ascii="Times New Roman" w:cs="Times New Roman" w:eastAsia="Times New Roman" w:hAnsi="Times New Roman"/>
+                <w:sz w:val="20"/>
+                <w:szCs w:val="20"/>
+              </w:rPr>
+              <w:t xml:space="preserve">a clarification question, a plurality of answer options, a frame of the display captured by the guidance client and redacted on the user device, an answer, a free-text entry, a skip control, a session scope, a stated assumption, a plan regeneration request, a clarification-origin indicator, a per-task regeneration limit, a user-initiated plan regeneration request</w:t>
+            </w:r>
+          </w:p>
+        </w:tc>
+        <w:tc>
+          <w:tcPr>
+            <w:tcW w:type="dxa" w:w="2660"/>
             <w:tcBorders>
               <w:top w:val="single" w:color="888888" w:sz="4"/>
               <w:left w:val="single" w:color="888888" w:sz="4"/>
@@ -7293,7 +5793,7 @@
         </w:tc>
         <w:tc>
           <w:tcPr>
-            <w:tcW w:type="dxa" w:w="964"/>
+            <w:tcW w:type="dxa" w:w="788"/>
             <w:tcBorders>
               <w:top w:val="single" w:color="888888" w:sz="4"/>
               <w:left w:val="single" w:color="888888" w:sz="4"/>
@@ -7323,132 +5823,7 @@
         </w:tc>
         <w:tc>
           <w:tcPr>
-            <w:tcW w:type="dxa" w:w="2897"/>
-            <w:tcBorders>
-              <w:top w:val="single" w:color="888888" w:sz="4"/>
-              <w:left w:val="single" w:color="888888" w:sz="4"/>
-              <w:bottom w:val="single" w:color="888888" w:sz="4"/>
-              <w:right w:val="single" w:color="888888" w:sz="4"/>
-            </w:tcBorders>
-            <w:tcMar>
-              <w:top w:type="dxa" w:w="60"/>
-              <w:left w:type="dxa" w:w="90"/>
-              <w:bottom w:type="dxa" w:w="60"/>
-              <w:right w:type="dxa" w:w="90"/>
-            </w:tcMar>
-          </w:tcPr>
-          <w:p>
-            <w:pPr>
-              <w:spacing w:after="0" w:line="240"/>
-            </w:pPr>
-            <w:r>
-              <w:rPr>
-                <w:rFonts w:ascii="Times New Roman" w:cs="Times New Roman" w:eastAsia="Times New Roman" w:hAnsi="Times New Roman"/>
-                <w:sz w:val="20"/>
-                <w:szCs w:val="20"/>
-              </w:rPr>
-              <w:t xml:space="preserve">OK; claim 8 depends on claim 1, not claim 3, so "an egress policy applicable to the user" is introduced afresh here</w:t>
-            </w:r>
-          </w:p>
-        </w:tc>
-      </w:tr>
-      <w:tr>
-        <w:trPr>
-          <w:tblHeader w:val="false"/>
-        </w:trPr>
-        <w:tc>
-          <w:tcPr>
-            <w:tcW w:type="dxa" w:w="2894"/>
-            <w:tcBorders>
-              <w:top w:val="single" w:color="888888" w:sz="4"/>
-              <w:left w:val="single" w:color="888888" w:sz="4"/>
-              <w:bottom w:val="single" w:color="888888" w:sz="4"/>
-              <w:right w:val="single" w:color="888888" w:sz="4"/>
-            </w:tcBorders>
-            <w:tcMar>
-              <w:top w:type="dxa" w:w="60"/>
-              <w:left w:type="dxa" w:w="90"/>
-              <w:bottom w:type="dxa" w:w="60"/>
-              <w:right w:type="dxa" w:w="90"/>
-            </w:tcMar>
-          </w:tcPr>
-          <w:p>
-            <w:pPr>
-              <w:spacing w:after="0" w:line="240"/>
-            </w:pPr>
-            <w:r>
-              <w:rPr>
-                <w:rFonts w:ascii="Times New Roman" w:cs="Times New Roman" w:eastAsia="Times New Roman" w:hAnsi="Times New Roman"/>
-                <w:sz w:val="20"/>
-                <w:szCs w:val="20"/>
-              </w:rPr>
-              <w:t xml:space="preserve">a clarification question, a plurality of answer options, a frame of the display captured by the guidance client and redacted on the user device, an answer, a free-text entry, a skip control, a session scope, a stated assumption, a plan regeneration request, a clarification-origin indicator, a per-task regeneration limit, a user-initiated plan regeneration request</w:t>
-            </w:r>
-          </w:p>
-        </w:tc>
-        <w:tc>
-          <w:tcPr>
-            <w:tcW w:type="dxa" w:w="2605"/>
-            <w:tcBorders>
-              <w:top w:val="single" w:color="888888" w:sz="4"/>
-              <w:left w:val="single" w:color="888888" w:sz="4"/>
-              <w:bottom w:val="single" w:color="888888" w:sz="4"/>
-              <w:right w:val="single" w:color="888888" w:sz="4"/>
-            </w:tcBorders>
-            <w:tcMar>
-              <w:top w:type="dxa" w:w="60"/>
-              <w:left w:type="dxa" w:w="90"/>
-              <w:bottom w:type="dxa" w:w="60"/>
-              <w:right w:type="dxa" w:w="90"/>
-            </w:tcMar>
-          </w:tcPr>
-          <w:p>
-            <w:pPr>
-              <w:spacing w:after="0" w:line="240"/>
-            </w:pPr>
-            <w:r>
-              <w:rPr>
-                <w:rFonts w:ascii="Times New Roman" w:cs="Times New Roman" w:eastAsia="Times New Roman" w:hAnsi="Times New Roman"/>
-                <w:sz w:val="20"/>
-                <w:szCs w:val="20"/>
-              </w:rPr>
-              <w:t xml:space="preserve">claim 9</w:t>
-            </w:r>
-          </w:p>
-        </w:tc>
-        <w:tc>
-          <w:tcPr>
-            <w:tcW w:type="dxa" w:w="964"/>
-            <w:tcBorders>
-              <w:top w:val="single" w:color="888888" w:sz="4"/>
-              <w:left w:val="single" w:color="888888" w:sz="4"/>
-              <w:bottom w:val="single" w:color="888888" w:sz="4"/>
-              <w:right w:val="single" w:color="888888" w:sz="4"/>
-            </w:tcBorders>
-            <w:tcMar>
-              <w:top w:type="dxa" w:w="60"/>
-              <w:left w:type="dxa" w:w="90"/>
-              <w:bottom w:type="dxa" w:w="60"/>
-              <w:right w:type="dxa" w:w="90"/>
-            </w:tcMar>
-          </w:tcPr>
-          <w:p>
-            <w:pPr>
-              <w:spacing w:after="0" w:line="240"/>
-            </w:pPr>
-            <w:r>
-              <w:rPr>
-                <w:rFonts w:ascii="Times New Roman" w:cs="Times New Roman" w:eastAsia="Times New Roman" w:hAnsi="Times New Roman"/>
-                <w:sz w:val="20"/>
-                <w:szCs w:val="20"/>
-              </w:rPr>
-              <w:t xml:space="preserve">9</w:t>
-            </w:r>
-          </w:p>
-        </w:tc>
-        <w:tc>
-          <w:tcPr>
-            <w:tcW w:type="dxa" w:w="2897"/>
+            <w:tcW w:type="dxa" w:w="2957"/>
             <w:tcBorders>
               <w:top w:val="single" w:color="888888" w:sz="4"/>
               <w:left w:val="single" w:color="888888" w:sz="4"/>
@@ -7473,131 +5848,6 @@
                 <w:szCs w:val="20"/>
               </w:rPr>
               <w:t xml:space="preserve">OK</w:t>
-            </w:r>
-          </w:p>
-        </w:tc>
-      </w:tr>
-      <w:tr>
-        <w:trPr>
-          <w:tblHeader w:val="false"/>
-        </w:trPr>
-        <w:tc>
-          <w:tcPr>
-            <w:tcW w:type="dxa" w:w="2894"/>
-            <w:tcBorders>
-              <w:top w:val="single" w:color="888888" w:sz="4"/>
-              <w:left w:val="single" w:color="888888" w:sz="4"/>
-              <w:bottom w:val="single" w:color="888888" w:sz="4"/>
-              <w:right w:val="single" w:color="888888" w:sz="4"/>
-            </w:tcBorders>
-            <w:tcMar>
-              <w:top w:type="dxa" w:w="60"/>
-              <w:left w:type="dxa" w:w="90"/>
-              <w:bottom w:type="dxa" w:w="60"/>
-              <w:right w:type="dxa" w:w="90"/>
-            </w:tcMar>
-          </w:tcPr>
-          <w:p>
-            <w:pPr>
-              <w:spacing w:after="0" w:line="240"/>
-            </w:pPr>
-            <w:r>
-              <w:rPr>
-                <w:rFonts w:ascii="Times New Roman" w:cs="Times New Roman" w:eastAsia="Times New Roman" w:hAnsi="Times New Roman"/>
-                <w:sz w:val="20"/>
-                <w:szCs w:val="20"/>
-              </w:rPr>
-              <w:t xml:space="preserve">frames of the display captured repeatedly, each captured frame, each redacted frame, a session of the task, a count, a tolerance threshold, a second machine-learning model having image-understanding capability, an escalation event, a subsequently captured redacted frame, a request by the user for a deep read</w:t>
-            </w:r>
-          </w:p>
-        </w:tc>
-        <w:tc>
-          <w:tcPr>
-            <w:tcW w:type="dxa" w:w="2605"/>
-            <w:tcBorders>
-              <w:top w:val="single" w:color="888888" w:sz="4"/>
-              <w:left w:val="single" w:color="888888" w:sz="4"/>
-              <w:bottom w:val="single" w:color="888888" w:sz="4"/>
-              <w:right w:val="single" w:color="888888" w:sz="4"/>
-            </w:tcBorders>
-            <w:tcMar>
-              <w:top w:type="dxa" w:w="60"/>
-              <w:left w:type="dxa" w:w="90"/>
-              <w:bottom w:type="dxa" w:w="60"/>
-              <w:right w:type="dxa" w:w="90"/>
-            </w:tcMar>
-          </w:tcPr>
-          <w:p>
-            <w:pPr>
-              <w:spacing w:after="0" w:line="240"/>
-            </w:pPr>
-            <w:r>
-              <w:rPr>
-                <w:rFonts w:ascii="Times New Roman" w:cs="Times New Roman" w:eastAsia="Times New Roman" w:hAnsi="Times New Roman"/>
-                <w:sz w:val="20"/>
-                <w:szCs w:val="20"/>
-              </w:rPr>
-              <w:t xml:space="preserve">claim 10</w:t>
-            </w:r>
-          </w:p>
-        </w:tc>
-        <w:tc>
-          <w:tcPr>
-            <w:tcW w:type="dxa" w:w="964"/>
-            <w:tcBorders>
-              <w:top w:val="single" w:color="888888" w:sz="4"/>
-              <w:left w:val="single" w:color="888888" w:sz="4"/>
-              <w:bottom w:val="single" w:color="888888" w:sz="4"/>
-              <w:right w:val="single" w:color="888888" w:sz="4"/>
-            </w:tcBorders>
-            <w:tcMar>
-              <w:top w:type="dxa" w:w="60"/>
-              <w:left w:type="dxa" w:w="90"/>
-              <w:bottom w:type="dxa" w:w="60"/>
-              <w:right w:type="dxa" w:w="90"/>
-            </w:tcMar>
-          </w:tcPr>
-          <w:p>
-            <w:pPr>
-              <w:spacing w:after="0" w:line="240"/>
-            </w:pPr>
-            <w:r>
-              <w:rPr>
-                <w:rFonts w:ascii="Times New Roman" w:cs="Times New Roman" w:eastAsia="Times New Roman" w:hAnsi="Times New Roman"/>
-                <w:sz w:val="20"/>
-                <w:szCs w:val="20"/>
-              </w:rPr>
-              <w:t xml:space="preserve">10</w:t>
-            </w:r>
-          </w:p>
-        </w:tc>
-        <w:tc>
-          <w:tcPr>
-            <w:tcW w:type="dxa" w:w="2897"/>
-            <w:tcBorders>
-              <w:top w:val="single" w:color="888888" w:sz="4"/>
-              <w:left w:val="single" w:color="888888" w:sz="4"/>
-              <w:bottom w:val="single" w:color="888888" w:sz="4"/>
-              <w:right w:val="single" w:color="888888" w:sz="4"/>
-            </w:tcBorders>
-            <w:tcMar>
-              <w:top w:type="dxa" w:w="60"/>
-              <w:left w:type="dxa" w:w="90"/>
-              <w:bottom w:type="dxa" w:w="60"/>
-              <w:right w:type="dxa" w:w="90"/>
-            </w:tcMar>
-          </w:tcPr>
-          <w:p>
-            <w:pPr>
-              <w:spacing w:after="0" w:line="240"/>
-            </w:pPr>
-            <w:r>
-              <w:rPr>
-                <w:rFonts w:ascii="Times New Roman" w:cs="Times New Roman" w:eastAsia="Times New Roman" w:hAnsi="Times New Roman"/>
-                <w:sz w:val="20"/>
-                <w:szCs w:val="20"/>
-              </w:rPr>
-              <w:t xml:space="preserve">OK; "the presented single instruction" refers to the single instruction presented in claim 1; "the current step" is the single current step of claim 1</w:t>
             </w:r>
           </w:p>
         </w:tc>
@@ -7620,7 +5870,7 @@
           <w:sz w:val="24"/>
           <w:szCs w:val="24"/>
         </w:rPr>
-        <w:t xml:space="preserve">System: claims 11 to 16.</w:t>
+        <w:t xml:space="preserve">System: claims 9 to 13.</w:t>
       </w:r>
     </w:p>
     <w:tbl>
@@ -7636,10 +5886,10 @@
         </w:tblBorders>
       </w:tblPr>
       <w:tblGrid>
-        <w:gridCol w:w="5400"/>
-        <w:gridCol w:w="2250"/>
-        <w:gridCol w:w="1170"/>
-        <w:gridCol w:w="540"/>
+        <w:gridCol w:w="5452"/>
+        <w:gridCol w:w="2180"/>
+        <w:gridCol w:w="1181"/>
+        <w:gridCol w:w="547"/>
       </w:tblGrid>
       <w:tr>
         <w:trPr>
@@ -7647,7 +5897,7 @@
         </w:trPr>
         <w:tc>
           <w:tcPr>
-            <w:tcW w:type="dxa" w:w="5400"/>
+            <w:tcW w:type="dxa" w:w="5452"/>
             <w:tcBorders>
               <w:top w:val="single" w:color="888888" w:sz="4"/>
               <w:left w:val="single" w:color="888888" w:sz="4"/>
@@ -7680,7 +5930,7 @@
         </w:tc>
         <w:tc>
           <w:tcPr>
-            <w:tcW w:type="dxa" w:w="2250"/>
+            <w:tcW w:type="dxa" w:w="2180"/>
             <w:tcBorders>
               <w:top w:val="single" w:color="888888" w:sz="4"/>
               <w:left w:val="single" w:color="888888" w:sz="4"/>
@@ -7713,7 +5963,7 @@
         </w:tc>
         <w:tc>
           <w:tcPr>
-            <w:tcW w:type="dxa" w:w="1170"/>
+            <w:tcW w:type="dxa" w:w="1181"/>
             <w:tcBorders>
               <w:top w:val="single" w:color="888888" w:sz="4"/>
               <w:left w:val="single" w:color="888888" w:sz="4"/>
@@ -7746,7 +5996,7 @@
         </w:tc>
         <w:tc>
           <w:tcPr>
-            <w:tcW w:type="dxa" w:w="540"/>
+            <w:tcW w:type="dxa" w:w="547"/>
             <w:tcBorders>
               <w:top w:val="single" w:color="888888" w:sz="4"/>
               <w:left w:val="single" w:color="888888" w:sz="4"/>
@@ -7784,7 +6034,7 @@
         </w:trPr>
         <w:tc>
           <w:tcPr>
-            <w:tcW w:type="dxa" w:w="5400"/>
+            <w:tcW w:type="dxa" w:w="5452"/>
             <w:tcBorders>
               <w:top w:val="single" w:color="888888" w:sz="4"/>
               <w:left w:val="single" w:color="888888" w:sz="4"/>
@@ -7814,67 +6064,67 @@
         </w:tc>
         <w:tc>
           <w:tcPr>
-            <w:tcW w:type="dxa" w:w="2250"/>
-            <w:tcBorders>
-              <w:top w:val="single" w:color="888888" w:sz="4"/>
-              <w:left w:val="single" w:color="888888" w:sz="4"/>
-              <w:bottom w:val="single" w:color="888888" w:sz="4"/>
-              <w:right w:val="single" w:color="888888" w:sz="4"/>
-            </w:tcBorders>
-            <w:tcMar>
-              <w:top w:type="dxa" w:w="60"/>
-              <w:left w:type="dxa" w:w="90"/>
-              <w:bottom w:type="dxa" w:w="60"/>
-              <w:right w:type="dxa" w:w="90"/>
-            </w:tcMar>
-          </w:tcPr>
-          <w:p>
-            <w:pPr>
-              <w:spacing w:after="0" w:line="240"/>
-            </w:pPr>
-            <w:r>
-              <w:rPr>
-                <w:rFonts w:ascii="Times New Roman" w:cs="Times New Roman" w:eastAsia="Times New Roman" w:hAnsi="Times New Roman"/>
-                <w:sz w:val="20"/>
-                <w:szCs w:val="20"/>
-              </w:rPr>
-              <w:t xml:space="preserve">claim 11 (preamble)</w:t>
-            </w:r>
-          </w:p>
-        </w:tc>
-        <w:tc>
-          <w:tcPr>
-            <w:tcW w:type="dxa" w:w="1170"/>
-            <w:tcBorders>
-              <w:top w:val="single" w:color="888888" w:sz="4"/>
-              <w:left w:val="single" w:color="888888" w:sz="4"/>
-              <w:bottom w:val="single" w:color="888888" w:sz="4"/>
-              <w:right w:val="single" w:color="888888" w:sz="4"/>
-            </w:tcBorders>
-            <w:tcMar>
-              <w:top w:type="dxa" w:w="60"/>
-              <w:left w:type="dxa" w:w="90"/>
-              <w:bottom w:type="dxa" w:w="60"/>
-              <w:right w:type="dxa" w:w="90"/>
-            </w:tcMar>
-          </w:tcPr>
-          <w:p>
-            <w:pPr>
-              <w:spacing w:after="0" w:line="240"/>
-            </w:pPr>
-            <w:r>
-              <w:rPr>
-                <w:rFonts w:ascii="Times New Roman" w:cs="Times New Roman" w:eastAsia="Times New Roman" w:hAnsi="Times New Roman"/>
-                <w:sz w:val="20"/>
-                <w:szCs w:val="20"/>
-              </w:rPr>
-              <w:t xml:space="preserve">11 to 16</w:t>
-            </w:r>
-          </w:p>
-        </w:tc>
-        <w:tc>
-          <w:tcPr>
-            <w:tcW w:type="dxa" w:w="540"/>
+            <w:tcW w:type="dxa" w:w="2180"/>
+            <w:tcBorders>
+              <w:top w:val="single" w:color="888888" w:sz="4"/>
+              <w:left w:val="single" w:color="888888" w:sz="4"/>
+              <w:bottom w:val="single" w:color="888888" w:sz="4"/>
+              <w:right w:val="single" w:color="888888" w:sz="4"/>
+            </w:tcBorders>
+            <w:tcMar>
+              <w:top w:type="dxa" w:w="60"/>
+              <w:left w:type="dxa" w:w="90"/>
+              <w:bottom w:type="dxa" w:w="60"/>
+              <w:right w:type="dxa" w:w="90"/>
+            </w:tcMar>
+          </w:tcPr>
+          <w:p>
+            <w:pPr>
+              <w:spacing w:after="0" w:line="240"/>
+            </w:pPr>
+            <w:r>
+              <w:rPr>
+                <w:rFonts w:ascii="Times New Roman" w:cs="Times New Roman" w:eastAsia="Times New Roman" w:hAnsi="Times New Roman"/>
+                <w:sz w:val="20"/>
+                <w:szCs w:val="20"/>
+              </w:rPr>
+              <w:t xml:space="preserve">claim 9 (preamble)</w:t>
+            </w:r>
+          </w:p>
+        </w:tc>
+        <w:tc>
+          <w:tcPr>
+            <w:tcW w:type="dxa" w:w="1181"/>
+            <w:tcBorders>
+              <w:top w:val="single" w:color="888888" w:sz="4"/>
+              <w:left w:val="single" w:color="888888" w:sz="4"/>
+              <w:bottom w:val="single" w:color="888888" w:sz="4"/>
+              <w:right w:val="single" w:color="888888" w:sz="4"/>
+            </w:tcBorders>
+            <w:tcMar>
+              <w:top w:type="dxa" w:w="60"/>
+              <w:left w:type="dxa" w:w="90"/>
+              <w:bottom w:type="dxa" w:w="60"/>
+              <w:right w:type="dxa" w:w="90"/>
+            </w:tcMar>
+          </w:tcPr>
+          <w:p>
+            <w:pPr>
+              <w:spacing w:after="0" w:line="240"/>
+            </w:pPr>
+            <w:r>
+              <w:rPr>
+                <w:rFonts w:ascii="Times New Roman" w:cs="Times New Roman" w:eastAsia="Times New Roman" w:hAnsi="Times New Roman"/>
+                <w:sz w:val="20"/>
+                <w:szCs w:val="20"/>
+              </w:rPr>
+              <w:t xml:space="preserve">9 to 13</w:t>
+            </w:r>
+          </w:p>
+        </w:tc>
+        <w:tc>
+          <w:tcPr>
+            <w:tcW w:type="dxa" w:w="547"/>
             <w:tcBorders>
               <w:top w:val="single" w:color="888888" w:sz="4"/>
               <w:left w:val="single" w:color="888888" w:sz="4"/>
@@ -7909,7 +6159,7 @@
         </w:trPr>
         <w:tc>
           <w:tcPr>
-            <w:tcW w:type="dxa" w:w="5400"/>
+            <w:tcW w:type="dxa" w:w="5452"/>
             <w:tcBorders>
               <w:top w:val="single" w:color="888888" w:sz="4"/>
               <w:left w:val="single" w:color="888888" w:sz="4"/>
@@ -7939,67 +6189,67 @@
         </w:tc>
         <w:tc>
           <w:tcPr>
-            <w:tcW w:type="dxa" w:w="2250"/>
-            <w:tcBorders>
-              <w:top w:val="single" w:color="888888" w:sz="4"/>
-              <w:left w:val="single" w:color="888888" w:sz="4"/>
-              <w:bottom w:val="single" w:color="888888" w:sz="4"/>
-              <w:right w:val="single" w:color="888888" w:sz="4"/>
-            </w:tcBorders>
-            <w:tcMar>
-              <w:top w:type="dxa" w:w="60"/>
-              <w:left w:type="dxa" w:w="90"/>
-              <w:bottom w:type="dxa" w:w="60"/>
-              <w:right w:type="dxa" w:w="90"/>
-            </w:tcMar>
-          </w:tcPr>
-          <w:p>
-            <w:pPr>
-              <w:spacing w:after="0" w:line="240"/>
-            </w:pPr>
-            <w:r>
-              <w:rPr>
-                <w:rFonts w:ascii="Times New Roman" w:cs="Times New Roman" w:eastAsia="Times New Roman" w:hAnsi="Times New Roman"/>
-                <w:sz w:val="20"/>
-                <w:szCs w:val="20"/>
-              </w:rPr>
-              <w:t xml:space="preserve">claim 11</w:t>
-            </w:r>
-          </w:p>
-        </w:tc>
-        <w:tc>
-          <w:tcPr>
-            <w:tcW w:type="dxa" w:w="1170"/>
-            <w:tcBorders>
-              <w:top w:val="single" w:color="888888" w:sz="4"/>
-              <w:left w:val="single" w:color="888888" w:sz="4"/>
-              <w:bottom w:val="single" w:color="888888" w:sz="4"/>
-              <w:right w:val="single" w:color="888888" w:sz="4"/>
-            </w:tcBorders>
-            <w:tcMar>
-              <w:top w:type="dxa" w:w="60"/>
-              <w:left w:type="dxa" w:w="90"/>
-              <w:bottom w:type="dxa" w:w="60"/>
-              <w:right w:type="dxa" w:w="90"/>
-            </w:tcMar>
-          </w:tcPr>
-          <w:p>
-            <w:pPr>
-              <w:spacing w:after="0" w:line="240"/>
-            </w:pPr>
-            <w:r>
-              <w:rPr>
-                <w:rFonts w:ascii="Times New Roman" w:cs="Times New Roman" w:eastAsia="Times New Roman" w:hAnsi="Times New Roman"/>
-                <w:sz w:val="20"/>
-                <w:szCs w:val="20"/>
-              </w:rPr>
-              <w:t xml:space="preserve">11, 14, 16</w:t>
-            </w:r>
-          </w:p>
-        </w:tc>
-        <w:tc>
-          <w:tcPr>
-            <w:tcW w:type="dxa" w:w="540"/>
+            <w:tcW w:type="dxa" w:w="2180"/>
+            <w:tcBorders>
+              <w:top w:val="single" w:color="888888" w:sz="4"/>
+              <w:left w:val="single" w:color="888888" w:sz="4"/>
+              <w:bottom w:val="single" w:color="888888" w:sz="4"/>
+              <w:right w:val="single" w:color="888888" w:sz="4"/>
+            </w:tcBorders>
+            <w:tcMar>
+              <w:top w:type="dxa" w:w="60"/>
+              <w:left w:type="dxa" w:w="90"/>
+              <w:bottom w:type="dxa" w:w="60"/>
+              <w:right w:type="dxa" w:w="90"/>
+            </w:tcMar>
+          </w:tcPr>
+          <w:p>
+            <w:pPr>
+              <w:spacing w:after="0" w:line="240"/>
+            </w:pPr>
+            <w:r>
+              <w:rPr>
+                <w:rFonts w:ascii="Times New Roman" w:cs="Times New Roman" w:eastAsia="Times New Roman" w:hAnsi="Times New Roman"/>
+                <w:sz w:val="20"/>
+                <w:szCs w:val="20"/>
+              </w:rPr>
+              <w:t xml:space="preserve">claim 9</w:t>
+            </w:r>
+          </w:p>
+        </w:tc>
+        <w:tc>
+          <w:tcPr>
+            <w:tcW w:type="dxa" w:w="1181"/>
+            <w:tcBorders>
+              <w:top w:val="single" w:color="888888" w:sz="4"/>
+              <w:left w:val="single" w:color="888888" w:sz="4"/>
+              <w:bottom w:val="single" w:color="888888" w:sz="4"/>
+              <w:right w:val="single" w:color="888888" w:sz="4"/>
+            </w:tcBorders>
+            <w:tcMar>
+              <w:top w:type="dxa" w:w="60"/>
+              <w:left w:type="dxa" w:w="90"/>
+              <w:bottom w:type="dxa" w:w="60"/>
+              <w:right w:type="dxa" w:w="90"/>
+            </w:tcMar>
+          </w:tcPr>
+          <w:p>
+            <w:pPr>
+              <w:spacing w:after="0" w:line="240"/>
+            </w:pPr>
+            <w:r>
+              <w:rPr>
+                <w:rFonts w:ascii="Times New Roman" w:cs="Times New Roman" w:eastAsia="Times New Roman" w:hAnsi="Times New Roman"/>
+                <w:sz w:val="20"/>
+                <w:szCs w:val="20"/>
+              </w:rPr>
+              <w:t xml:space="preserve">9, 11, 13</w:t>
+            </w:r>
+          </w:p>
+        </w:tc>
+        <w:tc>
+          <w:tcPr>
+            <w:tcW w:type="dxa" w:w="547"/>
             <w:tcBorders>
               <w:top w:val="single" w:color="888888" w:sz="4"/>
               <w:left w:val="single" w:color="888888" w:sz="4"/>
@@ -8034,7 +6284,7 @@
         </w:trPr>
         <w:tc>
           <w:tcPr>
-            <w:tcW w:type="dxa" w:w="5400"/>
+            <w:tcW w:type="dxa" w:w="5452"/>
             <w:tcBorders>
               <w:top w:val="single" w:color="888888" w:sz="4"/>
               <w:left w:val="single" w:color="888888" w:sz="4"/>
@@ -8064,67 +6314,67 @@
         </w:tc>
         <w:tc>
           <w:tcPr>
-            <w:tcW w:type="dxa" w:w="2250"/>
-            <w:tcBorders>
-              <w:top w:val="single" w:color="888888" w:sz="4"/>
-              <w:left w:val="single" w:color="888888" w:sz="4"/>
-              <w:bottom w:val="single" w:color="888888" w:sz="4"/>
-              <w:right w:val="single" w:color="888888" w:sz="4"/>
-            </w:tcBorders>
-            <w:tcMar>
-              <w:top w:type="dxa" w:w="60"/>
-              <w:left w:type="dxa" w:w="90"/>
-              <w:bottom w:type="dxa" w:w="60"/>
-              <w:right w:type="dxa" w:w="90"/>
-            </w:tcMar>
-          </w:tcPr>
-          <w:p>
-            <w:pPr>
-              <w:spacing w:after="0" w:line="240"/>
-            </w:pPr>
-            <w:r>
-              <w:rPr>
-                <w:rFonts w:ascii="Times New Roman" w:cs="Times New Roman" w:eastAsia="Times New Roman" w:hAnsi="Times New Roman"/>
-                <w:sz w:val="20"/>
-                <w:szCs w:val="20"/>
-              </w:rPr>
-              <w:t xml:space="preserve">claim 11</w:t>
-            </w:r>
-          </w:p>
-        </w:tc>
-        <w:tc>
-          <w:tcPr>
-            <w:tcW w:type="dxa" w:w="1170"/>
-            <w:tcBorders>
-              <w:top w:val="single" w:color="888888" w:sz="4"/>
-              <w:left w:val="single" w:color="888888" w:sz="4"/>
-              <w:bottom w:val="single" w:color="888888" w:sz="4"/>
-              <w:right w:val="single" w:color="888888" w:sz="4"/>
-            </w:tcBorders>
-            <w:tcMar>
-              <w:top w:type="dxa" w:w="60"/>
-              <w:left w:type="dxa" w:w="90"/>
-              <w:bottom w:type="dxa" w:w="60"/>
-              <w:right w:type="dxa" w:w="90"/>
-            </w:tcMar>
-          </w:tcPr>
-          <w:p>
-            <w:pPr>
-              <w:spacing w:after="0" w:line="240"/>
-            </w:pPr>
-            <w:r>
-              <w:rPr>
-                <w:rFonts w:ascii="Times New Roman" w:cs="Times New Roman" w:eastAsia="Times New Roman" w:hAnsi="Times New Roman"/>
-                <w:sz w:val="20"/>
-                <w:szCs w:val="20"/>
-              </w:rPr>
-              <w:t xml:space="preserve">11, 14</w:t>
-            </w:r>
-          </w:p>
-        </w:tc>
-        <w:tc>
-          <w:tcPr>
-            <w:tcW w:type="dxa" w:w="540"/>
+            <w:tcW w:type="dxa" w:w="2180"/>
+            <w:tcBorders>
+              <w:top w:val="single" w:color="888888" w:sz="4"/>
+              <w:left w:val="single" w:color="888888" w:sz="4"/>
+              <w:bottom w:val="single" w:color="888888" w:sz="4"/>
+              <w:right w:val="single" w:color="888888" w:sz="4"/>
+            </w:tcBorders>
+            <w:tcMar>
+              <w:top w:type="dxa" w:w="60"/>
+              <w:left w:type="dxa" w:w="90"/>
+              <w:bottom w:type="dxa" w:w="60"/>
+              <w:right w:type="dxa" w:w="90"/>
+            </w:tcMar>
+          </w:tcPr>
+          <w:p>
+            <w:pPr>
+              <w:spacing w:after="0" w:line="240"/>
+            </w:pPr>
+            <w:r>
+              <w:rPr>
+                <w:rFonts w:ascii="Times New Roman" w:cs="Times New Roman" w:eastAsia="Times New Roman" w:hAnsi="Times New Roman"/>
+                <w:sz w:val="20"/>
+                <w:szCs w:val="20"/>
+              </w:rPr>
+              <w:t xml:space="preserve">claim 9</w:t>
+            </w:r>
+          </w:p>
+        </w:tc>
+        <w:tc>
+          <w:tcPr>
+            <w:tcW w:type="dxa" w:w="1181"/>
+            <w:tcBorders>
+              <w:top w:val="single" w:color="888888" w:sz="4"/>
+              <w:left w:val="single" w:color="888888" w:sz="4"/>
+              <w:bottom w:val="single" w:color="888888" w:sz="4"/>
+              <w:right w:val="single" w:color="888888" w:sz="4"/>
+            </w:tcBorders>
+            <w:tcMar>
+              <w:top w:type="dxa" w:w="60"/>
+              <w:left w:type="dxa" w:w="90"/>
+              <w:bottom w:type="dxa" w:w="60"/>
+              <w:right w:type="dxa" w:w="90"/>
+            </w:tcMar>
+          </w:tcPr>
+          <w:p>
+            <w:pPr>
+              <w:spacing w:after="0" w:line="240"/>
+            </w:pPr>
+            <w:r>
+              <w:rPr>
+                <w:rFonts w:ascii="Times New Roman" w:cs="Times New Roman" w:eastAsia="Times New Roman" w:hAnsi="Times New Roman"/>
+                <w:sz w:val="20"/>
+                <w:szCs w:val="20"/>
+              </w:rPr>
+              <w:t xml:space="preserve">9, 11</w:t>
+            </w:r>
+          </w:p>
+        </w:tc>
+        <w:tc>
+          <w:tcPr>
+            <w:tcW w:type="dxa" w:w="547"/>
             <w:tcBorders>
               <w:top w:val="single" w:color="888888" w:sz="4"/>
               <w:left w:val="single" w:color="888888" w:sz="4"/>
@@ -8159,7 +6409,7 @@
         </w:trPr>
         <w:tc>
           <w:tcPr>
-            <w:tcW w:type="dxa" w:w="5400"/>
+            <w:tcW w:type="dxa" w:w="5452"/>
             <w:tcBorders>
               <w:top w:val="single" w:color="888888" w:sz="4"/>
               <w:left w:val="single" w:color="888888" w:sz="4"/>
@@ -8189,67 +6439,67 @@
         </w:tc>
         <w:tc>
           <w:tcPr>
-            <w:tcW w:type="dxa" w:w="2250"/>
-            <w:tcBorders>
-              <w:top w:val="single" w:color="888888" w:sz="4"/>
-              <w:left w:val="single" w:color="888888" w:sz="4"/>
-              <w:bottom w:val="single" w:color="888888" w:sz="4"/>
-              <w:right w:val="single" w:color="888888" w:sz="4"/>
-            </w:tcBorders>
-            <w:tcMar>
-              <w:top w:type="dxa" w:w="60"/>
-              <w:left w:type="dxa" w:w="90"/>
-              <w:bottom w:type="dxa" w:w="60"/>
-              <w:right w:type="dxa" w:w="90"/>
-            </w:tcMar>
-          </w:tcPr>
-          <w:p>
-            <w:pPr>
-              <w:spacing w:after="0" w:line="240"/>
-            </w:pPr>
-            <w:r>
-              <w:rPr>
-                <w:rFonts w:ascii="Times New Roman" w:cs="Times New Roman" w:eastAsia="Times New Roman" w:hAnsi="Times New Roman"/>
-                <w:sz w:val="20"/>
-                <w:szCs w:val="20"/>
-              </w:rPr>
-              <w:t xml:space="preserve">claim 11</w:t>
-            </w:r>
-          </w:p>
-        </w:tc>
-        <w:tc>
-          <w:tcPr>
-            <w:tcW w:type="dxa" w:w="1170"/>
-            <w:tcBorders>
-              <w:top w:val="single" w:color="888888" w:sz="4"/>
-              <w:left w:val="single" w:color="888888" w:sz="4"/>
-              <w:bottom w:val="single" w:color="888888" w:sz="4"/>
-              <w:right w:val="single" w:color="888888" w:sz="4"/>
-            </w:tcBorders>
-            <w:tcMar>
-              <w:top w:type="dxa" w:w="60"/>
-              <w:left w:type="dxa" w:w="90"/>
-              <w:bottom w:type="dxa" w:w="60"/>
-              <w:right w:type="dxa" w:w="90"/>
-            </w:tcMar>
-          </w:tcPr>
-          <w:p>
-            <w:pPr>
-              <w:spacing w:after="0" w:line="240"/>
-            </w:pPr>
-            <w:r>
-              <w:rPr>
-                <w:rFonts w:ascii="Times New Roman" w:cs="Times New Roman" w:eastAsia="Times New Roman" w:hAnsi="Times New Roman"/>
-                <w:sz w:val="20"/>
-                <w:szCs w:val="20"/>
-              </w:rPr>
-              <w:t xml:space="preserve">11 to 14</w:t>
-            </w:r>
-          </w:p>
-        </w:tc>
-        <w:tc>
-          <w:tcPr>
-            <w:tcW w:type="dxa" w:w="540"/>
+            <w:tcW w:type="dxa" w:w="2180"/>
+            <w:tcBorders>
+              <w:top w:val="single" w:color="888888" w:sz="4"/>
+              <w:left w:val="single" w:color="888888" w:sz="4"/>
+              <w:bottom w:val="single" w:color="888888" w:sz="4"/>
+              <w:right w:val="single" w:color="888888" w:sz="4"/>
+            </w:tcBorders>
+            <w:tcMar>
+              <w:top w:type="dxa" w:w="60"/>
+              <w:left w:type="dxa" w:w="90"/>
+              <w:bottom w:type="dxa" w:w="60"/>
+              <w:right w:type="dxa" w:w="90"/>
+            </w:tcMar>
+          </w:tcPr>
+          <w:p>
+            <w:pPr>
+              <w:spacing w:after="0" w:line="240"/>
+            </w:pPr>
+            <w:r>
+              <w:rPr>
+                <w:rFonts w:ascii="Times New Roman" w:cs="Times New Roman" w:eastAsia="Times New Roman" w:hAnsi="Times New Roman"/>
+                <w:sz w:val="20"/>
+                <w:szCs w:val="20"/>
+              </w:rPr>
+              <w:t xml:space="preserve">claim 9</w:t>
+            </w:r>
+          </w:p>
+        </w:tc>
+        <w:tc>
+          <w:tcPr>
+            <w:tcW w:type="dxa" w:w="1181"/>
+            <w:tcBorders>
+              <w:top w:val="single" w:color="888888" w:sz="4"/>
+              <w:left w:val="single" w:color="888888" w:sz="4"/>
+              <w:bottom w:val="single" w:color="888888" w:sz="4"/>
+              <w:right w:val="single" w:color="888888" w:sz="4"/>
+            </w:tcBorders>
+            <w:tcMar>
+              <w:top w:type="dxa" w:w="60"/>
+              <w:left w:type="dxa" w:w="90"/>
+              <w:bottom w:type="dxa" w:w="60"/>
+              <w:right w:type="dxa" w:w="90"/>
+            </w:tcMar>
+          </w:tcPr>
+          <w:p>
+            <w:pPr>
+              <w:spacing w:after="0" w:line="240"/>
+            </w:pPr>
+            <w:r>
+              <w:rPr>
+                <w:rFonts w:ascii="Times New Roman" w:cs="Times New Roman" w:eastAsia="Times New Roman" w:hAnsi="Times New Roman"/>
+                <w:sz w:val="20"/>
+                <w:szCs w:val="20"/>
+              </w:rPr>
+              <w:t xml:space="preserve">9, 10, 11</w:t>
+            </w:r>
+          </w:p>
+        </w:tc>
+        <w:tc>
+          <w:tcPr>
+            <w:tcW w:type="dxa" w:w="547"/>
             <w:tcBorders>
               <w:top w:val="single" w:color="888888" w:sz="4"/>
               <w:left w:val="single" w:color="888888" w:sz="4"/>
@@ -8284,7 +6534,7 @@
         </w:trPr>
         <w:tc>
           <w:tcPr>
-            <w:tcW w:type="dxa" w:w="5400"/>
+            <w:tcW w:type="dxa" w:w="5452"/>
             <w:tcBorders>
               <w:top w:val="single" w:color="888888" w:sz="4"/>
               <w:left w:val="single" w:color="888888" w:sz="4"/>
@@ -8314,67 +6564,67 @@
         </w:tc>
         <w:tc>
           <w:tcPr>
-            <w:tcW w:type="dxa" w:w="2250"/>
-            <w:tcBorders>
-              <w:top w:val="single" w:color="888888" w:sz="4"/>
-              <w:left w:val="single" w:color="888888" w:sz="4"/>
-              <w:bottom w:val="single" w:color="888888" w:sz="4"/>
-              <w:right w:val="single" w:color="888888" w:sz="4"/>
-            </w:tcBorders>
-            <w:tcMar>
-              <w:top w:type="dxa" w:w="60"/>
-              <w:left w:type="dxa" w:w="90"/>
-              <w:bottom w:type="dxa" w:w="60"/>
-              <w:right w:type="dxa" w:w="90"/>
-            </w:tcMar>
-          </w:tcPr>
-          <w:p>
-            <w:pPr>
-              <w:spacing w:after="0" w:line="240"/>
-            </w:pPr>
-            <w:r>
-              <w:rPr>
-                <w:rFonts w:ascii="Times New Roman" w:cs="Times New Roman" w:eastAsia="Times New Roman" w:hAnsi="Times New Roman"/>
-                <w:sz w:val="20"/>
-                <w:szCs w:val="20"/>
-              </w:rPr>
-              <w:t xml:space="preserve">claim 11</w:t>
-            </w:r>
-          </w:p>
-        </w:tc>
-        <w:tc>
-          <w:tcPr>
-            <w:tcW w:type="dxa" w:w="1170"/>
-            <w:tcBorders>
-              <w:top w:val="single" w:color="888888" w:sz="4"/>
-              <w:left w:val="single" w:color="888888" w:sz="4"/>
-              <w:bottom w:val="single" w:color="888888" w:sz="4"/>
-              <w:right w:val="single" w:color="888888" w:sz="4"/>
-            </w:tcBorders>
-            <w:tcMar>
-              <w:top w:type="dxa" w:w="60"/>
-              <w:left w:type="dxa" w:w="90"/>
-              <w:bottom w:type="dxa" w:w="60"/>
-              <w:right w:type="dxa" w:w="90"/>
-            </w:tcMar>
-          </w:tcPr>
-          <w:p>
-            <w:pPr>
-              <w:spacing w:after="0" w:line="240"/>
-            </w:pPr>
-            <w:r>
-              <w:rPr>
-                <w:rFonts w:ascii="Times New Roman" w:cs="Times New Roman" w:eastAsia="Times New Roman" w:hAnsi="Times New Roman"/>
-                <w:sz w:val="20"/>
-                <w:szCs w:val="20"/>
-              </w:rPr>
-              <w:t xml:space="preserve">11, 15, 16</w:t>
-            </w:r>
-          </w:p>
-        </w:tc>
-        <w:tc>
-          <w:tcPr>
-            <w:tcW w:type="dxa" w:w="540"/>
+            <w:tcW w:type="dxa" w:w="2180"/>
+            <w:tcBorders>
+              <w:top w:val="single" w:color="888888" w:sz="4"/>
+              <w:left w:val="single" w:color="888888" w:sz="4"/>
+              <w:bottom w:val="single" w:color="888888" w:sz="4"/>
+              <w:right w:val="single" w:color="888888" w:sz="4"/>
+            </w:tcBorders>
+            <w:tcMar>
+              <w:top w:type="dxa" w:w="60"/>
+              <w:left w:type="dxa" w:w="90"/>
+              <w:bottom w:type="dxa" w:w="60"/>
+              <w:right w:type="dxa" w:w="90"/>
+            </w:tcMar>
+          </w:tcPr>
+          <w:p>
+            <w:pPr>
+              <w:spacing w:after="0" w:line="240"/>
+            </w:pPr>
+            <w:r>
+              <w:rPr>
+                <w:rFonts w:ascii="Times New Roman" w:cs="Times New Roman" w:eastAsia="Times New Roman" w:hAnsi="Times New Roman"/>
+                <w:sz w:val="20"/>
+                <w:szCs w:val="20"/>
+              </w:rPr>
+              <w:t xml:space="preserve">claim 9</w:t>
+            </w:r>
+          </w:p>
+        </w:tc>
+        <w:tc>
+          <w:tcPr>
+            <w:tcW w:type="dxa" w:w="1181"/>
+            <w:tcBorders>
+              <w:top w:val="single" w:color="888888" w:sz="4"/>
+              <w:left w:val="single" w:color="888888" w:sz="4"/>
+              <w:bottom w:val="single" w:color="888888" w:sz="4"/>
+              <w:right w:val="single" w:color="888888" w:sz="4"/>
+            </w:tcBorders>
+            <w:tcMar>
+              <w:top w:type="dxa" w:w="60"/>
+              <w:left w:type="dxa" w:w="90"/>
+              <w:bottom w:type="dxa" w:w="60"/>
+              <w:right w:type="dxa" w:w="90"/>
+            </w:tcMar>
+          </w:tcPr>
+          <w:p>
+            <w:pPr>
+              <w:spacing w:after="0" w:line="240"/>
+            </w:pPr>
+            <w:r>
+              <w:rPr>
+                <w:rFonts w:ascii="Times New Roman" w:cs="Times New Roman" w:eastAsia="Times New Roman" w:hAnsi="Times New Roman"/>
+                <w:sz w:val="20"/>
+                <w:szCs w:val="20"/>
+              </w:rPr>
+              <w:t xml:space="preserve">9, 12, 13</w:t>
+            </w:r>
+          </w:p>
+        </w:tc>
+        <w:tc>
+          <w:tcPr>
+            <w:tcW w:type="dxa" w:w="547"/>
             <w:tcBorders>
               <w:top w:val="single" w:color="888888" w:sz="4"/>
               <w:left w:val="single" w:color="888888" w:sz="4"/>
@@ -8409,7 +6659,7 @@
         </w:trPr>
         <w:tc>
           <w:tcPr>
-            <w:tcW w:type="dxa" w:w="5400"/>
+            <w:tcW w:type="dxa" w:w="5452"/>
             <w:tcBorders>
               <w:top w:val="single" w:color="888888" w:sz="4"/>
               <w:left w:val="single" w:color="888888" w:sz="4"/>
@@ -8439,67 +6689,67 @@
         </w:tc>
         <w:tc>
           <w:tcPr>
-            <w:tcW w:type="dxa" w:w="2250"/>
-            <w:tcBorders>
-              <w:top w:val="single" w:color="888888" w:sz="4"/>
-              <w:left w:val="single" w:color="888888" w:sz="4"/>
-              <w:bottom w:val="single" w:color="888888" w:sz="4"/>
-              <w:right w:val="single" w:color="888888" w:sz="4"/>
-            </w:tcBorders>
-            <w:tcMar>
-              <w:top w:type="dxa" w:w="60"/>
-              <w:left w:type="dxa" w:w="90"/>
-              <w:bottom w:type="dxa" w:w="60"/>
-              <w:right w:type="dxa" w:w="90"/>
-            </w:tcMar>
-          </w:tcPr>
-          <w:p>
-            <w:pPr>
-              <w:spacing w:after="0" w:line="240"/>
-            </w:pPr>
-            <w:r>
-              <w:rPr>
-                <w:rFonts w:ascii="Times New Roman" w:cs="Times New Roman" w:eastAsia="Times New Roman" w:hAnsi="Times New Roman"/>
-                <w:sz w:val="20"/>
-                <w:szCs w:val="20"/>
-              </w:rPr>
-              <w:t xml:space="preserve">claim 11</w:t>
-            </w:r>
-          </w:p>
-        </w:tc>
-        <w:tc>
-          <w:tcPr>
-            <w:tcW w:type="dxa" w:w="1170"/>
-            <w:tcBorders>
-              <w:top w:val="single" w:color="888888" w:sz="4"/>
-              <w:left w:val="single" w:color="888888" w:sz="4"/>
-              <w:bottom w:val="single" w:color="888888" w:sz="4"/>
-              <w:right w:val="single" w:color="888888" w:sz="4"/>
-            </w:tcBorders>
-            <w:tcMar>
-              <w:top w:type="dxa" w:w="60"/>
-              <w:left w:type="dxa" w:w="90"/>
-              <w:bottom w:type="dxa" w:w="60"/>
-              <w:right w:type="dxa" w:w="90"/>
-            </w:tcMar>
-          </w:tcPr>
-          <w:p>
-            <w:pPr>
-              <w:spacing w:after="0" w:line="240"/>
-            </w:pPr>
-            <w:r>
-              <w:rPr>
-                <w:rFonts w:ascii="Times New Roman" w:cs="Times New Roman" w:eastAsia="Times New Roman" w:hAnsi="Times New Roman"/>
-                <w:sz w:val="20"/>
-                <w:szCs w:val="20"/>
-              </w:rPr>
-              <w:t xml:space="preserve">11, 12, 13</w:t>
-            </w:r>
-          </w:p>
-        </w:tc>
-        <w:tc>
-          <w:tcPr>
-            <w:tcW w:type="dxa" w:w="540"/>
+            <w:tcW w:type="dxa" w:w="2180"/>
+            <w:tcBorders>
+              <w:top w:val="single" w:color="888888" w:sz="4"/>
+              <w:left w:val="single" w:color="888888" w:sz="4"/>
+              <w:bottom w:val="single" w:color="888888" w:sz="4"/>
+              <w:right w:val="single" w:color="888888" w:sz="4"/>
+            </w:tcBorders>
+            <w:tcMar>
+              <w:top w:type="dxa" w:w="60"/>
+              <w:left w:type="dxa" w:w="90"/>
+              <w:bottom w:type="dxa" w:w="60"/>
+              <w:right w:type="dxa" w:w="90"/>
+            </w:tcMar>
+          </w:tcPr>
+          <w:p>
+            <w:pPr>
+              <w:spacing w:after="0" w:line="240"/>
+            </w:pPr>
+            <w:r>
+              <w:rPr>
+                <w:rFonts w:ascii="Times New Roman" w:cs="Times New Roman" w:eastAsia="Times New Roman" w:hAnsi="Times New Roman"/>
+                <w:sz w:val="20"/>
+                <w:szCs w:val="20"/>
+              </w:rPr>
+              <w:t xml:space="preserve">claim 9</w:t>
+            </w:r>
+          </w:p>
+        </w:tc>
+        <w:tc>
+          <w:tcPr>
+            <w:tcW w:type="dxa" w:w="1181"/>
+            <w:tcBorders>
+              <w:top w:val="single" w:color="888888" w:sz="4"/>
+              <w:left w:val="single" w:color="888888" w:sz="4"/>
+              <w:bottom w:val="single" w:color="888888" w:sz="4"/>
+              <w:right w:val="single" w:color="888888" w:sz="4"/>
+            </w:tcBorders>
+            <w:tcMar>
+              <w:top w:type="dxa" w:w="60"/>
+              <w:left w:type="dxa" w:w="90"/>
+              <w:bottom w:type="dxa" w:w="60"/>
+              <w:right w:type="dxa" w:w="90"/>
+            </w:tcMar>
+          </w:tcPr>
+          <w:p>
+            <w:pPr>
+              <w:spacing w:after="0" w:line="240"/>
+            </w:pPr>
+            <w:r>
+              <w:rPr>
+                <w:rFonts w:ascii="Times New Roman" w:cs="Times New Roman" w:eastAsia="Times New Roman" w:hAnsi="Times New Roman"/>
+                <w:sz w:val="20"/>
+                <w:szCs w:val="20"/>
+              </w:rPr>
+              <w:t xml:space="preserve">9, 10</w:t>
+            </w:r>
+          </w:p>
+        </w:tc>
+        <w:tc>
+          <w:tcPr>
+            <w:tcW w:type="dxa" w:w="547"/>
             <w:tcBorders>
               <w:top w:val="single" w:color="888888" w:sz="4"/>
               <w:left w:val="single" w:color="888888" w:sz="4"/>
@@ -8534,7 +6784,7 @@
         </w:trPr>
         <w:tc>
           <w:tcPr>
-            <w:tcW w:type="dxa" w:w="5400"/>
+            <w:tcW w:type="dxa" w:w="5452"/>
             <w:tcBorders>
               <w:top w:val="single" w:color="888888" w:sz="4"/>
               <w:left w:val="single" w:color="888888" w:sz="4"/>
@@ -8564,67 +6814,67 @@
         </w:tc>
         <w:tc>
           <w:tcPr>
-            <w:tcW w:type="dxa" w:w="2250"/>
-            <w:tcBorders>
-              <w:top w:val="single" w:color="888888" w:sz="4"/>
-              <w:left w:val="single" w:color="888888" w:sz="4"/>
-              <w:bottom w:val="single" w:color="888888" w:sz="4"/>
-              <w:right w:val="single" w:color="888888" w:sz="4"/>
-            </w:tcBorders>
-            <w:tcMar>
-              <w:top w:type="dxa" w:w="60"/>
-              <w:left w:type="dxa" w:w="90"/>
-              <w:bottom w:type="dxa" w:w="60"/>
-              <w:right w:type="dxa" w:w="90"/>
-            </w:tcMar>
-          </w:tcPr>
-          <w:p>
-            <w:pPr>
-              <w:spacing w:after="0" w:line="240"/>
-            </w:pPr>
-            <w:r>
-              <w:rPr>
-                <w:rFonts w:ascii="Times New Roman" w:cs="Times New Roman" w:eastAsia="Times New Roman" w:hAnsi="Times New Roman"/>
-                <w:sz w:val="20"/>
-                <w:szCs w:val="20"/>
-              </w:rPr>
-              <w:t xml:space="preserve">claim 11 (wherein clause)</w:t>
-            </w:r>
-          </w:p>
-        </w:tc>
-        <w:tc>
-          <w:tcPr>
-            <w:tcW w:type="dxa" w:w="1170"/>
-            <w:tcBorders>
-              <w:top w:val="single" w:color="888888" w:sz="4"/>
-              <w:left w:val="single" w:color="888888" w:sz="4"/>
-              <w:bottom w:val="single" w:color="888888" w:sz="4"/>
-              <w:right w:val="single" w:color="888888" w:sz="4"/>
-            </w:tcBorders>
-            <w:tcMar>
-              <w:top w:type="dxa" w:w="60"/>
-              <w:left w:type="dxa" w:w="90"/>
-              <w:bottom w:type="dxa" w:w="60"/>
-              <w:right w:type="dxa" w:w="90"/>
-            </w:tcMar>
-          </w:tcPr>
-          <w:p>
-            <w:pPr>
-              <w:spacing w:after="0" w:line="240"/>
-            </w:pPr>
-            <w:r>
-              <w:rPr>
-                <w:rFonts w:ascii="Times New Roman" w:cs="Times New Roman" w:eastAsia="Times New Roman" w:hAnsi="Times New Roman"/>
-                <w:sz w:val="20"/>
-                <w:szCs w:val="20"/>
-              </w:rPr>
-              <w:t xml:space="preserve">11</w:t>
-            </w:r>
-          </w:p>
-        </w:tc>
-        <w:tc>
-          <w:tcPr>
-            <w:tcW w:type="dxa" w:w="540"/>
+            <w:tcW w:type="dxa" w:w="2180"/>
+            <w:tcBorders>
+              <w:top w:val="single" w:color="888888" w:sz="4"/>
+              <w:left w:val="single" w:color="888888" w:sz="4"/>
+              <w:bottom w:val="single" w:color="888888" w:sz="4"/>
+              <w:right w:val="single" w:color="888888" w:sz="4"/>
+            </w:tcBorders>
+            <w:tcMar>
+              <w:top w:type="dxa" w:w="60"/>
+              <w:left w:type="dxa" w:w="90"/>
+              <w:bottom w:type="dxa" w:w="60"/>
+              <w:right w:type="dxa" w:w="90"/>
+            </w:tcMar>
+          </w:tcPr>
+          <w:p>
+            <w:pPr>
+              <w:spacing w:after="0" w:line="240"/>
+            </w:pPr>
+            <w:r>
+              <w:rPr>
+                <w:rFonts w:ascii="Times New Roman" w:cs="Times New Roman" w:eastAsia="Times New Roman" w:hAnsi="Times New Roman"/>
+                <w:sz w:val="20"/>
+                <w:szCs w:val="20"/>
+              </w:rPr>
+              <w:t xml:space="preserve">claim 9 (wherein clause)</w:t>
+            </w:r>
+          </w:p>
+        </w:tc>
+        <w:tc>
+          <w:tcPr>
+            <w:tcW w:type="dxa" w:w="1181"/>
+            <w:tcBorders>
+              <w:top w:val="single" w:color="888888" w:sz="4"/>
+              <w:left w:val="single" w:color="888888" w:sz="4"/>
+              <w:bottom w:val="single" w:color="888888" w:sz="4"/>
+              <w:right w:val="single" w:color="888888" w:sz="4"/>
+            </w:tcBorders>
+            <w:tcMar>
+              <w:top w:type="dxa" w:w="60"/>
+              <w:left w:type="dxa" w:w="90"/>
+              <w:bottom w:type="dxa" w:w="60"/>
+              <w:right w:type="dxa" w:w="90"/>
+            </w:tcMar>
+          </w:tcPr>
+          <w:p>
+            <w:pPr>
+              <w:spacing w:after="0" w:line="240"/>
+            </w:pPr>
+            <w:r>
+              <w:rPr>
+                <w:rFonts w:ascii="Times New Roman" w:cs="Times New Roman" w:eastAsia="Times New Roman" w:hAnsi="Times New Roman"/>
+                <w:sz w:val="20"/>
+                <w:szCs w:val="20"/>
+              </w:rPr>
+              <w:t xml:space="preserve">9</w:t>
+            </w:r>
+          </w:p>
+        </w:tc>
+        <w:tc>
+          <w:tcPr>
+            <w:tcW w:type="dxa" w:w="547"/>
             <w:tcBorders>
               <w:top w:val="single" w:color="888888" w:sz="4"/>
               <w:left w:val="single" w:color="888888" w:sz="4"/>
@@ -8659,97 +6909,97 @@
         </w:trPr>
         <w:tc>
           <w:tcPr>
-            <w:tcW w:type="dxa" w:w="5400"/>
-            <w:tcBorders>
-              <w:top w:val="single" w:color="888888" w:sz="4"/>
-              <w:left w:val="single" w:color="888888" w:sz="4"/>
-              <w:bottom w:val="single" w:color="888888" w:sz="4"/>
-              <w:right w:val="single" w:color="888888" w:sz="4"/>
-            </w:tcBorders>
-            <w:tcMar>
-              <w:top w:type="dxa" w:w="60"/>
-              <w:left w:type="dxa" w:w="90"/>
-              <w:bottom w:type="dxa" w:w="60"/>
-              <w:right w:type="dxa" w:w="90"/>
-            </w:tcMar>
-          </w:tcPr>
-          <w:p>
-            <w:pPr>
-              <w:spacing w:after="0" w:line="240"/>
-            </w:pPr>
-            <w:r>
-              <w:rPr>
-                <w:rFonts w:ascii="Times New Roman" w:cs="Times New Roman" w:eastAsia="Times New Roman" w:hAnsi="Times New Roman"/>
-                <w:sz w:val="20"/>
-                <w:szCs w:val="20"/>
-              </w:rPr>
-              <w:t xml:space="preserve">a sequence of partial chunks, a streamed response, a tail, a maximum placeholder token length, a chunk boundary</w:t>
-            </w:r>
-          </w:p>
-        </w:tc>
-        <w:tc>
-          <w:tcPr>
-            <w:tcW w:type="dxa" w:w="2250"/>
-            <w:tcBorders>
-              <w:top w:val="single" w:color="888888" w:sz="4"/>
-              <w:left w:val="single" w:color="888888" w:sz="4"/>
-              <w:bottom w:val="single" w:color="888888" w:sz="4"/>
-              <w:right w:val="single" w:color="888888" w:sz="4"/>
-            </w:tcBorders>
-            <w:tcMar>
-              <w:top w:type="dxa" w:w="60"/>
-              <w:left w:type="dxa" w:w="90"/>
-              <w:bottom w:type="dxa" w:w="60"/>
-              <w:right w:type="dxa" w:w="90"/>
-            </w:tcMar>
-          </w:tcPr>
-          <w:p>
-            <w:pPr>
-              <w:spacing w:after="0" w:line="240"/>
-            </w:pPr>
-            <w:r>
-              <w:rPr>
-                <w:rFonts w:ascii="Times New Roman" w:cs="Times New Roman" w:eastAsia="Times New Roman" w:hAnsi="Times New Roman"/>
-                <w:sz w:val="20"/>
-                <w:szCs w:val="20"/>
-              </w:rPr>
-              <w:t xml:space="preserve">claim 12</w:t>
-            </w:r>
-          </w:p>
-        </w:tc>
-        <w:tc>
-          <w:tcPr>
-            <w:tcW w:type="dxa" w:w="1170"/>
-            <w:tcBorders>
-              <w:top w:val="single" w:color="888888" w:sz="4"/>
-              <w:left w:val="single" w:color="888888" w:sz="4"/>
-              <w:bottom w:val="single" w:color="888888" w:sz="4"/>
-              <w:right w:val="single" w:color="888888" w:sz="4"/>
-            </w:tcBorders>
-            <w:tcMar>
-              <w:top w:type="dxa" w:w="60"/>
-              <w:left w:type="dxa" w:w="90"/>
-              <w:bottom w:type="dxa" w:w="60"/>
-              <w:right w:type="dxa" w:w="90"/>
-            </w:tcMar>
-          </w:tcPr>
-          <w:p>
-            <w:pPr>
-              <w:spacing w:after="0" w:line="240"/>
-            </w:pPr>
-            <w:r>
-              <w:rPr>
-                <w:rFonts w:ascii="Times New Roman" w:cs="Times New Roman" w:eastAsia="Times New Roman" w:hAnsi="Times New Roman"/>
-                <w:sz w:val="20"/>
-                <w:szCs w:val="20"/>
-              </w:rPr>
-              <w:t xml:space="preserve">12</w:t>
-            </w:r>
-          </w:p>
-        </w:tc>
-        <w:tc>
-          <w:tcPr>
-            <w:tcW w:type="dxa" w:w="540"/>
+            <w:tcW w:type="dxa" w:w="5452"/>
+            <w:tcBorders>
+              <w:top w:val="single" w:color="888888" w:sz="4"/>
+              <w:left w:val="single" w:color="888888" w:sz="4"/>
+              <w:bottom w:val="single" w:color="888888" w:sz="4"/>
+              <w:right w:val="single" w:color="888888" w:sz="4"/>
+            </w:tcBorders>
+            <w:tcMar>
+              <w:top w:type="dxa" w:w="60"/>
+              <w:left w:type="dxa" w:w="90"/>
+              <w:bottom w:type="dxa" w:w="60"/>
+              <w:right w:type="dxa" w:w="90"/>
+            </w:tcMar>
+          </w:tcPr>
+          <w:p>
+            <w:pPr>
+              <w:spacing w:after="0" w:line="240"/>
+            </w:pPr>
+            <w:r>
+              <w:rPr>
+                <w:rFonts w:ascii="Times New Roman" w:cs="Times New Roman" w:eastAsia="Times New Roman" w:hAnsi="Times New Roman"/>
+                <w:sz w:val="20"/>
+                <w:szCs w:val="20"/>
+              </w:rPr>
+              <w:t xml:space="preserve">an indication</w:t>
+            </w:r>
+          </w:p>
+        </w:tc>
+        <w:tc>
+          <w:tcPr>
+            <w:tcW w:type="dxa" w:w="2180"/>
+            <w:tcBorders>
+              <w:top w:val="single" w:color="888888" w:sz="4"/>
+              <w:left w:val="single" w:color="888888" w:sz="4"/>
+              <w:bottom w:val="single" w:color="888888" w:sz="4"/>
+              <w:right w:val="single" w:color="888888" w:sz="4"/>
+            </w:tcBorders>
+            <w:tcMar>
+              <w:top w:type="dxa" w:w="60"/>
+              <w:left w:type="dxa" w:w="90"/>
+              <w:bottom w:type="dxa" w:w="60"/>
+              <w:right w:type="dxa" w:w="90"/>
+            </w:tcMar>
+          </w:tcPr>
+          <w:p>
+            <w:pPr>
+              <w:spacing w:after="0" w:line="240"/>
+            </w:pPr>
+            <w:r>
+              <w:rPr>
+                <w:rFonts w:ascii="Times New Roman" w:cs="Times New Roman" w:eastAsia="Times New Roman" w:hAnsi="Times New Roman"/>
+                <w:sz w:val="20"/>
+                <w:szCs w:val="20"/>
+              </w:rPr>
+              <w:t xml:space="preserve">claim 10</w:t>
+            </w:r>
+          </w:p>
+        </w:tc>
+        <w:tc>
+          <w:tcPr>
+            <w:tcW w:type="dxa" w:w="1181"/>
+            <w:tcBorders>
+              <w:top w:val="single" w:color="888888" w:sz="4"/>
+              <w:left w:val="single" w:color="888888" w:sz="4"/>
+              <w:bottom w:val="single" w:color="888888" w:sz="4"/>
+              <w:right w:val="single" w:color="888888" w:sz="4"/>
+            </w:tcBorders>
+            <w:tcMar>
+              <w:top w:type="dxa" w:w="60"/>
+              <w:left w:type="dxa" w:w="90"/>
+              <w:bottom w:type="dxa" w:w="60"/>
+              <w:right w:type="dxa" w:w="90"/>
+            </w:tcMar>
+          </w:tcPr>
+          <w:p>
+            <w:pPr>
+              <w:spacing w:after="0" w:line="240"/>
+            </w:pPr>
+            <w:r>
+              <w:rPr>
+                <w:rFonts w:ascii="Times New Roman" w:cs="Times New Roman" w:eastAsia="Times New Roman" w:hAnsi="Times New Roman"/>
+                <w:sz w:val="20"/>
+                <w:szCs w:val="20"/>
+              </w:rPr>
+              <w:t xml:space="preserve">10</w:t>
+            </w:r>
+          </w:p>
+        </w:tc>
+        <w:tc>
+          <w:tcPr>
+            <w:tcW w:type="dxa" w:w="547"/>
             <w:tcBorders>
               <w:top w:val="single" w:color="888888" w:sz="4"/>
               <w:left w:val="single" w:color="888888" w:sz="4"/>
@@ -8784,97 +7034,97 @@
         </w:trPr>
         <w:tc>
           <w:tcPr>
-            <w:tcW w:type="dxa" w:w="5400"/>
-            <w:tcBorders>
-              <w:top w:val="single" w:color="888888" w:sz="4"/>
-              <w:left w:val="single" w:color="888888" w:sz="4"/>
-              <w:bottom w:val="single" w:color="888888" w:sz="4"/>
-              <w:right w:val="single" w:color="888888" w:sz="4"/>
-            </w:tcBorders>
-            <w:tcMar>
-              <w:top w:type="dxa" w:w="60"/>
-              <w:left w:type="dxa" w:w="90"/>
-              <w:bottom w:type="dxa" w:w="60"/>
-              <w:right w:type="dxa" w:w="90"/>
-            </w:tcMar>
-          </w:tcPr>
-          <w:p>
-            <w:pPr>
-              <w:spacing w:after="0" w:line="240"/>
-            </w:pPr>
-            <w:r>
-              <w:rPr>
-                <w:rFonts w:ascii="Times New Roman" w:cs="Times New Roman" w:eastAsia="Times New Roman" w:hAnsi="Times New Roman"/>
-                <w:sz w:val="20"/>
-                <w:szCs w:val="20"/>
-              </w:rPr>
-              <w:t xml:space="preserve">an indication</w:t>
-            </w:r>
-          </w:p>
-        </w:tc>
-        <w:tc>
-          <w:tcPr>
-            <w:tcW w:type="dxa" w:w="2250"/>
-            <w:tcBorders>
-              <w:top w:val="single" w:color="888888" w:sz="4"/>
-              <w:left w:val="single" w:color="888888" w:sz="4"/>
-              <w:bottom w:val="single" w:color="888888" w:sz="4"/>
-              <w:right w:val="single" w:color="888888" w:sz="4"/>
-            </w:tcBorders>
-            <w:tcMar>
-              <w:top w:type="dxa" w:w="60"/>
-              <w:left w:type="dxa" w:w="90"/>
-              <w:bottom w:type="dxa" w:w="60"/>
-              <w:right w:type="dxa" w:w="90"/>
-            </w:tcMar>
-          </w:tcPr>
-          <w:p>
-            <w:pPr>
-              <w:spacing w:after="0" w:line="240"/>
-            </w:pPr>
-            <w:r>
-              <w:rPr>
-                <w:rFonts w:ascii="Times New Roman" w:cs="Times New Roman" w:eastAsia="Times New Roman" w:hAnsi="Times New Roman"/>
-                <w:sz w:val="20"/>
-                <w:szCs w:val="20"/>
-              </w:rPr>
-              <w:t xml:space="preserve">claim 13</w:t>
-            </w:r>
-          </w:p>
-        </w:tc>
-        <w:tc>
-          <w:tcPr>
-            <w:tcW w:type="dxa" w:w="1170"/>
-            <w:tcBorders>
-              <w:top w:val="single" w:color="888888" w:sz="4"/>
-              <w:left w:val="single" w:color="888888" w:sz="4"/>
-              <w:bottom w:val="single" w:color="888888" w:sz="4"/>
-              <w:right w:val="single" w:color="888888" w:sz="4"/>
-            </w:tcBorders>
-            <w:tcMar>
-              <w:top w:type="dxa" w:w="60"/>
-              <w:left w:type="dxa" w:w="90"/>
-              <w:bottom w:type="dxa" w:w="60"/>
-              <w:right w:type="dxa" w:w="90"/>
-            </w:tcMar>
-          </w:tcPr>
-          <w:p>
-            <w:pPr>
-              <w:spacing w:after="0" w:line="240"/>
-            </w:pPr>
-            <w:r>
-              <w:rPr>
-                <w:rFonts w:ascii="Times New Roman" w:cs="Times New Roman" w:eastAsia="Times New Roman" w:hAnsi="Times New Roman"/>
-                <w:sz w:val="20"/>
-                <w:szCs w:val="20"/>
-              </w:rPr>
-              <w:t xml:space="preserve">13</w:t>
-            </w:r>
-          </w:p>
-        </w:tc>
-        <w:tc>
-          <w:tcPr>
-            <w:tcW w:type="dxa" w:w="540"/>
+            <w:tcW w:type="dxa" w:w="5452"/>
+            <w:tcBorders>
+              <w:top w:val="single" w:color="888888" w:sz="4"/>
+              <w:left w:val="single" w:color="888888" w:sz="4"/>
+              <w:bottom w:val="single" w:color="888888" w:sz="4"/>
+              <w:right w:val="single" w:color="888888" w:sz="4"/>
+            </w:tcBorders>
+            <w:tcMar>
+              <w:top w:type="dxa" w:w="60"/>
+              <w:left w:type="dxa" w:w="90"/>
+              <w:bottom w:type="dxa" w:w="60"/>
+              <w:right w:type="dxa" w:w="90"/>
+            </w:tcMar>
+          </w:tcPr>
+          <w:p>
+            <w:pPr>
+              <w:spacing w:after="0" w:line="240"/>
+            </w:pPr>
+            <w:r>
+              <w:rPr>
+                <w:rFonts w:ascii="Times New Roman" w:cs="Times New Roman" w:eastAsia="Times New Roman" w:hAnsi="Times New Roman"/>
+                <w:sz w:val="20"/>
+                <w:szCs w:val="20"/>
+              </w:rPr>
+              <w:t xml:space="preserve">a plurality of block words</w:t>
+            </w:r>
+          </w:p>
+        </w:tc>
+        <w:tc>
+          <w:tcPr>
+            <w:tcW w:type="dxa" w:w="2180"/>
+            <w:tcBorders>
+              <w:top w:val="single" w:color="888888" w:sz="4"/>
+              <w:left w:val="single" w:color="888888" w:sz="4"/>
+              <w:bottom w:val="single" w:color="888888" w:sz="4"/>
+              <w:right w:val="single" w:color="888888" w:sz="4"/>
+            </w:tcBorders>
+            <w:tcMar>
+              <w:top w:type="dxa" w:w="60"/>
+              <w:left w:type="dxa" w:w="90"/>
+              <w:bottom w:type="dxa" w:w="60"/>
+              <w:right w:type="dxa" w:w="90"/>
+            </w:tcMar>
+          </w:tcPr>
+          <w:p>
+            <w:pPr>
+              <w:spacing w:after="0" w:line="240"/>
+            </w:pPr>
+            <w:r>
+              <w:rPr>
+                <w:rFonts w:ascii="Times New Roman" w:cs="Times New Roman" w:eastAsia="Times New Roman" w:hAnsi="Times New Roman"/>
+                <w:sz w:val="20"/>
+                <w:szCs w:val="20"/>
+              </w:rPr>
+              <w:t xml:space="preserve">claim 11</w:t>
+            </w:r>
+          </w:p>
+        </w:tc>
+        <w:tc>
+          <w:tcPr>
+            <w:tcW w:type="dxa" w:w="1181"/>
+            <w:tcBorders>
+              <w:top w:val="single" w:color="888888" w:sz="4"/>
+              <w:left w:val="single" w:color="888888" w:sz="4"/>
+              <w:bottom w:val="single" w:color="888888" w:sz="4"/>
+              <w:right w:val="single" w:color="888888" w:sz="4"/>
+            </w:tcBorders>
+            <w:tcMar>
+              <w:top w:type="dxa" w:w="60"/>
+              <w:left w:type="dxa" w:w="90"/>
+              <w:bottom w:type="dxa" w:w="60"/>
+              <w:right w:type="dxa" w:w="90"/>
+            </w:tcMar>
+          </w:tcPr>
+          <w:p>
+            <w:pPr>
+              <w:spacing w:after="0" w:line="240"/>
+            </w:pPr>
+            <w:r>
+              <w:rPr>
+                <w:rFonts w:ascii="Times New Roman" w:cs="Times New Roman" w:eastAsia="Times New Roman" w:hAnsi="Times New Roman"/>
+                <w:sz w:val="20"/>
+                <w:szCs w:val="20"/>
+              </w:rPr>
+              <w:t xml:space="preserve">11</w:t>
+            </w:r>
+          </w:p>
+        </w:tc>
+        <w:tc>
+          <w:tcPr>
+            <w:tcW w:type="dxa" w:w="547"/>
             <w:tcBorders>
               <w:top w:val="single" w:color="888888" w:sz="4"/>
               <w:left w:val="single" w:color="888888" w:sz="4"/>
@@ -8909,97 +7159,97 @@
         </w:trPr>
         <w:tc>
           <w:tcPr>
-            <w:tcW w:type="dxa" w:w="5400"/>
-            <w:tcBorders>
-              <w:top w:val="single" w:color="888888" w:sz="4"/>
-              <w:left w:val="single" w:color="888888" w:sz="4"/>
-              <w:bottom w:val="single" w:color="888888" w:sz="4"/>
-              <w:right w:val="single" w:color="888888" w:sz="4"/>
-            </w:tcBorders>
-            <w:tcMar>
-              <w:top w:type="dxa" w:w="60"/>
-              <w:left w:type="dxa" w:w="90"/>
-              <w:bottom w:type="dxa" w:w="60"/>
-              <w:right w:type="dxa" w:w="90"/>
-            </w:tcMar>
-          </w:tcPr>
-          <w:p>
-            <w:pPr>
-              <w:spacing w:after="0" w:line="240"/>
-            </w:pPr>
-            <w:r>
-              <w:rPr>
-                <w:rFonts w:ascii="Times New Roman" w:cs="Times New Roman" w:eastAsia="Times New Roman" w:hAnsi="Times New Roman"/>
-                <w:sz w:val="20"/>
-                <w:szCs w:val="20"/>
-              </w:rPr>
-              <w:t xml:space="preserve">a plurality of block words</w:t>
-            </w:r>
-          </w:p>
-        </w:tc>
-        <w:tc>
-          <w:tcPr>
-            <w:tcW w:type="dxa" w:w="2250"/>
-            <w:tcBorders>
-              <w:top w:val="single" w:color="888888" w:sz="4"/>
-              <w:left w:val="single" w:color="888888" w:sz="4"/>
-              <w:bottom w:val="single" w:color="888888" w:sz="4"/>
-              <w:right w:val="single" w:color="888888" w:sz="4"/>
-            </w:tcBorders>
-            <w:tcMar>
-              <w:top w:type="dxa" w:w="60"/>
-              <w:left w:type="dxa" w:w="90"/>
-              <w:bottom w:type="dxa" w:w="60"/>
-              <w:right w:type="dxa" w:w="90"/>
-            </w:tcMar>
-          </w:tcPr>
-          <w:p>
-            <w:pPr>
-              <w:spacing w:after="0" w:line="240"/>
-            </w:pPr>
-            <w:r>
-              <w:rPr>
-                <w:rFonts w:ascii="Times New Roman" w:cs="Times New Roman" w:eastAsia="Times New Roman" w:hAnsi="Times New Roman"/>
-                <w:sz w:val="20"/>
-                <w:szCs w:val="20"/>
-              </w:rPr>
-              <w:t xml:space="preserve">claim 14</w:t>
-            </w:r>
-          </w:p>
-        </w:tc>
-        <w:tc>
-          <w:tcPr>
-            <w:tcW w:type="dxa" w:w="1170"/>
-            <w:tcBorders>
-              <w:top w:val="single" w:color="888888" w:sz="4"/>
-              <w:left w:val="single" w:color="888888" w:sz="4"/>
-              <w:bottom w:val="single" w:color="888888" w:sz="4"/>
-              <w:right w:val="single" w:color="888888" w:sz="4"/>
-            </w:tcBorders>
-            <w:tcMar>
-              <w:top w:type="dxa" w:w="60"/>
-              <w:left w:type="dxa" w:w="90"/>
-              <w:bottom w:type="dxa" w:w="60"/>
-              <w:right w:type="dxa" w:w="90"/>
-            </w:tcMar>
-          </w:tcPr>
-          <w:p>
-            <w:pPr>
-              <w:spacing w:after="0" w:line="240"/>
-            </w:pPr>
-            <w:r>
-              <w:rPr>
-                <w:rFonts w:ascii="Times New Roman" w:cs="Times New Roman" w:eastAsia="Times New Roman" w:hAnsi="Times New Roman"/>
-                <w:sz w:val="20"/>
-                <w:szCs w:val="20"/>
-              </w:rPr>
-              <w:t xml:space="preserve">14</w:t>
-            </w:r>
-          </w:p>
-        </w:tc>
-        <w:tc>
-          <w:tcPr>
-            <w:tcW w:type="dxa" w:w="540"/>
+            <w:tcW w:type="dxa" w:w="5452"/>
+            <w:tcBorders>
+              <w:top w:val="single" w:color="888888" w:sz="4"/>
+              <w:left w:val="single" w:color="888888" w:sz="4"/>
+              <w:bottom w:val="single" w:color="888888" w:sz="4"/>
+              <w:right w:val="single" w:color="888888" w:sz="4"/>
+            </w:tcBorders>
+            <w:tcMar>
+              <w:top w:type="dxa" w:w="60"/>
+              <w:left w:type="dxa" w:w="90"/>
+              <w:bottom w:type="dxa" w:w="60"/>
+              <w:right w:type="dxa" w:w="90"/>
+            </w:tcMar>
+          </w:tcPr>
+          <w:p>
+            <w:pPr>
+              <w:spacing w:after="0" w:line="240"/>
+            </w:pPr>
+            <w:r>
+              <w:rPr>
+                <w:rFonts w:ascii="Times New Roman" w:cs="Times New Roman" w:eastAsia="Times New Roman" w:hAnsi="Times New Roman"/>
+                <w:sz w:val="20"/>
+                <w:szCs w:val="20"/>
+              </w:rPr>
+              <w:t xml:space="preserve">a security gate, a catalog, a destructive indicator, a reason, an annotated step, a placeholder, an explicit acknowledgment control, an acknowledgment event</w:t>
+            </w:r>
+          </w:p>
+        </w:tc>
+        <w:tc>
+          <w:tcPr>
+            <w:tcW w:type="dxa" w:w="2180"/>
+            <w:tcBorders>
+              <w:top w:val="single" w:color="888888" w:sz="4"/>
+              <w:left w:val="single" w:color="888888" w:sz="4"/>
+              <w:bottom w:val="single" w:color="888888" w:sz="4"/>
+              <w:right w:val="single" w:color="888888" w:sz="4"/>
+            </w:tcBorders>
+            <w:tcMar>
+              <w:top w:type="dxa" w:w="60"/>
+              <w:left w:type="dxa" w:w="90"/>
+              <w:bottom w:type="dxa" w:w="60"/>
+              <w:right w:type="dxa" w:w="90"/>
+            </w:tcMar>
+          </w:tcPr>
+          <w:p>
+            <w:pPr>
+              <w:spacing w:after="0" w:line="240"/>
+            </w:pPr>
+            <w:r>
+              <w:rPr>
+                <w:rFonts w:ascii="Times New Roman" w:cs="Times New Roman" w:eastAsia="Times New Roman" w:hAnsi="Times New Roman"/>
+                <w:sz w:val="20"/>
+                <w:szCs w:val="20"/>
+              </w:rPr>
+              <w:t xml:space="preserve">claim 12</w:t>
+            </w:r>
+          </w:p>
+        </w:tc>
+        <w:tc>
+          <w:tcPr>
+            <w:tcW w:type="dxa" w:w="1181"/>
+            <w:tcBorders>
+              <w:top w:val="single" w:color="888888" w:sz="4"/>
+              <w:left w:val="single" w:color="888888" w:sz="4"/>
+              <w:bottom w:val="single" w:color="888888" w:sz="4"/>
+              <w:right w:val="single" w:color="888888" w:sz="4"/>
+            </w:tcBorders>
+            <w:tcMar>
+              <w:top w:type="dxa" w:w="60"/>
+              <w:left w:type="dxa" w:w="90"/>
+              <w:bottom w:type="dxa" w:w="60"/>
+              <w:right w:type="dxa" w:w="90"/>
+            </w:tcMar>
+          </w:tcPr>
+          <w:p>
+            <w:pPr>
+              <w:spacing w:after="0" w:line="240"/>
+            </w:pPr>
+            <w:r>
+              <w:rPr>
+                <w:rFonts w:ascii="Times New Roman" w:cs="Times New Roman" w:eastAsia="Times New Roman" w:hAnsi="Times New Roman"/>
+                <w:sz w:val="20"/>
+                <w:szCs w:val="20"/>
+              </w:rPr>
+              <w:t xml:space="preserve">12</w:t>
+            </w:r>
+          </w:p>
+        </w:tc>
+        <w:tc>
+          <w:tcPr>
+            <w:tcW w:type="dxa" w:w="547"/>
             <w:tcBorders>
               <w:top w:val="single" w:color="888888" w:sz="4"/>
               <w:left w:val="single" w:color="888888" w:sz="4"/>
@@ -9034,132 +7284,7 @@
         </w:trPr>
         <w:tc>
           <w:tcPr>
-            <w:tcW w:type="dxa" w:w="5400"/>
-            <w:tcBorders>
-              <w:top w:val="single" w:color="888888" w:sz="4"/>
-              <w:left w:val="single" w:color="888888" w:sz="4"/>
-              <w:bottom w:val="single" w:color="888888" w:sz="4"/>
-              <w:right w:val="single" w:color="888888" w:sz="4"/>
-            </w:tcBorders>
-            <w:tcMar>
-              <w:top w:type="dxa" w:w="60"/>
-              <w:left w:type="dxa" w:w="90"/>
-              <w:bottom w:type="dxa" w:w="60"/>
-              <w:right w:type="dxa" w:w="90"/>
-            </w:tcMar>
-          </w:tcPr>
-          <w:p>
-            <w:pPr>
-              <w:spacing w:after="0" w:line="240"/>
-            </w:pPr>
-            <w:r>
-              <w:rPr>
-                <w:rFonts w:ascii="Times New Roman" w:cs="Times New Roman" w:eastAsia="Times New Roman" w:hAnsi="Times New Roman"/>
-                <w:sz w:val="20"/>
-                <w:szCs w:val="20"/>
-              </w:rPr>
-              <w:t xml:space="preserve">a security gate, a catalog, a destructive indicator, a reason, an annotated step, a placeholder, an explicit acknowledgment control, an acknowledgment event</w:t>
-            </w:r>
-          </w:p>
-        </w:tc>
-        <w:tc>
-          <w:tcPr>
-            <w:tcW w:type="dxa" w:w="2250"/>
-            <w:tcBorders>
-              <w:top w:val="single" w:color="888888" w:sz="4"/>
-              <w:left w:val="single" w:color="888888" w:sz="4"/>
-              <w:bottom w:val="single" w:color="888888" w:sz="4"/>
-              <w:right w:val="single" w:color="888888" w:sz="4"/>
-            </w:tcBorders>
-            <w:tcMar>
-              <w:top w:type="dxa" w:w="60"/>
-              <w:left w:type="dxa" w:w="90"/>
-              <w:bottom w:type="dxa" w:w="60"/>
-              <w:right w:type="dxa" w:w="90"/>
-            </w:tcMar>
-          </w:tcPr>
-          <w:p>
-            <w:pPr>
-              <w:spacing w:after="0" w:line="240"/>
-            </w:pPr>
-            <w:r>
-              <w:rPr>
-                <w:rFonts w:ascii="Times New Roman" w:cs="Times New Roman" w:eastAsia="Times New Roman" w:hAnsi="Times New Roman"/>
-                <w:sz w:val="20"/>
-                <w:szCs w:val="20"/>
-              </w:rPr>
-              <w:t xml:space="preserve">claim 15</w:t>
-            </w:r>
-          </w:p>
-        </w:tc>
-        <w:tc>
-          <w:tcPr>
-            <w:tcW w:type="dxa" w:w="1170"/>
-            <w:tcBorders>
-              <w:top w:val="single" w:color="888888" w:sz="4"/>
-              <w:left w:val="single" w:color="888888" w:sz="4"/>
-              <w:bottom w:val="single" w:color="888888" w:sz="4"/>
-              <w:right w:val="single" w:color="888888" w:sz="4"/>
-            </w:tcBorders>
-            <w:tcMar>
-              <w:top w:type="dxa" w:w="60"/>
-              <w:left w:type="dxa" w:w="90"/>
-              <w:bottom w:type="dxa" w:w="60"/>
-              <w:right w:type="dxa" w:w="90"/>
-            </w:tcMar>
-          </w:tcPr>
-          <w:p>
-            <w:pPr>
-              <w:spacing w:after="0" w:line="240"/>
-            </w:pPr>
-            <w:r>
-              <w:rPr>
-                <w:rFonts w:ascii="Times New Roman" w:cs="Times New Roman" w:eastAsia="Times New Roman" w:hAnsi="Times New Roman"/>
-                <w:sz w:val="20"/>
-                <w:szCs w:val="20"/>
-              </w:rPr>
-              <w:t xml:space="preserve">15</w:t>
-            </w:r>
-          </w:p>
-        </w:tc>
-        <w:tc>
-          <w:tcPr>
-            <w:tcW w:type="dxa" w:w="540"/>
-            <w:tcBorders>
-              <w:top w:val="single" w:color="888888" w:sz="4"/>
-              <w:left w:val="single" w:color="888888" w:sz="4"/>
-              <w:bottom w:val="single" w:color="888888" w:sz="4"/>
-              <w:right w:val="single" w:color="888888" w:sz="4"/>
-            </w:tcBorders>
-            <w:tcMar>
-              <w:top w:type="dxa" w:w="60"/>
-              <w:left w:type="dxa" w:w="90"/>
-              <w:bottom w:type="dxa" w:w="60"/>
-              <w:right w:type="dxa" w:w="90"/>
-            </w:tcMar>
-          </w:tcPr>
-          <w:p>
-            <w:pPr>
-              <w:spacing w:after="0" w:line="240"/>
-            </w:pPr>
-            <w:r>
-              <w:rPr>
-                <w:rFonts w:ascii="Times New Roman" w:cs="Times New Roman" w:eastAsia="Times New Roman" w:hAnsi="Times New Roman"/>
-                <w:sz w:val="20"/>
-                <w:szCs w:val="20"/>
-              </w:rPr>
-              <w:t xml:space="preserve">OK</w:t>
-            </w:r>
-          </w:p>
-        </w:tc>
-      </w:tr>
-      <w:tr>
-        <w:trPr>
-          <w:tblHeader w:val="false"/>
-        </w:trPr>
-        <w:tc>
-          <w:tcPr>
-            <w:tcW w:type="dxa" w:w="5400"/>
+            <w:tcW w:type="dxa" w:w="5452"/>
             <w:tcBorders>
               <w:top w:val="single" w:color="888888" w:sz="4"/>
               <w:left w:val="single" w:color="888888" w:sz="4"/>
@@ -9189,67 +7314,67 @@
         </w:tc>
         <w:tc>
           <w:tcPr>
-            <w:tcW w:type="dxa" w:w="2250"/>
-            <w:tcBorders>
-              <w:top w:val="single" w:color="888888" w:sz="4"/>
-              <w:left w:val="single" w:color="888888" w:sz="4"/>
-              <w:bottom w:val="single" w:color="888888" w:sz="4"/>
-              <w:right w:val="single" w:color="888888" w:sz="4"/>
-            </w:tcBorders>
-            <w:tcMar>
-              <w:top w:type="dxa" w:w="60"/>
-              <w:left w:type="dxa" w:w="90"/>
-              <w:bottom w:type="dxa" w:w="60"/>
-              <w:right w:type="dxa" w:w="90"/>
-            </w:tcMar>
-          </w:tcPr>
-          <w:p>
-            <w:pPr>
-              <w:spacing w:after="0" w:line="240"/>
-            </w:pPr>
-            <w:r>
-              <w:rPr>
-                <w:rFonts w:ascii="Times New Roman" w:cs="Times New Roman" w:eastAsia="Times New Roman" w:hAnsi="Times New Roman"/>
-                <w:sz w:val="20"/>
-                <w:szCs w:val="20"/>
-              </w:rPr>
-              <w:t xml:space="preserve">claim 16</w:t>
-            </w:r>
-          </w:p>
-        </w:tc>
-        <w:tc>
-          <w:tcPr>
-            <w:tcW w:type="dxa" w:w="1170"/>
-            <w:tcBorders>
-              <w:top w:val="single" w:color="888888" w:sz="4"/>
-              <w:left w:val="single" w:color="888888" w:sz="4"/>
-              <w:bottom w:val="single" w:color="888888" w:sz="4"/>
-              <w:right w:val="single" w:color="888888" w:sz="4"/>
-            </w:tcBorders>
-            <w:tcMar>
-              <w:top w:type="dxa" w:w="60"/>
-              <w:left w:type="dxa" w:w="90"/>
-              <w:bottom w:type="dxa" w:w="60"/>
-              <w:right w:type="dxa" w:w="90"/>
-            </w:tcMar>
-          </w:tcPr>
-          <w:p>
-            <w:pPr>
-              <w:spacing w:after="0" w:line="240"/>
-            </w:pPr>
-            <w:r>
-              <w:rPr>
-                <w:rFonts w:ascii="Times New Roman" w:cs="Times New Roman" w:eastAsia="Times New Roman" w:hAnsi="Times New Roman"/>
-                <w:sz w:val="20"/>
-                <w:szCs w:val="20"/>
-              </w:rPr>
-              <w:t xml:space="preserve">16</w:t>
-            </w:r>
-          </w:p>
-        </w:tc>
-        <w:tc>
-          <w:tcPr>
-            <w:tcW w:type="dxa" w:w="540"/>
+            <w:tcW w:type="dxa" w:w="2180"/>
+            <w:tcBorders>
+              <w:top w:val="single" w:color="888888" w:sz="4"/>
+              <w:left w:val="single" w:color="888888" w:sz="4"/>
+              <w:bottom w:val="single" w:color="888888" w:sz="4"/>
+              <w:right w:val="single" w:color="888888" w:sz="4"/>
+            </w:tcBorders>
+            <w:tcMar>
+              <w:top w:type="dxa" w:w="60"/>
+              <w:left w:type="dxa" w:w="90"/>
+              <w:bottom w:type="dxa" w:w="60"/>
+              <w:right w:type="dxa" w:w="90"/>
+            </w:tcMar>
+          </w:tcPr>
+          <w:p>
+            <w:pPr>
+              <w:spacing w:after="0" w:line="240"/>
+            </w:pPr>
+            <w:r>
+              <w:rPr>
+                <w:rFonts w:ascii="Times New Roman" w:cs="Times New Roman" w:eastAsia="Times New Roman" w:hAnsi="Times New Roman"/>
+                <w:sz w:val="20"/>
+                <w:szCs w:val="20"/>
+              </w:rPr>
+              <w:t xml:space="preserve">claim 13</w:t>
+            </w:r>
+          </w:p>
+        </w:tc>
+        <w:tc>
+          <w:tcPr>
+            <w:tcW w:type="dxa" w:w="1181"/>
+            <w:tcBorders>
+              <w:top w:val="single" w:color="888888" w:sz="4"/>
+              <w:left w:val="single" w:color="888888" w:sz="4"/>
+              <w:bottom w:val="single" w:color="888888" w:sz="4"/>
+              <w:right w:val="single" w:color="888888" w:sz="4"/>
+            </w:tcBorders>
+            <w:tcMar>
+              <w:top w:type="dxa" w:w="60"/>
+              <w:left w:type="dxa" w:w="90"/>
+              <w:bottom w:type="dxa" w:w="60"/>
+              <w:right w:type="dxa" w:w="90"/>
+            </w:tcMar>
+          </w:tcPr>
+          <w:p>
+            <w:pPr>
+              <w:spacing w:after="0" w:line="240"/>
+            </w:pPr>
+            <w:r>
+              <w:rPr>
+                <w:rFonts w:ascii="Times New Roman" w:cs="Times New Roman" w:eastAsia="Times New Roman" w:hAnsi="Times New Roman"/>
+                <w:sz w:val="20"/>
+                <w:szCs w:val="20"/>
+              </w:rPr>
+              <w:t xml:space="preserve">13</w:t>
+            </w:r>
+          </w:p>
+        </w:tc>
+        <w:tc>
+          <w:tcPr>
+            <w:tcW w:type="dxa" w:w="547"/>
             <w:tcBorders>
               <w:top w:val="single" w:color="888888" w:sz="4"/>
               <w:left w:val="single" w:color="888888" w:sz="4"/>
@@ -9296,7 +7421,7 @@
           <w:sz w:val="24"/>
           <w:szCs w:val="24"/>
         </w:rPr>
-        <w:t xml:space="preserve">Medium: claims 17 to 21.</w:t>
+        <w:t xml:space="preserve">Medium: claims 14 to 18.</w:t>
       </w:r>
     </w:p>
     <w:tbl>
@@ -9514,7 +7639,7 @@
                 <w:sz w:val="20"/>
                 <w:szCs w:val="20"/>
               </w:rPr>
-              <w:t xml:space="preserve">claim 17 (storing)</w:t>
+              <w:t xml:space="preserve">claim 14 (storing)</w:t>
             </w:r>
           </w:p>
         </w:tc>
@@ -9544,7 +7669,7 @@
                 <w:sz w:val="20"/>
                 <w:szCs w:val="20"/>
               </w:rPr>
-              <w:t xml:space="preserve">17 to 21</w:t>
+              <w:t xml:space="preserve">14 to 18</w:t>
             </w:r>
           </w:p>
         </w:tc>
@@ -9639,7 +7764,7 @@
                 <w:sz w:val="20"/>
                 <w:szCs w:val="20"/>
               </w:rPr>
-              <w:t xml:space="preserve">claim 17 (distributing)</w:t>
+              <w:t xml:space="preserve">claim 14 (distributing)</w:t>
             </w:r>
           </w:p>
         </w:tc>
@@ -9669,7 +7794,7 @@
                 <w:sz w:val="20"/>
                 <w:szCs w:val="20"/>
               </w:rPr>
-              <w:t xml:space="preserve">17, 19, 21</w:t>
+              <w:t xml:space="preserve">14, 16, 18</w:t>
             </w:r>
           </w:p>
         </w:tc>
@@ -9764,7 +7889,7 @@
                 <w:sz w:val="20"/>
                 <w:szCs w:val="20"/>
               </w:rPr>
-              <w:t xml:space="preserve">claim 17 (capturing)</w:t>
+              <w:t xml:space="preserve">claim 14 (capturing)</w:t>
             </w:r>
           </w:p>
         </w:tc>
@@ -9794,7 +7919,7 @@
                 <w:sz w:val="20"/>
                 <w:szCs w:val="20"/>
               </w:rPr>
-              <w:t xml:space="preserve">17 to 21</w:t>
+              <w:t xml:space="preserve">14 to 18</w:t>
             </w:r>
           </w:p>
         </w:tc>
@@ -9889,7 +8014,7 @@
                 <w:sz w:val="20"/>
                 <w:szCs w:val="20"/>
               </w:rPr>
-              <w:t xml:space="preserve">claim 17 (transmitting)</w:t>
+              <w:t xml:space="preserve">claim 14 (transmitting)</w:t>
             </w:r>
           </w:p>
         </w:tc>
@@ -9919,7 +8044,7 @@
                 <w:sz w:val="20"/>
                 <w:szCs w:val="20"/>
               </w:rPr>
-              <w:t xml:space="preserve">17</w:t>
+              <w:t xml:space="preserve">14</w:t>
             </w:r>
           </w:p>
         </w:tc>
@@ -10014,7 +8139,7 @@
                 <w:sz w:val="20"/>
                 <w:szCs w:val="20"/>
               </w:rPr>
-              <w:t xml:space="preserve">claim 17 (obtaining)</w:t>
+              <w:t xml:space="preserve">claim 14 (obtaining)</w:t>
             </w:r>
           </w:p>
         </w:tc>
@@ -10044,7 +8169,7 @@
                 <w:sz w:val="20"/>
                 <w:szCs w:val="20"/>
               </w:rPr>
-              <w:t xml:space="preserve">17</w:t>
+              <w:t xml:space="preserve">14</w:t>
             </w:r>
           </w:p>
         </w:tc>
@@ -10139,7 +8264,7 @@
                 <w:sz w:val="20"/>
                 <w:szCs w:val="20"/>
               </w:rPr>
-              <w:t xml:space="preserve">claim 17 (applying)</w:t>
+              <w:t xml:space="preserve">claim 14 (applying)</w:t>
             </w:r>
           </w:p>
         </w:tc>
@@ -10169,7 +8294,7 @@
                 <w:sz w:val="20"/>
                 <w:szCs w:val="20"/>
               </w:rPr>
-              <w:t xml:space="preserve">17</w:t>
+              <w:t xml:space="preserve">14</w:t>
             </w:r>
           </w:p>
         </w:tc>
@@ -10264,7 +8389,7 @@
                 <w:sz w:val="20"/>
                 <w:szCs w:val="20"/>
               </w:rPr>
-              <w:t xml:space="preserve">claim 17 (presenting)</w:t>
+              <w:t xml:space="preserve">claim 14 (presenting)</w:t>
             </w:r>
           </w:p>
         </w:tc>
@@ -10294,7 +8419,7 @@
                 <w:sz w:val="20"/>
                 <w:szCs w:val="20"/>
               </w:rPr>
-              <w:t xml:space="preserve">17</w:t>
+              <w:t xml:space="preserve">14</w:t>
             </w:r>
           </w:p>
         </w:tc>
@@ -10389,7 +8514,7 @@
                 <w:sz w:val="20"/>
                 <w:szCs w:val="20"/>
               </w:rPr>
-              <w:t xml:space="preserve">claim 17 (appending)</w:t>
+              <w:t xml:space="preserve">claim 14 (appending)</w:t>
             </w:r>
           </w:p>
         </w:tc>
@@ -10419,7 +8544,7 @@
                 <w:sz w:val="20"/>
                 <w:szCs w:val="20"/>
               </w:rPr>
-              <w:t xml:space="preserve">18, 19, 20</w:t>
+              <w:t xml:space="preserve">15, 16, 17</w:t>
             </w:r>
           </w:p>
         </w:tc>
@@ -10449,7 +8574,7 @@
                 <w:sz w:val="20"/>
                 <w:szCs w:val="20"/>
               </w:rPr>
-              <w:t xml:space="preserve">OK; claims 19 and 20 say "the record appended to the audit log"</w:t>
+              <w:t xml:space="preserve">OK; claims 16 and 17 say "the record appended to the audit log"</w:t>
             </w:r>
           </w:p>
         </w:tc>
@@ -10514,7 +8639,7 @@
                 <w:sz w:val="20"/>
                 <w:szCs w:val="20"/>
               </w:rPr>
-              <w:t xml:space="preserve">claim 18</w:t>
+              <w:t xml:space="preserve">claim 15</w:t>
             </w:r>
           </w:p>
         </w:tc>
@@ -10544,7 +8669,7 @@
                 <w:sz w:val="20"/>
                 <w:szCs w:val="20"/>
               </w:rPr>
-              <w:t xml:space="preserve">18</w:t>
+              <w:t xml:space="preserve">15</w:t>
             </w:r>
           </w:p>
         </w:tc>
@@ -10639,7 +8764,7 @@
                 <w:sz w:val="20"/>
                 <w:szCs w:val="20"/>
               </w:rPr>
-              <w:t xml:space="preserve">claim 20</w:t>
+              <w:t xml:space="preserve">claim 17</w:t>
             </w:r>
           </w:p>
         </w:tc>
@@ -10669,7 +8794,7 @@
                 <w:sz w:val="20"/>
                 <w:szCs w:val="20"/>
               </w:rPr>
-              <w:t xml:space="preserve">20</w:t>
+              <w:t xml:space="preserve">17</w:t>
             </w:r>
           </w:p>
         </w:tc>
@@ -10764,7 +8889,7 @@
                 <w:sz w:val="20"/>
                 <w:szCs w:val="20"/>
               </w:rPr>
-              <w:t xml:space="preserve">claim 21</w:t>
+              <w:t xml:space="preserve">claim 18</w:t>
             </w:r>
           </w:p>
         </w:tc>
@@ -10794,7 +8919,7 @@
                 <w:sz w:val="20"/>
                 <w:szCs w:val="20"/>
               </w:rPr>
-              <w:t xml:space="preserve">21</w:t>
+              <w:t xml:space="preserve">18</w:t>
             </w:r>
           </w:p>
         </w:tc>
@@ -10847,7 +8972,7 @@
           <w:sz w:val="24"/>
           <w:szCs w:val="24"/>
         </w:rPr>
-        <w:t xml:space="preserve">Project engine: claims 22 to 29.</w:t>
+        <w:t xml:space="preserve">Project engine: claims 19 to 20.</w:t>
       </w:r>
     </w:p>
     <w:tbl>
@@ -11065,7 +9190,7 @@
                 <w:sz w:val="20"/>
                 <w:szCs w:val="20"/>
               </w:rPr>
-              <w:t xml:space="preserve">claim 22 (preamble, receiving)</w:t>
+              <w:t xml:space="preserve">claim 19 (preamble, receiving)</w:t>
             </w:r>
           </w:p>
         </w:tc>
@@ -11095,7 +9220,7 @@
                 <w:sz w:val="20"/>
                 <w:szCs w:val="20"/>
               </w:rPr>
-              <w:t xml:space="preserve">22 to 27</w:t>
+              <w:t xml:space="preserve">19, 20</w:t>
             </w:r>
           </w:p>
         </w:tc>
@@ -11190,7 +9315,7 @@
                 <w:sz w:val="20"/>
                 <w:szCs w:val="20"/>
               </w:rPr>
-              <w:t xml:space="preserve">claim 22 (obtaining)</w:t>
+              <w:t xml:space="preserve">claim 19 (obtaining)</w:t>
             </w:r>
           </w:p>
         </w:tc>
@@ -11220,7 +9345,7 @@
                 <w:sz w:val="20"/>
                 <w:szCs w:val="20"/>
               </w:rPr>
-              <w:t xml:space="preserve">22 to 27</w:t>
+              <w:t xml:space="preserve">19, 20</w:t>
             </w:r>
           </w:p>
         </w:tc>
@@ -11250,7 +9375,7 @@
                 <w:sz w:val="20"/>
                 <w:szCs w:val="20"/>
               </w:rPr>
-              <w:t xml:space="preserve">OK; "the ordered plurality" in claim 24 refers to the ordered plurality of task descriptors</w:t>
+              <w:t xml:space="preserve">OK</w:t>
             </w:r>
           </w:p>
         </w:tc>
@@ -11315,7 +9440,7 @@
                 <w:sz w:val="20"/>
                 <w:szCs w:val="20"/>
               </w:rPr>
-              <w:t xml:space="preserve">claim 22 (storing)</w:t>
+              <w:t xml:space="preserve">claim 19 (storing)</w:t>
             </w:r>
           </w:p>
         </w:tc>
@@ -11345,7 +9470,7 @@
                 <w:sz w:val="20"/>
                 <w:szCs w:val="20"/>
               </w:rPr>
-              <w:t xml:space="preserve">22, 25</w:t>
+              <w:t xml:space="preserve">19</w:t>
             </w:r>
           </w:p>
         </w:tc>
@@ -11440,7 +9565,7 @@
                 <w:sz w:val="20"/>
                 <w:szCs w:val="20"/>
               </w:rPr>
-              <w:t xml:space="preserve">claim 22 (selecting)</w:t>
+              <w:t xml:space="preserve">claim 19 (selecting)</w:t>
             </w:r>
           </w:p>
         </w:tc>
@@ -11470,7 +9595,7 @@
                 <w:sz w:val="20"/>
                 <w:szCs w:val="20"/>
               </w:rPr>
-              <w:t xml:space="preserve">22 to 27</w:t>
+              <w:t xml:space="preserve">19, 20</w:t>
             </w:r>
           </w:p>
         </w:tc>
@@ -11565,7 +9690,7 @@
                 <w:sz w:val="20"/>
                 <w:szCs w:val="20"/>
               </w:rPr>
-              <w:t xml:space="preserve">claim 22 (obtaining of the ordered plan)</w:t>
+              <w:t xml:space="preserve">claim 19 (obtaining of the ordered plan)</w:t>
             </w:r>
           </w:p>
         </w:tc>
@@ -11595,7 +9720,7 @@
                 <w:sz w:val="20"/>
                 <w:szCs w:val="20"/>
               </w:rPr>
-              <w:t xml:space="preserve">22 to 26</w:t>
+              <w:t xml:space="preserve">19, 20</w:t>
             </w:r>
           </w:p>
         </w:tc>
@@ -11690,7 +9815,7 @@
                 <w:sz w:val="20"/>
                 <w:szCs w:val="20"/>
               </w:rPr>
-              <w:t xml:space="preserve">claim 22 (guiding)</w:t>
+              <w:t xml:space="preserve">claim 19 (guiding)</w:t>
             </w:r>
           </w:p>
         </w:tc>
@@ -11720,7 +9845,7 @@
                 <w:sz w:val="20"/>
                 <w:szCs w:val="20"/>
               </w:rPr>
-              <w:t xml:space="preserve">22, 25</w:t>
+              <w:t xml:space="preserve">19</w:t>
             </w:r>
           </w:p>
         </w:tc>
@@ -11815,7 +9940,7 @@
                 <w:sz w:val="20"/>
                 <w:szCs w:val="20"/>
               </w:rPr>
-              <w:t xml:space="preserve">claim 22 (appending)</w:t>
+              <w:t xml:space="preserve">claim 19 (appending)</w:t>
             </w:r>
           </w:p>
         </w:tc>
@@ -11845,7 +9970,7 @@
                 <w:sz w:val="20"/>
                 <w:szCs w:val="20"/>
               </w:rPr>
-              <w:t xml:space="preserve">22, 25</w:t>
+              <w:t xml:space="preserve">19</w:t>
             </w:r>
           </w:p>
         </w:tc>
@@ -11940,7 +10065,7 @@
                 <w:sz w:val="20"/>
                 <w:szCs w:val="20"/>
               </w:rPr>
-              <w:t xml:space="preserve">claim 22 (marking)</w:t>
+              <w:t xml:space="preserve">claim 19 (marking)</w:t>
             </w:r>
           </w:p>
         </w:tc>
@@ -11970,7 +10095,7 @@
                 <w:sz w:val="20"/>
                 <w:szCs w:val="20"/>
               </w:rPr>
-              <w:t xml:space="preserve">22, 26</w:t>
+              <w:t xml:space="preserve">19</w:t>
             </w:r>
           </w:p>
         </w:tc>
@@ -12065,7 +10190,7 @@
                 <w:sz w:val="20"/>
                 <w:szCs w:val="20"/>
               </w:rPr>
-              <w:t xml:space="preserve">claim 22 (repeating)</w:t>
+              <w:t xml:space="preserve">claim 19 (repeating)</w:t>
             </w:r>
           </w:p>
         </w:tc>
@@ -12095,7 +10220,7 @@
                 <w:sz w:val="20"/>
                 <w:szCs w:val="20"/>
               </w:rPr>
-              <w:t xml:space="preserve">22</w:t>
+              <w:t xml:space="preserve">19</w:t>
             </w:r>
           </w:p>
         </w:tc>
@@ -12190,7 +10315,7 @@
                 <w:sz w:val="20"/>
                 <w:szCs w:val="20"/>
               </w:rPr>
-              <w:t xml:space="preserve">claim 23</w:t>
+              <w:t xml:space="preserve">claim 20</w:t>
             </w:r>
           </w:p>
         </w:tc>
@@ -12220,7 +10345,7 @@
                 <w:sz w:val="20"/>
                 <w:szCs w:val="20"/>
               </w:rPr>
-              <w:t xml:space="preserve">23</w:t>
+              <w:t xml:space="preserve">20</w:t>
             </w:r>
           </w:p>
         </w:tc>
@@ -12251,756 +10376,6 @@
                 <w:szCs w:val="20"/>
               </w:rPr>
               <w:t xml:space="preserve">OK</w:t>
-            </w:r>
-          </w:p>
-        </w:tc>
-      </w:tr>
-      <w:tr>
-        <w:trPr>
-          <w:tblHeader w:val="false"/>
-        </w:trPr>
-        <w:tc>
-          <w:tcPr>
-            <w:tcW w:type="dxa" w:w="3246"/>
-            <w:tcBorders>
-              <w:top w:val="single" w:color="888888" w:sz="4"/>
-              <w:left w:val="single" w:color="888888" w:sz="4"/>
-              <w:bottom w:val="single" w:color="888888" w:sz="4"/>
-              <w:right w:val="single" w:color="888888" w:sz="4"/>
-            </w:tcBorders>
-            <w:tcMar>
-              <w:top w:type="dxa" w:w="60"/>
-              <w:left w:type="dxa" w:w="90"/>
-              <w:bottom w:type="dxa" w:w="60"/>
-              <w:right w:type="dxa" w:w="90"/>
-            </w:tcMar>
-          </w:tcPr>
-          <w:p>
-            <w:pPr>
-              <w:spacing w:after="0" w:line="240"/>
-            </w:pPr>
-            <w:r>
-              <w:rPr>
-                <w:rFonts w:ascii="Times New Roman" w:cs="Times New Roman" w:eastAsia="Times New Roman" w:hAnsi="Times New Roman"/>
-                <w:sz w:val="20"/>
-                <w:szCs w:val="20"/>
-              </w:rPr>
-              <w:t xml:space="preserve">a further request, a set of normalized word tokens, a token-set similarity, a best-matching task descriptor, a similarity threshold, a new task descriptor, a task descriptor named in the further request, the latest, an indication identifying the omitted dependency</w:t>
-            </w:r>
-          </w:p>
-        </w:tc>
-        <w:tc>
-          <w:tcPr>
-            <w:tcW w:type="dxa" w:w="2164"/>
-            <w:tcBorders>
-              <w:top w:val="single" w:color="888888" w:sz="4"/>
-              <w:left w:val="single" w:color="888888" w:sz="4"/>
-              <w:bottom w:val="single" w:color="888888" w:sz="4"/>
-              <w:right w:val="single" w:color="888888" w:sz="4"/>
-            </w:tcBorders>
-            <w:tcMar>
-              <w:top w:type="dxa" w:w="60"/>
-              <w:left w:type="dxa" w:w="90"/>
-              <w:bottom w:type="dxa" w:w="60"/>
-              <w:right w:type="dxa" w:w="90"/>
-            </w:tcMar>
-          </w:tcPr>
-          <w:p>
-            <w:pPr>
-              <w:spacing w:after="0" w:line="240"/>
-            </w:pPr>
-            <w:r>
-              <w:rPr>
-                <w:rFonts w:ascii="Times New Roman" w:cs="Times New Roman" w:eastAsia="Times New Roman" w:hAnsi="Times New Roman"/>
-                <w:sz w:val="20"/>
-                <w:szCs w:val="20"/>
-              </w:rPr>
-              <w:t xml:space="preserve">claim 24</w:t>
-            </w:r>
-          </w:p>
-        </w:tc>
-        <w:tc>
-          <w:tcPr>
-            <w:tcW w:type="dxa" w:w="703"/>
-            <w:tcBorders>
-              <w:top w:val="single" w:color="888888" w:sz="4"/>
-              <w:left w:val="single" w:color="888888" w:sz="4"/>
-              <w:bottom w:val="single" w:color="888888" w:sz="4"/>
-              <w:right w:val="single" w:color="888888" w:sz="4"/>
-            </w:tcBorders>
-            <w:tcMar>
-              <w:top w:type="dxa" w:w="60"/>
-              <w:left w:type="dxa" w:w="90"/>
-              <w:bottom w:type="dxa" w:w="60"/>
-              <w:right w:type="dxa" w:w="90"/>
-            </w:tcMar>
-          </w:tcPr>
-          <w:p>
-            <w:pPr>
-              <w:spacing w:after="0" w:line="240"/>
-            </w:pPr>
-            <w:r>
-              <w:rPr>
-                <w:rFonts w:ascii="Times New Roman" w:cs="Times New Roman" w:eastAsia="Times New Roman" w:hAnsi="Times New Roman"/>
-                <w:sz w:val="20"/>
-                <w:szCs w:val="20"/>
-              </w:rPr>
-              <w:t xml:space="preserve">24</w:t>
-            </w:r>
-          </w:p>
-        </w:tc>
-        <w:tc>
-          <w:tcPr>
-            <w:tcW w:type="dxa" w:w="3247"/>
-            <w:tcBorders>
-              <w:top w:val="single" w:color="888888" w:sz="4"/>
-              <w:left w:val="single" w:color="888888" w:sz="4"/>
-              <w:bottom w:val="single" w:color="888888" w:sz="4"/>
-              <w:right w:val="single" w:color="888888" w:sz="4"/>
-            </w:tcBorders>
-            <w:tcMar>
-              <w:top w:type="dxa" w:w="60"/>
-              <w:left w:type="dxa" w:w="90"/>
-              <w:bottom w:type="dxa" w:w="60"/>
-              <w:right w:type="dxa" w:w="90"/>
-            </w:tcMar>
-          </w:tcPr>
-          <w:p>
-            <w:pPr>
-              <w:spacing w:after="0" w:line="240"/>
-            </w:pPr>
-            <w:r>
-              <w:rPr>
-                <w:rFonts w:ascii="Times New Roman" w:cs="Times New Roman" w:eastAsia="Times New Roman" w:hAnsi="Times New Roman"/>
-                <w:sz w:val="20"/>
-                <w:szCs w:val="20"/>
-              </w:rPr>
-              <w:t xml:space="preserve">OK; "(i)", "(ii)" and "(iii)" are alternatives of one inserting step</w:t>
-            </w:r>
-          </w:p>
-        </w:tc>
-      </w:tr>
-      <w:tr>
-        <w:trPr>
-          <w:tblHeader w:val="false"/>
-        </w:trPr>
-        <w:tc>
-          <w:tcPr>
-            <w:tcW w:type="dxa" w:w="3246"/>
-            <w:tcBorders>
-              <w:top w:val="single" w:color="888888" w:sz="4"/>
-              <w:left w:val="single" w:color="888888" w:sz="4"/>
-              <w:bottom w:val="single" w:color="888888" w:sz="4"/>
-              <w:right w:val="single" w:color="888888" w:sz="4"/>
-            </w:tcBorders>
-            <w:tcMar>
-              <w:top w:type="dxa" w:w="60"/>
-              <w:left w:type="dxa" w:w="90"/>
-              <w:bottom w:type="dxa" w:w="60"/>
-              <w:right w:type="dxa" w:w="90"/>
-            </w:tcMar>
-          </w:tcPr>
-          <w:p>
-            <w:pPr>
-              <w:spacing w:after="0" w:line="240"/>
-            </w:pPr>
-            <w:r>
-              <w:rPr>
-                <w:rFonts w:ascii="Times New Roman" w:cs="Times New Roman" w:eastAsia="Times New Roman" w:hAnsi="Times New Roman"/>
-                <w:sz w:val="20"/>
-                <w:szCs w:val="20"/>
-              </w:rPr>
-              <w:t xml:space="preserve">a redacted frame captured during the guiding, an indication recorded during the guiding, a control named in a step, a different control</w:t>
-            </w:r>
-          </w:p>
-        </w:tc>
-        <w:tc>
-          <w:tcPr>
-            <w:tcW w:type="dxa" w:w="2164"/>
-            <w:tcBorders>
-              <w:top w:val="single" w:color="888888" w:sz="4"/>
-              <w:left w:val="single" w:color="888888" w:sz="4"/>
-              <w:bottom w:val="single" w:color="888888" w:sz="4"/>
-              <w:right w:val="single" w:color="888888" w:sz="4"/>
-            </w:tcBorders>
-            <w:tcMar>
-              <w:top w:type="dxa" w:w="60"/>
-              <w:left w:type="dxa" w:w="90"/>
-              <w:bottom w:type="dxa" w:w="60"/>
-              <w:right w:type="dxa" w:w="90"/>
-            </w:tcMar>
-          </w:tcPr>
-          <w:p>
-            <w:pPr>
-              <w:spacing w:after="0" w:line="240"/>
-            </w:pPr>
-            <w:r>
-              <w:rPr>
-                <w:rFonts w:ascii="Times New Roman" w:cs="Times New Roman" w:eastAsia="Times New Roman" w:hAnsi="Times New Roman"/>
-                <w:sz w:val="20"/>
-                <w:szCs w:val="20"/>
-              </w:rPr>
-              <w:t xml:space="preserve">claim 25</w:t>
-            </w:r>
-          </w:p>
-        </w:tc>
-        <w:tc>
-          <w:tcPr>
-            <w:tcW w:type="dxa" w:w="703"/>
-            <w:tcBorders>
-              <w:top w:val="single" w:color="888888" w:sz="4"/>
-              <w:left w:val="single" w:color="888888" w:sz="4"/>
-              <w:bottom w:val="single" w:color="888888" w:sz="4"/>
-              <w:right w:val="single" w:color="888888" w:sz="4"/>
-            </w:tcBorders>
-            <w:tcMar>
-              <w:top w:type="dxa" w:w="60"/>
-              <w:left w:type="dxa" w:w="90"/>
-              <w:bottom w:type="dxa" w:w="60"/>
-              <w:right w:type="dxa" w:w="90"/>
-            </w:tcMar>
-          </w:tcPr>
-          <w:p>
-            <w:pPr>
-              <w:spacing w:after="0" w:line="240"/>
-            </w:pPr>
-            <w:r>
-              <w:rPr>
-                <w:rFonts w:ascii="Times New Roman" w:cs="Times New Roman" w:eastAsia="Times New Roman" w:hAnsi="Times New Roman"/>
-                <w:sz w:val="20"/>
-                <w:szCs w:val="20"/>
-              </w:rPr>
-              <w:t xml:space="preserve">25</w:t>
-            </w:r>
-          </w:p>
-        </w:tc>
-        <w:tc>
-          <w:tcPr>
-            <w:tcW w:type="dxa" w:w="3247"/>
-            <w:tcBorders>
-              <w:top w:val="single" w:color="888888" w:sz="4"/>
-              <w:left w:val="single" w:color="888888" w:sz="4"/>
-              <w:bottom w:val="single" w:color="888888" w:sz="4"/>
-              <w:right w:val="single" w:color="888888" w:sz="4"/>
-            </w:tcBorders>
-            <w:tcMar>
-              <w:top w:type="dxa" w:w="60"/>
-              <w:left w:type="dxa" w:w="90"/>
-              <w:bottom w:type="dxa" w:w="60"/>
-              <w:right w:type="dxa" w:w="90"/>
-            </w:tcMar>
-          </w:tcPr>
-          <w:p>
-            <w:pPr>
-              <w:spacing w:after="0" w:line="240"/>
-            </w:pPr>
-            <w:r>
-              <w:rPr>
-                <w:rFonts w:ascii="Times New Roman" w:cs="Times New Roman" w:eastAsia="Times New Roman" w:hAnsi="Times New Roman"/>
-                <w:sz w:val="20"/>
-                <w:szCs w:val="20"/>
-              </w:rPr>
-              <w:t xml:space="preserve">OK</w:t>
-            </w:r>
-          </w:p>
-        </w:tc>
-      </w:tr>
-      <w:tr>
-        <w:trPr>
-          <w:tblHeader w:val="false"/>
-        </w:trPr>
-        <w:tc>
-          <w:tcPr>
-            <w:tcW w:type="dxa" w:w="3246"/>
-            <w:tcBorders>
-              <w:top w:val="single" w:color="888888" w:sz="4"/>
-              <w:left w:val="single" w:color="888888" w:sz="4"/>
-              <w:bottom w:val="single" w:color="888888" w:sz="4"/>
-              <w:right w:val="single" w:color="888888" w:sz="4"/>
-            </w:tcBorders>
-            <w:tcMar>
-              <w:top w:type="dxa" w:w="60"/>
-              <w:left w:type="dxa" w:w="90"/>
-              <w:bottom w:type="dxa" w:w="60"/>
-              <w:right w:type="dxa" w:w="90"/>
-            </w:tcMar>
-          </w:tcPr>
-          <w:p>
-            <w:pPr>
-              <w:spacing w:after="0" w:line="240"/>
-            </w:pPr>
-            <w:r>
-              <w:rPr>
-                <w:rFonts w:ascii="Times New Roman" w:cs="Times New Roman" w:eastAsia="Times New Roman" w:hAnsi="Times New Roman"/>
-                <w:sz w:val="20"/>
-                <w:szCs w:val="20"/>
-              </w:rPr>
-              <w:t xml:space="preserve">a project report, a deterministic security gate, a reason, a flag, a title, a state</w:t>
-            </w:r>
-          </w:p>
-        </w:tc>
-        <w:tc>
-          <w:tcPr>
-            <w:tcW w:type="dxa" w:w="2164"/>
-            <w:tcBorders>
-              <w:top w:val="single" w:color="888888" w:sz="4"/>
-              <w:left w:val="single" w:color="888888" w:sz="4"/>
-              <w:bottom w:val="single" w:color="888888" w:sz="4"/>
-              <w:right w:val="single" w:color="888888" w:sz="4"/>
-            </w:tcBorders>
-            <w:tcMar>
-              <w:top w:type="dxa" w:w="60"/>
-              <w:left w:type="dxa" w:w="90"/>
-              <w:bottom w:type="dxa" w:w="60"/>
-              <w:right w:type="dxa" w:w="90"/>
-            </w:tcMar>
-          </w:tcPr>
-          <w:p>
-            <w:pPr>
-              <w:spacing w:after="0" w:line="240"/>
-            </w:pPr>
-            <w:r>
-              <w:rPr>
-                <w:rFonts w:ascii="Times New Roman" w:cs="Times New Roman" w:eastAsia="Times New Roman" w:hAnsi="Times New Roman"/>
-                <w:sz w:val="20"/>
-                <w:szCs w:val="20"/>
-              </w:rPr>
-              <w:t xml:space="preserve">claim 26</w:t>
-            </w:r>
-          </w:p>
-        </w:tc>
-        <w:tc>
-          <w:tcPr>
-            <w:tcW w:type="dxa" w:w="703"/>
-            <w:tcBorders>
-              <w:top w:val="single" w:color="888888" w:sz="4"/>
-              <w:left w:val="single" w:color="888888" w:sz="4"/>
-              <w:bottom w:val="single" w:color="888888" w:sz="4"/>
-              <w:right w:val="single" w:color="888888" w:sz="4"/>
-            </w:tcBorders>
-            <w:tcMar>
-              <w:top w:type="dxa" w:w="60"/>
-              <w:left w:type="dxa" w:w="90"/>
-              <w:bottom w:type="dxa" w:w="60"/>
-              <w:right w:type="dxa" w:w="90"/>
-            </w:tcMar>
-          </w:tcPr>
-          <w:p>
-            <w:pPr>
-              <w:spacing w:after="0" w:line="240"/>
-            </w:pPr>
-            <w:r>
-              <w:rPr>
-                <w:rFonts w:ascii="Times New Roman" w:cs="Times New Roman" w:eastAsia="Times New Roman" w:hAnsi="Times New Roman"/>
-                <w:sz w:val="20"/>
-                <w:szCs w:val="20"/>
-              </w:rPr>
-              <w:t xml:space="preserve">26</w:t>
-            </w:r>
-          </w:p>
-        </w:tc>
-        <w:tc>
-          <w:tcPr>
-            <w:tcW w:type="dxa" w:w="3247"/>
-            <w:tcBorders>
-              <w:top w:val="single" w:color="888888" w:sz="4"/>
-              <w:left w:val="single" w:color="888888" w:sz="4"/>
-              <w:bottom w:val="single" w:color="888888" w:sz="4"/>
-              <w:right w:val="single" w:color="888888" w:sz="4"/>
-            </w:tcBorders>
-            <w:tcMar>
-              <w:top w:type="dxa" w:w="60"/>
-              <w:left w:type="dxa" w:w="90"/>
-              <w:bottom w:type="dxa" w:w="60"/>
-              <w:right w:type="dxa" w:w="90"/>
-            </w:tcMar>
-          </w:tcPr>
-          <w:p>
-            <w:pPr>
-              <w:spacing w:after="0" w:line="240"/>
-            </w:pPr>
-            <w:r>
-              <w:rPr>
-                <w:rFonts w:ascii="Times New Roman" w:cs="Times New Roman" w:eastAsia="Times New Roman" w:hAnsi="Times New Roman"/>
-                <w:sz w:val="20"/>
-                <w:szCs w:val="20"/>
-              </w:rPr>
-              <w:t xml:space="preserve">OK; claim 26 depends on claim 22, so the security gate is introduced afresh here rather than taken from claim 15</w:t>
-            </w:r>
-          </w:p>
-        </w:tc>
-      </w:tr>
-      <w:tr>
-        <w:trPr>
-          <w:tblHeader w:val="false"/>
-        </w:trPr>
-        <w:tc>
-          <w:tcPr>
-            <w:tcW w:type="dxa" w:w="3246"/>
-            <w:tcBorders>
-              <w:top w:val="single" w:color="888888" w:sz="4"/>
-              <w:left w:val="single" w:color="888888" w:sz="4"/>
-              <w:bottom w:val="single" w:color="888888" w:sz="4"/>
-              <w:right w:val="single" w:color="888888" w:sz="4"/>
-            </w:tcBorders>
-            <w:tcMar>
-              <w:top w:type="dxa" w:w="60"/>
-              <w:left w:type="dxa" w:w="90"/>
-              <w:bottom w:type="dxa" w:w="60"/>
-              <w:right w:type="dxa" w:w="90"/>
-            </w:tcMar>
-          </w:tcPr>
-          <w:p>
-            <w:pPr>
-              <w:spacing w:after="0" w:line="240"/>
-            </w:pPr>
-            <w:r>
-              <w:rPr>
-                <w:rFonts w:ascii="Times New Roman" w:cs="Times New Roman" w:eastAsia="Times New Roman" w:hAnsi="Times New Roman"/>
-                <w:sz w:val="20"/>
-                <w:szCs w:val="20"/>
-              </w:rPr>
-              <w:t xml:space="preserve">a tenant, a guidance depth, a deep depth, a pool depth, an administrator of the tenant, a seat pool, a tenant ceiling, a platform operator, a single-task goal</w:t>
-            </w:r>
-          </w:p>
-        </w:tc>
-        <w:tc>
-          <w:tcPr>
-            <w:tcW w:type="dxa" w:w="2164"/>
-            <w:tcBorders>
-              <w:top w:val="single" w:color="888888" w:sz="4"/>
-              <w:left w:val="single" w:color="888888" w:sz="4"/>
-              <w:bottom w:val="single" w:color="888888" w:sz="4"/>
-              <w:right w:val="single" w:color="888888" w:sz="4"/>
-            </w:tcBorders>
-            <w:tcMar>
-              <w:top w:type="dxa" w:w="60"/>
-              <w:left w:type="dxa" w:w="90"/>
-              <w:bottom w:type="dxa" w:w="60"/>
-              <w:right w:type="dxa" w:w="90"/>
-            </w:tcMar>
-          </w:tcPr>
-          <w:p>
-            <w:pPr>
-              <w:spacing w:after="0" w:line="240"/>
-            </w:pPr>
-            <w:r>
-              <w:rPr>
-                <w:rFonts w:ascii="Times New Roman" w:cs="Times New Roman" w:eastAsia="Times New Roman" w:hAnsi="Times New Roman"/>
-                <w:sz w:val="20"/>
-                <w:szCs w:val="20"/>
-              </w:rPr>
-              <w:t xml:space="preserve">claim 27</w:t>
-            </w:r>
-          </w:p>
-        </w:tc>
-        <w:tc>
-          <w:tcPr>
-            <w:tcW w:type="dxa" w:w="703"/>
-            <w:tcBorders>
-              <w:top w:val="single" w:color="888888" w:sz="4"/>
-              <w:left w:val="single" w:color="888888" w:sz="4"/>
-              <w:bottom w:val="single" w:color="888888" w:sz="4"/>
-              <w:right w:val="single" w:color="888888" w:sz="4"/>
-            </w:tcBorders>
-            <w:tcMar>
-              <w:top w:type="dxa" w:w="60"/>
-              <w:left w:type="dxa" w:w="90"/>
-              <w:bottom w:type="dxa" w:w="60"/>
-              <w:right w:type="dxa" w:w="90"/>
-            </w:tcMar>
-          </w:tcPr>
-          <w:p>
-            <w:pPr>
-              <w:spacing w:after="0" w:line="240"/>
-            </w:pPr>
-            <w:r>
-              <w:rPr>
-                <w:rFonts w:ascii="Times New Roman" w:cs="Times New Roman" w:eastAsia="Times New Roman" w:hAnsi="Times New Roman"/>
-                <w:sz w:val="20"/>
-                <w:szCs w:val="20"/>
-              </w:rPr>
-              <w:t xml:space="preserve">27</w:t>
-            </w:r>
-          </w:p>
-        </w:tc>
-        <w:tc>
-          <w:tcPr>
-            <w:tcW w:type="dxa" w:w="3247"/>
-            <w:tcBorders>
-              <w:top w:val="single" w:color="888888" w:sz="4"/>
-              <w:left w:val="single" w:color="888888" w:sz="4"/>
-              <w:bottom w:val="single" w:color="888888" w:sz="4"/>
-              <w:right w:val="single" w:color="888888" w:sz="4"/>
-            </w:tcBorders>
-            <w:tcMar>
-              <w:top w:type="dxa" w:w="60"/>
-              <w:left w:type="dxa" w:w="90"/>
-              <w:bottom w:type="dxa" w:w="60"/>
-              <w:right w:type="dxa" w:w="90"/>
-            </w:tcMar>
-          </w:tcPr>
-          <w:p>
-            <w:pPr>
-              <w:spacing w:after="0" w:line="240"/>
-            </w:pPr>
-            <w:r>
-              <w:rPr>
-                <w:rFonts w:ascii="Times New Roman" w:cs="Times New Roman" w:eastAsia="Times New Roman" w:hAnsi="Times New Roman"/>
-                <w:sz w:val="20"/>
-                <w:szCs w:val="20"/>
-              </w:rPr>
-              <w:t xml:space="preserve">OK</w:t>
-            </w:r>
-          </w:p>
-        </w:tc>
-      </w:tr>
-      <w:tr>
-        <w:trPr>
-          <w:tblHeader w:val="false"/>
-        </w:trPr>
-        <w:tc>
-          <w:tcPr>
-            <w:tcW w:type="dxa" w:w="3246"/>
-            <w:tcBorders>
-              <w:top w:val="single" w:color="888888" w:sz="4"/>
-              <w:left w:val="single" w:color="888888" w:sz="4"/>
-              <w:bottom w:val="single" w:color="888888" w:sz="4"/>
-              <w:right w:val="single" w:color="888888" w:sz="4"/>
-            </w:tcBorders>
-            <w:tcMar>
-              <w:top w:type="dxa" w:w="60"/>
-              <w:left w:type="dxa" w:w="90"/>
-              <w:bottom w:type="dxa" w:w="60"/>
-              <w:right w:type="dxa" w:w="90"/>
-            </w:tcMar>
-          </w:tcPr>
-          <w:p>
-            <w:pPr>
-              <w:spacing w:after="0" w:line="240"/>
-            </w:pPr>
-            <w:r>
-              <w:rPr>
-                <w:rFonts w:ascii="Times New Roman" w:cs="Times New Roman" w:eastAsia="Times New Roman" w:hAnsi="Times New Roman"/>
-                <w:sz w:val="20"/>
-                <w:szCs w:val="20"/>
-              </w:rPr>
-              <w:t xml:space="preserve">claim 28 terms (a guidance client, a capture module, an on-device redaction engine, a presentation layer, a guidance server, a map planner, a project store, a next-task selector, a just-in-time expander, a navigation module and the project-map terms)</w:t>
-            </w:r>
-          </w:p>
-        </w:tc>
-        <w:tc>
-          <w:tcPr>
-            <w:tcW w:type="dxa" w:w="2164"/>
-            <w:tcBorders>
-              <w:top w:val="single" w:color="888888" w:sz="4"/>
-              <w:left w:val="single" w:color="888888" w:sz="4"/>
-              <w:bottom w:val="single" w:color="888888" w:sz="4"/>
-              <w:right w:val="single" w:color="888888" w:sz="4"/>
-            </w:tcBorders>
-            <w:tcMar>
-              <w:top w:type="dxa" w:w="60"/>
-              <w:left w:type="dxa" w:w="90"/>
-              <w:bottom w:type="dxa" w:w="60"/>
-              <w:right w:type="dxa" w:w="90"/>
-            </w:tcMar>
-          </w:tcPr>
-          <w:p>
-            <w:pPr>
-              <w:spacing w:after="0" w:line="240"/>
-            </w:pPr>
-            <w:r>
-              <w:rPr>
-                <w:rFonts w:ascii="Times New Roman" w:cs="Times New Roman" w:eastAsia="Times New Roman" w:hAnsi="Times New Roman"/>
-                <w:sz w:val="20"/>
-                <w:szCs w:val="20"/>
-              </w:rPr>
-              <w:t xml:space="preserve">claim 28</w:t>
-            </w:r>
-          </w:p>
-        </w:tc>
-        <w:tc>
-          <w:tcPr>
-            <w:tcW w:type="dxa" w:w="703"/>
-            <w:tcBorders>
-              <w:top w:val="single" w:color="888888" w:sz="4"/>
-              <w:left w:val="single" w:color="888888" w:sz="4"/>
-              <w:bottom w:val="single" w:color="888888" w:sz="4"/>
-              <w:right w:val="single" w:color="888888" w:sz="4"/>
-            </w:tcBorders>
-            <w:tcMar>
-              <w:top w:type="dxa" w:w="60"/>
-              <w:left w:type="dxa" w:w="90"/>
-              <w:bottom w:type="dxa" w:w="60"/>
-              <w:right w:type="dxa" w:w="90"/>
-            </w:tcMar>
-          </w:tcPr>
-          <w:p>
-            <w:pPr>
-              <w:spacing w:after="0" w:line="240"/>
-            </w:pPr>
-            <w:r>
-              <w:rPr>
-                <w:rFonts w:ascii="Times New Roman" w:cs="Times New Roman" w:eastAsia="Times New Roman" w:hAnsi="Times New Roman"/>
-                <w:sz w:val="20"/>
-                <w:szCs w:val="20"/>
-              </w:rPr>
-              <w:t xml:space="preserve">28</w:t>
-            </w:r>
-          </w:p>
-        </w:tc>
-        <w:tc>
-          <w:tcPr>
-            <w:tcW w:type="dxa" w:w="3247"/>
-            <w:tcBorders>
-              <w:top w:val="single" w:color="888888" w:sz="4"/>
-              <w:left w:val="single" w:color="888888" w:sz="4"/>
-              <w:bottom w:val="single" w:color="888888" w:sz="4"/>
-              <w:right w:val="single" w:color="888888" w:sz="4"/>
-            </w:tcBorders>
-            <w:tcMar>
-              <w:top w:type="dxa" w:w="60"/>
-              <w:left w:type="dxa" w:w="90"/>
-              <w:bottom w:type="dxa" w:w="60"/>
-              <w:right w:type="dxa" w:w="90"/>
-            </w:tcMar>
-          </w:tcPr>
-          <w:p>
-            <w:pPr>
-              <w:spacing w:after="0" w:line="240"/>
-            </w:pPr>
-            <w:r>
-              <w:rPr>
-                <w:rFonts w:ascii="Times New Roman" w:cs="Times New Roman" w:eastAsia="Times New Roman" w:hAnsi="Times New Roman"/>
-                <w:sz w:val="20"/>
-                <w:szCs w:val="20"/>
-              </w:rPr>
-              <w:t xml:space="preserve">OK; self-contained independent claim</w:t>
-            </w:r>
-          </w:p>
-        </w:tc>
-      </w:tr>
-      <w:tr>
-        <w:trPr>
-          <w:tblHeader w:val="false"/>
-        </w:trPr>
-        <w:tc>
-          <w:tcPr>
-            <w:tcW w:type="dxa" w:w="3246"/>
-            <w:tcBorders>
-              <w:top w:val="single" w:color="888888" w:sz="4"/>
-              <w:left w:val="single" w:color="888888" w:sz="4"/>
-              <w:bottom w:val="single" w:color="888888" w:sz="4"/>
-              <w:right w:val="single" w:color="888888" w:sz="4"/>
-            </w:tcBorders>
-            <w:tcMar>
-              <w:top w:type="dxa" w:w="60"/>
-              <w:left w:type="dxa" w:w="90"/>
-              <w:bottom w:type="dxa" w:w="60"/>
-              <w:right w:type="dxa" w:w="90"/>
-            </w:tcMar>
-          </w:tcPr>
-          <w:p>
-            <w:pPr>
-              <w:spacing w:after="0" w:line="240"/>
-            </w:pPr>
-            <w:r>
-              <w:rPr>
-                <w:rFonts w:ascii="Times New Roman" w:cs="Times New Roman" w:eastAsia="Times New Roman" w:hAnsi="Times New Roman"/>
-                <w:sz w:val="20"/>
-                <w:szCs w:val="20"/>
-              </w:rPr>
-              <w:t xml:space="preserve">claim 29 terms</w:t>
-            </w:r>
-          </w:p>
-        </w:tc>
-        <w:tc>
-          <w:tcPr>
-            <w:tcW w:type="dxa" w:w="2164"/>
-            <w:tcBorders>
-              <w:top w:val="single" w:color="888888" w:sz="4"/>
-              <w:left w:val="single" w:color="888888" w:sz="4"/>
-              <w:bottom w:val="single" w:color="888888" w:sz="4"/>
-              <w:right w:val="single" w:color="888888" w:sz="4"/>
-            </w:tcBorders>
-            <w:tcMar>
-              <w:top w:type="dxa" w:w="60"/>
-              <w:left w:type="dxa" w:w="90"/>
-              <w:bottom w:type="dxa" w:w="60"/>
-              <w:right w:type="dxa" w:w="90"/>
-            </w:tcMar>
-          </w:tcPr>
-          <w:p>
-            <w:pPr>
-              <w:spacing w:after="0" w:line="240"/>
-            </w:pPr>
-            <w:r>
-              <w:rPr>
-                <w:rFonts w:ascii="Times New Roman" w:cs="Times New Roman" w:eastAsia="Times New Roman" w:hAnsi="Times New Roman"/>
-                <w:sz w:val="20"/>
-                <w:szCs w:val="20"/>
-              </w:rPr>
-              <w:t xml:space="preserve">claim 29</w:t>
-            </w:r>
-          </w:p>
-        </w:tc>
-        <w:tc>
-          <w:tcPr>
-            <w:tcW w:type="dxa" w:w="703"/>
-            <w:tcBorders>
-              <w:top w:val="single" w:color="888888" w:sz="4"/>
-              <w:left w:val="single" w:color="888888" w:sz="4"/>
-              <w:bottom w:val="single" w:color="888888" w:sz="4"/>
-              <w:right w:val="single" w:color="888888" w:sz="4"/>
-            </w:tcBorders>
-            <w:tcMar>
-              <w:top w:type="dxa" w:w="60"/>
-              <w:left w:type="dxa" w:w="90"/>
-              <w:bottom w:type="dxa" w:w="60"/>
-              <w:right w:type="dxa" w:w="90"/>
-            </w:tcMar>
-          </w:tcPr>
-          <w:p>
-            <w:pPr>
-              <w:spacing w:after="0" w:line="240"/>
-            </w:pPr>
-            <w:r>
-              <w:rPr>
-                <w:rFonts w:ascii="Times New Roman" w:cs="Times New Roman" w:eastAsia="Times New Roman" w:hAnsi="Times New Roman"/>
-                <w:sz w:val="20"/>
-                <w:szCs w:val="20"/>
-              </w:rPr>
-              <w:t xml:space="preserve">29</w:t>
-            </w:r>
-          </w:p>
-        </w:tc>
-        <w:tc>
-          <w:tcPr>
-            <w:tcW w:type="dxa" w:w="3247"/>
-            <w:tcBorders>
-              <w:top w:val="single" w:color="888888" w:sz="4"/>
-              <w:left w:val="single" w:color="888888" w:sz="4"/>
-              <w:bottom w:val="single" w:color="888888" w:sz="4"/>
-              <w:right w:val="single" w:color="888888" w:sz="4"/>
-            </w:tcBorders>
-            <w:tcMar>
-              <w:top w:type="dxa" w:w="60"/>
-              <w:left w:type="dxa" w:w="90"/>
-              <w:bottom w:type="dxa" w:w="60"/>
-              <w:right w:type="dxa" w:w="90"/>
-            </w:tcMar>
-          </w:tcPr>
-          <w:p>
-            <w:pPr>
-              <w:spacing w:after="0" w:line="240"/>
-            </w:pPr>
-            <w:r>
-              <w:rPr>
-                <w:rFonts w:ascii="Times New Roman" w:cs="Times New Roman" w:eastAsia="Times New Roman" w:hAnsi="Times New Roman"/>
-                <w:sz w:val="20"/>
-                <w:szCs w:val="20"/>
-              </w:rPr>
-              <w:t xml:space="preserve">OK; self-contained independent claim; the gate limb is folded into the independent claim, so claim 29 is narrower than claim 22 and has no gate dependent</w:t>
             </w:r>
           </w:p>
         </w:tc>
@@ -13023,7 +10398,7 @@
           <w:sz w:val="24"/>
           <w:szCs w:val="24"/>
         </w:rPr>
-        <w:t xml:space="preserve">Items the practitioner may wish to revisit: (a) claim 1 recites "the first navigation record" nowhere; claim 8 uses "the first navigation record that identifies" as an ordinal description of an event, not as a reference to a previously introduced element, which is a common form but may be reworded as "the earliest navigation record"; (b) claim 7, claim 9, claim 24 and claim 26 use "at least one of" and "or" lists, which the practitioner may convert to separate dependent claims if claim count allows; (c) claim 17 recites the single instruction being "annotated ... or ... replaced", an alternative that the practitioner may wish to split; (d) claim 22 uses both "done-state" (the per-task field) and "done state" (the task state); see the table above; (e) claim 10 recites a "second machine-learning model having image-understanding capability and greater capability than" the first; the specification calls these the first model 172 and the stronger model 174, and the practitioner may prefer "a second, higher-capability machine-learning model".</w:t>
+        <w:t xml:space="preserve">Items the practitioner may wish to revisit: (a) claim 1 recites "the first navigation record" nowhere; claim 7 uses "the first navigation record that identifies" as an ordinal description of an event, not as a reference to a previously introduced element, which is a common form but may be reworded as "the earliest navigation record"; (b) claim 6 and claim 8 use "at least one of" and "or" lists, which the practitioner may convert to separate dependent claims if claim count allows; (c) claim 14 recites the single instruction being "annotated ... or ... replaced", an alternative that the practitioner may wish to split; (d) claim 19 uses both "done-state" (the per-task field) and "done state" (the task state); see the table above.</w:t>
       </w:r>
     </w:p>
     <w:p>
@@ -13097,7 +10472,7 @@
           <w:sz w:val="24"/>
           <w:szCs w:val="24"/>
         </w:rPr>
-        <w:t xml:space="preserve">Claim 12 (streaming rehydration). The specification enables streaming rehydration at paragraph [0052] (tail buffer across chunk boundaries). The shipped rehydration operates on whole strings only. Before filing, either implement the streaming path or confirm with the inventor that the specification's description is sufficient as a constructive reduction to practice and that the inventor possessed the embodiment; do not represent it as working.</w:t>
+        <w:t xml:space="preserve">Claim 15 (lock release). The specification enables the lock-release operation at paragraph [0059]. The shipped code checks only a client-supplied flag and does not perform higher-privilege re-authentication or write an audit entry. Before filing, either implement the re-authentication path or rely on constructive reduction to practice with the inventor's confirmation; do not represent it as working. Expect a §103 challenge over Microsoft US 11,368,361 B2 and Oracle US 2015/0082372 A1; the claim is kept dependent on the full claim 14 combination.</w:t>
       </w:r>
     </w:p>
     <w:p>
@@ -13122,7 +10497,7 @@
           <w:sz w:val="24"/>
           <w:szCs w:val="24"/>
         </w:rPr>
-        <w:t xml:space="preserve">Claim 18 (lock release). The specification enables the lock-release operation at paragraph [0059]. The shipped code checks only a client-supplied flag and does not perform higher-privilege re-authentication or write an audit entry. Same choice as for claim 12: implement, or rely on constructive reduction to practice with the inventor's confirmation. Expect a §103 challenge over Microsoft US 11,368,361 B2 and Oracle US 2015/0082372 A1; the claim is kept dependent on the full claim 17 combination.</w:t>
+        <w:t xml:space="preserve">Claim 14 limb (instruction-shaping rule set). Confirm against the policy-rules code that the rule set is compiled from the same policy object and versioned with it; the synthesis records this as partially implemented.</w:t>
       </w:r>
     </w:p>
     <w:p>
@@ -13147,7 +10522,7 @@
           <w:sz w:val="24"/>
           <w:szCs w:val="24"/>
         </w:rPr>
-        <w:t xml:space="preserve">Claim 17 limb (instruction-shaping rule set). Confirm against the policy-rules code that the rule set is compiled from the same policy object and versioned with it; the synthesis records this as partially implemented.</w:t>
+        <w:t xml:space="preserve">Claim 8 and the Appendix claim A4. The shipped clarification mechanism implements screen-derived options, free text, skip, undo and the free re-plan path; the server-side discard of a question whose answer appears in recognized frame text (specification paragraph [0066], second sentence) is described as "in some embodiments" and is not confirmed in code.</w:t>
       </w:r>
     </w:p>
     <w:p>
@@ -13172,7 +10547,7 @@
           <w:sz w:val="24"/>
           <w:szCs w:val="24"/>
         </w:rPr>
-        <w:t xml:space="preserve">Claim 9 and the Appendix claim A4. The shipped clarification mechanism implements screen-derived options, free text, skip, undo and the free re-plan path; the server-side discard of a question whose answer appears in recognized frame text (specification paragraph [0066], second sentence) is described as "in some embodiments" and is not confirmed in code.</w:t>
+        <w:t xml:space="preserve">Claim 6, downstream use of the discrepancy indication. Recording in the session record is supported; supplying the indication to re-planning or to template supersession is an embodiment. The claim uses "at least one of" so that the recorded form is enough.</w:t>
       </w:r>
     </w:p>
     <w:p>
@@ -13197,7 +10572,7 @@
           <w:sz w:val="24"/>
           <w:szCs w:val="24"/>
         </w:rPr>
-        <w:t xml:space="preserve">Claim 7, downstream use of the discrepancy indication. Recording in the session record is supported; supplying the indication to re-planning or to template supersession is an embodiment. The claim uses "at least one of" so that the recorded form is enough.</w:t>
+        <w:t xml:space="preserve">Claims 16 and 17. The synthesis marks server re-application (claim 16) and the audit schema and purge (claim 17) as "confirm"; the retention purge and audit log are described in the feature inventory as implemented, and the hash-chained audit log is implemented.</w:t>
       </w:r>
     </w:p>
     <w:p>
@@ -13222,7 +10597,135 @@
           <w:sz w:val="24"/>
           <w:szCs w:val="24"/>
         </w:rPr>
-        <w:t xml:space="preserve">Claims 19 and 20. The synthesis marks server re-application (19) and the audit schema and purge (20) as "confirm"; the retention purge and audit log are described in the feature inventory as implemented, and the hash-chained audit log is implemented.</w:t>
+        <w:t xml:space="preserve">Claim 19 (project engine). RTP for the map planner (</w:t>
+      </w:r>
+      <w:r>
+        <w:rPr>
+          <w:rFonts w:ascii="Consolas" w:cs="Consolas" w:eastAsia="Consolas" w:hAnsi="Consolas"/>
+          <w:sz w:val="22"/>
+          <w:szCs w:val="22"/>
+        </w:rPr>
+        <w:t xml:space="preserve">work_project_plan.js</w:t>
+      </w:r>
+      <w:r>
+        <w:rPr>
+          <w:rFonts w:ascii="Times New Roman" w:cs="Times New Roman" w:eastAsia="Times New Roman" w:hAnsi="Times New Roman"/>
+          <w:sz w:val="24"/>
+          <w:szCs w:val="24"/>
+        </w:rPr>
+        <w:t xml:space="preserve"> planProjectMap, invoked by POST </w:t>
+      </w:r>
+      <w:r>
+        <w:rPr>
+          <w:rFonts w:ascii="Consolas" w:cs="Consolas" w:eastAsia="Consolas" w:hAnsi="Consolas"/>
+          <w:sz w:val="22"/>
+          <w:szCs w:val="22"/>
+        </w:rPr>
+        <w:t xml:space="preserve">/api/work/projects</w:t>
+      </w:r>
+      <w:r>
+        <w:rPr>
+          <w:rFonts w:ascii="Times New Roman" w:cs="Times New Roman" w:eastAsia="Times New Roman" w:hAnsi="Times New Roman"/>
+          <w:sz w:val="24"/>
+          <w:szCs w:val="24"/>
+        </w:rPr>
+        <w:t xml:space="preserve"> in </w:t>
+      </w:r>
+      <w:r>
+        <w:rPr>
+          <w:rFonts w:ascii="Consolas" w:cs="Consolas" w:eastAsia="Consolas" w:hAnsi="Consolas"/>
+          <w:sz w:val="22"/>
+          <w:szCs w:val="22"/>
+        </w:rPr>
+        <w:t xml:space="preserve">work_project_routes.js</w:t>
+      </w:r>
+      <w:r>
+        <w:rPr>
+          <w:rFonts w:ascii="Times New Roman" w:cs="Times New Roman" w:eastAsia="Times New Roman" w:hAnsi="Times New Roman"/>
+          <w:sz w:val="24"/>
+          <w:szCs w:val="24"/>
+        </w:rPr>
+        <w:t xml:space="preserve">), the task-descriptor model and state machine (</w:t>
+      </w:r>
+      <w:r>
+        <w:rPr>
+          <w:rFonts w:ascii="Consolas" w:cs="Consolas" w:eastAsia="Consolas" w:hAnsi="Consolas"/>
+          <w:sz w:val="22"/>
+          <w:szCs w:val="22"/>
+        </w:rPr>
+        <w:t xml:space="preserve">work_project.js</w:t>
+      </w:r>
+      <w:r>
+        <w:rPr>
+          <w:rFonts w:ascii="Times New Roman" w:cs="Times New Roman" w:eastAsia="Times New Roman" w:hAnsi="Times New Roman"/>
+          <w:sz w:val="24"/>
+          <w:szCs w:val="24"/>
+        </w:rPr>
+        <w:t xml:space="preserve"> newProject, newTask, canTransitionTask, dependenciesMet, nextActionableTask, availableTasks, isProjectDone, deriveProjectState, appendLearning), the store (</w:t>
+      </w:r>
+      <w:r>
+        <w:rPr>
+          <w:rFonts w:ascii="Consolas" w:cs="Consolas" w:eastAsia="Consolas" w:hAnsi="Consolas"/>
+          <w:sz w:val="22"/>
+          <w:szCs w:val="22"/>
+        </w:rPr>
+        <w:t xml:space="preserve">store.js</w:t>
+      </w:r>
+      <w:r>
+        <w:rPr>
+          <w:rFonts w:ascii="Times New Roman" w:cs="Times New Roman" w:eastAsia="Times New Roman" w:hAnsi="Times New Roman"/>
+          <w:sz w:val="24"/>
+          <w:szCs w:val="24"/>
+        </w:rPr>
+        <w:t xml:space="preserve"> createWorkProject with index-to-identifier dependency remapping, setWorkProjectTaskState, linkWorkProjectTaskSession, nextWorkProjectTask, availableWorkProjectTasks), the just-in-time expansion seeded from the ledger (POST </w:t>
+      </w:r>
+      <w:r>
+        <w:rPr>
+          <w:rFonts w:ascii="Consolas" w:cs="Consolas" w:eastAsia="Consolas" w:hAnsi="Consolas"/>
+          <w:sz w:val="22"/>
+          <w:szCs w:val="22"/>
+        </w:rPr>
+        <w:t xml:space="preserve">/api/work/projects/:id/tasks/:taskId/expand</w:t>
+      </w:r>
+      <w:r>
+        <w:rPr>
+          <w:rFonts w:ascii="Times New Roman" w:cs="Times New Roman" w:eastAsia="Times New Roman" w:hAnsi="Times New Roman"/>
+          <w:sz w:val="24"/>
+          <w:szCs w:val="24"/>
+        </w:rPr>
+        <w:t xml:space="preserve">, which renders the ledger into the planning prompt and reuses work.workPlan, then creates and links the guided session), the ledger write at expansion (the same route appends plan.learning through store.appendWorkProjectLearning), and task completion (</w:t>
+      </w:r>
+      <w:r>
+        <w:rPr>
+          <w:rFonts w:ascii="Consolas" w:cs="Consolas" w:eastAsia="Consolas" w:hAnsi="Consolas"/>
+          <w:sz w:val="22"/>
+          <w:szCs w:val="22"/>
+        </w:rPr>
+        <w:t xml:space="preserve">/api/work/sessions/:id/finalize</w:t>
+      </w:r>
+      <w:r>
+        <w:rPr>
+          <w:rFonts w:ascii="Times New Roman" w:cs="Times New Roman" w:eastAsia="Times New Roman" w:hAnsi="Times New Roman"/>
+          <w:sz w:val="24"/>
+          <w:szCs w:val="24"/>
+        </w:rPr>
+        <w:t xml:space="preserve"> in </w:t>
+      </w:r>
+      <w:r>
+        <w:rPr>
+          <w:rFonts w:ascii="Consolas" w:cs="Consolas" w:eastAsia="Consolas" w:hAnsi="Consolas"/>
+          <w:sz w:val="22"/>
+          <w:szCs w:val="22"/>
+        </w:rPr>
+        <w:t xml:space="preserve">index.js</w:t>
+      </w:r>
+      <w:r>
+        <w:rPr>
+          <w:rFonts w:ascii="Times New Roman" w:cs="Times New Roman" w:eastAsia="Times New Roman" w:hAnsi="Times New Roman"/>
+          <w:sz w:val="24"/>
+          <w:szCs w:val="24"/>
+        </w:rPr>
+        <w:t xml:space="preserve"> calls store.completeProjectTaskForSession, which marks the task done, records outcome and telemetry through recordWorkProjectTaskOutcome, and appends any learning passed to it; commit 40fde01). Two legs are specification-supported rather than shipped: (a) the ledger write at completion from facts confirmed during the session (completeProjectTaskForSession accepts a learning argument, but the finalize route passes outcome and telemetry only, so today the ledger is fed by the planning-time learning); and (b) verification of the project end-state from a frame at project completion (isProjectDone requires only that every task is done; the end-state is carried into the report). The independent claim 19 therefore recites the appending as "derived from the obtaining of the ordered plan of steps or from the guiding" (the first alternative is RTP) and the marking as "upon completion of the guiding" (RTP); the final limb "and the project end-state is shown satisfied" is constructive and is enabled at paragraph [0097]. If counsel prefers a strictly RTP independent claim, delete that final limb and move it to a dependent.</w:t>
       </w:r>
     </w:p>
     <w:p>
@@ -13247,7 +10750,7 @@
           <w:sz w:val="24"/>
           <w:szCs w:val="24"/>
         </w:rPr>
-        <w:t xml:space="preserve">Claim 10 (watch-loop tolerance). RTP. </w:t>
+        <w:t xml:space="preserve">Claim 20 (breakdown gate). RTP. </w:t>
       </w:r>
       <w:r>
         <w:rPr>
@@ -13255,15 +10758,15 @@
           <w:sz w:val="22"/>
           <w:szCs w:val="22"/>
         </w:rPr>
-        <w:t xml:space="preserve">store.js</w:t>
-      </w:r>
-      <w:r>
-        <w:rPr>
-          <w:rFonts w:ascii="Times New Roman" w:cs="Times New Roman" w:eastAsia="Times New Roman" w:hAnsi="Times New Roman"/>
-          <w:sz w:val="24"/>
-          <w:szCs w:val="24"/>
-        </w:rPr>
-        <w:t xml:space="preserve"> exports VISION_EMPTY_TOLERANCE (value 2), bumpVisionEmptyStreak and resetVisionEmptyStreak (per-session consecutive counter persisted on the work session); the </w:t>
+        <w:t xml:space="preserve">work_project_validate.js</w:t>
+      </w:r>
+      <w:r>
+        <w:rPr>
+          <w:rFonts w:ascii="Times New Roman" w:cs="Times New Roman" w:eastAsia="Times New Roman" w:hAnsi="Times New Roman"/>
+          <w:sz w:val="24"/>
+          <w:szCs w:val="24"/>
+        </w:rPr>
+        <w:t xml:space="preserve"> isRealTask, shouldBeProject (distinct real count at least two after normalized-label collapse), validateBreakdown (filler, duplicate, unknown dependency, cycle by three-color depth-first search with cycle members named, empty end-state; checks run in full) and softHintTooBig (advisory only, threshold twenty); both shouldBeProject and validateBreakdown are called by POST </w:t>
       </w:r>
       <w:r>
         <w:rPr>
@@ -13271,47 +10774,15 @@
           <w:sz w:val="22"/>
           <w:szCs w:val="22"/>
         </w:rPr>
-        <w:t xml:space="preserve">/api/work/sessions/:id/watch</w:t>
-      </w:r>
-      <w:r>
-        <w:rPr>
-          <w:rFonts w:ascii="Times New Roman" w:cs="Times New Roman" w:eastAsia="Times New Roman" w:hAnsi="Times New Roman"/>
-          <w:sz w:val="24"/>
-          <w:szCs w:val="24"/>
-        </w:rPr>
-        <w:t xml:space="preserve"> handler in </w:t>
-      </w:r>
-      <w:r>
-        <w:rPr>
-          <w:rFonts w:ascii="Consolas" w:cs="Consolas" w:eastAsia="Consolas" w:hAnsi="Consolas"/>
-          <w:sz w:val="22"/>
-          <w:szCs w:val="22"/>
-        </w:rPr>
-        <w:t xml:space="preserve">index.js</w:t>
-      </w:r>
-      <w:r>
-        <w:rPr>
-          <w:rFonts w:ascii="Times New Roman" w:cs="Times New Roman" w:eastAsia="Times New Roman" w:hAnsi="Times New Roman"/>
-          <w:sz w:val="24"/>
-          <w:szCs w:val="24"/>
-        </w:rPr>
-        <w:t xml:space="preserve"> computes escalateOk from the manual deep flag or the streak having reached the tolerance, passes the strong backup to work.workNavigate only when escalateOk is true, and bumps or resets the streak from whether the returned record has guidance or observation text; </w:t>
-      </w:r>
-      <w:r>
-        <w:rPr>
-          <w:rFonts w:ascii="Consolas" w:cs="Consolas" w:eastAsia="Consolas" w:hAnsi="Consolas"/>
-          <w:sz w:val="22"/>
-          <w:szCs w:val="22"/>
-        </w:rPr>
-        <w:t xml:space="preserve">work.js</w:t>
-      </w:r>
-      <w:r>
-        <w:rPr>
-          <w:rFonts w:ascii="Times New Roman" w:cs="Times New Roman" w:eastAsia="Times New Roman" w:hAnsi="Times New Roman"/>
-          <w:sz w:val="24"/>
-          <w:szCs w:val="24"/>
-        </w:rPr>
-        <w:t xml:space="preserve"> escalateVision performs the one-call re-submission and reports the escalation, which the handler meters and audits. The claim recites the consecutive-streak mechanism the code implements; the sliding window of paragraph [0110] is specification support only and is not claimed. The audit of every frame regardless of escalation is the existing appendWorkAudit call in the same handler.</w:t>
+        <w:t xml:space="preserve">/api/work/projects</w:t>
+      </w:r>
+      <w:r>
+        <w:rPr>
+          <w:rFonts w:ascii="Times New Roman" w:cs="Times New Roman" w:eastAsia="Times New Roman" w:hAnsi="Times New Roman"/>
+          <w:sz w:val="24"/>
+          <w:szCs w:val="24"/>
+        </w:rPr>
+        <w:t xml:space="preserve"> before store.createWorkProject, and a failing map returns the single-task fork with suggestedGoal.</w:t>
       </w:r>
     </w:p>
     <w:p>
@@ -13336,7 +10807,7 @@
           <w:sz w:val="24"/>
           <w:szCs w:val="24"/>
         </w:rPr>
-        <w:t xml:space="preserve">Claim 22, 28 and 29 (project engine). RTP for the map planner (</w:t>
+        <w:t xml:space="preserve">Paragraph [0101] (deepened planning) and paragraph [0079] (backbone directive). Specification support only; no claim recites them. The critique pass with the monotone acceptance rule is </w:t>
       </w:r>
       <w:r>
         <w:rPr>
@@ -13344,15 +10815,15 @@
           <w:sz w:val="22"/>
           <w:szCs w:val="22"/>
         </w:rPr>
-        <w:t xml:space="preserve">work_project_plan.js</w:t>
-      </w:r>
-      <w:r>
-        <w:rPr>
-          <w:rFonts w:ascii="Times New Roman" w:cs="Times New Roman" w:eastAsia="Times New Roman" w:hAnsi="Times New Roman"/>
-          <w:sz w:val="24"/>
-          <w:szCs w:val="24"/>
-        </w:rPr>
-        <w:t xml:space="preserve"> planProjectMap, invoked by POST </w:t>
+        <w:t xml:space="preserve">work.js</w:t>
+      </w:r>
+      <w:r>
+        <w:rPr>
+          <w:rFonts w:ascii="Times New Roman" w:cs="Times New Roman" w:eastAsia="Times New Roman" w:hAnsi="Times New Roman"/>
+          <w:sz w:val="24"/>
+          <w:szCs w:val="24"/>
+        </w:rPr>
+        <w:t xml:space="preserve"> workPlan (deepWorthy, PLAN_CRITIQUE_DIRECTIVE, acceptance only when the hardened plan is not a refusal and has at least as many steps as the draft; telemetry critiqued and deepened). The backbone directive is the shipped form of the serving-tier adaptation pass (</w:t>
       </w:r>
       <w:r>
         <w:rPr>
@@ -13360,102 +10831,6 @@
           <w:sz w:val="22"/>
           <w:szCs w:val="22"/>
         </w:rPr>
-        <w:t xml:space="preserve">/api/work/projects</w:t>
-      </w:r>
-      <w:r>
-        <w:rPr>
-          <w:rFonts w:ascii="Times New Roman" w:cs="Times New Roman" w:eastAsia="Times New Roman" w:hAnsi="Times New Roman"/>
-          <w:sz w:val="24"/>
-          <w:szCs w:val="24"/>
-        </w:rPr>
-        <w:t xml:space="preserve"> in </w:t>
-      </w:r>
-      <w:r>
-        <w:rPr>
-          <w:rFonts w:ascii="Consolas" w:cs="Consolas" w:eastAsia="Consolas" w:hAnsi="Consolas"/>
-          <w:sz w:val="22"/>
-          <w:szCs w:val="22"/>
-        </w:rPr>
-        <w:t xml:space="preserve">work_project_routes.js</w:t>
-      </w:r>
-      <w:r>
-        <w:rPr>
-          <w:rFonts w:ascii="Times New Roman" w:cs="Times New Roman" w:eastAsia="Times New Roman" w:hAnsi="Times New Roman"/>
-          <w:sz w:val="24"/>
-          <w:szCs w:val="24"/>
-        </w:rPr>
-        <w:t xml:space="preserve">), the task-descriptor model and state machine (</w:t>
-      </w:r>
-      <w:r>
-        <w:rPr>
-          <w:rFonts w:ascii="Consolas" w:cs="Consolas" w:eastAsia="Consolas" w:hAnsi="Consolas"/>
-          <w:sz w:val="22"/>
-          <w:szCs w:val="22"/>
-        </w:rPr>
-        <w:t xml:space="preserve">work_project.js</w:t>
-      </w:r>
-      <w:r>
-        <w:rPr>
-          <w:rFonts w:ascii="Times New Roman" w:cs="Times New Roman" w:eastAsia="Times New Roman" w:hAnsi="Times New Roman"/>
-          <w:sz w:val="24"/>
-          <w:szCs w:val="24"/>
-        </w:rPr>
-        <w:t xml:space="preserve"> newProject, newTask, canTransitionTask, dependenciesMet, nextActionableTask, availableTasks, isProjectDone, deriveProjectState, appendLearning), the store (</w:t>
-      </w:r>
-      <w:r>
-        <w:rPr>
-          <w:rFonts w:ascii="Consolas" w:cs="Consolas" w:eastAsia="Consolas" w:hAnsi="Consolas"/>
-          <w:sz w:val="22"/>
-          <w:szCs w:val="22"/>
-        </w:rPr>
-        <w:t xml:space="preserve">store.js</w:t>
-      </w:r>
-      <w:r>
-        <w:rPr>
-          <w:rFonts w:ascii="Times New Roman" w:cs="Times New Roman" w:eastAsia="Times New Roman" w:hAnsi="Times New Roman"/>
-          <w:sz w:val="24"/>
-          <w:szCs w:val="24"/>
-        </w:rPr>
-        <w:t xml:space="preserve"> createWorkProject with index-to-identifier dependency remapping, setWorkProjectTaskState, linkWorkProjectTaskSession, nextWorkProjectTask, availableWorkProjectTasks), the just-in-time expansion seeded from the ledger (POST </w:t>
-      </w:r>
-      <w:r>
-        <w:rPr>
-          <w:rFonts w:ascii="Consolas" w:cs="Consolas" w:eastAsia="Consolas" w:hAnsi="Consolas"/>
-          <w:sz w:val="22"/>
-          <w:szCs w:val="22"/>
-        </w:rPr>
-        <w:t xml:space="preserve">/api/work/projects/:id/tasks/:taskId/expand</w:t>
-      </w:r>
-      <w:r>
-        <w:rPr>
-          <w:rFonts w:ascii="Times New Roman" w:cs="Times New Roman" w:eastAsia="Times New Roman" w:hAnsi="Times New Roman"/>
-          <w:sz w:val="24"/>
-          <w:szCs w:val="24"/>
-        </w:rPr>
-        <w:t xml:space="preserve">, which renders the ledger into the planning prompt and reuses work.workPlan, then creates and links the guided session), the ledger write at expansion (the same route appends plan.learning through store.appendWorkProjectLearning), and task completion (</w:t>
-      </w:r>
-      <w:r>
-        <w:rPr>
-          <w:rFonts w:ascii="Consolas" w:cs="Consolas" w:eastAsia="Consolas" w:hAnsi="Consolas"/>
-          <w:sz w:val="22"/>
-          <w:szCs w:val="22"/>
-        </w:rPr>
-        <w:t xml:space="preserve">/api/work/sessions/:id/finalize</w:t>
-      </w:r>
-      <w:r>
-        <w:rPr>
-          <w:rFonts w:ascii="Times New Roman" w:cs="Times New Roman" w:eastAsia="Times New Roman" w:hAnsi="Times New Roman"/>
-          <w:sz w:val="24"/>
-          <w:szCs w:val="24"/>
-        </w:rPr>
-        <w:t xml:space="preserve"> in </w:t>
-      </w:r>
-      <w:r>
-        <w:rPr>
-          <w:rFonts w:ascii="Consolas" w:cs="Consolas" w:eastAsia="Consolas" w:hAnsi="Consolas"/>
-          <w:sz w:val="22"/>
-          <w:szCs w:val="22"/>
-        </w:rPr>
         <w:t xml:space="preserve">index.js</w:t>
       </w:r>
       <w:r>
@@ -13464,7 +10839,7 @@
           <w:sz w:val="24"/>
           <w:szCs w:val="24"/>
         </w:rPr>
-        <w:t xml:space="preserve"> calls store.completeProjectTaskForSession, which marks the task done, records outcome and telemetry through recordWorkProjectTaskOutcome, and appends any learning passed to it; commit 40fde01). Two legs are specification-supported rather than shipped: (a) the ledger write at completion from facts confirmed during the session (completeProjectTaskForSession accepts a learning argument, but the finalize route passes outcome and telemetry only, so today the ledger is fed by the planning-time learning); and (b) verification of the project end-state from a frame at project completion (isProjectDone requires only that every task is done; the end-state is carried into the report). The independent claims therefore recite the appending as "derived from the obtaining of the ordered plan of steps or from the guiding" (the first alternative is RTP) and the marking as "upon completion of the guiding" (RTP); the final limb "and the project end-state is shown satisfied" is constructive and is enabled at paragraph [0097]. If counsel prefers a strictly RTP independent claim, delete that final limb and move it to a dependent.</w:t>
+        <w:t xml:space="preserve"> /plan with work.pickWorkflowTemplate; commit dbc7efa), which is why Appendix claim A1 now recites the backbone directive as an alternative form of the adaptation pass.</w:t>
       </w:r>
     </w:p>
     <w:p>
@@ -13489,7 +10864,7 @@
           <w:sz w:val="24"/>
           <w:szCs w:val="24"/>
         </w:rPr>
-        <w:t xml:space="preserve">Claim 23 (breakdown gate). RTP. </w:t>
+        <w:t xml:space="preserve">Removed claims (continuation or divisional candidates). The 2026-10-28 trim removed nine claims whose subject matter the specification and drawings still support, so each remains available for a later continuation or divisional: the former claim 2 (observation-and-flag corrective refinement, specification [0037] to [0038]); the former claim 10 (watch-loop transient-unreadable-frame tolerance, RTP, specification [0108] to [0111], FIG. 13); the former claim 12 (streaming rehydration, constructive, specification [0052]); and the former claims 24 to 29 of the project engine, namely mid-project task injection (RTP, </w:t>
       </w:r>
       <w:r>
         <w:rPr>
@@ -13497,15 +10872,15 @@
           <w:sz w:val="22"/>
           <w:szCs w:val="22"/>
         </w:rPr>
-        <w:t xml:space="preserve">work_project_validate.js</w:t>
-      </w:r>
-      <w:r>
-        <w:rPr>
-          <w:rFonts w:ascii="Times New Roman" w:cs="Times New Roman" w:eastAsia="Times New Roman" w:hAnsi="Times New Roman"/>
-          <w:sz w:val="24"/>
-          <w:szCs w:val="24"/>
-        </w:rPr>
-        <w:t xml:space="preserve"> isRealTask, shouldBeProject (distinct real count at least two after normalized-label collapse), validateBreakdown (filler, duplicate, unknown dependency, cycle by three-color depth-first search with cycle members named, empty end-state; checks run in full) and softHintTooBig (advisory only, threshold twenty); both shouldBeProject and validateBreakdown are called by POST </w:t>
+        <w:t xml:space="preserve">work_project_inject.js</w:t>
+      </w:r>
+      <w:r>
+        <w:rPr>
+          <w:rFonts w:ascii="Times New Roman" w:cs="Times New Roman" w:eastAsia="Times New Roman" w:hAnsi="Times New Roman"/>
+          <w:sz w:val="24"/>
+          <w:szCs w:val="24"/>
+        </w:rPr>
+        <w:t xml:space="preserve">, specification [0105] to [0107], FIG. 12), done-state as task-level verification target (constructive, specification [0094] to [0095]), project reports (RTP, </w:t>
       </w:r>
       <w:r>
         <w:rPr>
@@ -13513,145 +10888,6 @@
           <w:sz w:val="22"/>
           <w:szCs w:val="22"/>
         </w:rPr>
-        <w:t xml:space="preserve">/api/work/projects</w:t>
-      </w:r>
-      <w:r>
-        <w:rPr>
-          <w:rFonts w:ascii="Times New Roman" w:cs="Times New Roman" w:eastAsia="Times New Roman" w:hAnsi="Times New Roman"/>
-          <w:sz w:val="24"/>
-          <w:szCs w:val="24"/>
-        </w:rPr>
-        <w:t xml:space="preserve"> before store.createWorkProject, and a failing map returns the single-task fork with suggestedGoal.</w:t>
-      </w:r>
-    </w:p>
-    <w:p>
-      <w:pPr>
-        <w:tabs>
-          <w:tab w:val="left" w:pos="540"/>
-        </w:tabs>
-        <w:spacing w:after="80" w:line="264"/>
-        <w:ind w:left="540" w:hanging="540"/>
-      </w:pPr>
-      <w:r>
-        <w:rPr>
-          <w:rFonts w:ascii="Times New Roman" w:cs="Times New Roman" w:eastAsia="Times New Roman" w:hAnsi="Times New Roman"/>
-          <w:sz w:val="24"/>
-          <w:szCs w:val="24"/>
-        </w:rPr>
-        <w:t xml:space="preserve">10.	</w:t>
-      </w:r>
-      <w:r>
-        <w:rPr>
-          <w:rFonts w:ascii="Times New Roman" w:cs="Times New Roman" w:eastAsia="Times New Roman" w:hAnsi="Times New Roman"/>
-          <w:sz w:val="24"/>
-          <w:szCs w:val="24"/>
-        </w:rPr>
-        <w:t xml:space="preserve">Claim 24 (mid-project injection). RTP. </w:t>
-      </w:r>
-      <w:r>
-        <w:rPr>
-          <w:rFonts w:ascii="Consolas" w:cs="Consolas" w:eastAsia="Consolas" w:hAnsi="Consolas"/>
-          <w:sz w:val="22"/>
-          <w:szCs w:val="22"/>
-        </w:rPr>
-        <w:t xml:space="preserve">work_project_inject.js</w:t>
-      </w:r>
-      <w:r>
-        <w:rPr>
-          <w:rFonts w:ascii="Times New Roman" w:cs="Times New Roman" w:eastAsia="Times New Roman" w:hAnsi="Times New Roman"/>
-          <w:sz w:val="24"/>
-          <w:szCs w:val="24"/>
-        </w:rPr>
-        <w:t xml:space="preserve"> tokenize, jaccard, findSimilarTask (threshold 0.6 against the better of goal and title) and placeInjectedTask (before-blocker with carried upstream dependencies and the blocker gated on the new task; after the latest named dependency; frontier append; cycle probe by depth-first search with fallback to append and cycleAvoided notice; orders renumbered; inputs not mutated); </w:t>
-      </w:r>
-      <w:r>
-        <w:rPr>
-          <w:rFonts w:ascii="Consolas" w:cs="Consolas" w:eastAsia="Consolas" w:hAnsi="Consolas"/>
-          <w:sz w:val="22"/>
-          <w:szCs w:val="22"/>
-        </w:rPr>
-        <w:t xml:space="preserve">store.js</w:t>
-      </w:r>
-      <w:r>
-        <w:rPr>
-          <w:rFonts w:ascii="Times New Roman" w:cs="Times New Roman" w:eastAsia="Times New Roman" w:hAnsi="Times New Roman"/>
-          <w:sz w:val="24"/>
-          <w:szCs w:val="24"/>
-        </w:rPr>
-        <w:t xml:space="preserve"> injectWorkProjectTask calls both and persists; route POST </w:t>
-      </w:r>
-      <w:r>
-        <w:rPr>
-          <w:rFonts w:ascii="Consolas" w:cs="Consolas" w:eastAsia="Consolas" w:hAnsi="Consolas"/>
-          <w:sz w:val="22"/>
-          <w:szCs w:val="22"/>
-        </w:rPr>
-        <w:t xml:space="preserve">/api/work/projects/:id/inject</w:t>
-      </w:r>
-      <w:r>
-        <w:rPr>
-          <w:rFonts w:ascii="Times New Roman" w:cs="Times New Roman" w:eastAsia="Times New Roman" w:hAnsi="Times New Roman"/>
-          <w:sz w:val="24"/>
-          <w:szCs w:val="24"/>
-        </w:rPr>
-        <w:t xml:space="preserve">. The claim's "presented to the human performer" reads on the route returning the placed descriptor with its notice to the client.</w:t>
-      </w:r>
-    </w:p>
-    <w:p>
-      <w:pPr>
-        <w:tabs>
-          <w:tab w:val="left" w:pos="540"/>
-        </w:tabs>
-        <w:spacing w:after="80" w:line="264"/>
-        <w:ind w:left="540" w:hanging="540"/>
-      </w:pPr>
-      <w:r>
-        <w:rPr>
-          <w:rFonts w:ascii="Times New Roman" w:cs="Times New Roman" w:eastAsia="Times New Roman" w:hAnsi="Times New Roman"/>
-          <w:sz w:val="24"/>
-          <w:szCs w:val="24"/>
-        </w:rPr>
-        <w:t xml:space="preserve">11.	</w:t>
-      </w:r>
-      <w:r>
-        <w:rPr>
-          <w:rFonts w:ascii="Times New Roman" w:cs="Times New Roman" w:eastAsia="Times New Roman" w:hAnsi="Times New Roman"/>
-          <w:sz w:val="24"/>
-          <w:szCs w:val="24"/>
-        </w:rPr>
-        <w:t xml:space="preserve">Claim 25 (done-state as verification target). Constructive. The expand route creates the guided session from the task goal and does not pass the done-state to work.workNavigate; the second ledger write path (facts confirmed during the session, including the discrepancy indication) is enabled at paragraph [0095] and supported by completeProjectTaskForSession accepting a learning argument, but no route passes one today. The inventor confirms conception before signing; implement before filing if an RTP dependent is preferred.</w:t>
-      </w:r>
-    </w:p>
-    <w:p>
-      <w:pPr>
-        <w:tabs>
-          <w:tab w:val="left" w:pos="540"/>
-        </w:tabs>
-        <w:spacing w:after="80" w:line="264"/>
-        <w:ind w:left="540" w:hanging="540"/>
-      </w:pPr>
-      <w:r>
-        <w:rPr>
-          <w:rFonts w:ascii="Times New Roman" w:cs="Times New Roman" w:eastAsia="Times New Roman" w:hAnsi="Times New Roman"/>
-          <w:sz w:val="24"/>
-          <w:szCs w:val="24"/>
-        </w:rPr>
-        <w:t xml:space="preserve">12.	</w:t>
-      </w:r>
-      <w:r>
-        <w:rPr>
-          <w:rFonts w:ascii="Times New Roman" w:cs="Times New Roman" w:eastAsia="Times New Roman" w:hAnsi="Times New Roman"/>
-          <w:sz w:val="24"/>
-          <w:szCs w:val="24"/>
-        </w:rPr>
-        <w:t xml:space="preserve">Claim 26 (project reports). RTP. </w:t>
-      </w:r>
-      <w:r>
-        <w:rPr>
-          <w:rFonts w:ascii="Consolas" w:cs="Consolas" w:eastAsia="Consolas" w:hAnsi="Consolas"/>
-          <w:sz w:val="22"/>
-          <w:szCs w:val="22"/>
-        </w:rPr>
         <w:t xml:space="preserve">work_project_report.js</w:t>
       </w:r>
       <w:r>
@@ -13660,153 +10896,7 @@
           <w:sz w:val="24"/>
           <w:szCs w:val="24"/>
         </w:rPr>
-        <w:t xml:space="preserve"> buildProjectReport produces the success, security and issues kinds from the project and its task sessions (done steps with their validate text under the end-state and checks; destructive steps with destructiveWhy and flag events; incomplete tasks with flags); route POST </w:t>
-      </w:r>
-      <w:r>
-        <w:rPr>
-          <w:rFonts w:ascii="Consolas" w:cs="Consolas" w:eastAsia="Consolas" w:hAnsi="Consolas"/>
-          <w:sz w:val="22"/>
-          <w:szCs w:val="22"/>
-        </w:rPr>
-        <w:t xml:space="preserve">/api/work/projects/:id/report</w:t>
-      </w:r>
-      <w:r>
-        <w:rPr>
-          <w:rFonts w:ascii="Times New Roman" w:cs="Times New Roman" w:eastAsia="Times New Roman" w:hAnsi="Times New Roman"/>
-          <w:sz w:val="24"/>
-          <w:szCs w:val="24"/>
-        </w:rPr>
-        <w:t xml:space="preserve">. Rendering in the unified report style and the evidence-setting gate follow the existing session-report path and are confirmed by inspection of that path rather than of this module.</w:t>
-      </w:r>
-    </w:p>
-    <w:p>
-      <w:pPr>
-        <w:tabs>
-          <w:tab w:val="left" w:pos="540"/>
-        </w:tabs>
-        <w:spacing w:after="80" w:line="264"/>
-        <w:ind w:left="540" w:hanging="540"/>
-      </w:pPr>
-      <w:r>
-        <w:rPr>
-          <w:rFonts w:ascii="Times New Roman" w:cs="Times New Roman" w:eastAsia="Times New Roman" w:hAnsi="Times New Roman"/>
-          <w:sz w:val="24"/>
-          <w:szCs w:val="24"/>
-        </w:rPr>
-        <w:t xml:space="preserve">13.	</w:t>
-      </w:r>
-      <w:r>
-        <w:rPr>
-          <w:rFonts w:ascii="Times New Roman" w:cs="Times New Roman" w:eastAsia="Times New Roman" w:hAnsi="Times New Roman"/>
-          <w:sz w:val="24"/>
-          <w:szCs w:val="24"/>
-        </w:rPr>
-        <w:t xml:space="preserve">Claim 27 (guidance depth). RTP. </w:t>
-      </w:r>
-      <w:r>
-        <w:rPr>
-          <w:rFonts w:ascii="Consolas" w:cs="Consolas" w:eastAsia="Consolas" w:hAnsi="Consolas"/>
-          <w:sz w:val="22"/>
-          <w:szCs w:val="22"/>
-        </w:rPr>
-        <w:t xml:space="preserve">guidance_depth.js</w:t>
-      </w:r>
-      <w:r>
-        <w:rPr>
-          <w:rFonts w:ascii="Times New Roman" w:cs="Times New Roman" w:eastAsia="Times New Roman" w:hAnsi="Times New Roman"/>
-          <w:sz w:val="24"/>
-          <w:szCs w:val="24"/>
-        </w:rPr>
-        <w:t xml:space="preserve"> normalizeDepth, clampDepth, resolveGuidanceDepth (company member: pool depth clamped to the company ceiling, unset pool defaults to the ceiling; individual: premium is deep) and canUseProjects; </w:t>
-      </w:r>
-      <w:r>
-        <w:rPr>
-          <w:rFonts w:ascii="Consolas" w:cs="Consolas" w:eastAsia="Consolas" w:hAnsi="Consolas"/>
-          <w:sz w:val="22"/>
-          <w:szCs w:val="22"/>
-        </w:rPr>
-        <w:t xml:space="preserve">store.js</w:t>
-      </w:r>
-      <w:r>
-        <w:rPr>
-          <w:rFonts w:ascii="Times New Roman" w:cs="Times New Roman" w:eastAsia="Times New Roman" w:hAnsi="Times New Roman"/>
-          <w:sz w:val="24"/>
-          <w:szCs w:val="24"/>
-        </w:rPr>
-        <w:t xml:space="preserve"> effectiveGuidanceDepth, setCompanyGuidanceDepth, setCompanyPoolDepth and canUseWorkProjects; every project route is gated by denyIfNotDeep in </w:t>
-      </w:r>
-      <w:r>
-        <w:rPr>
-          <w:rFonts w:ascii="Consolas" w:cs="Consolas" w:eastAsia="Consolas" w:hAnsi="Consolas"/>
-          <w:sz w:val="22"/>
-          <w:szCs w:val="22"/>
-        </w:rPr>
-        <w:t xml:space="preserve">work_project_routes.js</w:t>
-      </w:r>
-      <w:r>
-        <w:rPr>
-          <w:rFonts w:ascii="Times New Roman" w:cs="Times New Roman" w:eastAsia="Times New Roman" w:hAnsi="Times New Roman"/>
-          <w:sz w:val="24"/>
-          <w:szCs w:val="24"/>
-        </w:rPr>
-        <w:t xml:space="preserve">, which returns the upgrade-or-shorten response. Weak on its own (entitlement clamping is routine); kept as a dependent only, per the candidates review.</w:t>
-      </w:r>
-    </w:p>
-    <w:p>
-      <w:pPr>
-        <w:tabs>
-          <w:tab w:val="left" w:pos="540"/>
-        </w:tabs>
-        <w:spacing w:after="80" w:line="264"/>
-        <w:ind w:left="540" w:hanging="540"/>
-      </w:pPr>
-      <w:r>
-        <w:rPr>
-          <w:rFonts w:ascii="Times New Roman" w:cs="Times New Roman" w:eastAsia="Times New Roman" w:hAnsi="Times New Roman"/>
-          <w:sz w:val="24"/>
-          <w:szCs w:val="24"/>
-        </w:rPr>
-        <w:t xml:space="preserve">14.	</w:t>
-      </w:r>
-      <w:r>
-        <w:rPr>
-          <w:rFonts w:ascii="Times New Roman" w:cs="Times New Roman" w:eastAsia="Times New Roman" w:hAnsi="Times New Roman"/>
-          <w:sz w:val="24"/>
-          <w:szCs w:val="24"/>
-        </w:rPr>
-        <w:t xml:space="preserve">Paragraph [0101] (deepened planning) and paragraph [0079] (backbone directive). Specification support only; no claim recites them. The critique pass with the monotone acceptance rule is </w:t>
-      </w:r>
-      <w:r>
-        <w:rPr>
-          <w:rFonts w:ascii="Consolas" w:cs="Consolas" w:eastAsia="Consolas" w:hAnsi="Consolas"/>
-          <w:sz w:val="22"/>
-          <w:szCs w:val="22"/>
-        </w:rPr>
-        <w:t xml:space="preserve">work.js</w:t>
-      </w:r>
-      <w:r>
-        <w:rPr>
-          <w:rFonts w:ascii="Times New Roman" w:cs="Times New Roman" w:eastAsia="Times New Roman" w:hAnsi="Times New Roman"/>
-          <w:sz w:val="24"/>
-          <w:szCs w:val="24"/>
-        </w:rPr>
-        <w:t xml:space="preserve"> workPlan (deepWorthy, PLAN_CRITIQUE_DIRECTIVE, acceptance only when the hardened plan is not a refusal and has at least as many steps as the draft; telemetry critiqued and deepened). The backbone directive is the shipped form of the serving-tier adaptation pass (</w:t>
-      </w:r>
-      <w:r>
-        <w:rPr>
-          <w:rFonts w:ascii="Consolas" w:cs="Consolas" w:eastAsia="Consolas" w:hAnsi="Consolas"/>
-          <w:sz w:val="22"/>
-          <w:szCs w:val="22"/>
-        </w:rPr>
-        <w:t xml:space="preserve">index.js</w:t>
-      </w:r>
-      <w:r>
-        <w:rPr>
-          <w:rFonts w:ascii="Times New Roman" w:cs="Times New Roman" w:eastAsia="Times New Roman" w:hAnsi="Times New Roman"/>
-          <w:sz w:val="24"/>
-          <w:szCs w:val="24"/>
-        </w:rPr>
-        <w:t xml:space="preserve"> /plan with work.pickWorkflowTemplate; commit dbc7efa), which is why Appendix claim A1 now recites the backbone directive as an alternative form of the adaptation pass.</w:t>
+        <w:t xml:space="preserve">, specification [0098]), the guidance-depth entitlement (RTP but graded weakest and §101-exposed, specification [0100]), and the system and medium parallels of the project-engine method (specification [0090] to [0097], module names at [0091] to [0096]). The project-engine removals are noted in Appendix A as continuation or divisional candidates. The deposited specification retains every supporting paragraph and figure, so no new matter is needed to present any of these claims later.</w:t>
       </w:r>
     </w:p>
     <w:sectPr>
